--- a/manuscript/manuscript.docx
+++ b/manuscript/manuscript.docx
@@ -7,7 +7,7 @@
         <w:pStyle w:val="Title"/>
       </w:pPr>
       <w:r>
-        <w:t xml:space="preserve">Nitrogen’s form determines its fate in the North Pacific Subtropical Gyre during PARAGON I</w:t>
+        <w:t xml:space="preserve">Nitrogen’s form determines its fate in the North Pacific Subtropical Gyre</w:t>
       </w:r>
     </w:p>
     <w:p>
@@ -15,31 +15,7 @@
         <w:pStyle w:val="Author"/>
       </w:pPr>
       <w:r>
-        <w:t xml:space="preserve">William Kumler</w:t>
-      </w:r>
-    </w:p>
-    <w:p>
-      <w:pPr>
-        <w:pStyle w:val="Author"/>
-      </w:pPr>
-      <w:r>
-        <w:t xml:space="preserve">Laura T. Carlson</w:t>
-      </w:r>
-    </w:p>
-    <w:p>
-      <w:pPr>
-        <w:pStyle w:val="Author"/>
-      </w:pPr>
-      <w:r>
-        <w:t xml:space="preserve">Anitra E. Ingalls</w:t>
-      </w:r>
-    </w:p>
-    <w:p>
-      <w:pPr>
-        <w:pStyle w:val="Author"/>
-      </w:pPr>
-      <w:r>
-        <w:t xml:space="preserve">Other SCOPE collaborators</w:t>
+        <w:t xml:space="preserve">William Kumler, Laura T. Carlson, Rhea K. Foreman, Eric Grabowski, Fernanda Henderikx Freitas, Fuyan Li, Matthew J. Church, Ed F. DeLong, Angelicque E. White, David M. Karl, Anitra E. Ingalls</w:t>
       </w:r>
     </w:p>
     <w:bookmarkStart w:id="20" w:name="abstract"/>
@@ -56,11 +32,11 @@
         <w:pStyle w:val="FirstParagraph"/>
       </w:pPr>
       <w:r>
-        <w:t xml:space="preserve">Nitrogen availability controls productivity in much of the surface ocean and the form of this nitrogen controls who it is available to and how it is used. Here, we explored how four different forms of nitrogen (ammonia, nitrate, arginine, and guanosine monophosphate) were taken up and transformed in the North Pacific Subtropical Gyre using stable isotope labeling metabolomics. We repeated these experiments both at the surface and at the base of the euphotic zone as well as in the morning and evening. We found that ammonia is converted into glutamate in less than 20 minutes and results in labeling throughout the metabolome, though osmolytes like betaines had slow turnover rates. This process was slower at depth but largely independent of time of day. Nitrate amendments resulted in the labeling of only a small subset of molecules such as mycosporine-like amino acids, whose incorporation patterns suggest that this form of nitrogen was available to a subset of the community, likely eukaryotes. The two organic nitrogen amendments labeled the metabolome more slowly than the inorganic forms of nitrogen and showed similar usage at depth and at the surface, hinting at the major role that heterotrophic bacteria likely play in their uptake and use. A large fraction of the organic nitrogen added was remineralized into ammonia and used as glutamate rather than as intact substrates, though labeled arginine was incorporated into proteins directly. These measurements reveal the forms and fluxes of organic nitrogen in the natural environment to provide constraints on biogeochemical models and better characterize the transformations between organic and inorganic nitrogen.</w:t>
+        <w:t xml:space="preserve">Nitrogen availability controls productivity in much of the surface ocean and the form of this nitrogen controls who it is available to and how it is used. Here, we explored how four different forms of nitrogen (ammonia, nitrate, arginine, and guanosine monophosphate) were taken up and transformed in the North Pacific Subtropical Gyre using stable isotope labeling metabolomics. We repeated these experiments both at the surface and at the base of the euphotic zone as well as in the morning and evening. We found that ammonia is converted into glutamate in less than 20 minutes and results in labeling throughout the metabolome after 24 hours, though osmolytes like betaines had slow turnover rates. Nitrate amendments resulted in the labeling of only a small subset of molecules such as mycosporine-like amino acids (MAAs), whose incorporation patterns suggest that this form of nitrogen was available to a subset of the community, likely eukaryotes. The two organic nitrogen amendments labeled the metabolome more slowly than the inorganic forms of nitrogen and showed similar usage at 25 meters and 175 meters, hinting at the major role that heterotrophic bacteria play in cycling organic matter. The organic nitrogen added was mostly converted into glutamate after 24 hours rather than used as intact substrates, though labeled arginine was incorporated into protein directly and we were able to trace the carbon backbone from both arginine and GMP into several additional metabolites. We also show that nitrogen assimilation and use was largely the same between morning and evening with the exception of UV-sensitive compounds such as MAAs. These measurements reveal the forms and fluxes of nitrogen in the natural environment and provide constraints on biogeochemical models that require characterizing the transformations between organic and inorganic nitrogen.</w:t>
       </w:r>
     </w:p>
     <w:bookmarkEnd w:id="20"/>
-    <w:bookmarkStart w:id="23" w:name="introduction"/>
+    <w:bookmarkStart w:id="21" w:name="introduction"/>
     <w:p>
       <w:pPr>
         <w:pStyle w:val="Heading1"/>
@@ -74,22 +50,39 @@
         <w:pStyle w:val="FirstParagraph"/>
       </w:pPr>
       <w:r>
-        <w:t xml:space="preserve">Marine carbon is fixed into biomass very quickly. In most of the surface ocean this flux is controlled by the availability of nitrogen, an element with a complex and incompletely characterized biogeochemical cycle</w:t>
-      </w:r>
-      <w:r>
-        <w:t xml:space="preserve"> </w:t>
-      </w:r>
-      <w:r>
-        <w:t xml:space="preserve">[@Capone2008; @Moore2013; @Hutchins2022]</w:t>
-      </w:r>
-      <w:r>
-        <w:t xml:space="preserve">. Organic nitrogen in particular is often treated as a black box despite substantial variability in its bioavailability and chemical nature. While extensive work has been done to characterize the forms and fluxes of nitrogen within the inorganic pool, the equivalent for the organic pool is woefully underdeveloped</w:t>
-      </w:r>
-      <w:r>
-        <w:t xml:space="preserve"> </w:t>
-      </w:r>
-      <w:r>
-        <w:t xml:space="preserve">[@ref, prob NME2008 or Hansell2024, maybe @Hutchins2022 for visual?]</w:t>
+        <w:t xml:space="preserve">In most of the surface ocean the flux of carbon is controlled by the availability of nitrogen, an element with a complex and incompletely characterized biogeochemical cycle</w:t>
+      </w:r>
+      <w:r>
+        <w:t xml:space="preserve"> </w:t>
+      </w:r>
+      <w:r>
+        <w:t xml:space="preserve">[@Bronk2008; @Moore2013; @Hutchins2022]</w:t>
+      </w:r>
+      <w:r>
+        <w:t xml:space="preserve">. Organic nitrogen in particular is often treated as a black box despite substantial variability in its bioavailability and chemical nature. Turnover times for labile organic compounds like urea and amino acids can be orders of magnitude shorter than high molecular weight DON</w:t>
+      </w:r>
+      <w:r>
+        <w:t xml:space="preserve"> </w:t>
+      </w:r>
+      <w:r>
+        <w:t xml:space="preserve">[@Aluwihare2005; @Bronk2024]</w:t>
+      </w:r>
+      <w:r>
+        <w:t xml:space="preserve">. Additionally, the availability of the precious nitrogen atom is determined not only by the form of the organic material it composes but also the environment in which it’s found.</w:t>
+      </w:r>
+    </w:p>
+    <w:p>
+      <w:pPr>
+        <w:pStyle w:val="BodyText"/>
+      </w:pPr>
+      <w:r>
+        <w:t xml:space="preserve">While extensive work has been done to characterize the forms and fluxes of nitrogen within the inorganic pool, the equivalent for the organic pool is woefully underdeveloped</w:t>
+      </w:r>
+      <w:r>
+        <w:t xml:space="preserve"> </w:t>
+      </w:r>
+      <w:r>
+        <w:t xml:space="preserve">[@Zehr2011; @NME]</w:t>
       </w:r>
       <w:r>
         <w:t xml:space="preserve">. This is largely due to the difficulty of comprehensively measuring the many organic molecules that contain nitrogen in the marine environment</w:t>
@@ -101,7 +94,16 @@
         <w:t xml:space="preserve">[@Boysen2018; @Moran2022]</w:t>
       </w:r>
       <w:r>
-        <w:t xml:space="preserve">. The bioavailability of the nitrogen atom is in the environment is largely determined by the form of the organic material it composes.</w:t>
+        <w:t xml:space="preserve">. Recently, however, we have improved our understanding of community composition via genomics and transcriptomics and made progress in our ability to characterize organic matter via proteomics and metabolomics. These advancements, paired with the increased availability of pure and isotope-labeled substrates, mean that we can now apply metabolically resolved isotope tracing to resolve how organic nitrogen is transformed in the marketplace of metabolites that power the surface ocean</w:t>
+      </w:r>
+      <w:r>
+        <w:t xml:space="preserve"> </w:t>
+      </w:r>
+      <w:r>
+        <w:t xml:space="preserve">[@Heal2021; @McParland2021; @Moran2022]</w:t>
+      </w:r>
+      <w:r>
+        <w:t xml:space="preserve">.</w:t>
       </w:r>
     </w:p>
     <w:p>
@@ -109,28 +111,34 @@
         <w:pStyle w:val="BodyText"/>
       </w:pPr>
       <w:r>
-        <w:t xml:space="preserve">The mechanisms by which dissolved nitrogen becomes biomass and vice versa are major factors in our ability to predict ecosystem productivity and therefore carbon fixation and export. Traditionally, the conversion of inorganic material into organic substrate was thought to be limited to autotrophs while remineralization was performed by the heterotrophic community. Today, it’s known that many photosynthetic organisms are able to take up and use organic nitrogen</w:t>
-      </w:r>
-      <w:r>
-        <w:t xml:space="preserve"> </w:t>
-      </w:r>
-      <w:r>
-        <w:t xml:space="preserve">[@Anita1991; @Morando2018; @Hugo2021]</w:t>
-      </w:r>
-      <w:r>
-        <w:t xml:space="preserve"> </w:t>
-      </w:r>
-      <w:r>
-        <w:t xml:space="preserve">and that only a select subset of phototrophs are capable of nitrate reduction or nitrogen fixation</w:t>
-      </w:r>
-      <w:r>
-        <w:t xml:space="preserve"> </w:t>
-      </w:r>
-      <w:r>
-        <w:t xml:space="preserve">[@ref]</w:t>
-      </w:r>
-      <w:r>
-        <w:t xml:space="preserve">, while inorganic nitrogen is directly accessible to heterotrophs as well. This means that the transformations possible for a given N-containing compound are a function of the microbial community and its environment while the microbial community is in turn also expected to be a function of the N-containing molecules available. This creates a recursive network that’s difficult to untangle and cannot necessarily be extrapolated from axenic culture studies.</w:t>
+        <w:t xml:space="preserve">Nitrogen assimilation is a well-documented process in the ocean after decades of research and demonstrates how biochemistry derived from non-marine organisms can be applied to the ocean</w:t>
+      </w:r>
+      <w:r>
+        <w:t xml:space="preserve"> </w:t>
+      </w:r>
+      <w:r>
+        <w:t xml:space="preserve">[@Mulholland2008]</w:t>
+      </w:r>
+      <w:r>
+        <w:t xml:space="preserve">. Central to the process is ammonia, which can be directly taken up from the environment by all organisms and combined with glutamate. This forms glutamine, which is then combined with alpha-ketoglutarate to form two glutamate molecules that can then be used as a nitrogen source throughout the cell</w:t>
+      </w:r>
+      <w:r>
+        <w:t xml:space="preserve"> </w:t>
+      </w:r>
+      <w:r>
+        <w:t xml:space="preserve">[@Walker2016]</w:t>
+      </w:r>
+      <w:r>
+        <w:t xml:space="preserve">. Nitrate, on the other hand, must first be reduced to ammonia in an energetically expensive process that some organisms have stripped from their genomes</w:t>
+      </w:r>
+      <w:r>
+        <w:t xml:space="preserve"> </w:t>
+      </w:r>
+      <w:r>
+        <w:t xml:space="preserve">[@Partensky2010; @Zehr2011]</w:t>
+      </w:r>
+      <w:r>
+        <w:t xml:space="preserve">.</w:t>
       </w:r>
     </w:p>
     <w:p>
@@ -138,250 +146,46 @@
         <w:pStyle w:val="BodyText"/>
       </w:pPr>
       <w:r>
-        <w:t xml:space="preserve">One way to reveal the pathways and transformations that marine N undergoes in a natural community is via 15N labeling paired with metabolomics. Metabolites that incorporate the labeled nitrogen can then be separated on the mass spectrometer and quantified separately from the unlabeled pool. Here, we trace the uptake and use of labeled ammonia, nitrate, arginine, and guanosine monophosphate in a natural community from the NPSG at multiple depths and diel conditions. Our application of metabolomics to these samples allows us to map out the pathways and restructuring that organic nitrogen experiences in the largest biomes on the planet, quantifying the pool sizes and turnover rates for various low molecular weight compounds that serve as building blocks and intermediates of cell biology.</w:t>
-      </w:r>
-    </w:p>
-    <w:bookmarkStart w:id="21" w:name="other-things-to-maybe-discuss"/>
-    <w:p>
-      <w:pPr>
-        <w:pStyle w:val="Heading2"/>
-      </w:pPr>
-      <w:r>
-        <w:t xml:space="preserve">Other things to maybe discuss:</w:t>
-      </w:r>
-    </w:p>
-    <w:p>
-      <w:pPr>
-        <w:pStyle w:val="Compact"/>
-        <w:numPr>
-          <w:ilvl w:val="0"/>
-          <w:numId w:val="1001"/>
-        </w:numPr>
-      </w:pPr>
-      <w:r>
-        <w:t xml:space="preserve">mention the expected differences with depth and diel effects</w:t>
-      </w:r>
-    </w:p>
-    <w:p>
-      <w:pPr>
-        <w:pStyle w:val="Compact"/>
-        <w:numPr>
-          <w:ilvl w:val="0"/>
-          <w:numId w:val="1001"/>
-        </w:numPr>
-      </w:pPr>
-      <w:r>
-        <w:t xml:space="preserve">detail which compounds we chose and why?</w:t>
-      </w:r>
-    </w:p>
-    <w:p>
-      <w:pPr>
-        <w:pStyle w:val="Compact"/>
-        <w:numPr>
-          <w:ilvl w:val="0"/>
-          <w:numId w:val="1001"/>
-        </w:numPr>
-      </w:pPr>
-      <w:r>
-        <w:t xml:space="preserve">expand on DON-PON interactions and importance?</w:t>
-      </w:r>
-    </w:p>
-    <w:p>
-      <w:pPr>
-        <w:pStyle w:val="Compact"/>
-        <w:numPr>
-          <w:ilvl w:val="0"/>
-          <w:numId w:val="1001"/>
-        </w:numPr>
-      </w:pPr>
-      <w:r>
-        <w:t xml:space="preserve">Extracellular enzymes, organic use as ammonia vs as-is?</w:t>
-      </w:r>
-    </w:p>
-    <w:p>
-      <w:pPr>
-        <w:pStyle w:val="Compact"/>
-        <w:numPr>
-          <w:ilvl w:val="0"/>
-          <w:numId w:val="1001"/>
-        </w:numPr>
-      </w:pPr>
-      <w:r>
-        <w:t xml:space="preserve">expand on the importance of biogeochemical models and why we need pathways mapped out?</w:t>
-      </w:r>
-    </w:p>
-    <w:p>
-      <w:pPr>
-        <w:pStyle w:val="Compact"/>
-        <w:numPr>
-          <w:ilvl w:val="0"/>
-          <w:numId w:val="1001"/>
-        </w:numPr>
-      </w:pPr>
-      <w:r>
-        <w:t xml:space="preserve">mention basic biosynthetic pathways (maybe better suited to discussion?)</w:t>
-      </w:r>
-    </w:p>
-    <w:p>
-      <w:pPr>
-        <w:pStyle w:val="Compact"/>
-        <w:numPr>
-          <w:ilvl w:val="0"/>
-          <w:numId w:val="1001"/>
-        </w:numPr>
-      </w:pPr>
-      <w:r>
-        <w:t xml:space="preserve">new (nitrate) vs regenerated (ammonia and DON) production (maybe also discussion?)</w:t>
+        <w:t xml:space="preserve">Unlike the relatively well-resolved pathways for inorganic nitrogen, the use of organic nitrogen remains underexplored in the marine environment. Organic nitrogen is generally thought to be accessible to most organisms but the high levels of DON make it clear that this is highly substrate-specific</w:t>
+      </w:r>
+      <w:r>
+        <w:t xml:space="preserve"> </w:t>
+      </w:r>
+      <w:r>
+        <w:t xml:space="preserve">[@Antia1991; @Bronk2007; @Aluwihare2008; @Zehr2011; @Bronk2024]</w:t>
+      </w:r>
+      <w:r>
+        <w:t xml:space="preserve">. Additionally, many of the transformations possible are only active in specific communities or times of day</w:t>
+      </w:r>
+      <w:r>
+        <w:t xml:space="preserve"> </w:t>
+      </w:r>
+      <w:r>
+        <w:t xml:space="preserve">[@Bender2012]</w:t>
+      </w:r>
+      <w:r>
+        <w:t xml:space="preserve">. Linking the transformations that nitrogen undergoes to known molecular pathways from other environments or axenic cultures is a particularly promising way to understand what we observe on the global scale.</w:t>
+      </w:r>
+    </w:p>
+    <w:p>
+      <w:pPr>
+        <w:pStyle w:val="BodyText"/>
+      </w:pPr>
+      <w:r>
+        <w:t xml:space="preserve">The lack of a comprehensive understanding of nitrogen’s fate after it is assimilated makes molecular modeling difficult and undermines our ability to connect the community to the organic nitrogen it produces</w:t>
+      </w:r>
+      <w:r>
+        <w:t xml:space="preserve"> </w:t>
+      </w:r>
+      <w:r>
+        <w:t xml:space="preserve">[@Jones2024]</w:t>
+      </w:r>
+      <w:r>
+        <w:t xml:space="preserve">. Here, we trace the uptake and use of labeled ammonia, nitrate, arginine, and guanosine monophosphate in a natural community from the North Pacific Subtropical Gyre at multiple depths and diel conditions. Our application of metabolomics to these samples allows us to map the pathways and restructuring that organic nitrogen experiences in the largest biomes on the planet, quantifying the pool sizes and turnover rates for various low molecular weight compounds that serve as building blocks and intermediates of cell biology.</w:t>
       </w:r>
     </w:p>
     <w:bookmarkEnd w:id="21"/>
-    <w:bookmarkStart w:id="22" w:name="other-soundbites"/>
-    <w:p>
-      <w:pPr>
-        <w:pStyle w:val="Heading2"/>
-      </w:pPr>
-      <w:r>
-        <w:t xml:space="preserve">Other soundbites:</w:t>
-      </w:r>
-    </w:p>
-    <w:p>
-      <w:pPr>
-        <w:pStyle w:val="Compact"/>
-        <w:numPr>
-          <w:ilvl w:val="0"/>
-          <w:numId w:val="1002"/>
-        </w:numPr>
-      </w:pPr>
-      <w:r>
-        <w:t xml:space="preserve">It is assumed that most fixed nitrogen becomes protein, presumably based on the large fraction of cell nitrogen in protein and previous research showing how quickly it enters the (free?) amino acid pool. However, 1) important intermediates molecules 2) doesn’t explain where biounavailable N comes from 3) makes gene-based molecular modeling really difficult.</w:t>
-      </w:r>
-    </w:p>
-    <w:p>
-      <w:pPr>
-        <w:pStyle w:val="Compact"/>
-        <w:numPr>
-          <w:ilvl w:val="0"/>
-          <w:numId w:val="1002"/>
-        </w:numPr>
-      </w:pPr>
-      <w:r>
-        <w:t xml:space="preserve">In each case, assimilation into organic matter is typically done via the glutamine synthetase (GS)/glutamate synthase (GOGAT) or glutamate dehydrogenase (GDH) pathways to produce glutamate from α-ketoglutarate</w:t>
-      </w:r>
-      <w:r>
-        <w:t xml:space="preserve"> </w:t>
-      </w:r>
-      <w:r>
-        <w:t xml:space="preserve">[@ref, see bronk chapter]</w:t>
-      </w:r>
-      <w:r>
-        <w:t xml:space="preserve">. Glutamate then serves as a nitrogen supply in an enormous number of biochemical pathways in both primary and secondary metabolism</w:t>
-      </w:r>
-      <w:r>
-        <w:t xml:space="preserve"> </w:t>
-      </w:r>
-      <w:r>
-        <w:t xml:space="preserve">[@Walker2016]</w:t>
-      </w:r>
-      <w:r>
-        <w:t xml:space="preserve">.</w:t>
-      </w:r>
-    </w:p>
-    <w:p>
-      <w:pPr>
-        <w:pStyle w:val="Compact"/>
-        <w:numPr>
-          <w:ilvl w:val="0"/>
-          <w:numId w:val="1002"/>
-        </w:numPr>
-      </w:pPr>
-      <w:r>
-        <w:t xml:space="preserve">nitrate amendments typically resulting in diatom blooms while ammonia incubations favor cyanobacteria</w:t>
-      </w:r>
-      <w:r>
-        <w:t xml:space="preserve"> </w:t>
-      </w:r>
-      <w:r>
-        <w:t xml:space="preserve">[@Glibert2016]</w:t>
-      </w:r>
-      <w:r>
-        <w:t xml:space="preserve">.</w:t>
-      </w:r>
-    </w:p>
-    <w:p>
-      <w:pPr>
-        <w:pStyle w:val="Compact"/>
-        <w:numPr>
-          <w:ilvl w:val="0"/>
-          <w:numId w:val="1002"/>
-        </w:numPr>
-      </w:pPr>
-      <w:r>
-        <w:t xml:space="preserve">Communities to distinguish are 1) surface (largely regenerated production) and 2) 175m (largely new production(??))</w:t>
-      </w:r>
-    </w:p>
-    <w:p>
-      <w:pPr>
-        <w:pStyle w:val="Compact"/>
-        <w:numPr>
-          <w:ilvl w:val="0"/>
-          <w:numId w:val="1002"/>
-        </w:numPr>
-      </w:pPr>
-      <w:r>
-        <w:t xml:space="preserve">use of organics vs synthesis of organics</w:t>
-      </w:r>
-    </w:p>
-    <w:p>
-      <w:pPr>
-        <w:pStyle w:val="Compact"/>
-        <w:numPr>
-          <w:ilvl w:val="0"/>
-          <w:numId w:val="1002"/>
-        </w:numPr>
-      </w:pPr>
-      <w:r>
-        <w:t xml:space="preserve">Compounds such as non-proteinogenic amino acids (e.g., ornithine, citrulline, creatine, MAAs), osmolytes like betaines, nucleobases, and sulfur-containing molecules like taurine represent significant but poorly quantified pools. Understanding the rates and pathways by which these compounds are utilized is crucial, as they form the fundamental unit linking genetic potential to elemental cycling in biogeochemical models.</w:t>
-      </w:r>
-    </w:p>
-    <w:p>
-      <w:pPr>
-        <w:pStyle w:val="Compact"/>
-        <w:numPr>
-          <w:ilvl w:val="0"/>
-          <w:numId w:val="1002"/>
-        </w:numPr>
-      </w:pPr>
-      <w:r>
-        <w:t xml:space="preserve">Nitrogen use varies significantly between the sunlit surface where productivity is largely regenerated through recycling of ammonia and organic nitrogen, and deeper waters near the base of the euphotic zone, where nitrate supports</w:t>
-      </w:r>
-      <w:r>
-        <w:t xml:space="preserve"> </w:t>
-      </w:r>
-      <w:r>
-        <w:t xml:space="preserve">“new”</w:t>
-      </w:r>
-      <w:r>
-        <w:t xml:space="preserve"> </w:t>
-      </w:r>
-      <w:r>
-        <w:t xml:space="preserve">production. Quantifying rates of nitrogen assimilation into ammonia and downstream products across these gradients is therefore essential for predicting marine productivity and nutrient cycling.</w:t>
-      </w:r>
-    </w:p>
-    <w:p>
-      <w:pPr>
-        <w:pStyle w:val="Compact"/>
-        <w:numPr>
-          <w:ilvl w:val="0"/>
-          <w:numId w:val="1002"/>
-        </w:numPr>
-      </w:pPr>
-      <w:r>
-        <w:t xml:space="preserve">Nonetheless, how the community uses a substrate is arguably more important than whether it can.</w:t>
-      </w:r>
-    </w:p>
-    <w:bookmarkEnd w:id="22"/>
-    <w:bookmarkEnd w:id="23"/>
-    <w:bookmarkStart w:id="43" w:name="results"/>
+    <w:bookmarkStart w:id="41" w:name="results"/>
     <w:p>
       <w:pPr>
         <w:pStyle w:val="Heading1"/>
@@ -394,19 +198,72 @@
       <w:pPr>
         <w:pStyle w:val="FirstParagraph"/>
       </w:pPr>
-      <w:commentRangeStart w:id="0"/>
-      <w:r>
-        <w:t xml:space="preserve"> </w:t>
-      </w:r>
-      <w:commentRangeEnd w:id="0"/>
-      <w:r>
-        <w:rPr>
-          <w:rStyle w:val="CommentReference"/>
-        </w:rPr>
-        <w:commentReference w:id="0"/>
-      </w:r>
-    </w:p>
-    <w:bookmarkStart w:id="30" w:name="X50c3d78adc27cd079dbc22d10d7944c6219b921"/>
+      <w:r>
+        <w:t xml:space="preserve">Samples were collected from 25 meters and 175 meters during the 2021 SCOPE PARAGON cruise (KM2112, July 23rd - August 5th) near Station ALOHA that targeted a bloom within an anticyclonic eddy. The bloom was initially dominated by the diatom genus</w:t>
+      </w:r>
+      <w:r>
+        <w:t xml:space="preserve"> </w:t>
+      </w:r>
+      <w:r>
+        <w:rPr>
+          <w:i/>
+          <w:iCs/>
+        </w:rPr>
+        <w:t xml:space="preserve">Hemiaulus</w:t>
+      </w:r>
+      <w:r>
+        <w:t xml:space="preserve"> </w:t>
+      </w:r>
+      <w:r>
+        <w:t xml:space="preserve">with a large surface chlorophyll signal that decayed into a more typical North Pacific Subtropical Gyre community composed mostly of</w:t>
+      </w:r>
+      <w:r>
+        <w:t xml:space="preserve"> </w:t>
+      </w:r>
+      <w:r>
+        <w:rPr>
+          <w:i/>
+          <w:iCs/>
+        </w:rPr>
+        <w:t xml:space="preserve">Prochlorococcus</w:t>
+      </w:r>
+      <w:r>
+        <w:t xml:space="preserve"> </w:t>
+      </w:r>
+      <w:r>
+        <w:t xml:space="preserve">and</w:t>
+      </w:r>
+      <w:r>
+        <w:t xml:space="preserve"> </w:t>
+      </w:r>
+      <w:r>
+        <w:rPr>
+          <w:i/>
+          <w:iCs/>
+        </w:rPr>
+        <w:t xml:space="preserve">SAR11</w:t>
+      </w:r>
+      <w:r>
+        <w:t xml:space="preserve">. Community composition at our sampling depth below the deep chlorophyll maximum (DCM) was fairly typical of ALOHA, with a prokaryotic community dominated by SAR11, SAR282, and SAR 406, low levels of picoeukaryotes, and a microeukaryotic community equally distributed between diatoms, haptophytes, and dinoflagellates.</w:t>
+      </w:r>
+    </w:p>
+    <w:p>
+      <w:pPr>
+        <w:pStyle w:val="BodyText"/>
+      </w:pPr>
+      <w:r>
+        <w:t xml:space="preserve">Samples collected from 25 meters were well within the mixed layer and had PAR levels of 20-35% of the surface light while the 175 meter samples had a PAR level between 0.05 and 0.1%. Nitrate, nitrite, and ammonia data indicated that inorganic N was low in the surface (&lt;0.01 µM), while the deeper samples at 175 meters were collected in the middle of the nutricline, with a clear DCM at 125 meters, an ammonia maximum at 150 meters, and a nitrite max at 160-165 meters. Environmental nitrate concentrations were about 0.5 µM at 175 meters (Supplemental figure XX).</w:t>
+      </w:r>
+    </w:p>
+    <w:p>
+      <w:pPr>
+        <w:pStyle w:val="BodyText"/>
+      </w:pPr>
+      <w:r>
+        <w:t xml:space="preserve">We performed the incubations in succession, with the nitrate incubations first, followed by arginine, then guanosine monophosphate and finally ammonia. 6AM and 6PM data was always collected the same day and we alternated days between the surface and deep sampling depths to allow for reasonable sample processing times (Supplemental figure XX).</w:t>
+      </w:r>
+    </w:p>
+    <w:bookmarkStart w:id="28" w:name="X50c3d78adc27cd079dbc22d10d7944c6219b921"/>
     <w:p>
       <w:pPr>
         <w:pStyle w:val="Heading2"/>
@@ -465,18 +322,18 @@
           <wp:inline>
             <wp:extent cx="5334000" cy="3692769"/>
             <wp:effectExtent b="0" l="0" r="0" t="0"/>
-            <wp:docPr descr="" title="" id="25" name="Picture"/>
+            <wp:docPr descr="" title="" id="23" name="Picture"/>
             <a:graphic>
               <a:graphicData uri="http://schemas.openxmlformats.org/drawingml/2006/picture">
                 <pic:pic>
                   <pic:nvPicPr>
-                    <pic:cNvPr descr="figures/xamend_metab_gp.png" id="26" name="Picture"/>
+                    <pic:cNvPr descr="figures/xamend_metab_gp.png" id="24" name="Picture"/>
                     <pic:cNvPicPr>
                       <a:picLocks noChangeArrowheads="1" noChangeAspect="1"/>
                     </pic:cNvPicPr>
                   </pic:nvPicPr>
                   <pic:blipFill>
-                    <a:blip r:embed="rId24"/>
+                    <a:blip r:embed="rId22"/>
                     <a:stretch>
                       <a:fillRect/>
                     </a:stretch>
@@ -606,7 +463,7 @@
         <w:t xml:space="preserve">15</w:t>
       </w:r>
       <w:r>
-        <w:t xml:space="preserve">N labeled than their nucleobase constituents at T26 (22.9% and 42.1%, respectively), corresponding to the expected synthesis pathway. Guanine, however, had the inverse trend and at 44.9% labeled was 15% more labeled than guanosine (Supplemental figure XX). The deoxyribose forms were in all cases less completely labeled than their ribose counterparts (deoxycytidine = 18.9%, deoxyadenosine = 20.3%, and deoxyguanosine = 17.2%)</w:t>
+        <w:t xml:space="preserve">N labeled than their nucleobase derivatives at T26 (22.9% and 42.1%, respectively), corresponding to the expected synthesis pathway. Guanine, however, had the inverse trend with guanosine being 44.9% labeled while guanine was only 30% (Supplemental figure XX). The deoxyribose forms were in all cases less completely labeled than their ribose counterparts (deoxycytidine = 18.9%, deoxyadenosine = 20.3%, and deoxyguanosine = 17.2%)</w:t>
       </w:r>
       <w:r>
         <w:t xml:space="preserve"> </w:t>
@@ -623,6 +480,74 @@
         <w:commentReference w:id="0"/>
       </w:r>
       <w:r>
+        <w:t xml:space="preserve">. In each case, the fully</w:t>
+      </w:r>
+      <w:r>
+        <w:t xml:space="preserve"> </w:t>
+      </w:r>
+      <w:r>
+        <w:rPr>
+          <w:vertAlign w:val="superscript"/>
+        </w:rPr>
+        <w:t xml:space="preserve">15</w:t>
+      </w:r>
+      <w:r>
+        <w:t xml:space="preserve">N labeled nucleobase was the dominant constituent of the isotope envelope (</w:t>
+      </w:r>
+      <w:r>
+        <w:rPr>
+          <w:vertAlign w:val="superscript"/>
+        </w:rPr>
+        <w:t xml:space="preserve">15</w:t>
+      </w:r>
+      <w:r>
+        <w:t xml:space="preserve">N</w:t>
+      </w:r>
+      <w:r>
+        <w:rPr>
+          <w:vertAlign w:val="subscript"/>
+        </w:rPr>
+        <w:t xml:space="preserve">3</w:t>
+      </w:r>
+      <w:r>
+        <w:t xml:space="preserve"> </w:t>
+      </w:r>
+      <w:r>
+        <w:t xml:space="preserve">for cytosine and</w:t>
+      </w:r>
+      <w:r>
+        <w:t xml:space="preserve"> </w:t>
+      </w:r>
+      <w:r>
+        <w:rPr>
+          <w:vertAlign w:val="superscript"/>
+        </w:rPr>
+        <w:t xml:space="preserve">15</w:t>
+      </w:r>
+      <w:r>
+        <w:t xml:space="preserve">N</w:t>
+      </w:r>
+      <w:r>
+        <w:rPr>
+          <w:vertAlign w:val="subscript"/>
+        </w:rPr>
+        <w:t xml:space="preserve">5</w:t>
+      </w:r>
+      <w:r>
+        <w:t xml:space="preserve"> </w:t>
+      </w:r>
+      <w:r>
+        <w:t xml:space="preserve">for adenine and guanine).</w:t>
+      </w:r>
+    </w:p>
+    <w:p>
+      <w:pPr>
+        <w:pStyle w:val="BodyText"/>
+      </w:pPr>
+      <w:r>
+        <w:t xml:space="preserve">Other compounds, including betaines (here restricted to quaternary amines with a carboxylic acid group) and choline derivatives showed very little labeling at all, with only homarine (15.0% labeled)</w:t>
+      </w:r>
+      <w:r>
         <w:t xml:space="preserve"> </w:t>
       </w:r>
       <w:commentRangeStart w:id="0"/>
@@ -637,7 +562,15 @@
         <w:commentReference w:id="0"/>
       </w:r>
       <w:r>
-        <w:t xml:space="preserve">. In each case, the fully</w:t>
+        <w:t xml:space="preserve">` and O-acetylcarnitine (9.9% labeled) exceeding 5% labeling after 24 hours.</w:t>
+      </w:r>
+    </w:p>
+    <w:p>
+      <w:pPr>
+        <w:pStyle w:val="BodyText"/>
+      </w:pPr>
+      <w:r>
+        <w:t xml:space="preserve">Amendments with</w:t>
       </w:r>
       <w:r>
         <w:t xml:space="preserve"> </w:t>
@@ -649,7 +582,22 @@
         <w:t xml:space="preserve">15</w:t>
       </w:r>
       <w:r>
-        <w:t xml:space="preserve">N labeled nucleobase was the dominant constituent of the isotope envelope (</w:t>
+        <w:t xml:space="preserve">NO</w:t>
+      </w:r>
+      <w:r>
+        <w:rPr>
+          <w:vertAlign w:val="subscript"/>
+        </w:rPr>
+        <w:t xml:space="preserve">3</w:t>
+      </w:r>
+      <w:r>
+        <w:t xml:space="preserve"> </w:t>
+      </w:r>
+      <w:r>
+        <w:t xml:space="preserve">showed a significantly different labeling pattern with very few metabolites incorporating the</w:t>
+      </w:r>
+      <w:r>
+        <w:t xml:space="preserve"> </w:t>
       </w:r>
       <w:r>
         <w:rPr>
@@ -658,19 +606,72 @@
         <w:t xml:space="preserve">15</w:t>
       </w:r>
       <w:r>
+        <w:t xml:space="preserve">N label at the surface even after 24 hours. Glutamine and glutamate, which were labeled within 20 minutes from ammonia and are the main way in which inorganic nitrogen becomes organic, here saw only trace amounts of production from the added nitrate even after 24 hours. The most heavily labeled compound was guanine, which saw trace amounts of labeling at the T10 timepoint and reached ~40% labeling at T26. This labeling was not seen in the other nucleobases. The only group of compounds that did see compelling degrees of label incorporation were the mycosporine-like amino acids (MAAs), a group of compounds whose primary function is thought to be protection from UV light (see below). These compounds, like guanine, were labeled in excess of the bulk glutamate/amino acid pool from which their nitrogen is sourced. This is only possible if the nitrate is assimilated by a subset of the community whose glutamate is a small, isolated fraction of the total glutamate pool. Metabolites specific to those organisms can then be made from the small pool of heavily-labeled organic material with only a small influence on the fraction of glutamate or glutamine labeled in bulk.</w:t>
+      </w:r>
+    </w:p>
+    <w:p>
+      <w:pPr>
+        <w:pStyle w:val="BodyText"/>
+      </w:pPr>
+      <w:r>
+        <w:t xml:space="preserve">The organic nitrogen amendments also showed labeling patterns distinct from the ammonia incubations, though a large fraction of the nitrogen was clearly remineralized into ammonia/glutamate and used to label a similar suite of compounds (Figure 1). Fully C and N labeled (</w:t>
+      </w:r>
+      <w:r>
+        <w:rPr>
+          <w:vertAlign w:val="superscript"/>
+        </w:rPr>
+        <w:t xml:space="preserve">13</w:t>
+      </w:r>
+      <w:r>
+        <w:t xml:space="preserve">C</w:t>
+      </w:r>
+      <w:r>
+        <w:rPr>
+          <w:vertAlign w:val="subscript"/>
+        </w:rPr>
+        <w:t xml:space="preserve">6</w:t>
+      </w:r>
+      <w:r>
+        <w:t xml:space="preserve">,</w:t>
+      </w:r>
+      <w:r>
+        <w:t xml:space="preserve"> </w:t>
+      </w:r>
+      <w:r>
+        <w:rPr>
+          <w:vertAlign w:val="superscript"/>
+        </w:rPr>
+        <w:t xml:space="preserve">15</w:t>
+      </w:r>
+      <w:r>
         <w:t xml:space="preserve">N</w:t>
       </w:r>
       <w:r>
         <w:rPr>
           <w:vertAlign w:val="subscript"/>
         </w:rPr>
-        <w:t xml:space="preserve">3</w:t>
-      </w:r>
-      <w:r>
-        <w:t xml:space="preserve"> </w:t>
-      </w:r>
-      <w:r>
-        <w:t xml:space="preserve">for cytosine and</w:t>
+        <w:t xml:space="preserve">4</w:t>
+      </w:r>
+      <w:r>
+        <w:t xml:space="preserve">) arginine was visibly taken up at the T0 timepoint (within 20 minutes) and 80-90% of the pool was fully labeled after 12 hours. Surprisingly, the fraction of arginine labeled decreased from this point, with the T26 and T73 timepoints dropping to 73% and 46% labeled, respectively. This labeling rapidly propagated into citrulline via the urea cycle, indicating that labeled urea (</w:t>
+      </w:r>
+      <w:r>
+        <w:rPr>
+          <w:vertAlign w:val="superscript"/>
+        </w:rPr>
+        <w:t xml:space="preserve">13</w:t>
+      </w:r>
+      <w:r>
+        <w:t xml:space="preserve">C</w:t>
+      </w:r>
+      <w:r>
+        <w:rPr>
+          <w:vertAlign w:val="subscript"/>
+        </w:rPr>
+        <w:t xml:space="preserve">1</w:t>
+      </w:r>
+      <w:r>
+        <w:t xml:space="preserve">,</w:t>
       </w:r>
       <w:r>
         <w:t xml:space="preserve"> </w:t>
@@ -688,13 +689,264 @@
         <w:rPr>
           <w:vertAlign w:val="subscript"/>
         </w:rPr>
+        <w:t xml:space="preserve">2</w:t>
+      </w:r>
+      <w:r>
+        <w:t xml:space="preserve">) was created and available in the system as well though we were unable to measure this directly</w:t>
+      </w:r>
+      <w:r>
+        <w:t xml:space="preserve"> </w:t>
+      </w:r>
+      <w:commentRangeStart w:id="0"/>
+      <w:r>
+        <w:t xml:space="preserve"> </w:t>
+      </w:r>
+      <w:commentRangeEnd w:id="0"/>
+      <w:r>
+        <w:rPr>
+          <w:rStyle w:val="CommentReference"/>
+        </w:rPr>
+        <w:commentReference w:id="0"/>
+      </w:r>
+      <w:r>
+        <w:t xml:space="preserve">. Glutamate and glutamine were labeled much more slowly, reaching 10% labeled after 10 hours and a maximum of 66% labeled after 24 hours. Much of this nitrogen was then cycled very quickly among other compounds which also saw a jump in labeling at 24 hours. This was particularly true for other amino acids and the nucleobases/nucleosides and here, guanine was not labeled more than other nucleobases. Mycosporine-like amino acids and betaines were unlabeled above background even after 3 days of incubation.</w:t>
+      </w:r>
+    </w:p>
+    <w:p>
+      <w:pPr>
+        <w:pStyle w:val="BodyText"/>
+      </w:pPr>
+      <w:r>
+        <w:t xml:space="preserve">The guanosine monophosphate (GMP) incubations showed a pattern very similar to the arginine incubations in the identity, timing, and magnitude in which metabolites were labeled (Figure 1). While we were unable to measure GMP directly</w:t>
+      </w:r>
+      <w:r>
+        <w:t xml:space="preserve"> </w:t>
+      </w:r>
+      <w:commentRangeStart w:id="0"/>
+      <w:r>
+        <w:t xml:space="preserve"> </w:t>
+      </w:r>
+      <w:commentRangeEnd w:id="0"/>
+      <w:r>
+        <w:rPr>
+          <w:rStyle w:val="CommentReference"/>
+        </w:rPr>
+        <w:commentReference w:id="0"/>
+      </w:r>
+      <w:r>
+        <w:t xml:space="preserve"> </w:t>
+      </w:r>
+      <w:r>
+        <w:t xml:space="preserve">we saw clear labeling of fully C and N labeled guanosine (</w:t>
+      </w:r>
+      <w:r>
+        <w:rPr>
+          <w:vertAlign w:val="superscript"/>
+        </w:rPr>
+        <w:t xml:space="preserve">13</w:t>
+      </w:r>
+      <w:r>
+        <w:t xml:space="preserve">C</w:t>
+      </w:r>
+      <w:r>
+        <w:rPr>
+          <w:vertAlign w:val="subscript"/>
+        </w:rPr>
+        <w:t xml:space="preserve">10</w:t>
+      </w:r>
+      <w:r>
+        <w:t xml:space="preserve">,</w:t>
+      </w:r>
+      <w:r>
+        <w:t xml:space="preserve"> </w:t>
+      </w:r>
+      <w:r>
+        <w:rPr>
+          <w:vertAlign w:val="superscript"/>
+        </w:rPr>
+        <w:t xml:space="preserve">15</w:t>
+      </w:r>
+      <w:r>
+        <w:t xml:space="preserve">N</w:t>
+      </w:r>
+      <w:r>
+        <w:rPr>
+          <w:vertAlign w:val="subscript"/>
+        </w:rPr>
         <w:t xml:space="preserve">5</w:t>
       </w:r>
       <w:r>
-        <w:t xml:space="preserve"> </w:t>
-      </w:r>
-      <w:r>
-        <w:t xml:space="preserve">for adenine and guanine). Other compounds, including betaines (here restricted to quaternary amines with a carboxylic acid group) and choline derivatives showed very little labeling at all, with only homarine (15.0% labeled) and O-acetylcarnitine (9.9% labeled) exceeding 5% labeling after 24 hours</w:t>
+        <w:t xml:space="preserve">) after 3 hours that increased to a maximum of 75% after 24 hours before decreasing slightly to 64% labeled at the end of the three-day incubation. A small part of this signal was reflected in guanine, with</w:t>
+      </w:r>
+      <w:r>
+        <w:t xml:space="preserve"> </w:t>
+      </w:r>
+      <w:r>
+        <w:rPr>
+          <w:vertAlign w:val="superscript"/>
+        </w:rPr>
+        <w:t xml:space="preserve">13</w:t>
+      </w:r>
+      <w:r>
+        <w:t xml:space="preserve">C</w:t>
+      </w:r>
+      <w:r>
+        <w:rPr>
+          <w:vertAlign w:val="subscript"/>
+        </w:rPr>
+        <w:t xml:space="preserve">5</w:t>
+      </w:r>
+      <w:r>
+        <w:t xml:space="preserve">,</w:t>
+      </w:r>
+      <w:r>
+        <w:t xml:space="preserve"> </w:t>
+      </w:r>
+      <w:r>
+        <w:rPr>
+          <w:vertAlign w:val="superscript"/>
+        </w:rPr>
+        <w:t xml:space="preserve">15</w:t>
+      </w:r>
+      <w:r>
+        <w:t xml:space="preserve">N</w:t>
+      </w:r>
+      <w:r>
+        <w:rPr>
+          <w:vertAlign w:val="subscript"/>
+        </w:rPr>
+        <w:t xml:space="preserve">5</w:t>
+      </w:r>
+      <w:r>
+        <w:t xml:space="preserve"> </w:t>
+      </w:r>
+      <w:r>
+        <w:t xml:space="preserve">guanine representing about 10% of the signal at T3 and reaching a maximum of 40% at T26. At T26 we also saw extensive labeling in adenine, adenosine, and hypoxanthine though their dominant labeling patterns (</w:t>
+      </w:r>
+      <w:r>
+        <w:rPr>
+          <w:vertAlign w:val="superscript"/>
+        </w:rPr>
+        <w:t xml:space="preserve">13</w:t>
+      </w:r>
+      <w:r>
+        <w:t xml:space="preserve">C</w:t>
+      </w:r>
+      <w:r>
+        <w:rPr>
+          <w:vertAlign w:val="subscript"/>
+        </w:rPr>
+        <w:t xml:space="preserve">0</w:t>
+      </w:r>
+      <w:r>
+        <w:t xml:space="preserve"> </w:t>
+      </w:r>
+      <w:r>
+        <w:rPr>
+          <w:vertAlign w:val="superscript"/>
+        </w:rPr>
+        <w:t xml:space="preserve">15</w:t>
+      </w:r>
+      <w:r>
+        <w:t xml:space="preserve">N</w:t>
+      </w:r>
+      <w:r>
+        <w:rPr>
+          <w:vertAlign w:val="subscript"/>
+        </w:rPr>
+        <w:t xml:space="preserve">5</w:t>
+      </w:r>
+      <w:r>
+        <w:t xml:space="preserve">,</w:t>
+      </w:r>
+      <w:r>
+        <w:t xml:space="preserve"> </w:t>
+      </w:r>
+      <w:r>
+        <w:rPr>
+          <w:vertAlign w:val="superscript"/>
+        </w:rPr>
+        <w:t xml:space="preserve">13</w:t>
+      </w:r>
+      <w:r>
+        <w:t xml:space="preserve">C</w:t>
+      </w:r>
+      <w:r>
+        <w:rPr>
+          <w:vertAlign w:val="subscript"/>
+        </w:rPr>
+        <w:t xml:space="preserve">5</w:t>
+      </w:r>
+      <w:r>
+        <w:t xml:space="preserve"> </w:t>
+      </w:r>
+      <w:r>
+        <w:rPr>
+          <w:vertAlign w:val="superscript"/>
+        </w:rPr>
+        <w:t xml:space="preserve">15</w:t>
+      </w:r>
+      <w:r>
+        <w:t xml:space="preserve">N</w:t>
+      </w:r>
+      <w:r>
+        <w:rPr>
+          <w:vertAlign w:val="subscript"/>
+        </w:rPr>
+        <w:t xml:space="preserve">5</w:t>
+      </w:r>
+      <w:r>
+        <w:t xml:space="preserve">, and</w:t>
+      </w:r>
+      <w:r>
+        <w:t xml:space="preserve"> </w:t>
+      </w:r>
+      <w:r>
+        <w:rPr>
+          <w:vertAlign w:val="superscript"/>
+        </w:rPr>
+        <w:t xml:space="preserve">13</w:t>
+      </w:r>
+      <w:r>
+        <w:t xml:space="preserve">C</w:t>
+      </w:r>
+      <w:r>
+        <w:rPr>
+          <w:vertAlign w:val="subscript"/>
+        </w:rPr>
+        <w:t xml:space="preserve">0</w:t>
+      </w:r>
+      <w:r>
+        <w:t xml:space="preserve"> </w:t>
+      </w:r>
+      <w:r>
+        <w:rPr>
+          <w:vertAlign w:val="superscript"/>
+        </w:rPr>
+        <w:t xml:space="preserve">15</w:t>
+      </w:r>
+      <w:r>
+        <w:t xml:space="preserve">N</w:t>
+      </w:r>
+      <w:r>
+        <w:rPr>
+          <w:vertAlign w:val="subscript"/>
+        </w:rPr>
+        <w:t xml:space="preserve">4</w:t>
+      </w:r>
+      <w:r>
+        <w:t xml:space="preserve"> </w:t>
+      </w:r>
+      <w:r>
+        <w:t xml:space="preserve">respectively, Supplemental figure XX) suggested that the adenine and hypoxanthine were synthesized from glutamate and that the ribose pool had been swamped by guanosine cleavage. Here, unlike the arginine incubations, we also saw some MAA labeling at the end of the 3 day incubation.</w:t>
+      </w:r>
+    </w:p>
+    <w:p>
+      <w:pPr>
+        <w:pStyle w:val="BodyText"/>
+      </w:pPr>
+      <w:r>
+        <w:t xml:space="preserve">We also explored the degree of labeling incorporation into proteins by measuring the total hydrolyzable amino acids (THAAs) at both the start of each incubation and the end (Figure 2). Proteins were 30-50% of total particulate carbon pool (~2 µM) and 70-100% of the total particulate nitrogen (~0.25 µM), with free amino acids composing between 0.15% and 17% of the total THAA pool</w:t>
       </w:r>
       <w:commentRangeStart w:id="0"/>
       <w:r>
@@ -716,405 +968,7 @@
         <w:pStyle w:val="BodyText"/>
       </w:pPr>
       <w:r>
-        <w:t xml:space="preserve">Amendments with</w:t>
-      </w:r>
-      <w:r>
-        <w:t xml:space="preserve"> </w:t>
-      </w:r>
-      <w:r>
-        <w:rPr>
-          <w:vertAlign w:val="superscript"/>
-        </w:rPr>
-        <w:t xml:space="preserve">15</w:t>
-      </w:r>
-      <w:r>
-        <w:t xml:space="preserve">NO</w:t>
-      </w:r>
-      <w:r>
-        <w:rPr>
-          <w:vertAlign w:val="subscript"/>
-        </w:rPr>
-        <w:t xml:space="preserve">3</w:t>
-      </w:r>
-      <w:r>
-        <w:t xml:space="preserve"> </w:t>
-      </w:r>
-      <w:r>
-        <w:t xml:space="preserve">showed a significantly different labeling pattern with very few metabolites incorporating the</w:t>
-      </w:r>
-      <w:r>
-        <w:t xml:space="preserve"> </w:t>
-      </w:r>
-      <w:r>
-        <w:rPr>
-          <w:vertAlign w:val="superscript"/>
-        </w:rPr>
-        <w:t xml:space="preserve">15</w:t>
-      </w:r>
-      <w:r>
-        <w:t xml:space="preserve">N label at the surface even after 24 hours. Glutamine and glutamate, which were labeled within 20 minutes from ammonia and are the main way in which inorganic nitrogen becomes organic, here saw only trace amounts of production from the added nitrate even after 24 hours. The most heavily labeled compound was guanine, which saw trace amounts of labeling at the T10 timepoint and reached ~40% labeling at T26. This labeling was not reflected in the other nucleobases. The only group of compounds that did see compelling degrees of label were the mycosporine-like amino acids (MAAs), a group of compounds produced under UV exposure (see below). These compounds, like guanine, were labeled in excess of the bulk glutamate/amino acid pool from which their nitrogen is sourced. This is only possible if the nitrate is assimilated by a subset of the community that is able to reduce it and prevents it from entering the environment. Metabolites specific to those organisms can then be made from the small pool of heavily-labeled organic material without affecting the fraction of glutamate or glutamine labeled in bulk.</w:t>
-      </w:r>
-    </w:p>
-    <w:p>
-      <w:pPr>
-        <w:pStyle w:val="BodyText"/>
-      </w:pPr>
-      <w:r>
-        <w:t xml:space="preserve">The organic nitrogen amendments also showed labeling patterns distinct from the ammonia incubations, though a large fraction of the nitrogen was clearly remineralized into ammonia/glutamate and used to label a similar suite of compounds (Figure 1). Fully C and N labeled (</w:t>
-      </w:r>
-      <w:r>
-        <w:rPr>
-          <w:vertAlign w:val="superscript"/>
-        </w:rPr>
-        <w:t xml:space="preserve">13</w:t>
-      </w:r>
-      <w:r>
-        <w:t xml:space="preserve">C</w:t>
-      </w:r>
-      <w:r>
-        <w:rPr>
-          <w:vertAlign w:val="subscript"/>
-        </w:rPr>
-        <w:t xml:space="preserve">6</w:t>
-      </w:r>
-      <w:r>
-        <w:t xml:space="preserve">,</w:t>
-      </w:r>
-      <w:r>
-        <w:t xml:space="preserve"> </w:t>
-      </w:r>
-      <w:r>
-        <w:rPr>
-          <w:vertAlign w:val="superscript"/>
-        </w:rPr>
-        <w:t xml:space="preserve">15</w:t>
-      </w:r>
-      <w:r>
-        <w:t xml:space="preserve">N</w:t>
-      </w:r>
-      <w:r>
-        <w:rPr>
-          <w:vertAlign w:val="subscript"/>
-        </w:rPr>
-        <w:t xml:space="preserve">4</w:t>
-      </w:r>
-      <w:r>
-        <w:t xml:space="preserve">) arginine was visibly taken up at the T0 timepoint (within 20 minutes) and 80-90% of the pool was fully labeled after 12 hours. Surprisingly, the fraction of arginine labeled decreased from this point, with the T26 and T73 timepoints dropping to 73% and 46% labeled, respectively. This labeling rapidly propagated into citrulline via the urea cycle, indicating that labeled urea (</w:t>
-      </w:r>
-      <w:r>
-        <w:rPr>
-          <w:vertAlign w:val="superscript"/>
-        </w:rPr>
-        <w:t xml:space="preserve">13</w:t>
-      </w:r>
-      <w:r>
-        <w:t xml:space="preserve">C</w:t>
-      </w:r>
-      <w:r>
-        <w:rPr>
-          <w:vertAlign w:val="subscript"/>
-        </w:rPr>
-        <w:t xml:space="preserve">1</w:t>
-      </w:r>
-      <w:r>
-        <w:t xml:space="preserve">,</w:t>
-      </w:r>
-      <w:r>
-        <w:t xml:space="preserve"> </w:t>
-      </w:r>
-      <w:r>
-        <w:rPr>
-          <w:vertAlign w:val="superscript"/>
-        </w:rPr>
-        <w:t xml:space="preserve">15</w:t>
-      </w:r>
-      <w:r>
-        <w:t xml:space="preserve">N</w:t>
-      </w:r>
-      <w:r>
-        <w:rPr>
-          <w:vertAlign w:val="subscript"/>
-        </w:rPr>
-        <w:t xml:space="preserve">2</w:t>
-      </w:r>
-      <w:r>
-        <w:t xml:space="preserve">) was created and available in the system as well though we were unable to measure this directly</w:t>
-      </w:r>
-      <w:r>
-        <w:t xml:space="preserve"> </w:t>
-      </w:r>
-      <w:commentRangeStart w:id="0"/>
-      <w:r>
-        <w:t xml:space="preserve"> </w:t>
-      </w:r>
-      <w:commentRangeEnd w:id="0"/>
-      <w:r>
-        <w:rPr>
-          <w:rStyle w:val="CommentReference"/>
-        </w:rPr>
-        <w:commentReference w:id="0"/>
-      </w:r>
-      <w:r>
-        <w:t xml:space="preserve">. Glutamate and glutamine were labeled much more slowly, reaching 10% labeled after 10 hours and a maximum of 66% labeled after 24 hours. Much of this nitrogen was then cycled very quickly among other compounds which also saw a jump in labeling at 24 hours. This was particularly true for other amino acids and the nucleobases/nucleosides and here, guanine was not labeled more than other nucleobases. Mycosporine-like amino acids and betaines were unlabeled above background even after 3 days of incubation.</w:t>
-      </w:r>
-    </w:p>
-    <w:p>
-      <w:pPr>
-        <w:pStyle w:val="BodyText"/>
-      </w:pPr>
-      <w:r>
-        <w:t xml:space="preserve">The guanosine monophosphate (GMP) incubations showed a pattern very similar to the arginine incubations in the identity, timing, and magnitude in which metabolites were labeled (Figure 1). While we were unable to measure GMP directly</w:t>
-      </w:r>
-      <w:r>
-        <w:t xml:space="preserve"> </w:t>
-      </w:r>
-      <w:commentRangeStart w:id="0"/>
-      <w:r>
-        <w:t xml:space="preserve"> </w:t>
-      </w:r>
-      <w:commentRangeEnd w:id="0"/>
-      <w:r>
-        <w:rPr>
-          <w:rStyle w:val="CommentReference"/>
-        </w:rPr>
-        <w:commentReference w:id="0"/>
-      </w:r>
-      <w:r>
-        <w:t xml:space="preserve"> </w:t>
-      </w:r>
-      <w:r>
-        <w:t xml:space="preserve">we saw clear labeling of fully C and N labeled guanosine (</w:t>
-      </w:r>
-      <w:r>
-        <w:rPr>
-          <w:vertAlign w:val="superscript"/>
-        </w:rPr>
-        <w:t xml:space="preserve">13</w:t>
-      </w:r>
-      <w:r>
-        <w:t xml:space="preserve">C</w:t>
-      </w:r>
-      <w:r>
-        <w:rPr>
-          <w:vertAlign w:val="subscript"/>
-        </w:rPr>
-        <w:t xml:space="preserve">10</w:t>
-      </w:r>
-      <w:r>
-        <w:t xml:space="preserve">,</w:t>
-      </w:r>
-      <w:r>
-        <w:t xml:space="preserve"> </w:t>
-      </w:r>
-      <w:r>
-        <w:rPr>
-          <w:vertAlign w:val="superscript"/>
-        </w:rPr>
-        <w:t xml:space="preserve">15</w:t>
-      </w:r>
-      <w:r>
-        <w:t xml:space="preserve">N</w:t>
-      </w:r>
-      <w:r>
-        <w:rPr>
-          <w:vertAlign w:val="subscript"/>
-        </w:rPr>
-        <w:t xml:space="preserve">5</w:t>
-      </w:r>
-      <w:r>
-        <w:t xml:space="preserve">) after 3 hours that increased to a maximum of 75% after 24 hours before decreasing slightly to 64% labeled at the end of the three-day incubation. A small part of this signal was reflected in guanine, with</w:t>
-      </w:r>
-      <w:r>
-        <w:t xml:space="preserve"> </w:t>
-      </w:r>
-      <w:r>
-        <w:rPr>
-          <w:vertAlign w:val="superscript"/>
-        </w:rPr>
-        <w:t xml:space="preserve">13</w:t>
-      </w:r>
-      <w:r>
-        <w:t xml:space="preserve">C</w:t>
-      </w:r>
-      <w:r>
-        <w:rPr>
-          <w:vertAlign w:val="subscript"/>
-        </w:rPr>
-        <w:t xml:space="preserve">5</w:t>
-      </w:r>
-      <w:r>
-        <w:t xml:space="preserve">,</w:t>
-      </w:r>
-      <w:r>
-        <w:t xml:space="preserve"> </w:t>
-      </w:r>
-      <w:r>
-        <w:rPr>
-          <w:vertAlign w:val="superscript"/>
-        </w:rPr>
-        <w:t xml:space="preserve">15</w:t>
-      </w:r>
-      <w:r>
-        <w:t xml:space="preserve">N</w:t>
-      </w:r>
-      <w:r>
-        <w:rPr>
-          <w:vertAlign w:val="subscript"/>
-        </w:rPr>
-        <w:t xml:space="preserve">5</w:t>
-      </w:r>
-      <w:r>
-        <w:t xml:space="preserve"> </w:t>
-      </w:r>
-      <w:r>
-        <w:t xml:space="preserve">guanine representing about 10% of the signal at T3 and reaching a maximum of 40% at T26. At T26 we also saw extensive labeling in adenine, adenosine, and hypoxanthine though their dominant labeling patterns (</w:t>
-      </w:r>
-      <w:r>
-        <w:rPr>
-          <w:vertAlign w:val="superscript"/>
-        </w:rPr>
-        <w:t xml:space="preserve">13</w:t>
-      </w:r>
-      <w:r>
-        <w:t xml:space="preserve">C</w:t>
-      </w:r>
-      <w:r>
-        <w:rPr>
-          <w:vertAlign w:val="subscript"/>
-        </w:rPr>
-        <w:t xml:space="preserve">0</w:t>
-      </w:r>
-      <w:r>
-        <w:t xml:space="preserve"> </w:t>
-      </w:r>
-      <w:r>
-        <w:rPr>
-          <w:vertAlign w:val="superscript"/>
-        </w:rPr>
-        <w:t xml:space="preserve">15</w:t>
-      </w:r>
-      <w:r>
-        <w:t xml:space="preserve">N</w:t>
-      </w:r>
-      <w:r>
-        <w:rPr>
-          <w:vertAlign w:val="subscript"/>
-        </w:rPr>
-        <w:t xml:space="preserve">5</w:t>
-      </w:r>
-      <w:r>
-        <w:t xml:space="preserve">,</w:t>
-      </w:r>
-      <w:r>
-        <w:t xml:space="preserve"> </w:t>
-      </w:r>
-      <w:r>
-        <w:rPr>
-          <w:vertAlign w:val="superscript"/>
-        </w:rPr>
-        <w:t xml:space="preserve">13</w:t>
-      </w:r>
-      <w:r>
-        <w:t xml:space="preserve">C</w:t>
-      </w:r>
-      <w:r>
-        <w:rPr>
-          <w:vertAlign w:val="subscript"/>
-        </w:rPr>
-        <w:t xml:space="preserve">5</w:t>
-      </w:r>
-      <w:r>
-        <w:t xml:space="preserve"> </w:t>
-      </w:r>
-      <w:r>
-        <w:rPr>
-          <w:vertAlign w:val="superscript"/>
-        </w:rPr>
-        <w:t xml:space="preserve">15</w:t>
-      </w:r>
-      <w:r>
-        <w:t xml:space="preserve">N</w:t>
-      </w:r>
-      <w:r>
-        <w:rPr>
-          <w:vertAlign w:val="subscript"/>
-        </w:rPr>
-        <w:t xml:space="preserve">5</w:t>
-      </w:r>
-      <w:r>
-        <w:t xml:space="preserve">, and</w:t>
-      </w:r>
-      <w:r>
-        <w:t xml:space="preserve"> </w:t>
-      </w:r>
-      <w:r>
-        <w:rPr>
-          <w:vertAlign w:val="superscript"/>
-        </w:rPr>
-        <w:t xml:space="preserve">13</w:t>
-      </w:r>
-      <w:r>
-        <w:t xml:space="preserve">C</w:t>
-      </w:r>
-      <w:r>
-        <w:rPr>
-          <w:vertAlign w:val="subscript"/>
-        </w:rPr>
-        <w:t xml:space="preserve">0</w:t>
-      </w:r>
-      <w:r>
-        <w:t xml:space="preserve"> </w:t>
-      </w:r>
-      <w:r>
-        <w:rPr>
-          <w:vertAlign w:val="superscript"/>
-        </w:rPr>
-        <w:t xml:space="preserve">15</w:t>
-      </w:r>
-      <w:r>
-        <w:t xml:space="preserve">N</w:t>
-      </w:r>
-      <w:r>
-        <w:rPr>
-          <w:vertAlign w:val="subscript"/>
-        </w:rPr>
-        <w:t xml:space="preserve">4</w:t>
-      </w:r>
-      <w:r>
-        <w:t xml:space="preserve"> </w:t>
-      </w:r>
-      <w:r>
-        <w:t xml:space="preserve">respectively, Supplemental figure XX) suggested that the adenine and hypoxanthine were synthesized from glutamate and that the ribose pool had been swamped by guanosine cleavage. Here, unlike the arginine incubations, we also saw some MAA labeling at the end of the 3 day incubation.</w:t>
-      </w:r>
-    </w:p>
-    <w:p>
-      <w:pPr>
-        <w:pStyle w:val="BodyText"/>
-      </w:pPr>
-      <w:r>
-        <w:t xml:space="preserve">We also explored the degree of labeling incorporation into proteins by measuring the total hydrolyzable amino acids (THAAs) at both the start of each incubation and the end (Figure 2). Proteins were 30-50% of total particulate carbon pool (~2 uM) and 70-100% of the total particulate nitrogen (~0.25 uM), with free amino acids composing between 0.15% and 17% of the total</w:t>
-      </w:r>
-      <w:commentRangeStart w:id="0"/>
-      <w:r>
-        <w:t xml:space="preserve"> </w:t>
-      </w:r>
-      <w:commentRangeEnd w:id="0"/>
-      <w:r>
-        <w:rPr>
-          <w:rStyle w:val="CommentReference"/>
-        </w:rPr>
-        <w:commentReference w:id="0"/>
-      </w:r>
-      <w:r>
-        <w:t xml:space="preserve">`.</w:t>
-      </w:r>
-    </w:p>
-    <w:p>
-      <w:pPr>
-        <w:pStyle w:val="BodyText"/>
-      </w:pPr>
-      <w:r>
-        <w:t xml:space="preserve">There were differences in THAA labeling patterns between the amendments (Figure 2). Despite their shorter incubation time (26 hours vs 73 hours), the inorganic nitrogen amendments generally higher fractions of labeled protein. The nitrate amendments in particular were surprisingly heavily labeled given the minimal signal seen in the free metabolites, with a degree of labeling exceeding the ammonia incubation. This indicates that most of the assimilation was done by the small subset of organisms able to reduce nitrate and use it for growth and that these organisms did not share the reduced nitrogen with the rest of the community</w:t>
+        <w:t xml:space="preserve">There were differences in THAA labeling patterns between the amendments (Figure 2). Despite their shorter incubation time (26 hours vs 73 hours), the inorganic nitrogen amendments generally had higher fractions of labeled protein. The nitrate amendments in particular were surprisingly heavily labeled given the minimal signal seen in the free metabolites, with a degree of labeling exceeding the ammonia incubation. This indicates that most of the assimilation was done by the small subset of organisms able to reduce nitrate and use it for growth and that these organisms did not share the reduced nitrogen with the rest of the community</w:t>
       </w:r>
       <w:commentRangeStart w:id="0"/>
       <w:r>
@@ -1140,18 +994,18 @@
           <wp:inline>
             <wp:extent cx="5334000" cy="3692769"/>
             <wp:effectExtent b="0" l="0" r="0" t="0"/>
-            <wp:docPr descr="" title="" id="28" name="Picture"/>
+            <wp:docPr descr="" title="" id="26" name="Picture"/>
             <a:graphic>
               <a:graphicData uri="http://schemas.openxmlformats.org/drawingml/2006/picture">
                 <pic:pic>
                   <pic:nvPicPr>
-                    <pic:cNvPr descr="figures/total_thaa_gp.png" id="29" name="Picture"/>
+                    <pic:cNvPr descr="figures/total_thaa_gp.png" id="27" name="Picture"/>
                     <pic:cNvPicPr>
                       <a:picLocks noChangeArrowheads="1" noChangeAspect="1"/>
                     </pic:cNvPicPr>
                   </pic:nvPicPr>
                   <pic:blipFill>
-                    <a:blip r:embed="rId27"/>
+                    <a:blip r:embed="rId25"/>
                     <a:stretch>
                       <a:fillRect/>
                     </a:stretch>
@@ -1187,7 +1041,7 @@
           <w:i/>
           <w:iCs/>
         </w:rPr>
-        <w:t xml:space="preserve">Figure 2: Stacked bar plots showing the fraction of various total hydrolyzable amino acids (THAAs) labeled at the end of the incubations across the four amendments. Total uM nitrogen (N) in the protein pool is shown in the top plot while the fraction of individual amino acids labeled is shown in the rows below. Colors denote specific labeling patterns detected in the THAAs.</w:t>
+        <w:t xml:space="preserve">Figure 2: Stacked bar plots showing the fraction of various total hydrolyzable amino acids (THAAs) labeled at the end of the incubations across the four amendments. Total µM nitrogen (N) in the protein pool is shown in the top plot while the fraction of individual amino acids labeled is shown in the rows below. Colors denote specific labeling patterns detected in the THAAs.</w:t>
       </w:r>
     </w:p>
     <w:p>
@@ -1360,14 +1214,14 @@
         <w:t xml:space="preserve">labeling, likely from erythrose 4-phosphate via the pentose phosphate pathway indicating new synthesis through shikimate with nitrogen addition from a heavily labeled glutamate pool again.</w:t>
       </w:r>
     </w:p>
-    <w:bookmarkEnd w:id="30"/>
-    <w:bookmarkStart w:id="34" w:name="X7d08ec4adfba59cca1744e62bd7bab995db7486"/>
+    <w:bookmarkEnd w:id="28"/>
+    <w:bookmarkStart w:id="32" w:name="Xecac4ed2279096f92057c9a11002f35116717da"/>
     <w:p>
       <w:pPr>
         <w:pStyle w:val="Heading2"/>
       </w:pPr>
       <w:r>
-        <w:t xml:space="preserve">Minimal diel signal observed except in the UV-reactive mycosporine-like amino acids</w:t>
+        <w:t xml:space="preserve">Minimal diel signal observed except in the UV-absorbing mycosporine-like amino acids</w:t>
       </w:r>
     </w:p>
     <w:p>
@@ -1375,7 +1229,7 @@
         <w:pStyle w:val="FirstParagraph"/>
       </w:pPr>
       <w:r>
-        <w:t xml:space="preserve">We performed the four nitrogen amendments at both 6AM and at 6PM to test for any diel effects in labeling patterns. Very few compounds showed a significant difference between the 6AM start time and the 6PM start time with the exception being the mycosporine-like amino acids (MAAs, Figure 3). Shinorine and palythine were confirmed via MS</w:t>
+        <w:t xml:space="preserve">We performed experiments with each of the 4 forms of nitrogen at both 6AM and at 6PM to test for any diel effects in labeling patterns. Very few compounds showed a significant difference between the 6AM start time and the 6PM start time with the exception being the mycosporine-like amino acids (MAAs, Figure 3). Shinorine and palythine were confirmed via MS</w:t>
       </w:r>
       <w:r>
         <w:rPr>
@@ -1447,7 +1301,7 @@
         <w:t xml:space="preserve"> </w:t>
       </w:r>
       <w:r>
-        <w:t xml:space="preserve">of 285.1445 possibly corresponding to palythene and usujirene.</w:t>
+        <w:t xml:space="preserve">of 285.1445 likely corresponding to palythene and usujirene.</w:t>
       </w:r>
     </w:p>
     <w:p>
@@ -1459,18 +1313,18 @@
           <wp:inline>
             <wp:extent cx="2752374" cy="5504749"/>
             <wp:effectExtent b="0" l="0" r="0" t="0"/>
-            <wp:docPr descr="" title="" id="32" name="Picture"/>
+            <wp:docPr descr="" title="" id="30" name="Picture"/>
             <a:graphic>
               <a:graphicData uri="http://schemas.openxmlformats.org/drawingml/2006/picture">
                 <pic:pic>
                   <pic:nvPicPr>
-                    <pic:cNvPr descr="figures/MAA_curves.png" id="33" name="Picture"/>
+                    <pic:cNvPr descr="figures/MAA_curves.png" id="31" name="Picture"/>
                     <pic:cNvPicPr>
                       <a:picLocks noChangeArrowheads="1" noChangeAspect="1"/>
                     </pic:cNvPicPr>
                   </pic:nvPicPr>
                   <pic:blipFill>
-                    <a:blip r:embed="rId31"/>
+                    <a:blip r:embed="rId29"/>
                     <a:stretch>
                       <a:fillRect/>
                     </a:stretch>
@@ -1506,7 +1360,51 @@
           <w:i/>
           <w:iCs/>
         </w:rPr>
-        <w:t xml:space="preserve">Figure 3: Fraction of UV-reactive mycosporine-like amino acids (MAAs) containing at least one 15N label over one day during the treatments amended with 15N labeled ammonia or nitrate. Incubations started at 6AM are shown in yellow while incubations started at 6PM are shown in blue, with grey background regions highlighting nighttime. Three replicates are included at each of the 5 timepoints and best-fit power law curves have been fit behind the data.</w:t>
+        <w:t xml:space="preserve">Figure 3: Fraction of UV-absorbing mycosporine-like amino acids (MAAs) containing at least one</w:t>
+      </w:r>
+      <w:r>
+        <w:rPr>
+          <w:i/>
+          <w:iCs/>
+        </w:rPr>
+        <w:t xml:space="preserve"> </w:t>
+      </w:r>
+      <w:r>
+        <w:rPr>
+          <w:i/>
+          <w:iCs/>
+          <w:vertAlign w:val="superscript"/>
+        </w:rPr>
+        <w:t xml:space="preserve">15</w:t>
+      </w:r>
+      <w:r>
+        <w:rPr>
+          <w:i/>
+          <w:iCs/>
+        </w:rPr>
+        <w:t xml:space="preserve">N label over one day during the treatments amended with</w:t>
+      </w:r>
+      <w:r>
+        <w:rPr>
+          <w:i/>
+          <w:iCs/>
+        </w:rPr>
+        <w:t xml:space="preserve"> </w:t>
+      </w:r>
+      <w:r>
+        <w:rPr>
+          <w:i/>
+          <w:iCs/>
+          <w:vertAlign w:val="superscript"/>
+        </w:rPr>
+        <w:t xml:space="preserve">15</w:t>
+      </w:r>
+      <w:r>
+        <w:rPr>
+          <w:i/>
+          <w:iCs/>
+        </w:rPr>
+        <w:t xml:space="preserve">N labeled ammonia or nitrate. Incubations started at 6AM are shown in yellow while incubations started at 6PM are shown in blue, with grey background regions highlighting nighttime. Three replicates are included at each of the 5 timepoints and best-fit power law curves have been fit behind the data.</w:t>
       </w:r>
     </w:p>
     <w:p>
@@ -1517,8 +1415,8 @@
         <w:t xml:space="preserve">Nitrate data showed similar degrees of labeling which was again surprising given the reduced amount of bulk metabolite labeling in those amendments, though the synthesis of MAAs from nitrate appeared less clearly diel. Shinorine and porphyra-334 were particularly well-labeled under nitrate, approaching the values achieved in the ammonia incubations. Very little MAA labeling was observed during the arginine and GMP amendments until the 73 hour timepoint, though at that point the fraction labeled was approximately equivalent to the inorganic amendments and slightly higher for GMP than arginine.</w:t>
       </w:r>
     </w:p>
-    <w:bookmarkEnd w:id="34"/>
-    <w:bookmarkStart w:id="38" w:name="Xf8cfc5d50d613d7c6f6f8fcdc1a03d0bfc75491"/>
+    <w:bookmarkEnd w:id="32"/>
+    <w:bookmarkStart w:id="36" w:name="Xf8cfc5d50d613d7c6f6f8fcdc1a03d0bfc75491"/>
     <w:p>
       <w:pPr>
         <w:pStyle w:val="Heading2"/>
@@ -1573,7 +1471,7 @@
         <w:t xml:space="preserve">15</w:t>
       </w:r>
       <w:r>
-        <w:t xml:space="preserve">N aspartate was undetectable until T3 and</w:t>
+        <w:t xml:space="preserve">N aspartate was undetectable until hour 3 of the incubation and</w:t>
       </w:r>
       <w:r>
         <w:t xml:space="preserve"> </w:t>
@@ -1585,7 +1483,7 @@
         <w:t xml:space="preserve">15</w:t>
       </w:r>
       <w:r>
-        <w:t xml:space="preserve">N asparagine never detected. In contrast, glutamine labeling was similar between the two depths, with the fraction labeled 10-20 percentage points higher at the surface across all timepoints; a trend which was clearly not propagated to glutamate or other amino acids and instead must have represented accumulation or protein incorporation.</w:t>
+        <w:t xml:space="preserve">N asparagine was never detected. In contrast, glutamine labeling was similar between the two depths, with the fraction labeled 10-20 percentage points higher at the surface across all timepoints; a trend which was clearly not propagated to glutamate or other amino acids and instead must have represented accumulation or protein incorporation.</w:t>
       </w:r>
       <w:r>
         <w:t xml:space="preserve"> </w:t>
@@ -1611,18 +1509,18 @@
           <wp:inline>
             <wp:extent cx="5334000" cy="5334000"/>
             <wp:effectExtent b="0" l="0" r="0" t="0"/>
-            <wp:docPr descr="" title="" id="36" name="Picture"/>
+            <wp:docPr descr="" title="" id="34" name="Picture"/>
             <a:graphic>
               <a:graphicData uri="http://schemas.openxmlformats.org/drawingml/2006/picture">
                 <pic:pic>
                   <pic:nvPicPr>
-                    <pic:cNvPr descr="figures/deep_vs_surf_labeling.png" id="37" name="Picture"/>
+                    <pic:cNvPr descr="figures/deep_vs_surf_labeling.png" id="35" name="Picture"/>
                     <pic:cNvPicPr>
                       <a:picLocks noChangeArrowheads="1" noChangeAspect="1"/>
                     </pic:cNvPicPr>
                   </pic:nvPicPr>
                   <pic:blipFill>
-                    <a:blip r:embed="rId35"/>
+                    <a:blip r:embed="rId33"/>
                     <a:stretch>
                       <a:fillRect/>
                     </a:stretch>
@@ -1666,7 +1564,7 @@
         <w:pStyle w:val="BodyText"/>
       </w:pPr>
       <w:r>
-        <w:t xml:space="preserve">Other metabolites varied in their degree of labeling (Figure 4). Nucleobases and nucleosides were much more heavily labeled from ammonia at the surface, with maximum labeling 3-10 times more extensive around T3 and T10 if the isotope was measurable at both depths and infinitely more so if not. Betaines and other nitrogen-containing metabolites, however, were almost entirely unlabeled at 175 meters until the 24 hour mark, at which the fraction labeled in both was 5-20 times higher at the surface. An important exception to this rule is the osmolyte ectoine, an aspartate derivative that nonetheless was synthesized with nitrogen from ammonia at depth at rates equal to or exceeding those of the surface.</w:t>
+        <w:t xml:space="preserve">Other metabolites varied in their degree of labeling (Figure 4). Nucleobases and nucleosides were much more heavily labeled from ammonia at the surface, with maximum labeling 3-10 times more extensive around T3 and T10 if the isotope was measurable at both depths and infinitely more so if not. Betaines and other nitrogen-containing metabolites, however, were almost entirely unlabeled at 175 meters until the 24 hour mark, at which time the fraction labeled in both was 5-20 times higher at the surface. An important exception to this rule is the osmolyte ectoine, an aspartate derivative that nonetheless was synthesized with nitrogen from ammonia at depth at rates equal to or exceeding those of the surface.</w:t>
       </w:r>
     </w:p>
     <w:p>
@@ -1674,7 +1572,7 @@
         <w:pStyle w:val="BodyText"/>
       </w:pPr>
       <w:r>
-        <w:t xml:space="preserve">We were unfortunately unable to present the data collected from the 175 meter labeled nitrate incubations here due to missed timepoints and confusion during sample collection but the raw numbers are provided in the supplement (Table XX and Supplemental Figure XX).</w:t>
+        <w:t xml:space="preserve">We were unfortunately unable to present the data collected from the 175 meter labeled nitrate incubations here due to missed timepoints and our inability to confidently connect data to the correct timepoint for those samples but the raw numbers are provided in the supplement (Supplemental Figure XX).</w:t>
       </w:r>
     </w:p>
     <w:p>
@@ -1691,8 +1589,8 @@
         <w:t xml:space="preserve">N use from the organic nitrogen substrates was again strikingly similar between the 25 meter and 175 meter samples aside from the direct products of the amended compounds. In both cases, uptake and use of the labeled substrate was equal or slightly higher at depth for a majority of the metabolites measured. Exceptions to this were theanine, which was 20-30 percentage points more heavily labeled at the surface by the end of the incubations, and ectoine, which was synthesized more at depth even to a larger degree than it was during the ammonia treatments, reaching nearly 50 percentage points more labeled at 175 meters than it was at 25m.</w:t>
       </w:r>
     </w:p>
-    <w:bookmarkEnd w:id="38"/>
-    <w:bookmarkStart w:id="42" w:name="X8b566f000a898a0bef4f530b2a380969e4e03f1"/>
+    <w:bookmarkEnd w:id="36"/>
+    <w:bookmarkStart w:id="40" w:name="X8b566f000a898a0bef4f530b2a380969e4e03f1"/>
     <w:p>
       <w:pPr>
         <w:pStyle w:val="Heading2"/>
@@ -2082,7 +1980,7 @@
         <w:pStyle w:val="BodyText"/>
       </w:pPr>
       <w:r>
-        <w:t xml:space="preserve">To derive biological meaning from the untargeted analysis, we performed a k-means clustering of the features across all the treatments and timepoints and included our targeted data in the clustering. Clear patterns of isotope incorporation emerged in 6 of the 10 clusters we used (Figure 5). Cluster 1, the largest with 64 molecular features, contained many of the unlabeled compounds including those without any nitrogen and all of the betaines. Cluster 2 contained most of the amino acids, the nucleobases cytosine and guanine, the and the deoxynucleosides as well as ectoine and citrulline. Cluster 3 contained homarine, beta-alanine, and O-acetylcarnitine as well as the remaining amino acids aside from aspartate, glutamate, and glutamine which fell into cluster 4. Known compounds in cluster 5 consisted of adenine, adenosine, cytidine, and hypoxanthine while guanosine fell alone into cluster 6. The MAAs were distributed across clusters 8 and 9, while clusters 7 and 10 had no known compounds.</w:t>
+        <w:t xml:space="preserve">To derive biological meaning from the untargeted analysis, we performed a k-means clustering of the features across all the treatments and timepoints and included our targeted data in the clustering. Clear patterns of isotope incorporation emerged in 6 of the 10 clusters we used (Figure 5). Cluster 1, the largest with 64 molecular features, contained many of the unlabeled compounds including those without any nitrogen and all of the betaines. Cluster 2 contained most of the amino acids, the nucleobases cytosine and guanine, and the deoxynucleosides as well as ectoine and citrulline. Cluster 3 contained homarine, beta-alanine, and O-acetylcarnitine as well as the remaining amino acids aside from aspartate, glutamate, and glutamine which fell into cluster 4. Known compounds in cluster 5 consisted of adenine, adenosine, cytidine, and hypoxanthine while guanosine fell alone into cluster 6. The MAAs were distributed across clusters 8 and 9, while clusters 7 and 10 had no known compounds.</w:t>
       </w:r>
     </w:p>
     <w:p>
@@ -2094,18 +1992,18 @@
           <wp:inline>
             <wp:extent cx="5334000" cy="3282461"/>
             <wp:effectExtent b="0" l="0" r="0" t="0"/>
-            <wp:docPr descr="" title="" id="40" name="Picture"/>
+            <wp:docPr descr="" title="" id="38" name="Picture"/>
             <a:graphic>
               <a:graphicData uri="http://schemas.openxmlformats.org/drawingml/2006/picture">
                 <pic:pic>
                   <pic:nvPicPr>
-                    <pic:cNvPr descr="figures/untarg_heatmap.png" id="41" name="Picture"/>
+                    <pic:cNvPr descr="figures/untarg_heatmap.png" id="39" name="Picture"/>
                     <pic:cNvPicPr>
                       <a:picLocks noChangeArrowheads="1" noChangeAspect="1"/>
                     </pic:cNvPicPr>
                   </pic:nvPicPr>
                   <pic:blipFill>
-                    <a:blip r:embed="rId39"/>
+                    <a:blip r:embed="rId37"/>
                     <a:stretch>
                       <a:fillRect/>
                     </a:stretch>
@@ -2166,15 +2064,247 @@
         <w:t xml:space="preserve">N label during the surface seawater amendments with various substrates after the number of hours shown on the x-axis. Darker colors indicate a larger percentage of the feature signal was isotopically labeled. Three biological replicates are stacked vertically at each timepoint and the labeling within each clusters has been averaged across all the composing features. The number of features in each cluster is specified by the n in the facet name. GMP = guanosine monophosphate.</w:t>
       </w:r>
     </w:p>
+    <w:bookmarkEnd w:id="40"/>
+    <w:bookmarkEnd w:id="41"/>
+    <w:bookmarkStart w:id="42" w:name="discussion"/>
+    <w:p>
+      <w:pPr>
+        <w:pStyle w:val="Heading1"/>
+      </w:pPr>
+      <w:r>
+        <w:t xml:space="preserve">Discussion</w:t>
+      </w:r>
+    </w:p>
+    <w:p>
+      <w:pPr>
+        <w:pStyle w:val="Compact"/>
+        <w:numPr>
+          <w:ilvl w:val="0"/>
+          <w:numId w:val="1001"/>
+        </w:numPr>
+      </w:pPr>
+      <w:r>
+        <w:t xml:space="preserve">Discuss community progression through diatom bloom over the course of the experiments</w:t>
+      </w:r>
+    </w:p>
+    <w:p>
+      <w:pPr>
+        <w:pStyle w:val="Compact"/>
+        <w:numPr>
+          <w:ilvl w:val="1"/>
+          <w:numId w:val="1002"/>
+        </w:numPr>
+      </w:pPr>
+      <w:r>
+        <w:t xml:space="preserve">What do we know about Hemiaulus</w:t>
+      </w:r>
+    </w:p>
+    <w:p>
+      <w:pPr>
+        <w:pStyle w:val="Compact"/>
+        <w:numPr>
+          <w:ilvl w:val="1"/>
+          <w:numId w:val="1002"/>
+        </w:numPr>
+      </w:pPr>
+      <w:r>
+        <w:t xml:space="preserve">Both Pro and heterotrophic bacteria were elevated from typical St. ALOHA conditions by the end</w:t>
+      </w:r>
+    </w:p>
+    <w:p>
+      <w:pPr>
+        <w:pStyle w:val="Compact"/>
+        <w:numPr>
+          <w:ilvl w:val="1"/>
+          <w:numId w:val="1002"/>
+        </w:numPr>
+      </w:pPr>
+      <w:r>
+        <w:t xml:space="preserve">Deep data impossible to know because I only have one 175m depth profile for IFCB/ASV data but looks pretty typical</w:t>
+      </w:r>
+    </w:p>
+    <w:p>
+      <w:pPr>
+        <w:pStyle w:val="Compact"/>
+        <w:numPr>
+          <w:ilvl w:val="0"/>
+          <w:numId w:val="1001"/>
+        </w:numPr>
+      </w:pPr>
+      <w:r>
+        <w:t xml:space="preserve">Surprising nitrate response, expected a lot more metabolite labeling</w:t>
+      </w:r>
+    </w:p>
+    <w:p>
+      <w:pPr>
+        <w:pStyle w:val="Compact"/>
+        <w:numPr>
+          <w:ilvl w:val="1"/>
+          <w:numId w:val="1003"/>
+        </w:numPr>
+      </w:pPr>
+      <w:r>
+        <w:t xml:space="preserve">Surface community not</w:t>
+      </w:r>
+      <w:r>
+        <w:t xml:space="preserve"> </w:t>
+      </w:r>
+      <w:r>
+        <w:t xml:space="preserve">“expecting”</w:t>
+      </w:r>
+      <w:r>
+        <w:t xml:space="preserve"> </w:t>
+      </w:r>
+      <w:r>
+        <w:t xml:space="preserve">nitrate? problems with redox at surface? Diatom growth only?</w:t>
+      </w:r>
+    </w:p>
+    <w:p>
+      <w:pPr>
+        <w:pStyle w:val="Compact"/>
+        <w:numPr>
+          <w:ilvl w:val="0"/>
+          <w:numId w:val="1001"/>
+        </w:numPr>
+      </w:pPr>
+      <w:r>
+        <w:t xml:space="preserve">Not expecting to see any C labeling from the organics via CO2 because inorganic C pool is so much larger, unlike the N pool</w:t>
+      </w:r>
+    </w:p>
+    <w:p>
+      <w:pPr>
+        <w:pStyle w:val="Compact"/>
+        <w:numPr>
+          <w:ilvl w:val="1"/>
+          <w:numId w:val="1004"/>
+        </w:numPr>
+      </w:pPr>
+      <w:r>
+        <w:t xml:space="preserve">Discuss how badly we swamped the pool of nitrate, ammonia, DON, arg, GMP</w:t>
+      </w:r>
+    </w:p>
+    <w:p>
+      <w:pPr>
+        <w:pStyle w:val="Compact"/>
+        <w:numPr>
+          <w:ilvl w:val="0"/>
+          <w:numId w:val="1001"/>
+        </w:numPr>
+      </w:pPr>
+      <w:r>
+        <w:t xml:space="preserve">What does the decrease in arginine labeling in +Arg at T26 and T73 indicate? Pulse-chase behavior? How is the labeled pool specifically decreasing?</w:t>
+      </w:r>
+    </w:p>
+    <w:p>
+      <w:pPr>
+        <w:pStyle w:val="Compact"/>
+        <w:numPr>
+          <w:ilvl w:val="0"/>
+          <w:numId w:val="1001"/>
+        </w:numPr>
+      </w:pPr>
+      <w:r>
+        <w:t xml:space="preserve">Contrasting the THAA +Nit with the metabolites hints at a small but rapidly churning amino acid pool that’s deeply segregated</w:t>
+      </w:r>
+    </w:p>
+    <w:p>
+      <w:pPr>
+        <w:pStyle w:val="Compact"/>
+        <w:numPr>
+          <w:ilvl w:val="0"/>
+          <w:numId w:val="1001"/>
+        </w:numPr>
+      </w:pPr>
+      <w:r>
+        <w:t xml:space="preserve">MAAs are mostly made from the 4DG core plus N-containing amino acids (glycine). How does the labeling of these compare to their substituent AAs? (it’s much larger)</w:t>
+      </w:r>
+    </w:p>
+    <w:p>
+      <w:pPr>
+        <w:pStyle w:val="Compact"/>
+        <w:numPr>
+          <w:ilvl w:val="0"/>
+          <w:numId w:val="1001"/>
+        </w:numPr>
+      </w:pPr>
+      <w:r>
+        <w:t xml:space="preserve">Ectoine - mention that it’s mostly bacterial</w:t>
+      </w:r>
+      <w:r>
+        <w:t xml:space="preserve"> </w:t>
+      </w:r>
+      <w:r>
+        <w:t xml:space="preserve">[@McParland2021]</w:t>
+      </w:r>
+    </w:p>
+    <w:p>
+      <w:pPr>
+        <w:pStyle w:val="Compact"/>
+        <w:numPr>
+          <w:ilvl w:val="0"/>
+          <w:numId w:val="1001"/>
+        </w:numPr>
+      </w:pPr>
+      <w:r>
+        <w:t xml:space="preserve">Incubations are imperfect metrics of the actual environment because amendments with</w:t>
+      </w:r>
+      <w:r>
+        <w:t xml:space="preserve"> </w:t>
+      </w:r>
+      <w:r>
+        <w:rPr>
+          <w:i/>
+          <w:iCs/>
+        </w:rPr>
+        <w:t xml:space="preserve">anything</w:t>
+      </w:r>
+      <w:r>
+        <w:t xml:space="preserve"> </w:t>
+      </w:r>
+      <w:r>
+        <w:t xml:space="preserve">will heavily skew the community - over what time scale though?</w:t>
+      </w:r>
+      <w:r>
+        <w:t xml:space="preserve"> </w:t>
+      </w:r>
+      <w:r>
+        <w:t xml:space="preserve">[@Eppley1977; @Shilova2017; @Karl2017; @Rii2018]</w:t>
+      </w:r>
+    </w:p>
+    <w:p>
+      <w:pPr>
+        <w:pStyle w:val="FirstParagraph"/>
+      </w:pPr>
+      <w:r>
+        <w:t xml:space="preserve">Comments from Anitra:</w:t>
+      </w:r>
+    </w:p>
+    <w:p>
+      <w:pPr>
+        <w:pStyle w:val="BodyText"/>
+      </w:pPr>
+      <w:r>
+        <w:t xml:space="preserve">0.3nM glutamine becoming 0.8nM means that 95% of the 0.8nM was produced, not counting all the N that went through glutamine into other things. Do you know what typically happens to biomass during ALOHA + DIN incubation? How does this compare to measures of regenerated production? (Was this increase a result of more biomass or just higher gln concentrations?)</w:t>
+      </w:r>
+    </w:p>
     <w:bookmarkEnd w:id="42"/>
+    <w:bookmarkStart w:id="43" w:name="conclusion"/>
+    <w:p>
+      <w:pPr>
+        <w:pStyle w:val="Heading1"/>
+      </w:pPr>
+      <w:r>
+        <w:t xml:space="preserve">Conclusion</w:t>
+      </w:r>
+    </w:p>
     <w:bookmarkEnd w:id="43"/>
-    <w:bookmarkStart w:id="44" w:name="discussion"/>
+    <w:bookmarkStart w:id="44" w:name="methods"/>
     <w:p>
       <w:pPr>
         <w:pStyle w:val="Heading1"/>
       </w:pPr>
       <w:r>
-        <w:t xml:space="preserve">Discussion</w:t>
+        <w:t xml:space="preserve">Methods</w:t>
       </w:r>
     </w:p>
     <w:p>
@@ -2182,144 +2312,72 @@
         <w:pStyle w:val="FirstParagraph"/>
       </w:pPr>
       <w:r>
-        <w:t xml:space="preserve">[DISCUSSION: surface community not</w:t>
-      </w:r>
-      <w:r>
-        <w:t xml:space="preserve"> </w:t>
-      </w:r>
-      <w:r>
-        <w:t xml:space="preserve">“expecting”</w:t>
-      </w:r>
-      <w:r>
-        <w:t xml:space="preserve"> </w:t>
-      </w:r>
-      <w:r>
-        <w:t xml:space="preserve">nitrate? problems with redox at surface?]</w:t>
-      </w:r>
-    </w:p>
-    <w:p>
-      <w:pPr>
-        <w:pStyle w:val="BodyText"/>
-      </w:pPr>
-      <w:r>
-        <w:t xml:space="preserve">[DISCUSSION: not expecting to see any C labeling from the organics via CO2 because inorganic C pool is so much larger, unlike the N pool]</w:t>
-      </w:r>
-    </w:p>
-    <w:p>
-      <w:pPr>
-        <w:pStyle w:val="BodyText"/>
-      </w:pPr>
-      <w:r>
-        <w:t xml:space="preserve">[DISCUSSION: What does the decrease in arginine labeling in +Arg at T26 and T73 indicate? Pulse-chase behavior? How is the labeled pool specifically decreasing?]</w:t>
-      </w:r>
-    </w:p>
-    <w:p>
-      <w:pPr>
-        <w:pStyle w:val="BodyText"/>
-      </w:pPr>
-      <w:r>
-        <w:t xml:space="preserve">[DISCUSSION: Contrasting the THAA +Nit with the metabolites hints at a small but rapidly churning amino acid pool that’s deeply segregated]</w:t>
-      </w:r>
-    </w:p>
-    <w:p>
-      <w:pPr>
-        <w:pStyle w:val="BodyText"/>
-      </w:pPr>
-      <w:r>
-        <w:t xml:space="preserve">[DISCUSSION: MAAs are mostly made from the 4DG core plus N-containing amino acids (glycine). How does the labeling of these compare to their substituent AAs? (it’s much larger)]</w:t>
+        <w:t xml:space="preserve">[explain chromatographic similarity scoring as pearson’s correlation coefficient]</w:t>
       </w:r>
     </w:p>
     <w:bookmarkEnd w:id="44"/>
-    <w:bookmarkStart w:id="45" w:name="conclusion"/>
+    <w:bookmarkStart w:id="45" w:name="acknowledgements"/>
     <w:p>
       <w:pPr>
         <w:pStyle w:val="Heading1"/>
       </w:pPr>
       <w:r>
-        <w:t xml:space="preserve">Conclusion</w:t>
+        <w:t xml:space="preserve">Acknowledgements</w:t>
       </w:r>
     </w:p>
     <w:bookmarkEnd w:id="45"/>
-    <w:bookmarkStart w:id="46" w:name="methods"/>
+    <w:bookmarkStart w:id="46" w:name="data-availability"/>
     <w:p>
       <w:pPr>
         <w:pStyle w:val="Heading1"/>
       </w:pPr>
       <w:r>
-        <w:t xml:space="preserve">Methods</w:t>
-      </w:r>
-    </w:p>
-    <w:p>
-      <w:pPr>
-        <w:pStyle w:val="FirstParagraph"/>
-      </w:pPr>
-      <w:r>
-        <w:t xml:space="preserve">[explain chromatographic similarity scoring as pearson’s correlation coefficient]</w:t>
+        <w:t xml:space="preserve">Data availability</w:t>
       </w:r>
     </w:p>
     <w:bookmarkEnd w:id="46"/>
-    <w:bookmarkStart w:id="47" w:name="acknowledgements"/>
+    <w:bookmarkStart w:id="48" w:name="references"/>
     <w:p>
       <w:pPr>
         <w:pStyle w:val="Heading1"/>
       </w:pPr>
       <w:r>
-        <w:t xml:space="preserve">Acknowledgements</w:t>
-      </w:r>
-    </w:p>
+        <w:t xml:space="preserve">References</w:t>
+      </w:r>
+    </w:p>
+    <w:bookmarkStart w:id="47" w:name="refs"/>
     <w:bookmarkEnd w:id="47"/>
-    <w:bookmarkStart w:id="48" w:name="data-availability"/>
+    <w:bookmarkEnd w:id="48"/>
+    <w:bookmarkStart w:id="51" w:name="supplement"/>
     <w:p>
       <w:pPr>
         <w:pStyle w:val="Heading1"/>
       </w:pPr>
       <w:r>
-        <w:t xml:space="preserve">Data availability</w:t>
-      </w:r>
-    </w:p>
-    <w:bookmarkEnd w:id="48"/>
-    <w:bookmarkStart w:id="50" w:name="references"/>
-    <w:p>
-      <w:pPr>
-        <w:pStyle w:val="Heading1"/>
-      </w:pPr>
-      <w:r>
-        <w:t xml:space="preserve">References</w:t>
-      </w:r>
-    </w:p>
-    <w:bookmarkStart w:id="49" w:name="refs"/>
+        <w:t xml:space="preserve">Supplement</w:t>
+      </w:r>
+    </w:p>
+    <w:bookmarkStart w:id="49" w:name="X031c7b21c251fbda3e788800498d52242f55fbd"/>
+    <w:p>
+      <w:pPr>
+        <w:pStyle w:val="Heading2"/>
+      </w:pPr>
+      <w:r>
+        <w:t xml:space="preserve">Supp fig: full heatmap of all compounds and timepoints</w:t>
+      </w:r>
+    </w:p>
     <w:bookmarkEnd w:id="49"/>
+    <w:bookmarkStart w:id="50" w:name="X8af38d15bed8b30cb36c0256c59cd2dc670d021"/>
+    <w:p>
+      <w:pPr>
+        <w:pStyle w:val="Heading2"/>
+      </w:pPr>
+      <w:r>
+        <w:t xml:space="preserve">Supp fig: THAA labeling broken down by triplicate</w:t>
+      </w:r>
+    </w:p>
     <w:bookmarkEnd w:id="50"/>
-    <w:bookmarkStart w:id="53" w:name="supplement"/>
-    <w:p>
-      <w:pPr>
-        <w:pStyle w:val="Heading1"/>
-      </w:pPr>
-      <w:r>
-        <w:t xml:space="preserve">Supplement</w:t>
-      </w:r>
-    </w:p>
-    <w:bookmarkStart w:id="51" w:name="X031c7b21c251fbda3e788800498d52242f55fbd"/>
-    <w:p>
-      <w:pPr>
-        <w:pStyle w:val="Heading2"/>
-      </w:pPr>
-      <w:r>
-        <w:t xml:space="preserve">Supp fig: full heatmap of all compounds and timepoints</w:t>
-      </w:r>
-    </w:p>
     <w:bookmarkEnd w:id="51"/>
-    <w:bookmarkStart w:id="52" w:name="X8af38d15bed8b30cb36c0256c59cd2dc670d021"/>
-    <w:p>
-      <w:pPr>
-        <w:pStyle w:val="Heading2"/>
-      </w:pPr>
-      <w:r>
-        <w:t xml:space="preserve">Supp fig: THAA labeling broken down by triplicate</w:t>
-      </w:r>
-    </w:p>
-    <w:bookmarkEnd w:id="52"/>
-    <w:bookmarkEnd w:id="53"/>
     <w:sectPr/>
   </w:body>
 </w:document>
@@ -2327,7 +2385,7 @@
 
 <file path=word/comments.xml><?xml version="1.0" encoding="utf-8"?>
 <w:comments xmlns:w="http://schemas.openxmlformats.org/wordprocessingml/2006/main" xmlns:m="http://schemas.openxmlformats.org/officeDocument/2006/math" xmlns:r="http://schemas.openxmlformats.org/officeDocument/2006/relationships" xmlns:o="urn:schemas-microsoft-com:office:office" xmlns:v="urn:schemas-microsoft-com:vml" xmlns:w10="urn:schemas-microsoft-com:office:word" xmlns:a="http://schemas.openxmlformats.org/drawingml/2006/main" xmlns:pic="http://schemas.openxmlformats.org/drawingml/2006/picture" xmlns:wp="http://schemas.openxmlformats.org/drawingml/2006/wordprocessingDrawing">
-  <w:comment w:id="0" w:author="Will" w:date="2025-05-23 13:48:30.643307">
+  <w:comment w:id="0" w:author="Will" w:date="2025-05-29 14:32:37.223822">
     <w:p>
       <w:pPr>
         <w:pStyle w:val="CommentText"/>
@@ -2339,23 +2397,11 @@
         <w:annotationRef/>
       </w:r>
       <w:r>
-        <w:t xml:space="preserve">Do I need a</w:t>
-      </w:r>
-      <w:r>
-        <w:t xml:space="preserve"> </w:t>
-      </w:r>
-      <w:r>
-        <w:t xml:space="preserve">‘here’s what the cruise looked like’</w:t>
-      </w:r>
-      <w:r>
-        <w:t xml:space="preserve"> </w:t>
-      </w:r>
-      <w:r>
-        <w:t xml:space="preserve">results section?</w:t>
+        <w:t xml:space="preserve">Consider trying harder to get thymine/uracil/inosine values?</w:t>
       </w:r>
     </w:p>
   </w:comment>
-  <w:comment w:id="0" w:author="Will" w:date="2025-05-23 13:48:30.697468">
+  <w:comment w:id="0" w:author="Will" w:date="2025-05-29 14:32:37.247798">
     <w:p>
       <w:pPr>
         <w:pStyle w:val="CommentText"/>
@@ -2367,11 +2413,11 @@
         <w:annotationRef/>
       </w:r>
       <w:r>
-        <w:t xml:space="preserve">Maybe better as a small table?</w:t>
+        <w:t xml:space="preserve">double check these numbers after rerun</w:t>
       </w:r>
     </w:p>
   </w:comment>
-  <w:comment w:id="0" w:author="Will" w:date="2025-05-23 13:48:30.698033">
+  <w:comment w:id="0" w:author="Will" w:date="2025-05-29 14:32:37.257289">
     <w:p>
       <w:pPr>
         <w:pStyle w:val="CommentText"/>
@@ -2383,11 +2429,11 @@
         <w:annotationRef/>
       </w:r>
       <w:r>
-        <w:t xml:space="preserve">Consider trying harder to get thymine/uracil/inosine values?</w:t>
+        <w:t xml:space="preserve">I could try harder to get urea values for this but it’s pretty bad.</w:t>
       </w:r>
     </w:p>
   </w:comment>
-  <w:comment w:id="0" w:author="Will" w:date="2025-05-23 13:48:30.698522">
+  <w:comment w:id="0" w:author="Will" w:date="2025-05-29 14:32:37.266815">
     <w:p>
       <w:pPr>
         <w:pStyle w:val="CommentText"/>
@@ -2399,11 +2445,11 @@
         <w:annotationRef/>
       </w:r>
       <w:r>
-        <w:t xml:space="preserve">Expand betaine discussion and turn it into a separate paragraph? Not sure what more to say… fluxes?</w:t>
+        <w:t xml:space="preserve">I can try harder here but the data is pretty bad :(</w:t>
       </w:r>
     </w:p>
   </w:comment>
-  <w:comment w:id="0" w:author="Will" w:date="2025-05-23 13:48:30.707946">
+  <w:comment w:id="0" w:author="Will" w:date="2025-05-29 14:32:37.276102">
     <w:p>
       <w:pPr>
         <w:pStyle w:val="CommentText"/>
@@ -2415,11 +2461,11 @@
         <w:annotationRef/>
       </w:r>
       <w:r>
-        <w:t xml:space="preserve">I could try harder to get urea values for this but it’s pretty bad.</w:t>
+        <w:t xml:space="preserve">I’m not really sure what to say here or how to dive into the variance that’s of interest to us. Report the compound with the most/least in protein? Break it down by labeled vs unlabeled?</w:t>
       </w:r>
     </w:p>
   </w:comment>
-  <w:comment w:id="0" w:author="Will" w:date="2025-05-23 13:48:30.717175">
+  <w:comment w:id="0" w:author="Will" w:date="2025-05-29 14:32:37.276633">
     <w:p>
       <w:pPr>
         <w:pStyle w:val="CommentText"/>
@@ -2431,11 +2477,11 @@
         <w:annotationRef/>
       </w:r>
       <w:r>
-        <w:t xml:space="preserve">I can try harder here but the data is pretty bad :(</w:t>
+        <w:t xml:space="preserve">Is this something for the discussion instead?</w:t>
       </w:r>
     </w:p>
   </w:comment>
-  <w:comment w:id="0" w:author="Will" w:date="2025-05-23 13:48:30.726105">
+  <w:comment w:id="0" w:author="Will" w:date="2025-05-29 14:32:37.294145">
     <w:p>
       <w:pPr>
         <w:pStyle w:val="CommentText"/>
@@ -2447,11 +2493,11 @@
         <w:annotationRef/>
       </w:r>
       <w:r>
-        <w:t xml:space="preserve">I’m not really sure what to say here or how to dive into the variance that’s of interest to us. Report the compound with the most/least in protein? Break it down by labeled vs unlabeled?</w:t>
+        <w:t xml:space="preserve">double-check this after rerun</w:t>
       </w:r>
     </w:p>
   </w:comment>
-  <w:comment w:id="0" w:author="Will" w:date="2025-05-23 13:48:30.726611">
+  <w:comment w:id="0" w:author="Will" w:date="2025-05-29 14:32:37.312773">
     <w:p>
       <w:pPr>
         <w:pStyle w:val="CommentText"/>
@@ -2463,11 +2509,11 @@
         <w:annotationRef/>
       </w:r>
       <w:r>
-        <w:t xml:space="preserve">Is this something for the discussion instead?</w:t>
+        <w:t xml:space="preserve">Maybe find and include the light level at 175m?</w:t>
       </w:r>
     </w:p>
   </w:comment>
-  <w:comment w:id="0" w:author="Will" w:date="2025-05-23 13:48:30.748765">
+  <w:comment w:id="0" w:author="Will" w:date="2025-05-29 14:32:37.313323">
     <w:p>
       <w:pPr>
         <w:pStyle w:val="CommentText"/>
@@ -2479,11 +2525,32 @@
         <w:annotationRef/>
       </w:r>
       <w:r>
-        <w:t xml:space="preserve">double-check this after rerun</w:t>
+        <w:t xml:space="preserve">Not super happy with the numeric language here - feels like I’m flipping between</w:t>
+      </w:r>
+      <w:r>
+        <w:t xml:space="preserve"> </w:t>
+      </w:r>
+      <w:r>
+        <w:t xml:space="preserve">‘times greater’</w:t>
+      </w:r>
+      <w:r>
+        <w:t xml:space="preserve"> </w:t>
+      </w:r>
+      <w:r>
+        <w:t xml:space="preserve">and</w:t>
+      </w:r>
+      <w:r>
+        <w:t xml:space="preserve"> </w:t>
+      </w:r>
+      <w:r>
+        <w:t xml:space="preserve">‘percentage points higher’</w:t>
+      </w:r>
+      <w:r>
+        <w:t xml:space="preserve">.</w:t>
       </w:r>
     </w:p>
   </w:comment>
-  <w:comment w:id="0" w:author="Will" w:date="2025-05-23 13:48:30.766295">
+  <w:comment w:id="0" w:author="Will" w:date="2025-05-29 14:32:37.338944">
     <w:p>
       <w:pPr>
         <w:pStyle w:val="CommentText"/>
@@ -2495,64 +2562,11 @@
         <w:annotationRef/>
       </w:r>
       <w:r>
-        <w:t xml:space="preserve">Maybe find and include the light level at 175m?</w:t>
+        <w:t xml:space="preserve">when a large proportion of junk was coming off the column (median retention times between 14.0 and 14.5 minutes)? during the retention time when sulfate eluted? based on their peak shape and retention time? due to the fact that they showed no change across any of the treatments or timepoints? The darn things just look bad and I hate them but I can’t really explain why.</w:t>
       </w:r>
     </w:p>
   </w:comment>
-  <w:comment w:id="0" w:author="Will" w:date="2025-05-23 13:48:30.766831">
-    <w:p>
-      <w:pPr>
-        <w:pStyle w:val="CommentText"/>
-      </w:pPr>
-      <w:r>
-        <w:rPr>
-          <w:rStyle w:val="CommentReference"/>
-        </w:rPr>
-        <w:annotationRef/>
-      </w:r>
-      <w:r>
-        <w:t xml:space="preserve">Not super happy with the numeric language here - feels like I’m flipping between</w:t>
-      </w:r>
-      <w:r>
-        <w:t xml:space="preserve"> </w:t>
-      </w:r>
-      <w:r>
-        <w:t xml:space="preserve">‘times greater’</w:t>
-      </w:r>
-      <w:r>
-        <w:t xml:space="preserve"> </w:t>
-      </w:r>
-      <w:r>
-        <w:t xml:space="preserve">and</w:t>
-      </w:r>
-      <w:r>
-        <w:t xml:space="preserve"> </w:t>
-      </w:r>
-      <w:r>
-        <w:t xml:space="preserve">‘percentage points higher’</w:t>
-      </w:r>
-      <w:r>
-        <w:t xml:space="preserve">.</w:t>
-      </w:r>
-    </w:p>
-  </w:comment>
-  <w:comment w:id="0" w:author="Will" w:date="2025-05-23 13:48:30.792845">
-    <w:p>
-      <w:pPr>
-        <w:pStyle w:val="CommentText"/>
-      </w:pPr>
-      <w:r>
-        <w:rPr>
-          <w:rStyle w:val="CommentReference"/>
-        </w:rPr>
-        <w:annotationRef/>
-      </w:r>
-      <w:r>
-        <w:t xml:space="preserve">when a large proportion of junk was coming off the column (median retention times between 14.0 and 14.5 minutes)? during the retention time when sulfate eluted? based on their peak shape and retention time? due to the fact that they showed no change across any of the treatments or timepoints? The darn things just look bad and I hate them but I can’t really explain why.</w:t>
-      </w:r>
-    </w:p>
-  </w:comment>
-  <w:comment w:id="0" w:author="Will" w:date="2025-05-23 13:48:30.801815">
+  <w:comment w:id="0" w:author="Will" w:date="2025-05-29 14:32:37.348063">
     <w:p>
       <w:pPr>
         <w:pStyle w:val="CommentText"/>
@@ -2778,6 +2792,12 @@
     <w:abstractNumId w:val="991"/>
   </w:num>
   <w:num w:numId="1002">
+    <w:abstractNumId w:val="991"/>
+  </w:num>
+  <w:num w:numId="1003">
+    <w:abstractNumId w:val="991"/>
+  </w:num>
+  <w:num w:numId="1004">
     <w:abstractNumId w:val="991"/>
   </w:num>
 </w:numbering>

--- a/manuscript/manuscript.docx
+++ b/manuscript/manuscript.docx
@@ -15,7 +15,7 @@
         <w:pStyle w:val="Author"/>
       </w:pPr>
       <w:r>
-        <w:t xml:space="preserve">William Kumler, Laura T. Carlson, Rhea K. Foreman, Eric Grabowski, Fernanda Henderikx Freitas, Fuyan Li, Matthew J. Church, Ed F. DeLong, Angelicque E. White, David M. Karl, Anitra E. Ingalls</w:t>
+        <w:t xml:space="preserve">William Kumler, Laura T. Carlson, Rhea K. Foreman, Eric Grabowski, Fernanda Henderikx Freitas, Fuyan Li, Matthew J. Church, Edward F. DeLong, Angelicque E. White, David M. Karl, Anitra E. Ingalls</w:t>
       </w:r>
     </w:p>
     <w:bookmarkStart w:id="20" w:name="abstract"/>
@@ -32,7 +32,7 @@
         <w:pStyle w:val="FirstParagraph"/>
       </w:pPr>
       <w:r>
-        <w:t xml:space="preserve">Nitrogen availability controls productivity in much of the surface ocean and the form of this nitrogen controls who it is available to and how it is used. Here, we explored how four different forms of nitrogen (ammonia, nitrate, arginine, and guanosine monophosphate) were taken up and transformed in the North Pacific Subtropical Gyre using stable isotope labeling metabolomics. We repeated these experiments both at the surface and at the base of the euphotic zone as well as in the morning and evening. We found that ammonia is converted into glutamate in less than 20 minutes and results in labeling throughout the metabolome after 24 hours, though osmolytes like betaines had slow turnover rates. Nitrate amendments resulted in the labeling of only a small subset of molecules such as mycosporine-like amino acids (MAAs), whose incorporation patterns suggest that this form of nitrogen was available to a subset of the community, likely eukaryotes. The two organic nitrogen amendments labeled the metabolome more slowly than the inorganic forms of nitrogen and showed similar usage at 25 meters and 175 meters, hinting at the major role that heterotrophic bacteria play in cycling organic matter. The organic nitrogen added was mostly converted into glutamate after 24 hours rather than used as intact substrates, though labeled arginine was incorporated into protein directly and we were able to trace the carbon backbone from both arginine and GMP into several additional metabolites. We also show that nitrogen assimilation and use was largely the same between morning and evening with the exception of UV-sensitive compounds such as MAAs. These measurements reveal the forms and fluxes of nitrogen in the natural environment and provide constraints on biogeochemical models that require characterizing the transformations between organic and inorganic nitrogen.</w:t>
+        <w:t xml:space="preserve">Nitrogen availability controls productivity in much of the surface ocean and the form of this nitrogen controls which organisms it is available to and how it is used. Here, we explored how four different forms of nitrogen (ammonia, nitrate, arginine, and guanosine monophosphate) were taken up and transformed in the North Pacific Subtropical Gyre using stable isotope labeling metabolomics. We repeated these experiments both at the surface and at the base of the euphotic zone as well as in the morning and evening. We found that ammonia is converted into glutamate in less than 20 minutes and results in labeling throughout the metabolome after 24 hours, though osmolytes like betaines had slow turnover rates. Nitrate amendments resulted in the labeling of only a small selection of molecules such as mycosporine-like amino acids (MAAs), whose incorporation patterns suggest that this form of nitrogen was available to a subset of the community, likely eukaryotes. The two organic nitrogen amendments labeled the metabolome more slowly than the inorganic forms of nitrogen and showed similar usage at 25 meters and 175 meters, hinting at the major role that heterotrophic bacteria play in cycling organic matter. The organic nitrogen added was mostly converted into glutamate after 24 hours rather than used as intact substrates, though labeled arginine was incorporated into protein directly and we were able to trace the carbon backbone from both arginine and GMP into several additional metabolites. We also show that nitrogen assimilation and use was largely the same between morning and evening with the exception of UV-sensitive compounds such as MAAs. These measurements reveal the forms and fluxes of nitrogen in the natural environment and provide constraints on biogeochemical models that require characterizing the transformations between organic and inorganic nitrogen.</w:t>
       </w:r>
     </w:p>
     <w:bookmarkEnd w:id="20"/>
@@ -56,7 +56,7 @@
         <w:t xml:space="preserve"> </w:t>
       </w:r>
       <w:r>
-        <w:t xml:space="preserve">[@Bronk2008; @Moore2013; @Hutchins2022]</w:t>
+        <w:t xml:space="preserve">(Deborah A. Bronk and Steinberg 2008; Moore et al. 2013; Hutchins and Capone 2022)</w:t>
       </w:r>
       <w:r>
         <w:t xml:space="preserve">. Organic nitrogen in particular is often treated as a black box despite substantial variability in its bioavailability and chemical nature. Turnover times for labile organic compounds like urea and amino acids can be orders of magnitude shorter than high molecular weight DON</w:t>
@@ -65,7 +65,7 @@
         <w:t xml:space="preserve"> </w:t>
       </w:r>
       <w:r>
-        <w:t xml:space="preserve">[@Aluwihare2005; @Bronk2024]</w:t>
+        <w:t xml:space="preserve">(Aluwihare et al. 2005; Deborah A. Bronk et al. 2024)</w:t>
       </w:r>
       <w:r>
         <w:t xml:space="preserve">. Additionally, the availability of the precious nitrogen atom is determined not only by the form of the organic material it composes but also the environment in which it’s found.</w:t>
@@ -82,7 +82,7 @@
         <w:t xml:space="preserve"> </w:t>
       </w:r>
       <w:r>
-        <w:t xml:space="preserve">[@Zehr2011; @NME]</w:t>
+        <w:t xml:space="preserve">(Zehr and Kudela 2011; Deborah A. Bronk and Steinberg 2008)</w:t>
       </w:r>
       <w:r>
         <w:t xml:space="preserve">. This is largely due to the difficulty of comprehensively measuring the many organic molecules that contain nitrogen in the marine environment</w:t>
@@ -91,16 +91,16 @@
         <w:t xml:space="preserve"> </w:t>
       </w:r>
       <w:r>
-        <w:t xml:space="preserve">[@Boysen2018; @Moran2022]</w:t>
-      </w:r>
-      <w:r>
-        <w:t xml:space="preserve">. Recently, however, we have improved our understanding of community composition via genomics and transcriptomics and made progress in our ability to characterize organic matter via proteomics and metabolomics. These advancements, paired with the increased availability of pure and isotope-labeled substrates, mean that we can now apply metabolically resolved isotope tracing to resolve how organic nitrogen is transformed in the marketplace of metabolites that power the surface ocean</w:t>
-      </w:r>
-      <w:r>
-        <w:t xml:space="preserve"> </w:t>
-      </w:r>
-      <w:r>
-        <w:t xml:space="preserve">[@Heal2021; @McParland2021; @Moran2022]</w:t>
+        <w:t xml:space="preserve">(Boysen et al. 2018; Moran et al. 2022)</w:t>
+      </w:r>
+      <w:r>
+        <w:t xml:space="preserve">. Recently, however, we have improved our understanding of community composition via genomics and transcriptomics and made progress in our ability to characterize organic matter via proteomics and metabolomics. These advancements, paired with the increased availability of pure and isotope-labeled substrates, mean that we can now apply metabolically resolved isotope tracing to resolve how organic nitrogen is transformed in the marketplace of metabolites that powers the surface ocean</w:t>
+      </w:r>
+      <w:r>
+        <w:t xml:space="preserve"> </w:t>
+      </w:r>
+      <w:r>
+        <w:t xml:space="preserve">(Heal et al. 2021; McParland, Alexander, and Johnson 2021; Moran et al. 2022)</w:t>
       </w:r>
       <w:r>
         <w:t xml:space="preserve">.</w:t>
@@ -117,7 +117,7 @@
         <w:t xml:space="preserve"> </w:t>
       </w:r>
       <w:r>
-        <w:t xml:space="preserve">[@Mulholland2008]</w:t>
+        <w:t xml:space="preserve">(Mulholland and Lomas 2008)</w:t>
       </w:r>
       <w:r>
         <w:t xml:space="preserve">. Central to the process is ammonia, which can be directly taken up from the environment by all organisms and combined with glutamate. This forms glutamine, which is then combined with alpha-ketoglutarate to form two glutamate molecules that can then be used as a nitrogen source throughout the cell</w:t>
@@ -126,7 +126,7 @@
         <w:t xml:space="preserve"> </w:t>
       </w:r>
       <w:r>
-        <w:t xml:space="preserve">[@Walker2016]</w:t>
+        <w:t xml:space="preserve">(Walker and Van Der Donk 2016)</w:t>
       </w:r>
       <w:r>
         <w:t xml:space="preserve">. Nitrate, on the other hand, must first be reduced to ammonia in an energetically expensive process that some organisms have stripped from their genomes</w:t>
@@ -135,7 +135,7 @@
         <w:t xml:space="preserve"> </w:t>
       </w:r>
       <w:r>
-        <w:t xml:space="preserve">[@Partensky2010; @Zehr2011]</w:t>
+        <w:t xml:space="preserve">(Partensky and Garczarek 2010; Zehr and Kudela 2011)</w:t>
       </w:r>
       <w:r>
         <w:t xml:space="preserve">.</w:t>
@@ -152,7 +152,7 @@
         <w:t xml:space="preserve"> </w:t>
       </w:r>
       <w:r>
-        <w:t xml:space="preserve">[@Antia1991; @Bronk2007; @Aluwihare2008; @Zehr2011; @Bronk2024]</w:t>
+        <w:t xml:space="preserve">(Antia, Harrison, and Oliveira 1991; D. A. Bronk et al. 2007; Aluwihare and Meador 2008; Zehr and Kudela 2011; Deborah A. Bronk et al. 2024)</w:t>
       </w:r>
       <w:r>
         <w:t xml:space="preserve">. Additionally, many of the transformations possible are only active in specific communities or times of day</w:t>
@@ -161,7 +161,7 @@
         <w:t xml:space="preserve"> </w:t>
       </w:r>
       <w:r>
-        <w:t xml:space="preserve">[@Bender2012]</w:t>
+        <w:t xml:space="preserve">(Bender, Parker, and Armbrust 2012)</w:t>
       </w:r>
       <w:r>
         <w:t xml:space="preserve">. Linking the transformations that nitrogen undergoes to known molecular pathways from other environments or axenic cultures is a particularly promising way to understand what we observe on the global scale.</w:t>
@@ -178,7 +178,7 @@
         <w:t xml:space="preserve"> </w:t>
       </w:r>
       <w:r>
-        <w:t xml:space="preserve">[@Jones2024]</w:t>
+        <w:t xml:space="preserve">(Jones et al. 2024)</w:t>
       </w:r>
       <w:r>
         <w:t xml:space="preserve">. Here, we trace the uptake and use of labeled ammonia, nitrate, arginine, and guanosine monophosphate in a natural community from the North Pacific Subtropical Gyre at multiple depths and diel conditions. Our application of metabolomics to these samples allows us to map the pathways and restructuring that organic nitrogen experiences in the largest biomes on the planet, quantifying the pool sizes and turnover rates for various low molecular weight compounds that serve as building blocks and intermediates of cell biology.</w:t>
@@ -231,20 +231,7 @@
         <w:t xml:space="preserve"> </w:t>
       </w:r>
       <w:r>
-        <w:t xml:space="preserve">and</w:t>
-      </w:r>
-      <w:r>
-        <w:t xml:space="preserve"> </w:t>
-      </w:r>
-      <w:r>
-        <w:rPr>
-          <w:i/>
-          <w:iCs/>
-        </w:rPr>
-        <w:t xml:space="preserve">SAR11</w:t>
-      </w:r>
-      <w:r>
-        <w:t xml:space="preserve">. Community composition at our sampling depth below the deep chlorophyll maximum (DCM) was fairly typical of ALOHA, with a prokaryotic community dominated by SAR11, SAR282, and SAR 406, low levels of picoeukaryotes, and a microeukaryotic community equally distributed between diatoms, haptophytes, and dinoflagellates.</w:t>
+        <w:t xml:space="preserve">and SAR11. Community composition at our sampling depth below the deep chlorophyll maximum (DCM) was fairly typical of ALOHA, with a prokaryotic community dominated by SAR11, SAR282, and SAR 406, low levels of picoeukaryotes, and a microeukaryotic community equally distributed between diatoms, haptophytes, and dinoflagellates (Supplemental figure 1).</w:t>
       </w:r>
     </w:p>
     <w:p>
@@ -252,7 +239,7 @@
         <w:pStyle w:val="BodyText"/>
       </w:pPr>
       <w:r>
-        <w:t xml:space="preserve">Samples collected from 25 meters were well within the mixed layer and had PAR levels of 20-35% of the surface light while the 175 meter samples had a PAR level between 0.05 and 0.1%. Nitrate, nitrite, and ammonia data indicated that inorganic N was low in the surface (&lt;0.01 µM), while the deeper samples at 175 meters were collected in the middle of the nutricline, with a clear DCM at 125 meters, an ammonia maximum at 150 meters, and a nitrite max at 160-165 meters. Environmental nitrate concentrations were about 0.5 µM at 175 meters (Supplemental figure XX).</w:t>
+        <w:t xml:space="preserve">Samples collected from 25 meters were within the mixed layer and had PAR levels of 20-35% of the surface light while the 175 meter samples had a PAR level between 0.05 and 0.1%. Nitrate, nitrite, and ammonia data indicated that inorganic N was low in the surface (&lt;0.01 µM), while the deeper samples at 175 meters were collected in the middle of the nutricline, with a clear DCM at 125 meters, an ammonia maximum at 150 meters, and a nitrite max at 160-165 meters. Environmental nitrate concentrations were about 0.5 µM at 175 meters (Supplemental figure 1).</w:t>
       </w:r>
     </w:p>
     <w:p>
@@ -260,7 +247,7 @@
         <w:pStyle w:val="BodyText"/>
       </w:pPr>
       <w:r>
-        <w:t xml:space="preserve">We performed the incubations in succession, with the nitrate incubations first, followed by arginine, then guanosine monophosphate and finally ammonia. 6AM and 6PM data was always collected the same day and we alternated days between the surface and deep sampling depths to allow for reasonable sample processing times (Supplemental figure XX).</w:t>
+        <w:t xml:space="preserve">We performed the incubations in succession, with the nitrate incubations first, followed by arginine, then guanosine monophosphate and finally ammonia. 6AM and 6PM data was always collected the same day and we alternated days between the surface and deep sampling depths to allow for reasonable sample processing times (Supplemental figure 1).</w:t>
       </w:r>
     </w:p>
     <w:bookmarkStart w:id="28" w:name="X50c3d78adc27cd079dbc22d10d7944c6219b921"/>
@@ -289,7 +276,7 @@
         <w:t xml:space="preserve">15</w:t>
       </w:r>
       <w:r>
-        <w:t xml:space="preserve">N labeling patterns between the different treatment incubations performed with ALOHA surface seawater (Figure 1). Ammonia incubations resulted in very rapid labeling, with glutamine more than 75% labeled even at the T0 timepoint, corresponding to the amount of time required to spike and immediately filter the 2 liters of seawater (~15 minutes). The dominant labeling pattern at T0 was a single</w:t>
+        <w:t xml:space="preserve">N labeling patterns between the different treatment incubations (Figure 1). Ammonia incubations resulted in very rapid labeling, with glutamine more than 75% labeled even at the T0 timepoint, corresponding to the amount of time required to spike and immediately filter the 2 liters of seawater (~15 minutes). The dominant labeling pattern at T0 was a single</w:t>
       </w:r>
       <w:r>
         <w:t xml:space="preserve"> </w:t>
@@ -443,7 +430,7 @@
         <w:t xml:space="preserve"> </w:t>
       </w:r>
       <w:r>
-        <w:t xml:space="preserve">match and labeling pattern.</w:t>
+        <w:t xml:space="preserve">match and labeling pattern (Figure 1).</w:t>
       </w:r>
     </w:p>
     <w:p>
@@ -946,21 +933,7 @@
         <w:pStyle w:val="BodyText"/>
       </w:pPr>
       <w:r>
-        <w:t xml:space="preserve">We also explored the degree of labeling incorporation into proteins by measuring the total hydrolyzable amino acids (THAAs) at both the start of each incubation and the end (Figure 2). Proteins were 30-50% of total particulate carbon pool (~2 µM) and 70-100% of the total particulate nitrogen (~0.25 µM), with free amino acids composing between 0.15% and 17% of the total THAA pool</w:t>
-      </w:r>
-      <w:commentRangeStart w:id="0"/>
-      <w:r>
-        <w:t xml:space="preserve"> </w:t>
-      </w:r>
-      <w:commentRangeEnd w:id="0"/>
-      <w:r>
-        <w:rPr>
-          <w:rStyle w:val="CommentReference"/>
-        </w:rPr>
-        <w:commentReference w:id="0"/>
-      </w:r>
-      <w:r>
-        <w:t xml:space="preserve">.</w:t>
+        <w:t xml:space="preserve">We also explored the degree of labeling incorporation into proteins by measuring the total hydrolyzable amino acids (THAAs) at both the start of each incubation and the end (Figure 2).</w:t>
       </w:r>
     </w:p>
     <w:p>
@@ -968,21 +941,7 @@
         <w:pStyle w:val="BodyText"/>
       </w:pPr>
       <w:r>
-        <w:t xml:space="preserve">There were differences in THAA labeling patterns between the amendments (Figure 2). Despite their shorter incubation time (26 hours vs 73 hours), the inorganic nitrogen amendments generally had higher fractions of labeled protein. The nitrate amendments in particular were surprisingly heavily labeled given the minimal signal seen in the free metabolites, with a degree of labeling exceeding the ammonia incubation. This indicates that most of the assimilation was done by the small subset of organisms able to reduce nitrate and use it for growth and that these organisms did not share the reduced nitrogen with the rest of the community</w:t>
-      </w:r>
-      <w:commentRangeStart w:id="0"/>
-      <w:r>
-        <w:t xml:space="preserve"> </w:t>
-      </w:r>
-      <w:commentRangeEnd w:id="0"/>
-      <w:r>
-        <w:rPr>
-          <w:rStyle w:val="CommentReference"/>
-        </w:rPr>
-        <w:commentReference w:id="0"/>
-      </w:r>
-      <w:r>
-        <w:t xml:space="preserve">.</w:t>
+        <w:t xml:space="preserve">Proteins were a 33-65% of total particulate carbon pool (2.84 µM at 25 meters and 1.36 µM at 175 meters) and a large part of the total particulate nitrogen (PN, 0.36 µM at 25 meters and 0.15 µM at 175 meters), with total estimated nitrogen in the THAAs sometimes exceeding the total PN measurements. Free amino acids composed between 0.15% and 17% of the total THAA pool with the highest contributions from glutamate. There were also differences in THAA labeling patterns between the amendments (Figure 2). Despite their shorter incubation time (26 hours vs 73 hours), the inorganic nitrogen amendments generally had higher fractions of labeled protein. The nitrate amendments in particular were surprisingly heavily labeled given the minimal signal seen in the free metabolites, with a degree of labeling exceeding the ammonia incubation. This indicates that most of the assimilation was done by the small subset of organisms able to reduce nitrate and use it for growth and that these organisms did not share the reduced nitrogen with the rest of the community.</w:t>
       </w:r>
     </w:p>
     <w:p>
@@ -992,7 +951,7 @@
       <w:r>
         <w:drawing>
           <wp:inline>
-            <wp:extent cx="5334000" cy="3692769"/>
+            <wp:extent cx="5334000" cy="4103076"/>
             <wp:effectExtent b="0" l="0" r="0" t="0"/>
             <wp:docPr descr="" title="" id="26" name="Picture"/>
             <a:graphic>
@@ -1013,7 +972,7 @@
                   <pic:spPr bwMode="auto">
                     <a:xfrm>
                       <a:off x="0" y="0"/>
-                      <a:ext cx="5334000" cy="3692769"/>
+                      <a:ext cx="5334000" cy="4103076"/>
                     </a:xfrm>
                     <a:prstGeom prst="rect">
                       <a:avLst/>
@@ -1241,27 +1200,7 @@
         <w:t xml:space="preserve"> </w:t>
       </w:r>
       <w:r>
-        <w:t xml:space="preserve">fragments while the other annotations remain putative, though their presence exclusively in the surface is compelling. During the ammonia incubations, six</w:t>
-      </w:r>
-      <w:r>
-        <w:t xml:space="preserve"> </w:t>
-      </w:r>
-      <w:commentRangeStart w:id="0"/>
-      <w:r>
-        <w:t xml:space="preserve"> </w:t>
-      </w:r>
-      <w:commentRangeEnd w:id="0"/>
-      <w:r>
-        <w:rPr>
-          <w:rStyle w:val="CommentReference"/>
-        </w:rPr>
-        <w:commentReference w:id="0"/>
-      </w:r>
-      <w:r>
-        <w:t xml:space="preserve"> </w:t>
-      </w:r>
-      <w:r>
-        <w:t xml:space="preserve">MAAs showed clear</w:t>
+        <w:t xml:space="preserve">fragments while the other annotations remain putative, though their presence exclusively in the surface is compelling. During the ammonia incubations, six MAAs showed clear</w:t>
       </w:r>
       <w:r>
         <w:t xml:space="preserve"> </w:t>
@@ -1430,24 +1369,7 @@
         <w:pStyle w:val="FirstParagraph"/>
       </w:pPr>
       <w:r>
-        <w:t xml:space="preserve">We also performed the four nitrogen amendments at both the surface (25 meters) and below the euphotic zone (175 meters) to investigate the effect of depth on organic and inorganic nitrogen use</w:t>
-      </w:r>
-      <w:r>
-        <w:t xml:space="preserve"> </w:t>
-      </w:r>
-      <w:commentRangeStart w:id="0"/>
-      <w:r>
-        <w:t xml:space="preserve"> </w:t>
-      </w:r>
-      <w:commentRangeEnd w:id="0"/>
-      <w:r>
-        <w:rPr>
-          <w:rStyle w:val="CommentReference"/>
-        </w:rPr>
-        <w:commentReference w:id="0"/>
-      </w:r>
-      <w:r>
-        <w:t xml:space="preserve">. We found that ammonia was used much more readily at the surface as measured by the fraction of metabolite labeled, with</w:t>
+        <w:t xml:space="preserve">We also performed the four nitrogen amendments at both the surface (25 meters) and below the euphotic zone (175 meters, &lt;0.1% PAR) to investigate the effect of depth on organic and inorganic nitrogen use. We found that ammonia was used much more readily at the surface as measured by the fraction of metabolite labeled, with</w:t>
       </w:r>
       <w:r>
         <w:t xml:space="preserve"> </w:t>
@@ -1564,7 +1486,7 @@
         <w:pStyle w:val="BodyText"/>
       </w:pPr>
       <w:r>
-        <w:t xml:space="preserve">Other metabolites varied in their degree of labeling (Figure 4). Nucleobases and nucleosides were much more heavily labeled from ammonia at the surface, with maximum labeling 3-10 times more extensive around T3 and T10 if the isotope was measurable at both depths and infinitely more so if not. Betaines and other nitrogen-containing metabolites, however, were almost entirely unlabeled at 175 meters until the 24 hour mark, at which time the fraction labeled in both was 5-20 times higher at the surface. An important exception to this rule is the osmolyte ectoine, an aspartate derivative that nonetheless was synthesized with nitrogen from ammonia at depth at rates equal to or exceeding those of the surface.</w:t>
+        <w:t xml:space="preserve">Other metabolites varied in their degree of labeling (Figure 4). Nucleobases and nucleosides were much more heavily labeled from ammonia at the surface, with maximum labeling 3-10 times more extensive around T3 and T10 if the isotope was measurable at both depths and infinitely more so if not. Betaines and other nitrogen-containing metabolites, however, were almost entirely unlabeled at 175 meters until the 24 hour mark, at which time the fraction labeled in both was 5-20 times higher at the surface. An important exception to this rule is the osmolyte ectoine, an aspartate derivative that nonetheless was synthesized with nitrogen from ammonia at depth with the fraction labeled equal to or exceeding that of the surface in an equal amount of time.</w:t>
       </w:r>
     </w:p>
     <w:p>
@@ -2077,6 +1999,23 @@
     </w:p>
     <w:p>
       <w:pPr>
+        <w:pStyle w:val="FirstParagraph"/>
+      </w:pPr>
+      <w:r>
+        <w:t xml:space="preserve">The chronic nitrogen limitation of the North Pacific Subtropical Gyre (NPSG) creates fierce competition for this element, yet clearly not all nitrogen is equally available. Instead, a grand marketplace of metabolites exists in which organisms attempt to match high-affinity uptake transporters and catabolic enzymes to the available dissolved nitrogen while minimizing energy costs</w:t>
+      </w:r>
+      <w:r>
+        <w:t xml:space="preserve"> </w:t>
+      </w:r>
+      <w:r>
+        <w:t xml:space="preserve">(Moran et al. 2016)</w:t>
+      </w:r>
+      <w:r>
+        <w:t xml:space="preserve">. Here, we directly measured the uptake and use of four forms of nitrogen using stable isotope metabolomics.</w:t>
+      </w:r>
+    </w:p>
+    <w:p>
+      <w:pPr>
         <w:pStyle w:val="Compact"/>
         <w:numPr>
           <w:ilvl w:val="0"/>
@@ -2084,7 +2023,7 @@
         </w:numPr>
       </w:pPr>
       <w:r>
-        <w:t xml:space="preserve">Discuss community progression through diatom bloom over the course of the experiments</w:t>
+        <w:t xml:space="preserve">We sampled from a decaying DDA bloom</w:t>
       </w:r>
     </w:p>
     <w:p>
@@ -2096,7 +2035,7 @@
         </w:numPr>
       </w:pPr>
       <w:r>
-        <w:t xml:space="preserve">What do we know about Hemiaulus</w:t>
+        <w:t xml:space="preserve">Biogeochemically looked super similar to ALOHA</w:t>
       </w:r>
     </w:p>
     <w:p>
@@ -2108,7 +2047,43 @@
         </w:numPr>
       </w:pPr>
       <w:r>
-        <w:t xml:space="preserve">Both Pro and heterotrophic bacteria were elevated from typical St. ALOHA conditions by the end</w:t>
+        <w:t xml:space="preserve">Enriched in Hemiaulus at the surface at the beginning and pretty typical ALOHA conditions at the end</w:t>
+      </w:r>
+    </w:p>
+    <w:p>
+      <w:pPr>
+        <w:pStyle w:val="Compact"/>
+        <w:numPr>
+          <w:ilvl w:val="2"/>
+          <w:numId w:val="1003"/>
+        </w:numPr>
+      </w:pPr>
+      <w:r>
+        <w:t xml:space="preserve">Elevated pro and het. bact at the end</w:t>
+      </w:r>
+    </w:p>
+    <w:p>
+      <w:pPr>
+        <w:pStyle w:val="Compact"/>
+        <w:numPr>
+          <w:ilvl w:val="2"/>
+          <w:numId w:val="1003"/>
+        </w:numPr>
+      </w:pPr>
+      <w:r>
+        <w:t xml:space="preserve">Does Hemiaulus respond to nitrate amendments? or is it another diatom that usually grows in?</w:t>
+      </w:r>
+    </w:p>
+    <w:p>
+      <w:pPr>
+        <w:pStyle w:val="Compact"/>
+        <w:numPr>
+          <w:ilvl w:val="3"/>
+          <w:numId w:val="1004"/>
+        </w:numPr>
+      </w:pPr>
+      <w:r>
+        <w:t xml:space="preserve">Hemiaulus has diazotrophs, do they get all their nitrogen from fixation or any from environment?</w:t>
       </w:r>
     </w:p>
     <w:p>
@@ -2120,7 +2095,19 @@
         </w:numPr>
       </w:pPr>
       <w:r>
-        <w:t xml:space="preserve">Deep data impossible to know because I only have one 175m depth profile for IFCB/ASV data but looks pretty typical</w:t>
+        <w:t xml:space="preserve">Typical ALOHA at 175 meters throughout</w:t>
+      </w:r>
+    </w:p>
+    <w:p>
+      <w:pPr>
+        <w:pStyle w:val="Compact"/>
+        <w:numPr>
+          <w:ilvl w:val="2"/>
+          <w:numId w:val="1005"/>
+        </w:numPr>
+      </w:pPr>
+      <w:r>
+        <w:t xml:space="preserve">Big question mark on this one since we’re extrapolating from a single depth profile in both cases</w:t>
       </w:r>
     </w:p>
     <w:p>
@@ -2132,7 +2119,7 @@
         </w:numPr>
       </w:pPr>
       <w:r>
-        <w:t xml:space="preserve">Surprising nitrate response, expected a lot more metabolite labeling</w:t>
+        <w:t xml:space="preserve">All N added in excess of normal ALOHA</w:t>
       </w:r>
     </w:p>
     <w:p>
@@ -2140,23 +2127,290 @@
         <w:pStyle w:val="Compact"/>
         <w:numPr>
           <w:ilvl w:val="1"/>
-          <w:numId w:val="1003"/>
+          <w:numId w:val="1006"/>
         </w:numPr>
       </w:pPr>
       <w:r>
-        <w:t xml:space="preserve">Surface community not</w:t>
-      </w:r>
-      <w:r>
-        <w:t xml:space="preserve"> </w:t>
-      </w:r>
-      <w:r>
-        <w:t xml:space="preserve">“expecting”</w:t>
-      </w:r>
-      <w:r>
-        <w:t xml:space="preserve"> </w:t>
-      </w:r>
-      <w:r>
-        <w:t xml:space="preserve">nitrate? problems with redox at surface? Diatom growth only?</w:t>
+        <w:t xml:space="preserve">1mL 6mM nitrate/ammonia into 2L bottles = 3uM (on par with other experiments</w:t>
+      </w:r>
+      <w:r>
+        <w:t xml:space="preserve"> </w:t>
+      </w:r>
+      <w:r>
+        <w:t xml:space="preserve">Rii, Bidigare, and Church (2018)</w:t>
+      </w:r>
+      <w:r>
+        <w:t xml:space="preserve"> </w:t>
+      </w:r>
+      <w:r>
+        <w:t xml:space="preserve">Zimmerman et al. (2023)</w:t>
+      </w:r>
+      <w:r>
+        <w:t xml:space="preserve"> </w:t>
+      </w:r>
+      <w:r>
+        <w:t xml:space="preserve">Shilova et al. (2017)</w:t>
+      </w:r>
+      <w:r>
+        <w:t xml:space="preserve">)</w:t>
+      </w:r>
+    </w:p>
+    <w:p>
+      <w:pPr>
+        <w:pStyle w:val="Compact"/>
+        <w:numPr>
+          <w:ilvl w:val="2"/>
+          <w:numId w:val="1007"/>
+        </w:numPr>
+      </w:pPr>
+      <w:r>
+        <w:t xml:space="preserve">Nitrate background @ surface &lt; 0.01 uM? (Typical ALOHA is 0-5nM</w:t>
+      </w:r>
+      <w:r>
+        <w:t xml:space="preserve"> </w:t>
+      </w:r>
+      <w:r>
+        <w:t xml:space="preserve">Rii, Bidigare, and Church (2018)</w:t>
+      </w:r>
+      <w:r>
+        <w:t xml:space="preserve">)</w:t>
+      </w:r>
+    </w:p>
+    <w:p>
+      <w:pPr>
+        <w:pStyle w:val="Compact"/>
+        <w:numPr>
+          <w:ilvl w:val="2"/>
+          <w:numId w:val="1007"/>
+        </w:numPr>
+      </w:pPr>
+      <w:r>
+        <w:t xml:space="preserve">Nitrate background @ 175m = 0.46-0.57 uM</w:t>
+      </w:r>
+    </w:p>
+    <w:p>
+      <w:pPr>
+        <w:pStyle w:val="Compact"/>
+        <w:numPr>
+          <w:ilvl w:val="2"/>
+          <w:numId w:val="1007"/>
+        </w:numPr>
+      </w:pPr>
+      <w:r>
+        <w:t xml:space="preserve">Ammonia background @ surface ~ 0.01 (58nM in</w:t>
+      </w:r>
+      <w:r>
+        <w:t xml:space="preserve"> </w:t>
+      </w:r>
+      <w:r>
+        <w:t xml:space="preserve">Shilova et al. (2017)</w:t>
+      </w:r>
+      <w:r>
+        <w:t xml:space="preserve">)</w:t>
+      </w:r>
+    </w:p>
+    <w:p>
+      <w:pPr>
+        <w:pStyle w:val="Compact"/>
+        <w:numPr>
+          <w:ilvl w:val="2"/>
+          <w:numId w:val="1007"/>
+        </w:numPr>
+      </w:pPr>
+      <w:r>
+        <w:t xml:space="preserve">Ammonia background @ 175m ~ 0.01</w:t>
+      </w:r>
+    </w:p>
+    <w:p>
+      <w:pPr>
+        <w:pStyle w:val="Compact"/>
+        <w:numPr>
+          <w:ilvl w:val="3"/>
+          <w:numId w:val="1008"/>
+        </w:numPr>
+      </w:pPr>
+      <w:r>
+        <w:t xml:space="preserve">Excessive ammonia add means that there was probably less competition, everyone got what they wanted</w:t>
+      </w:r>
+    </w:p>
+    <w:p>
+      <w:pPr>
+        <w:pStyle w:val="Compact"/>
+        <w:numPr>
+          <w:ilvl w:val="1"/>
+          <w:numId w:val="1006"/>
+        </w:numPr>
+      </w:pPr>
+      <w:r>
+        <w:t xml:space="preserve">1mL 0.1mM arginine/GMP into 2L bottles = 50nM</w:t>
+      </w:r>
+    </w:p>
+    <w:p>
+      <w:pPr>
+        <w:pStyle w:val="Compact"/>
+        <w:numPr>
+          <w:ilvl w:val="2"/>
+          <w:numId w:val="1009"/>
+        </w:numPr>
+      </w:pPr>
+      <w:r>
+        <w:t xml:space="preserve">DON @ surface ~ 4.7 uM, @ depth = 4.2 uM</w:t>
+      </w:r>
+    </w:p>
+    <w:p>
+      <w:pPr>
+        <w:pStyle w:val="Compact"/>
+        <w:numPr>
+          <w:ilvl w:val="2"/>
+          <w:numId w:val="1009"/>
+        </w:numPr>
+      </w:pPr>
+      <w:r>
+        <w:t xml:space="preserve">Arginine concentration @ ALOHA ~ at most nanomolar, lower @ depth</w:t>
+      </w:r>
+    </w:p>
+    <w:p>
+      <w:pPr>
+        <w:pStyle w:val="Compact"/>
+        <w:numPr>
+          <w:ilvl w:val="2"/>
+          <w:numId w:val="1009"/>
+        </w:numPr>
+      </w:pPr>
+      <w:r>
+        <w:t xml:space="preserve">GMP concentration @ ALOHA ~ unknown, lower @ depth</w:t>
+      </w:r>
+    </w:p>
+    <w:p>
+      <w:pPr>
+        <w:pStyle w:val="Compact"/>
+        <w:numPr>
+          <w:ilvl w:val="3"/>
+          <w:numId w:val="1010"/>
+        </w:numPr>
+      </w:pPr>
+      <w:r>
+        <w:t xml:space="preserve">GMP potentially used for phosphate and created guanosine (SRP = 0.16uM @ 175m, &lt;0.05uM @ surface?)</w:t>
+      </w:r>
+    </w:p>
+    <w:p>
+      <w:pPr>
+        <w:pStyle w:val="Compact"/>
+        <w:numPr>
+          <w:ilvl w:val="3"/>
+          <w:numId w:val="1010"/>
+        </w:numPr>
+      </w:pPr>
+      <w:r>
+        <w:t xml:space="preserve">E. hux can clearly grow well on purines though this requires nickel (?) and urease (</w:t>
+      </w:r>
+      <w:r>
+        <w:t xml:space="preserve">Palenik and Henson (1997)</w:t>
+      </w:r>
+      <w:r>
+        <w:t xml:space="preserve">)</w:t>
+      </w:r>
+    </w:p>
+    <w:p>
+      <w:pPr>
+        <w:pStyle w:val="Compact"/>
+        <w:numPr>
+          <w:ilvl w:val="1"/>
+          <w:numId w:val="1006"/>
+        </w:numPr>
+      </w:pPr>
+      <w:r>
+        <w:t xml:space="preserve">Unclear how much of this was USED, Rii2018 measured 100-500nM NO3/NH4 uptake per day</w:t>
+      </w:r>
+    </w:p>
+    <w:p>
+      <w:pPr>
+        <w:pStyle w:val="Compact"/>
+        <w:numPr>
+          <w:ilvl w:val="2"/>
+          <w:numId w:val="1011"/>
+        </w:numPr>
+      </w:pPr>
+      <w:r>
+        <w:t xml:space="preserve">Implies mine was probably not drawn all the way down</w:t>
+      </w:r>
+    </w:p>
+    <w:p>
+      <w:pPr>
+        <w:pStyle w:val="Compact"/>
+        <w:numPr>
+          <w:ilvl w:val="1"/>
+          <w:numId w:val="1006"/>
+        </w:numPr>
+      </w:pPr>
+      <w:r>
+        <w:t xml:space="preserve">Likelihood of inducing a community shift in 24 hours? 72 hours from organics?</w:t>
+      </w:r>
+    </w:p>
+    <w:p>
+      <w:pPr>
+        <w:pStyle w:val="Compact"/>
+        <w:numPr>
+          <w:ilvl w:val="2"/>
+          <w:numId w:val="1012"/>
+        </w:numPr>
+      </w:pPr>
+      <w:r>
+        <w:t xml:space="preserve">Shilova et al. (2017)</w:t>
+      </w:r>
+      <w:r>
+        <w:t xml:space="preserve"> </w:t>
+      </w:r>
+      <w:r>
+        <w:t xml:space="preserve">got a BIG growth in of random Alteromonadaceae after 1 day, growth in of picoeuks from ammonia,</w:t>
+      </w:r>
+      <w:r>
+        <w:t xml:space="preserve"> </w:t>
+      </w:r>
+      <w:r>
+        <w:t xml:space="preserve">Bradley et al. (2010)</w:t>
+      </w:r>
+      <w:r>
+        <w:t xml:space="preserve"> </w:t>
+      </w:r>
+      <w:r>
+        <w:t xml:space="preserve">showed that het. bact. can grow on inorganics</w:t>
+      </w:r>
+    </w:p>
+    <w:p>
+      <w:pPr>
+        <w:pStyle w:val="Compact"/>
+        <w:numPr>
+          <w:ilvl w:val="2"/>
+          <w:numId w:val="1012"/>
+        </w:numPr>
+      </w:pPr>
+      <w:r>
+        <w:t xml:space="preserve">Rii, Bidigare, and Church (2018)</w:t>
+      </w:r>
+      <w:r>
+        <w:t xml:space="preserve"> </w:t>
+      </w:r>
+      <w:r>
+        <w:t xml:space="preserve">found diatoms and pelagophytes growing in after 48 hours</w:t>
+      </w:r>
+    </w:p>
+    <w:p>
+      <w:pPr>
+        <w:pStyle w:val="Compact"/>
+        <w:numPr>
+          <w:ilvl w:val="2"/>
+          <w:numId w:val="1012"/>
+        </w:numPr>
+      </w:pPr>
+      <w:r>
+        <w:t xml:space="preserve">Alexander et al. (2015)</w:t>
+      </w:r>
+      <w:r>
+        <w:t xml:space="preserve"> </w:t>
+      </w:r>
+      <w:r>
+        <w:t xml:space="preserve">found diatoms and haptophytes</w:t>
       </w:r>
     </w:p>
     <w:p>
@@ -2168,7 +2422,7 @@
         </w:numPr>
       </w:pPr>
       <w:r>
-        <w:t xml:space="preserve">Not expecting to see any C labeling from the organics via CO2 because inorganic C pool is so much larger, unlike the N pool</w:t>
+        <w:t xml:space="preserve">Contrasting the inorganics</w:t>
       </w:r>
     </w:p>
     <w:p>
@@ -2176,11 +2430,251 @@
         <w:pStyle w:val="Compact"/>
         <w:numPr>
           <w:ilvl w:val="1"/>
-          <w:numId w:val="1004"/>
+          <w:numId w:val="1013"/>
         </w:numPr>
       </w:pPr>
       <w:r>
-        <w:t xml:space="preserve">Discuss how badly we swamped the pool of nitrate, ammonia, DON, arg, GMP</w:t>
+        <w:t xml:space="preserve">Ammonia transporters clearly</w:t>
+      </w:r>
+      <w:r>
+        <w:t xml:space="preserve"> </w:t>
+      </w:r>
+      <w:r>
+        <w:t xml:space="preserve">“active”</w:t>
+      </w:r>
+      <w:r>
+        <w:t xml:space="preserve"> </w:t>
+      </w:r>
+      <w:r>
+        <w:t xml:space="preserve">and the entire community ready to take it up</w:t>
+      </w:r>
+    </w:p>
+    <w:p>
+      <w:pPr>
+        <w:pStyle w:val="Compact"/>
+        <w:numPr>
+          <w:ilvl w:val="2"/>
+          <w:numId w:val="1014"/>
+        </w:numPr>
+      </w:pPr>
+      <w:r>
+        <w:t xml:space="preserve">Glutamine 2x labeling maybe faster than glutamate</w:t>
+      </w:r>
+    </w:p>
+    <w:p>
+      <w:pPr>
+        <w:pStyle w:val="Compact"/>
+        <w:numPr>
+          <w:ilvl w:val="2"/>
+          <w:numId w:val="1014"/>
+        </w:numPr>
+      </w:pPr>
+      <w:r>
+        <w:t xml:space="preserve">Citrulline labeling from ammonia is a surprise and indicates a</w:t>
+      </w:r>
+      <w:r>
+        <w:t xml:space="preserve"> </w:t>
+      </w:r>
+      <w:r>
+        <w:t xml:space="preserve">“broken”</w:t>
+      </w:r>
+      <w:r>
+        <w:t xml:space="preserve"> </w:t>
+      </w:r>
+      <w:r>
+        <w:t xml:space="preserve">urea cycle</w:t>
+      </w:r>
+    </w:p>
+    <w:p>
+      <w:pPr>
+        <w:pStyle w:val="Compact"/>
+        <w:numPr>
+          <w:ilvl w:val="2"/>
+          <w:numId w:val="1014"/>
+        </w:numPr>
+      </w:pPr>
+      <w:r>
+        <w:t xml:space="preserve">Surprising how quickly the nucleobases were labeled given the length of that pathway</w:t>
+      </w:r>
+    </w:p>
+    <w:p>
+      <w:pPr>
+        <w:pStyle w:val="Compact"/>
+        <w:numPr>
+          <w:ilvl w:val="3"/>
+          <w:numId w:val="1015"/>
+        </w:numPr>
+      </w:pPr>
+      <w:r>
+        <w:t xml:space="preserve">indicates high demand / storage / replication triggered?</w:t>
+      </w:r>
+    </w:p>
+    <w:p>
+      <w:pPr>
+        <w:pStyle w:val="Compact"/>
+        <w:numPr>
+          <w:ilvl w:val="3"/>
+          <w:numId w:val="1015"/>
+        </w:numPr>
+      </w:pPr>
+      <w:r>
+        <w:t xml:space="preserve">All of them being mostly fully-labeled means new synthesis rather than recycling</w:t>
+      </w:r>
+    </w:p>
+    <w:p>
+      <w:pPr>
+        <w:pStyle w:val="Compact"/>
+        <w:numPr>
+          <w:ilvl w:val="3"/>
+          <w:numId w:val="1015"/>
+        </w:numPr>
+      </w:pPr>
+      <w:r>
+        <w:t xml:space="preserve">Implications of DNA vs RNA labeling differences?</w:t>
+      </w:r>
+    </w:p>
+    <w:p>
+      <w:pPr>
+        <w:pStyle w:val="Compact"/>
+        <w:numPr>
+          <w:ilvl w:val="1"/>
+          <w:numId w:val="1013"/>
+        </w:numPr>
+      </w:pPr>
+      <w:r>
+        <w:t xml:space="preserve">Nitrate use by only a subset of the community while ammonia appears to be universal</w:t>
+      </w:r>
+    </w:p>
+    <w:p>
+      <w:pPr>
+        <w:pStyle w:val="Compact"/>
+        <w:numPr>
+          <w:ilvl w:val="2"/>
+          <w:numId w:val="1016"/>
+        </w:numPr>
+      </w:pPr>
+      <w:r>
+        <w:t xml:space="preserve">Aligns with Zimmermann data</w:t>
+      </w:r>
+    </w:p>
+    <w:p>
+      <w:pPr>
+        <w:pStyle w:val="Compact"/>
+        <w:numPr>
+          <w:ilvl w:val="2"/>
+          <w:numId w:val="1016"/>
+        </w:numPr>
+      </w:pPr>
+      <w:r>
+        <w:t xml:space="preserve">MAAs and guanine labeling hints at euks, nitrate likely resulted in diatoms -&gt; biomarkers?</w:t>
+      </w:r>
+    </w:p>
+    <w:p>
+      <w:pPr>
+        <w:pStyle w:val="Compact"/>
+        <w:numPr>
+          <w:ilvl w:val="3"/>
+          <w:numId w:val="1017"/>
+        </w:numPr>
+      </w:pPr>
+      <w:r>
+        <w:t xml:space="preserve">The nitrogen in MAAs comes from amino acids (glycine = M-gly, gly+ser=shinorine, gly+thr = porphyra334/palythine/palythene/usujirene)</w:t>
+      </w:r>
+    </w:p>
+    <w:p>
+      <w:pPr>
+        <w:pStyle w:val="Compact"/>
+        <w:numPr>
+          <w:ilvl w:val="2"/>
+          <w:numId w:val="1016"/>
+        </w:numPr>
+      </w:pPr>
+      <w:r>
+        <w:t xml:space="preserve">Important differences in labeling between THAAs and metabolites</w:t>
+      </w:r>
+    </w:p>
+    <w:p>
+      <w:pPr>
+        <w:pStyle w:val="Compact"/>
+        <w:numPr>
+          <w:ilvl w:val="3"/>
+          <w:numId w:val="1018"/>
+        </w:numPr>
+      </w:pPr>
+      <w:r>
+        <w:t xml:space="preserve">Super rapidly turning over subset of the pool segregated from rest of the community</w:t>
+      </w:r>
+    </w:p>
+    <w:p>
+      <w:pPr>
+        <w:pStyle w:val="Compact"/>
+        <w:numPr>
+          <w:ilvl w:val="3"/>
+          <w:numId w:val="1018"/>
+        </w:numPr>
+      </w:pPr>
+      <w:r>
+        <w:t xml:space="preserve">Note that nitrate resulted in more labeling at depth than surface while opposite true for ammonia</w:t>
+      </w:r>
+    </w:p>
+    <w:p>
+      <w:pPr>
+        <w:pStyle w:val="Compact"/>
+        <w:numPr>
+          <w:ilvl w:val="2"/>
+          <w:numId w:val="1016"/>
+        </w:numPr>
+      </w:pPr>
+      <w:r>
+        <w:t xml:space="preserve">Surface community likely not</w:t>
+      </w:r>
+      <w:r>
+        <w:t xml:space="preserve"> </w:t>
+      </w:r>
+      <w:r>
+        <w:t xml:space="preserve">“expecting”</w:t>
+      </w:r>
+      <w:r>
+        <w:t xml:space="preserve"> </w:t>
+      </w:r>
+      <w:r>
+        <w:t xml:space="preserve">nitrate</w:t>
+      </w:r>
+    </w:p>
+    <w:p>
+      <w:pPr>
+        <w:pStyle w:val="Compact"/>
+        <w:numPr>
+          <w:ilvl w:val="3"/>
+          <w:numId w:val="1019"/>
+        </w:numPr>
+      </w:pPr>
+      <w:r>
+        <w:t xml:space="preserve">How much time would it take to</w:t>
+      </w:r>
+      <w:r>
+        <w:t xml:space="preserve"> </w:t>
+      </w:r>
+      <w:r>
+        <w:t xml:space="preserve">“turn on”</w:t>
+      </w:r>
+      <w:r>
+        <w:t xml:space="preserve"> </w:t>
+      </w:r>
+      <w:r>
+        <w:t xml:space="preserve">NR and NiR genes?</w:t>
+      </w:r>
+    </w:p>
+    <w:p>
+      <w:pPr>
+        <w:pStyle w:val="Compact"/>
+        <w:numPr>
+          <w:ilvl w:val="3"/>
+          <w:numId w:val="1019"/>
+        </w:numPr>
+      </w:pPr>
+      <w:r>
+        <w:t xml:space="preserve">Clear upward propagation of nitrate -&gt; nitrite -&gt; ammonia in water column data</w:t>
       </w:r>
     </w:p>
     <w:p>
@@ -2192,7 +2686,139 @@
         </w:numPr>
       </w:pPr>
       <w:r>
-        <w:t xml:space="preserve">What does the decrease in arginine labeling in +Arg at T26 and T73 indicate? Pulse-chase behavior? How is the labeled pool specifically decreasing?</w:t>
+        <w:t xml:space="preserve">Contrasting the organics</w:t>
+      </w:r>
+    </w:p>
+    <w:p>
+      <w:pPr>
+        <w:pStyle w:val="Compact"/>
+        <w:numPr>
+          <w:ilvl w:val="1"/>
+          <w:numId w:val="1020"/>
+        </w:numPr>
+      </w:pPr>
+      <w:r>
+        <w:t xml:space="preserve">Surface = phototrophs + heterotrophs, deep = just heterotrophs</w:t>
+      </w:r>
+    </w:p>
+    <w:p>
+      <w:pPr>
+        <w:pStyle w:val="Compact"/>
+        <w:numPr>
+          <w:ilvl w:val="2"/>
+          <w:numId w:val="1021"/>
+        </w:numPr>
+      </w:pPr>
+      <w:r>
+        <w:t xml:space="preserve">Not a lot of surf/deep differences implies mostly het. using these at surface?</w:t>
+      </w:r>
+    </w:p>
+    <w:p>
+      <w:pPr>
+        <w:pStyle w:val="Compact"/>
+        <w:numPr>
+          <w:ilvl w:val="3"/>
+          <w:numId w:val="1022"/>
+        </w:numPr>
+      </w:pPr>
+      <w:r>
+        <w:t xml:space="preserve">Kinda surprising since most phytos can eat organics</w:t>
+      </w:r>
+    </w:p>
+    <w:p>
+      <w:pPr>
+        <w:pStyle w:val="Compact"/>
+        <w:numPr>
+          <w:ilvl w:val="2"/>
+          <w:numId w:val="1021"/>
+        </w:numPr>
+      </w:pPr>
+      <w:r>
+        <w:t xml:space="preserve">Are things generally slower at 175m? Or is this only in the absolute sense because there’s less biomass?</w:t>
+      </w:r>
+    </w:p>
+    <w:p>
+      <w:pPr>
+        <w:pStyle w:val="Compact"/>
+        <w:numPr>
+          <w:ilvl w:val="3"/>
+          <w:numId w:val="1023"/>
+        </w:numPr>
+      </w:pPr>
+      <w:r>
+        <w:t xml:space="preserve">Fraction labeled nicely cancels out the biomass problem</w:t>
+      </w:r>
+    </w:p>
+    <w:p>
+      <w:pPr>
+        <w:pStyle w:val="Compact"/>
+        <w:numPr>
+          <w:ilvl w:val="1"/>
+          <w:numId w:val="1020"/>
+        </w:numPr>
+      </w:pPr>
+      <w:r>
+        <w:t xml:space="preserve">How widespread are arginine/GMP transporters? Generic AA/NB transporters?</w:t>
+      </w:r>
+    </w:p>
+    <w:p>
+      <w:pPr>
+        <w:pStyle w:val="Compact"/>
+        <w:numPr>
+          <w:ilvl w:val="1"/>
+          <w:numId w:val="1020"/>
+        </w:numPr>
+      </w:pPr>
+      <w:r>
+        <w:t xml:space="preserve">Not expecting to see 13C labeling from Arg/GMP because C pool is much larger</w:t>
+      </w:r>
+    </w:p>
+    <w:p>
+      <w:pPr>
+        <w:pStyle w:val="Compact"/>
+        <w:numPr>
+          <w:ilvl w:val="1"/>
+          <w:numId w:val="1020"/>
+        </w:numPr>
+      </w:pPr>
+      <w:r>
+        <w:t xml:space="preserve">What does the decrease in arginine labeling in +Arg at T26 and T73 indicate?</w:t>
+      </w:r>
+    </w:p>
+    <w:p>
+      <w:pPr>
+        <w:pStyle w:val="Compact"/>
+        <w:numPr>
+          <w:ilvl w:val="2"/>
+          <w:numId w:val="1024"/>
+        </w:numPr>
+      </w:pPr>
+      <w:r>
+        <w:t xml:space="preserve">Pulse-chase behavior?</w:t>
+      </w:r>
+    </w:p>
+    <w:p>
+      <w:pPr>
+        <w:pStyle w:val="Compact"/>
+        <w:numPr>
+          <w:ilvl w:val="2"/>
+          <w:numId w:val="1024"/>
+        </w:numPr>
+      </w:pPr>
+      <w:r>
+        <w:t xml:space="preserve">How is the labeled pool specifically decreasing?</w:t>
+      </w:r>
+    </w:p>
+    <w:p>
+      <w:pPr>
+        <w:pStyle w:val="Compact"/>
+        <w:numPr>
+          <w:ilvl w:val="1"/>
+          <w:numId w:val="1020"/>
+        </w:numPr>
+      </w:pPr>
+      <w:r>
+        <w:t xml:space="preserve">Clear backbone use for protein that’s not really seen in the metabolites - dedicated pathways again?</w:t>
       </w:r>
     </w:p>
     <w:p>
@@ -2204,71 +2830,13 @@
         </w:numPr>
       </w:pPr>
       <w:r>
-        <w:t xml:space="preserve">Contrasting the THAA +Nit with the metabolites hints at a small but rapidly churning amino acid pool that’s deeply segregated</w:t>
-      </w:r>
-    </w:p>
-    <w:p>
-      <w:pPr>
-        <w:pStyle w:val="Compact"/>
-        <w:numPr>
-          <w:ilvl w:val="0"/>
-          <w:numId w:val="1001"/>
-        </w:numPr>
-      </w:pPr>
-      <w:r>
-        <w:t xml:space="preserve">MAAs are mostly made from the 4DG core plus N-containing amino acids (glycine). How does the labeling of these compare to their substituent AAs? (it’s much larger)</w:t>
-      </w:r>
-    </w:p>
-    <w:p>
-      <w:pPr>
-        <w:pStyle w:val="Compact"/>
-        <w:numPr>
-          <w:ilvl w:val="0"/>
-          <w:numId w:val="1001"/>
-        </w:numPr>
-      </w:pPr>
-      <w:r>
         <w:t xml:space="preserve">Ectoine - mention that it’s mostly bacterial</w:t>
       </w:r>
       <w:r>
         <w:t xml:space="preserve"> </w:t>
       </w:r>
       <w:r>
-        <w:t xml:space="preserve">[@McParland2021]</w:t>
-      </w:r>
-    </w:p>
-    <w:p>
-      <w:pPr>
-        <w:pStyle w:val="Compact"/>
-        <w:numPr>
-          <w:ilvl w:val="0"/>
-          <w:numId w:val="1001"/>
-        </w:numPr>
-      </w:pPr>
-      <w:r>
-        <w:t xml:space="preserve">Incubations are imperfect metrics of the actual environment because amendments with</w:t>
-      </w:r>
-      <w:r>
-        <w:t xml:space="preserve"> </w:t>
-      </w:r>
-      <w:r>
-        <w:rPr>
-          <w:i/>
-          <w:iCs/>
-        </w:rPr>
-        <w:t xml:space="preserve">anything</w:t>
-      </w:r>
-      <w:r>
-        <w:t xml:space="preserve"> </w:t>
-      </w:r>
-      <w:r>
-        <w:t xml:space="preserve">will heavily skew the community - over what time scale though?</w:t>
-      </w:r>
-      <w:r>
-        <w:t xml:space="preserve"> </w:t>
-      </w:r>
-      <w:r>
-        <w:t xml:space="preserve">[@Eppley1977; @Shilova2017; @Karl2017; @Rii2018]</w:t>
+        <w:t xml:space="preserve">(McParland, Alexander, and Johnson 2021)</w:t>
       </w:r>
     </w:p>
     <w:p>
@@ -2276,7 +2844,31 @@
         <w:pStyle w:val="FirstParagraph"/>
       </w:pPr>
       <w:r>
-        <w:t xml:space="preserve">Comments from Anitra:</w:t>
+        <w:t xml:space="preserve">Need more discussion of betaines and cholines? Ask Anitra</w:t>
+      </w:r>
+      <w:r>
+        <w:t xml:space="preserve"> </w:t>
+      </w:r>
+      <w:r>
+        <w:t xml:space="preserve">- Large pool sizes</w:t>
+      </w:r>
+      <w:r>
+        <w:t xml:space="preserve"> </w:t>
+      </w:r>
+      <w:r>
+        <w:t xml:space="preserve">- What does a very slow osmolyte turnover mean for the cell?</w:t>
+      </w:r>
+      <w:r>
+        <w:t xml:space="preserve"> </w:t>
+      </w:r>
+      <w:r>
+        <w:t xml:space="preserve">- Ref Angie’s paper about GBT use and how it’s mostly just held onto</w:t>
+      </w:r>
+      <w:r>
+        <w:t xml:space="preserve"> </w:t>
+      </w:r>
+      <w:r>
+        <w:t xml:space="preserve">- Relative or absolute is really hard to tell because they’re below detection limits</w:t>
       </w:r>
     </w:p>
     <w:p>
@@ -2284,7 +2876,35 @@
         <w:pStyle w:val="BodyText"/>
       </w:pPr>
       <w:r>
-        <w:t xml:space="preserve">0.3nM glutamine becoming 0.8nM means that 95% of the 0.8nM was produced, not counting all the N that went through glutamine into other things. Do you know what typically happens to biomass during ALOHA + DIN incubation? How does this compare to measures of regenerated production? (Was this increase a result of more biomass or just higher gln concentrations?)</w:t>
+        <w:t xml:space="preserve">No diel differences agrees well with Waldbauer (Zimmermann) 15N paper except they saw a bunch in Pro</w:t>
+      </w:r>
+      <w:r>
+        <w:t xml:space="preserve"> </w:t>
+      </w:r>
+      <w:r>
+        <w:t xml:space="preserve">- How well does overall protein inclusion agree with Zimmermann?</w:t>
+      </w:r>
+      <w:r>
+        <w:t xml:space="preserve"> </w:t>
+      </w:r>
+      <w:r>
+        <w:t xml:space="preserve">- Nitrate much slower in their data implying that the extra 12 hours (they incubated for 11) was necessary?</w:t>
+      </w:r>
+    </w:p>
+    <w:p>
+      <w:pPr>
+        <w:pStyle w:val="BodyText"/>
+      </w:pPr>
+      <w:r>
+        <w:t xml:space="preserve">How representative is Station ALOHA and the bloom of the open ocean more generally?</w:t>
+      </w:r>
+    </w:p>
+    <w:p>
+      <w:pPr>
+        <w:pStyle w:val="BodyText"/>
+      </w:pPr>
+      <w:r>
+        <w:t xml:space="preserve">What would have happened at the DCM? Or deeper?</w:t>
       </w:r>
     </w:p>
     <w:bookmarkEnd w:id="42"/>
@@ -2336,7 +2956,7 @@
       </w:r>
     </w:p>
     <w:bookmarkEnd w:id="46"/>
-    <w:bookmarkStart w:id="48" w:name="references"/>
+    <w:bookmarkStart w:id="96" w:name="references"/>
     <w:p>
       <w:pPr>
         <w:pStyle w:val="Heading1"/>
@@ -2345,10 +2965,1599 @@
         <w:t xml:space="preserve">References</w:t>
       </w:r>
     </w:p>
-    <w:bookmarkStart w:id="47" w:name="refs"/>
-    <w:bookmarkEnd w:id="47"/>
+    <w:bookmarkStart w:id="95" w:name="refs"/>
+    <w:bookmarkStart w:id="48" w:name="ref-Alexander2015"/>
+    <w:p>
+      <w:pPr>
+        <w:pStyle w:val="Bibliography"/>
+      </w:pPr>
+      <w:r>
+        <w:t xml:space="preserve">Alexander, Harriet, Mónica Rouco, Sheean T. Haley, Samuel T. Wilson, David M. Karl, and Sonya T. Dyhrman. 2015.</w:t>
+      </w:r>
+      <w:r>
+        <w:t xml:space="preserve"> </w:t>
+      </w:r>
+      <w:r>
+        <w:t xml:space="preserve">“Functional Group-Specific Traits Drive Phytoplankton Dynamics in the Oligotrophic Ocean.”</w:t>
+      </w:r>
+      <w:r>
+        <w:t xml:space="preserve"> </w:t>
+      </w:r>
+      <w:r>
+        <w:rPr>
+          <w:i/>
+          <w:iCs/>
+        </w:rPr>
+        <w:t xml:space="preserve">Proceedings of the National Academy of Sciences</w:t>
+      </w:r>
+      <w:r>
+        <w:t xml:space="preserve"> </w:t>
+      </w:r>
+      <w:r>
+        <w:t xml:space="preserve">112 (44).</w:t>
+      </w:r>
+      <w:r>
+        <w:t xml:space="preserve"> </w:t>
+      </w:r>
+      <w:hyperlink r:id="rId47">
+        <w:r>
+          <w:rPr>
+            <w:rStyle w:val="Hyperlink"/>
+          </w:rPr>
+          <w:t xml:space="preserve">https://doi.org/10.1073/pnas.1518165112</w:t>
+        </w:r>
+      </w:hyperlink>
+      <w:r>
+        <w:t xml:space="preserve">.</w:t>
+      </w:r>
+    </w:p>
     <w:bookmarkEnd w:id="48"/>
-    <w:bookmarkStart w:id="51" w:name="supplement"/>
+    <w:bookmarkStart w:id="49" w:name="ref-Aluwihare2008"/>
+    <w:p>
+      <w:pPr>
+        <w:pStyle w:val="Bibliography"/>
+      </w:pPr>
+      <w:r>
+        <w:t xml:space="preserve">Aluwihare, Lihini I., and Travis Meador. 2008.</w:t>
+      </w:r>
+      <w:r>
+        <w:t xml:space="preserve"> </w:t>
+      </w:r>
+      <w:r>
+        <w:t xml:space="preserve">“Chemical Composition of Marine Dissolved Organic Nitrogen.”</w:t>
+      </w:r>
+      <w:r>
+        <w:t xml:space="preserve"> </w:t>
+      </w:r>
+      <w:r>
+        <w:t xml:space="preserve">In</w:t>
+      </w:r>
+      <w:r>
+        <w:t xml:space="preserve"> </w:t>
+      </w:r>
+      <w:r>
+        <w:rPr>
+          <w:i/>
+          <w:iCs/>
+        </w:rPr>
+        <w:t xml:space="preserve">Nitrogen in the</w:t>
+      </w:r>
+      <w:r>
+        <w:rPr>
+          <w:i/>
+          <w:iCs/>
+        </w:rPr>
+        <w:t xml:space="preserve"> </w:t>
+      </w:r>
+      <w:r>
+        <w:rPr>
+          <w:i/>
+          <w:iCs/>
+        </w:rPr>
+        <w:t xml:space="preserve">Marine Environment</w:t>
+      </w:r>
+      <w:r>
+        <w:t xml:space="preserve">, 2nd ed., 95–140. Academic Press Burlington, MA.</w:t>
+      </w:r>
+    </w:p>
+    <w:bookmarkEnd w:id="49"/>
+    <w:bookmarkStart w:id="51" w:name="ref-Aluwihare2005"/>
+    <w:p>
+      <w:pPr>
+        <w:pStyle w:val="Bibliography"/>
+      </w:pPr>
+      <w:r>
+        <w:t xml:space="preserve">Aluwihare, Lihini I., Daniel J. Repeta, Silvio Pantoja, and Carl G. Johnson. 2005.</w:t>
+      </w:r>
+      <w:r>
+        <w:t xml:space="preserve"> </w:t>
+      </w:r>
+      <w:r>
+        <w:t xml:space="preserve">“Two</w:t>
+      </w:r>
+      <w:r>
+        <w:t xml:space="preserve"> </w:t>
+      </w:r>
+      <w:r>
+        <w:t xml:space="preserve">Chemically Distinct Pools</w:t>
+      </w:r>
+      <w:r>
+        <w:t xml:space="preserve"> </w:t>
+      </w:r>
+      <w:r>
+        <w:t xml:space="preserve">of</w:t>
+      </w:r>
+      <w:r>
+        <w:t xml:space="preserve"> </w:t>
+      </w:r>
+      <w:r>
+        <w:t xml:space="preserve">Organic Nitrogen Accumulate</w:t>
+      </w:r>
+      <w:r>
+        <w:t xml:space="preserve"> </w:t>
+      </w:r>
+      <w:r>
+        <w:t xml:space="preserve">in the</w:t>
+      </w:r>
+      <w:r>
+        <w:t xml:space="preserve"> </w:t>
+      </w:r>
+      <w:r>
+        <w:t xml:space="preserve">Ocean</w:t>
+      </w:r>
+      <w:r>
+        <w:t xml:space="preserve">.”</w:t>
+      </w:r>
+      <w:r>
+        <w:t xml:space="preserve"> </w:t>
+      </w:r>
+      <w:r>
+        <w:rPr>
+          <w:i/>
+          <w:iCs/>
+        </w:rPr>
+        <w:t xml:space="preserve">Science</w:t>
+      </w:r>
+      <w:r>
+        <w:t xml:space="preserve"> </w:t>
+      </w:r>
+      <w:r>
+        <w:t xml:space="preserve">308 (5724): 1007–10.</w:t>
+      </w:r>
+      <w:r>
+        <w:t xml:space="preserve"> </w:t>
+      </w:r>
+      <w:hyperlink r:id="rId50">
+        <w:r>
+          <w:rPr>
+            <w:rStyle w:val="Hyperlink"/>
+          </w:rPr>
+          <w:t xml:space="preserve">https://doi.org/10.1126/science.1108925</w:t>
+        </w:r>
+      </w:hyperlink>
+      <w:r>
+        <w:t xml:space="preserve">.</w:t>
+      </w:r>
+    </w:p>
+    <w:bookmarkEnd w:id="51"/>
+    <w:bookmarkStart w:id="53" w:name="ref-Antia1991"/>
+    <w:p>
+      <w:pPr>
+        <w:pStyle w:val="Bibliography"/>
+      </w:pPr>
+      <w:r>
+        <w:t xml:space="preserve">Antia, N. J., P. J. Harrison, and L. Oliveira. 1991.</w:t>
+      </w:r>
+      <w:r>
+        <w:t xml:space="preserve"> </w:t>
+      </w:r>
+      <w:r>
+        <w:t xml:space="preserve">“The Role of Dissolved Organic Nitrogen in Phytoplankton Nutrition, Cell Biology and Ecology.”</w:t>
+      </w:r>
+      <w:r>
+        <w:t xml:space="preserve"> </w:t>
+      </w:r>
+      <w:r>
+        <w:rPr>
+          <w:i/>
+          <w:iCs/>
+        </w:rPr>
+        <w:t xml:space="preserve">Phycologia</w:t>
+      </w:r>
+      <w:r>
+        <w:t xml:space="preserve"> </w:t>
+      </w:r>
+      <w:r>
+        <w:t xml:space="preserve">30 (1): 1–89.</w:t>
+      </w:r>
+      <w:r>
+        <w:t xml:space="preserve"> </w:t>
+      </w:r>
+      <w:hyperlink r:id="rId52">
+        <w:r>
+          <w:rPr>
+            <w:rStyle w:val="Hyperlink"/>
+          </w:rPr>
+          <w:t xml:space="preserve">https://doi.org/10.2216/i0031-8884-30-1-1.1</w:t>
+        </w:r>
+      </w:hyperlink>
+      <w:r>
+        <w:t xml:space="preserve">.</w:t>
+      </w:r>
+    </w:p>
+    <w:bookmarkEnd w:id="53"/>
+    <w:bookmarkStart w:id="55" w:name="ref-Bender2012"/>
+    <w:p>
+      <w:pPr>
+        <w:pStyle w:val="Bibliography"/>
+      </w:pPr>
+      <w:r>
+        <w:t xml:space="preserve">Bender, Sara J., Micaela S. Parker, and E. Virginia Armbrust. 2012.</w:t>
+      </w:r>
+      <w:r>
+        <w:t xml:space="preserve"> </w:t>
+      </w:r>
+      <w:r>
+        <w:t xml:space="preserve">“Coupled</w:t>
+      </w:r>
+      <w:r>
+        <w:t xml:space="preserve"> </w:t>
+      </w:r>
+      <w:r>
+        <w:t xml:space="preserve">Effects</w:t>
+      </w:r>
+      <w:r>
+        <w:t xml:space="preserve"> </w:t>
+      </w:r>
+      <w:r>
+        <w:t xml:space="preserve">of</w:t>
+      </w:r>
+      <w:r>
+        <w:t xml:space="preserve"> </w:t>
+      </w:r>
+      <w:r>
+        <w:t xml:space="preserve">Light</w:t>
+      </w:r>
+      <w:r>
+        <w:t xml:space="preserve"> </w:t>
+      </w:r>
+      <w:r>
+        <w:t xml:space="preserve">and</w:t>
+      </w:r>
+      <w:r>
+        <w:t xml:space="preserve"> </w:t>
+      </w:r>
+      <w:r>
+        <w:t xml:space="preserve">Nitrogen Source</w:t>
+      </w:r>
+      <w:r>
+        <w:t xml:space="preserve"> </w:t>
+      </w:r>
+      <w:r>
+        <w:t xml:space="preserve">on the</w:t>
+      </w:r>
+      <w:r>
+        <w:t xml:space="preserve"> </w:t>
+      </w:r>
+      <w:r>
+        <w:t xml:space="preserve">Urea Cycle</w:t>
+      </w:r>
+      <w:r>
+        <w:t xml:space="preserve"> </w:t>
+      </w:r>
+      <w:r>
+        <w:t xml:space="preserve">and</w:t>
+      </w:r>
+      <w:r>
+        <w:t xml:space="preserve"> </w:t>
+      </w:r>
+      <w:r>
+        <w:t xml:space="preserve">Nitrogen Metabolism</w:t>
+      </w:r>
+      <w:r>
+        <w:t xml:space="preserve"> </w:t>
+      </w:r>
+      <w:r>
+        <w:t xml:space="preserve">over a</w:t>
+      </w:r>
+      <w:r>
+        <w:t xml:space="preserve"> </w:t>
+      </w:r>
+      <w:r>
+        <w:t xml:space="preserve">Diel Cycle</w:t>
+      </w:r>
+      <w:r>
+        <w:t xml:space="preserve"> </w:t>
+      </w:r>
+      <w:r>
+        <w:t xml:space="preserve">in the</w:t>
+      </w:r>
+      <w:r>
+        <w:t xml:space="preserve"> </w:t>
+      </w:r>
+      <w:r>
+        <w:t xml:space="preserve">Marine Diatom Thalassiosira</w:t>
+      </w:r>
+      <w:r>
+        <w:t xml:space="preserve"> </w:t>
+      </w:r>
+      <w:r>
+        <w:t xml:space="preserve">Pseudonana.”</w:t>
+      </w:r>
+      <w:r>
+        <w:t xml:space="preserve"> </w:t>
+      </w:r>
+      <w:r>
+        <w:rPr>
+          <w:i/>
+          <w:iCs/>
+        </w:rPr>
+        <w:t xml:space="preserve">Protist</w:t>
+      </w:r>
+      <w:r>
+        <w:t xml:space="preserve"> </w:t>
+      </w:r>
+      <w:r>
+        <w:t xml:space="preserve">163 (2): 232–51.</w:t>
+      </w:r>
+      <w:r>
+        <w:t xml:space="preserve"> </w:t>
+      </w:r>
+      <w:hyperlink r:id="rId54">
+        <w:r>
+          <w:rPr>
+            <w:rStyle w:val="Hyperlink"/>
+          </w:rPr>
+          <w:t xml:space="preserve">https://doi.org/10.1016/j.protis.2011.07.008</w:t>
+        </w:r>
+      </w:hyperlink>
+      <w:r>
+        <w:t xml:space="preserve">.</w:t>
+      </w:r>
+    </w:p>
+    <w:bookmarkEnd w:id="55"/>
+    <w:bookmarkStart w:id="57" w:name="ref-Boysen2018"/>
+    <w:p>
+      <w:pPr>
+        <w:pStyle w:val="Bibliography"/>
+      </w:pPr>
+      <w:r>
+        <w:t xml:space="preserve">Boysen, Angela K., Katherine R. Heal, Laura T. Carlson, and Anitra E. Ingalls. 2018.</w:t>
+      </w:r>
+      <w:r>
+        <w:t xml:space="preserve"> </w:t>
+      </w:r>
+      <w:r>
+        <w:t xml:space="preserve">“Best-Matched Internal Standard Normalization in Liquid Chromatography–Mass Spectrometry Metabolomics Applied to Environmental Samples.”</w:t>
+      </w:r>
+      <w:r>
+        <w:t xml:space="preserve"> </w:t>
+      </w:r>
+      <w:r>
+        <w:rPr>
+          <w:i/>
+          <w:iCs/>
+        </w:rPr>
+        <w:t xml:space="preserve">Analytical Chemistry</w:t>
+      </w:r>
+      <w:r>
+        <w:t xml:space="preserve"> </w:t>
+      </w:r>
+      <w:r>
+        <w:t xml:space="preserve">90 (2): 1363–69.</w:t>
+      </w:r>
+      <w:r>
+        <w:t xml:space="preserve"> </w:t>
+      </w:r>
+      <w:hyperlink r:id="rId56">
+        <w:r>
+          <w:rPr>
+            <w:rStyle w:val="Hyperlink"/>
+          </w:rPr>
+          <w:t xml:space="preserve">https://doi.org/10.1021/acs.analchem.7b04400</w:t>
+        </w:r>
+      </w:hyperlink>
+      <w:r>
+        <w:t xml:space="preserve">.</w:t>
+      </w:r>
+    </w:p>
+    <w:bookmarkEnd w:id="57"/>
+    <w:bookmarkStart w:id="59" w:name="ref-Bradley2010"/>
+    <w:p>
+      <w:pPr>
+        <w:pStyle w:val="Bibliography"/>
+      </w:pPr>
+      <w:r>
+        <w:t xml:space="preserve">Bradley, Paul B., Marta P. Sanderson, Marc E. Frischer, Jennifer Brofft, Melissa G. Booth, Lee J. Kerkhof, and Deborah A. Bronk. 2010.</w:t>
+      </w:r>
+      <w:r>
+        <w:t xml:space="preserve"> </w:t>
+      </w:r>
+      <w:r>
+        <w:t xml:space="preserve">“Inorganic and Organic Nitrogen Uptake by Phytoplankton and Heterotrophic Bacteria in the Stratified</w:t>
+      </w:r>
+      <w:r>
+        <w:t xml:space="preserve"> </w:t>
+      </w:r>
+      <w:r>
+        <w:t xml:space="preserve">Mid-Atlantic Bight</w:t>
+      </w:r>
+      <w:r>
+        <w:t xml:space="preserve">.”</w:t>
+      </w:r>
+      <w:r>
+        <w:t xml:space="preserve"> </w:t>
+      </w:r>
+      <w:r>
+        <w:rPr>
+          <w:i/>
+          <w:iCs/>
+        </w:rPr>
+        <w:t xml:space="preserve">Estuarine, Coastal and Shelf Science</w:t>
+      </w:r>
+      <w:r>
+        <w:t xml:space="preserve"> </w:t>
+      </w:r>
+      <w:r>
+        <w:t xml:space="preserve">88 (4): 429–41.</w:t>
+      </w:r>
+      <w:r>
+        <w:t xml:space="preserve"> </w:t>
+      </w:r>
+      <w:hyperlink r:id="rId58">
+        <w:r>
+          <w:rPr>
+            <w:rStyle w:val="Hyperlink"/>
+          </w:rPr>
+          <w:t xml:space="preserve">https://doi.org/10.1016/j.ecss.2010.02.001</w:t>
+        </w:r>
+      </w:hyperlink>
+      <w:r>
+        <w:t xml:space="preserve">.</w:t>
+      </w:r>
+    </w:p>
+    <w:bookmarkEnd w:id="59"/>
+    <w:bookmarkStart w:id="61" w:name="ref-Bronk2007"/>
+    <w:p>
+      <w:pPr>
+        <w:pStyle w:val="Bibliography"/>
+      </w:pPr>
+      <w:r>
+        <w:t xml:space="preserve">Bronk, D. A., J. H. See, P. Bradley, and L. Killberg. 2007.</w:t>
+      </w:r>
+      <w:r>
+        <w:t xml:space="preserve"> </w:t>
+      </w:r>
+      <w:r>
+        <w:t xml:space="preserve">“</w:t>
+      </w:r>
+      <w:r>
+        <w:t xml:space="preserve">DON</w:t>
+      </w:r>
+      <w:r>
+        <w:t xml:space="preserve"> </w:t>
+      </w:r>
+      <w:r>
+        <w:t xml:space="preserve">as a Source of Bioavailable Nitrogen for Phytoplankton.”</w:t>
+      </w:r>
+      <w:r>
+        <w:t xml:space="preserve"> </w:t>
+      </w:r>
+      <w:r>
+        <w:rPr>
+          <w:i/>
+          <w:iCs/>
+        </w:rPr>
+        <w:t xml:space="preserve">Biogeosciences</w:t>
+      </w:r>
+      <w:r>
+        <w:t xml:space="preserve"> </w:t>
+      </w:r>
+      <w:r>
+        <w:t xml:space="preserve">4 (3): 283–96.</w:t>
+      </w:r>
+      <w:r>
+        <w:t xml:space="preserve"> </w:t>
+      </w:r>
+      <w:hyperlink r:id="rId60">
+        <w:r>
+          <w:rPr>
+            <w:rStyle w:val="Hyperlink"/>
+          </w:rPr>
+          <w:t xml:space="preserve">https://doi.org/10.5194/bg-4-283-2007</w:t>
+        </w:r>
+      </w:hyperlink>
+      <w:r>
+        <w:t xml:space="preserve">.</w:t>
+      </w:r>
+    </w:p>
+    <w:bookmarkEnd w:id="61"/>
+    <w:bookmarkStart w:id="63" w:name="ref-Bronk2024"/>
+    <w:p>
+      <w:pPr>
+        <w:pStyle w:val="Bibliography"/>
+      </w:pPr>
+      <w:r>
+        <w:t xml:space="preserve">Bronk, Deborah A., Rachel E. Sipler, Robert T. Letscher, and Matthew D. McCarthy. 2024.</w:t>
+      </w:r>
+      <w:r>
+        <w:t xml:space="preserve"> </w:t>
+      </w:r>
+      <w:r>
+        <w:t xml:space="preserve">“Dissolved Organic Nitrogen.”</w:t>
+      </w:r>
+      <w:r>
+        <w:t xml:space="preserve"> </w:t>
+      </w:r>
+      <w:r>
+        <w:t xml:space="preserve">In</w:t>
+      </w:r>
+      <w:r>
+        <w:t xml:space="preserve"> </w:t>
+      </w:r>
+      <w:r>
+        <w:rPr>
+          <w:i/>
+          <w:iCs/>
+        </w:rPr>
+        <w:t xml:space="preserve">Biogeochemistry of</w:t>
+      </w:r>
+      <w:r>
+        <w:rPr>
+          <w:i/>
+          <w:iCs/>
+        </w:rPr>
+        <w:t xml:space="preserve"> </w:t>
+      </w:r>
+      <w:r>
+        <w:rPr>
+          <w:i/>
+          <w:iCs/>
+        </w:rPr>
+        <w:t xml:space="preserve">Marine Dissolved Organic Matter</w:t>
+      </w:r>
+      <w:r>
+        <w:t xml:space="preserve">, 343–404. Elsevier.</w:t>
+      </w:r>
+      <w:r>
+        <w:t xml:space="preserve"> </w:t>
+      </w:r>
+      <w:hyperlink r:id="rId62">
+        <w:r>
+          <w:rPr>
+            <w:rStyle w:val="Hyperlink"/>
+          </w:rPr>
+          <w:t xml:space="preserve">https://doi.org/10.1016/B978-0-443-13858-4.00016-2</w:t>
+        </w:r>
+      </w:hyperlink>
+      <w:r>
+        <w:t xml:space="preserve">.</w:t>
+      </w:r>
+    </w:p>
+    <w:bookmarkEnd w:id="63"/>
+    <w:bookmarkStart w:id="64" w:name="ref-Bronk2008"/>
+    <w:p>
+      <w:pPr>
+        <w:pStyle w:val="Bibliography"/>
+      </w:pPr>
+      <w:r>
+        <w:t xml:space="preserve">Bronk, Deborah A., and Deborah K. Steinberg. 2008.</w:t>
+      </w:r>
+      <w:r>
+        <w:t xml:space="preserve"> </w:t>
+      </w:r>
+      <w:r>
+        <w:t xml:space="preserve">“Nitrogen</w:t>
+      </w:r>
+      <w:r>
+        <w:t xml:space="preserve"> </w:t>
+      </w:r>
+      <w:r>
+        <w:t xml:space="preserve">Regeneration</w:t>
+      </w:r>
+      <w:r>
+        <w:t xml:space="preserve">.”</w:t>
+      </w:r>
+      <w:r>
+        <w:t xml:space="preserve"> </w:t>
+      </w:r>
+      <w:r>
+        <w:t xml:space="preserve">In</w:t>
+      </w:r>
+      <w:r>
+        <w:t xml:space="preserve"> </w:t>
+      </w:r>
+      <w:r>
+        <w:rPr>
+          <w:i/>
+          <w:iCs/>
+        </w:rPr>
+        <w:t xml:space="preserve">Nitrogen in the</w:t>
+      </w:r>
+      <w:r>
+        <w:rPr>
+          <w:i/>
+          <w:iCs/>
+        </w:rPr>
+        <w:t xml:space="preserve"> </w:t>
+      </w:r>
+      <w:r>
+        <w:rPr>
+          <w:i/>
+          <w:iCs/>
+        </w:rPr>
+        <w:t xml:space="preserve">Marine Environment</w:t>
+      </w:r>
+      <w:r>
+        <w:t xml:space="preserve">, 2nd ed., 385–450. Academic Press Burlington, MA.</w:t>
+      </w:r>
+    </w:p>
+    <w:bookmarkEnd w:id="64"/>
+    <w:bookmarkStart w:id="66" w:name="ref-Heal2021"/>
+    <w:p>
+      <w:pPr>
+        <w:pStyle w:val="Bibliography"/>
+      </w:pPr>
+      <w:r>
+        <w:t xml:space="preserve">Heal, Katherine R., Bryndan P. Durham, Angela K. Boysen, Laura T. Carlson, Wei Qin, François Ribalet, Angelicque E. White, Randelle M. Bundy, E. Virginia Armbrust, and Anitra E. Ingalls. 2021.</w:t>
+      </w:r>
+      <w:r>
+        <w:t xml:space="preserve"> </w:t>
+      </w:r>
+      <w:r>
+        <w:t xml:space="preserve">“Marine Community Metabolomes Carry Fingerprints of Phytoplankton Community Composition.”</w:t>
+      </w:r>
+      <w:r>
+        <w:t xml:space="preserve"> </w:t>
+      </w:r>
+      <w:r>
+        <w:t xml:space="preserve">Edited by Manuel Liebeke.</w:t>
+      </w:r>
+      <w:r>
+        <w:t xml:space="preserve"> </w:t>
+      </w:r>
+      <w:r>
+        <w:rPr>
+          <w:i/>
+          <w:iCs/>
+        </w:rPr>
+        <w:t xml:space="preserve">mSystems</w:t>
+      </w:r>
+      <w:r>
+        <w:t xml:space="preserve"> </w:t>
+      </w:r>
+      <w:r>
+        <w:t xml:space="preserve">6 (3): e01334–20.</w:t>
+      </w:r>
+      <w:r>
+        <w:t xml:space="preserve"> </w:t>
+      </w:r>
+      <w:hyperlink r:id="rId65">
+        <w:r>
+          <w:rPr>
+            <w:rStyle w:val="Hyperlink"/>
+          </w:rPr>
+          <w:t xml:space="preserve">https://doi.org/10.1128/mSystems.01334-20</w:t>
+        </w:r>
+      </w:hyperlink>
+      <w:r>
+        <w:t xml:space="preserve">.</w:t>
+      </w:r>
+    </w:p>
+    <w:bookmarkEnd w:id="66"/>
+    <w:bookmarkStart w:id="68" w:name="ref-Hutchins2022"/>
+    <w:p>
+      <w:pPr>
+        <w:pStyle w:val="Bibliography"/>
+      </w:pPr>
+      <w:r>
+        <w:t xml:space="preserve">Hutchins, David A., and Douglas G. Capone. 2022.</w:t>
+      </w:r>
+      <w:r>
+        <w:t xml:space="preserve"> </w:t>
+      </w:r>
+      <w:r>
+        <w:t xml:space="preserve">“The Marine Nitrogen Cycle: New Developments and Global Change.”</w:t>
+      </w:r>
+      <w:r>
+        <w:t xml:space="preserve"> </w:t>
+      </w:r>
+      <w:r>
+        <w:rPr>
+          <w:i/>
+          <w:iCs/>
+        </w:rPr>
+        <w:t xml:space="preserve">Nature Reviews Microbiology</w:t>
+      </w:r>
+      <w:r>
+        <w:t xml:space="preserve"> </w:t>
+      </w:r>
+      <w:r>
+        <w:t xml:space="preserve">20 (7): 401–14.</w:t>
+      </w:r>
+      <w:r>
+        <w:t xml:space="preserve"> </w:t>
+      </w:r>
+      <w:hyperlink r:id="rId67">
+        <w:r>
+          <w:rPr>
+            <w:rStyle w:val="Hyperlink"/>
+          </w:rPr>
+          <w:t xml:space="preserve">https://doi.org/10.1038/s41579-022-00687-z</w:t>
+        </w:r>
+      </w:hyperlink>
+      <w:r>
+        <w:t xml:space="preserve">.</w:t>
+      </w:r>
+    </w:p>
+    <w:bookmarkEnd w:id="68"/>
+    <w:bookmarkStart w:id="70" w:name="ref-Jones2024"/>
+    <w:p>
+      <w:pPr>
+        <w:pStyle w:val="Bibliography"/>
+      </w:pPr>
+      <w:r>
+        <w:t xml:space="preserve">Jones, Catriona L. C., Judith Camps-Castella, Mike Smykala, Morgan S. Sobol, and Keisuke Inomura. 2024.</w:t>
+      </w:r>
+      <w:r>
+        <w:t xml:space="preserve"> </w:t>
+      </w:r>
+      <w:r>
+        <w:t xml:space="preserve">“Seeing Through the Gray Box: An Integrated Approach to Physiological Modeling of Phytoplankton Stoichiometry.”</w:t>
+      </w:r>
+      <w:r>
+        <w:t xml:space="preserve"> </w:t>
+      </w:r>
+      <w:r>
+        <w:rPr>
+          <w:i/>
+          <w:iCs/>
+        </w:rPr>
+        <w:t xml:space="preserve">Frontiers in Ecology and Evolution</w:t>
+      </w:r>
+      <w:r>
+        <w:t xml:space="preserve"> </w:t>
+      </w:r>
+      <w:r>
+        <w:t xml:space="preserve">12 (December): 1505025.</w:t>
+      </w:r>
+      <w:r>
+        <w:t xml:space="preserve"> </w:t>
+      </w:r>
+      <w:hyperlink r:id="rId69">
+        <w:r>
+          <w:rPr>
+            <w:rStyle w:val="Hyperlink"/>
+          </w:rPr>
+          <w:t xml:space="preserve">https://doi.org/10.3389/fevo.2024.1505025</w:t>
+        </w:r>
+      </w:hyperlink>
+      <w:r>
+        <w:t xml:space="preserve">.</w:t>
+      </w:r>
+    </w:p>
+    <w:bookmarkEnd w:id="70"/>
+    <w:bookmarkStart w:id="72" w:name="ref-McParland2021"/>
+    <w:p>
+      <w:pPr>
+        <w:pStyle w:val="Bibliography"/>
+      </w:pPr>
+      <w:r>
+        <w:t xml:space="preserve">McParland, Erin L., Harriet Alexander, and Winifred M. Johnson. 2021.</w:t>
+      </w:r>
+      <w:r>
+        <w:t xml:space="preserve"> </w:t>
+      </w:r>
+      <w:r>
+        <w:t xml:space="preserve">“The</w:t>
+      </w:r>
+      <w:r>
+        <w:t xml:space="preserve"> </w:t>
+      </w:r>
+      <w:r>
+        <w:t xml:space="preserve">Osmolyte Ties That Bind</w:t>
+      </w:r>
+      <w:r>
+        <w:t xml:space="preserve">:</w:t>
+      </w:r>
+      <w:r>
+        <w:t xml:space="preserve"> </w:t>
+      </w:r>
+      <w:r>
+        <w:t xml:space="preserve">Genomic Insights Into Synthesis</w:t>
+      </w:r>
+      <w:r>
+        <w:t xml:space="preserve"> </w:t>
+      </w:r>
+      <w:r>
+        <w:t xml:space="preserve">and</w:t>
+      </w:r>
+      <w:r>
+        <w:t xml:space="preserve"> </w:t>
+      </w:r>
+      <w:r>
+        <w:t xml:space="preserve">Breakdown</w:t>
+      </w:r>
+      <w:r>
+        <w:t xml:space="preserve"> </w:t>
+      </w:r>
+      <w:r>
+        <w:t xml:space="preserve">of</w:t>
+      </w:r>
+      <w:r>
+        <w:t xml:space="preserve"> </w:t>
+      </w:r>
+      <w:r>
+        <w:t xml:space="preserve">Organic Osmolytes</w:t>
+      </w:r>
+      <w:r>
+        <w:t xml:space="preserve"> </w:t>
+      </w:r>
+      <w:r>
+        <w:t xml:space="preserve">in</w:t>
+      </w:r>
+      <w:r>
+        <w:t xml:space="preserve"> </w:t>
+      </w:r>
+      <w:r>
+        <w:t xml:space="preserve">Marine Microbes</w:t>
+      </w:r>
+      <w:r>
+        <w:t xml:space="preserve">.”</w:t>
+      </w:r>
+      <w:r>
+        <w:t xml:space="preserve"> </w:t>
+      </w:r>
+      <w:r>
+        <w:rPr>
+          <w:i/>
+          <w:iCs/>
+        </w:rPr>
+        <w:t xml:space="preserve">Frontiers in Marine Science</w:t>
+      </w:r>
+      <w:r>
+        <w:t xml:space="preserve"> </w:t>
+      </w:r>
+      <w:r>
+        <w:t xml:space="preserve">8 (July): 689306.</w:t>
+      </w:r>
+      <w:r>
+        <w:t xml:space="preserve"> </w:t>
+      </w:r>
+      <w:hyperlink r:id="rId71">
+        <w:r>
+          <w:rPr>
+            <w:rStyle w:val="Hyperlink"/>
+          </w:rPr>
+          <w:t xml:space="preserve">https://doi.org/10.3389/fmars.2021.689306</w:t>
+        </w:r>
+      </w:hyperlink>
+      <w:r>
+        <w:t xml:space="preserve">.</w:t>
+      </w:r>
+    </w:p>
+    <w:bookmarkEnd w:id="72"/>
+    <w:bookmarkStart w:id="74" w:name="ref-Moore2013"/>
+    <w:p>
+      <w:pPr>
+        <w:pStyle w:val="Bibliography"/>
+      </w:pPr>
+      <w:r>
+        <w:t xml:space="preserve">Moore, C. M., M. M. Mills, K. R. Arrigo, I. Berman-Frank, L. Bopp, P. W. Boyd, E. D. Galbraith, et al. 2013.</w:t>
+      </w:r>
+      <w:r>
+        <w:t xml:space="preserve"> </w:t>
+      </w:r>
+      <w:r>
+        <w:t xml:space="preserve">“Processes and Patterns of Oceanic Nutrient Limitation.”</w:t>
+      </w:r>
+      <w:r>
+        <w:t xml:space="preserve"> </w:t>
+      </w:r>
+      <w:r>
+        <w:rPr>
+          <w:i/>
+          <w:iCs/>
+        </w:rPr>
+        <w:t xml:space="preserve">Nature Geoscience</w:t>
+      </w:r>
+      <w:r>
+        <w:t xml:space="preserve"> </w:t>
+      </w:r>
+      <w:r>
+        <w:t xml:space="preserve">6 (9): 701–10.</w:t>
+      </w:r>
+      <w:r>
+        <w:t xml:space="preserve"> </w:t>
+      </w:r>
+      <w:hyperlink r:id="rId73">
+        <w:r>
+          <w:rPr>
+            <w:rStyle w:val="Hyperlink"/>
+          </w:rPr>
+          <w:t xml:space="preserve">https://doi.org/10.1038/ngeo1765</w:t>
+        </w:r>
+      </w:hyperlink>
+      <w:r>
+        <w:t xml:space="preserve">.</w:t>
+      </w:r>
+    </w:p>
+    <w:bookmarkEnd w:id="74"/>
+    <w:bookmarkStart w:id="76" w:name="ref-Moran2022"/>
+    <w:p>
+      <w:pPr>
+        <w:pStyle w:val="Bibliography"/>
+      </w:pPr>
+      <w:r>
+        <w:t xml:space="preserve">Moran, Mary Ann, Elizabeth B. Kujawinski, William F. Schroer, Shady A. Amin, Nicholas R. Bates, Erin M. Bertrand, Rogier Braakman, et al. 2022.</w:t>
+      </w:r>
+      <w:r>
+        <w:t xml:space="preserve"> </w:t>
+      </w:r>
+      <w:r>
+        <w:t xml:space="preserve">“Microbial Metabolites in the Marine Carbon Cycle.”</w:t>
+      </w:r>
+      <w:r>
+        <w:t xml:space="preserve"> </w:t>
+      </w:r>
+      <w:r>
+        <w:rPr>
+          <w:i/>
+          <w:iCs/>
+        </w:rPr>
+        <w:t xml:space="preserve">Nature Microbiology</w:t>
+      </w:r>
+      <w:r>
+        <w:t xml:space="preserve"> </w:t>
+      </w:r>
+      <w:r>
+        <w:t xml:space="preserve">7 (4): 508–23.</w:t>
+      </w:r>
+      <w:r>
+        <w:t xml:space="preserve"> </w:t>
+      </w:r>
+      <w:hyperlink r:id="rId75">
+        <w:r>
+          <w:rPr>
+            <w:rStyle w:val="Hyperlink"/>
+          </w:rPr>
+          <w:t xml:space="preserve">https://doi.org/10.1038/s41564-022-01090-3</w:t>
+        </w:r>
+      </w:hyperlink>
+      <w:r>
+        <w:t xml:space="preserve">.</w:t>
+      </w:r>
+    </w:p>
+    <w:bookmarkEnd w:id="76"/>
+    <w:bookmarkStart w:id="78" w:name="ref-Moran2016"/>
+    <w:p>
+      <w:pPr>
+        <w:pStyle w:val="Bibliography"/>
+      </w:pPr>
+      <w:r>
+        <w:t xml:space="preserve">Moran, Mary Ann, Elizabeth B. Kujawinski, Aron Stubbins, Rob Fatland, Lihini I. Aluwihare, Alison Buchan, Byron C. Crump, et al. 2016.</w:t>
+      </w:r>
+      <w:r>
+        <w:t xml:space="preserve"> </w:t>
+      </w:r>
+      <w:r>
+        <w:t xml:space="preserve">“Deciphering Ocean Carbon in a Changing World.”</w:t>
+      </w:r>
+      <w:r>
+        <w:t xml:space="preserve"> </w:t>
+      </w:r>
+      <w:r>
+        <w:rPr>
+          <w:i/>
+          <w:iCs/>
+        </w:rPr>
+        <w:t xml:space="preserve">Proceedings of the National Academy of Sciences</w:t>
+      </w:r>
+      <w:r>
+        <w:t xml:space="preserve"> </w:t>
+      </w:r>
+      <w:r>
+        <w:t xml:space="preserve">113 (12): 3143–51.</w:t>
+      </w:r>
+      <w:r>
+        <w:t xml:space="preserve"> </w:t>
+      </w:r>
+      <w:hyperlink r:id="rId77">
+        <w:r>
+          <w:rPr>
+            <w:rStyle w:val="Hyperlink"/>
+          </w:rPr>
+          <w:t xml:space="preserve">https://doi.org/10.1073/pnas.1514645113</w:t>
+        </w:r>
+      </w:hyperlink>
+      <w:r>
+        <w:t xml:space="preserve">.</w:t>
+      </w:r>
+    </w:p>
+    <w:bookmarkEnd w:id="78"/>
+    <w:bookmarkStart w:id="80" w:name="ref-Mulholland2008"/>
+    <w:p>
+      <w:pPr>
+        <w:pStyle w:val="Bibliography"/>
+      </w:pPr>
+      <w:r>
+        <w:t xml:space="preserve">Mulholland, Margaret R., and Michael W. Lomas. 2008.</w:t>
+      </w:r>
+      <w:r>
+        <w:t xml:space="preserve"> </w:t>
+      </w:r>
+      <w:r>
+        <w:t xml:space="preserve">“Nitrogen</w:t>
+      </w:r>
+      <w:r>
+        <w:t xml:space="preserve"> </w:t>
+      </w:r>
+      <w:r>
+        <w:t xml:space="preserve">Uptake</w:t>
+      </w:r>
+      <w:r>
+        <w:t xml:space="preserve"> </w:t>
+      </w:r>
+      <w:r>
+        <w:t xml:space="preserve">and</w:t>
+      </w:r>
+      <w:r>
+        <w:t xml:space="preserve"> </w:t>
+      </w:r>
+      <w:r>
+        <w:t xml:space="preserve">Assimilation</w:t>
+      </w:r>
+      <w:r>
+        <w:t xml:space="preserve">.”</w:t>
+      </w:r>
+      <w:r>
+        <w:t xml:space="preserve"> </w:t>
+      </w:r>
+      <w:r>
+        <w:t xml:space="preserve">In</w:t>
+      </w:r>
+      <w:r>
+        <w:t xml:space="preserve"> </w:t>
+      </w:r>
+      <w:r>
+        <w:rPr>
+          <w:i/>
+          <w:iCs/>
+        </w:rPr>
+        <w:t xml:space="preserve">Nitrogen in the</w:t>
+      </w:r>
+      <w:r>
+        <w:rPr>
+          <w:i/>
+          <w:iCs/>
+        </w:rPr>
+        <w:t xml:space="preserve"> </w:t>
+      </w:r>
+      <w:r>
+        <w:rPr>
+          <w:i/>
+          <w:iCs/>
+        </w:rPr>
+        <w:t xml:space="preserve">Marine Environment</w:t>
+      </w:r>
+      <w:r>
+        <w:t xml:space="preserve">, 303–84. Elsevier.</w:t>
+      </w:r>
+      <w:r>
+        <w:t xml:space="preserve"> </w:t>
+      </w:r>
+      <w:hyperlink r:id="rId79">
+        <w:r>
+          <w:rPr>
+            <w:rStyle w:val="Hyperlink"/>
+          </w:rPr>
+          <w:t xml:space="preserve">https://doi.org/10.1016/B978-0-12-372522-6.00007-4</w:t>
+        </w:r>
+      </w:hyperlink>
+      <w:r>
+        <w:t xml:space="preserve">.</w:t>
+      </w:r>
+    </w:p>
+    <w:bookmarkEnd w:id="80"/>
+    <w:bookmarkStart w:id="82" w:name="ref-Palenik1997"/>
+    <w:p>
+      <w:pPr>
+        <w:pStyle w:val="Bibliography"/>
+      </w:pPr>
+      <w:r>
+        <w:t xml:space="preserve">Palenik, Brian, and Sarah E. Henson. 1997.</w:t>
+      </w:r>
+      <w:r>
+        <w:t xml:space="preserve"> </w:t>
+      </w:r>
+      <w:r>
+        <w:t xml:space="preserve">“The Use of Amides and Other Organic Nitrogen Sources by the Phytoplankton</w:t>
+      </w:r>
+      <w:r>
+        <w:t xml:space="preserve"> </w:t>
+      </w:r>
+      <w:r>
+        <w:rPr>
+          <w:i/>
+          <w:iCs/>
+        </w:rPr>
+        <w:t xml:space="preserve">Emiliania</w:t>
+      </w:r>
+      <w:r>
+        <w:t xml:space="preserve"> </w:t>
+      </w:r>
+      <w:r>
+        <w:rPr>
+          <w:i/>
+          <w:iCs/>
+        </w:rPr>
+        <w:t xml:space="preserve">Huxleyi</w:t>
+      </w:r>
+      <w:r>
+        <w:t xml:space="preserve">.”</w:t>
+      </w:r>
+      <w:r>
+        <w:t xml:space="preserve"> </w:t>
+      </w:r>
+      <w:r>
+        <w:rPr>
+          <w:i/>
+          <w:iCs/>
+        </w:rPr>
+        <w:t xml:space="preserve">Limnology and Oceanography</w:t>
+      </w:r>
+      <w:r>
+        <w:t xml:space="preserve"> </w:t>
+      </w:r>
+      <w:r>
+        <w:t xml:space="preserve">42 (7): 1544–51.</w:t>
+      </w:r>
+      <w:r>
+        <w:t xml:space="preserve"> </w:t>
+      </w:r>
+      <w:hyperlink r:id="rId81">
+        <w:r>
+          <w:rPr>
+            <w:rStyle w:val="Hyperlink"/>
+          </w:rPr>
+          <w:t xml:space="preserve">https://doi.org/10.4319/lo.1997.42.7.1544</w:t>
+        </w:r>
+      </w:hyperlink>
+      <w:r>
+        <w:t xml:space="preserve">.</w:t>
+      </w:r>
+    </w:p>
+    <w:bookmarkEnd w:id="82"/>
+    <w:bookmarkStart w:id="84" w:name="ref-Partensky2010"/>
+    <w:p>
+      <w:pPr>
+        <w:pStyle w:val="Bibliography"/>
+      </w:pPr>
+      <w:r>
+        <w:t xml:space="preserve">Partensky, Frédéric, and Laurence Garczarek. 2010.</w:t>
+      </w:r>
+      <w:r>
+        <w:t xml:space="preserve"> </w:t>
+      </w:r>
+      <w:r>
+        <w:t xml:space="preserve">“</w:t>
+      </w:r>
+      <w:r>
+        <w:rPr>
+          <w:i/>
+          <w:iCs/>
+        </w:rPr>
+        <w:t xml:space="preserve">Prochlorococcus</w:t>
+      </w:r>
+      <w:r>
+        <w:t xml:space="preserve">:</w:t>
+      </w:r>
+      <w:r>
+        <w:t xml:space="preserve"> </w:t>
+      </w:r>
+      <w:r>
+        <w:t xml:space="preserve">Advantages</w:t>
+      </w:r>
+      <w:r>
+        <w:t xml:space="preserve"> </w:t>
+      </w:r>
+      <w:r>
+        <w:t xml:space="preserve">and</w:t>
+      </w:r>
+      <w:r>
+        <w:t xml:space="preserve"> </w:t>
+      </w:r>
+      <w:r>
+        <w:t xml:space="preserve">Limits</w:t>
+      </w:r>
+      <w:r>
+        <w:t xml:space="preserve"> </w:t>
+      </w:r>
+      <w:r>
+        <w:t xml:space="preserve">of</w:t>
+      </w:r>
+      <w:r>
+        <w:t xml:space="preserve"> </w:t>
+      </w:r>
+      <w:r>
+        <w:t xml:space="preserve">Minimalism</w:t>
+      </w:r>
+      <w:r>
+        <w:t xml:space="preserve">.”</w:t>
+      </w:r>
+      <w:r>
+        <w:t xml:space="preserve"> </w:t>
+      </w:r>
+      <w:r>
+        <w:rPr>
+          <w:i/>
+          <w:iCs/>
+        </w:rPr>
+        <w:t xml:space="preserve">Annual Review of Marine Science</w:t>
+      </w:r>
+      <w:r>
+        <w:t xml:space="preserve"> </w:t>
+      </w:r>
+      <w:r>
+        <w:t xml:space="preserve">2 (1): 305–31.</w:t>
+      </w:r>
+      <w:r>
+        <w:t xml:space="preserve"> </w:t>
+      </w:r>
+      <w:hyperlink r:id="rId83">
+        <w:r>
+          <w:rPr>
+            <w:rStyle w:val="Hyperlink"/>
+          </w:rPr>
+          <w:t xml:space="preserve">https://doi.org/10.1146/annurev-marine-120308-081034</w:t>
+        </w:r>
+      </w:hyperlink>
+      <w:r>
+        <w:t xml:space="preserve">.</w:t>
+      </w:r>
+    </w:p>
+    <w:bookmarkEnd w:id="84"/>
+    <w:bookmarkStart w:id="86" w:name="ref-Rii2018"/>
+    <w:p>
+      <w:pPr>
+        <w:pStyle w:val="Bibliography"/>
+      </w:pPr>
+      <w:r>
+        <w:t xml:space="preserve">Rii, Yoshimi M., Robert R. Bidigare, and Matthew J. Church. 2018.</w:t>
+      </w:r>
+      <w:r>
+        <w:t xml:space="preserve"> </w:t>
+      </w:r>
+      <w:r>
+        <w:t xml:space="preserve">“Differential</w:t>
+      </w:r>
+      <w:r>
+        <w:t xml:space="preserve"> </w:t>
+      </w:r>
+      <w:r>
+        <w:t xml:space="preserve">Responses</w:t>
+      </w:r>
+      <w:r>
+        <w:t xml:space="preserve"> </w:t>
+      </w:r>
+      <w:r>
+        <w:t xml:space="preserve">of</w:t>
+      </w:r>
+      <w:r>
+        <w:t xml:space="preserve"> </w:t>
+      </w:r>
+      <w:r>
+        <w:t xml:space="preserve">Eukaryotic Phytoplankton</w:t>
+      </w:r>
+      <w:r>
+        <w:t xml:space="preserve"> </w:t>
+      </w:r>
+      <w:r>
+        <w:t xml:space="preserve">to</w:t>
+      </w:r>
+      <w:r>
+        <w:t xml:space="preserve"> </w:t>
+      </w:r>
+      <w:r>
+        <w:t xml:space="preserve">Nitrogenous Nutrients</w:t>
+      </w:r>
+      <w:r>
+        <w:t xml:space="preserve"> </w:t>
+      </w:r>
+      <w:r>
+        <w:t xml:space="preserve">in the</w:t>
+      </w:r>
+      <w:r>
+        <w:t xml:space="preserve"> </w:t>
+      </w:r>
+      <w:r>
+        <w:t xml:space="preserve">North Pacific Subtropical Gyre</w:t>
+      </w:r>
+      <w:r>
+        <w:t xml:space="preserve">.”</w:t>
+      </w:r>
+      <w:r>
+        <w:t xml:space="preserve"> </w:t>
+      </w:r>
+      <w:r>
+        <w:rPr>
+          <w:i/>
+          <w:iCs/>
+        </w:rPr>
+        <w:t xml:space="preserve">Frontiers in Marine Science</w:t>
+      </w:r>
+      <w:r>
+        <w:t xml:space="preserve"> </w:t>
+      </w:r>
+      <w:r>
+        <w:t xml:space="preserve">5 (March): 92.</w:t>
+      </w:r>
+      <w:r>
+        <w:t xml:space="preserve"> </w:t>
+      </w:r>
+      <w:hyperlink r:id="rId85">
+        <w:r>
+          <w:rPr>
+            <w:rStyle w:val="Hyperlink"/>
+          </w:rPr>
+          <w:t xml:space="preserve">https://doi.org/10.3389/fmars.2018.00092</w:t>
+        </w:r>
+      </w:hyperlink>
+      <w:r>
+        <w:t xml:space="preserve">.</w:t>
+      </w:r>
+    </w:p>
+    <w:bookmarkEnd w:id="86"/>
+    <w:bookmarkStart w:id="88" w:name="ref-Shilova2017"/>
+    <w:p>
+      <w:pPr>
+        <w:pStyle w:val="Bibliography"/>
+      </w:pPr>
+      <w:r>
+        <w:t xml:space="preserve">Shilova, I. N., M. M. Mills, J. C. Robidart, K. A. Turk-Kubo, K. M. Björkman, Z. Kolber, I. Rapp, et al. 2017.</w:t>
+      </w:r>
+      <w:r>
+        <w:t xml:space="preserve"> </w:t>
+      </w:r>
+      <w:r>
+        <w:t xml:space="preserve">“Differential Effects of Nitrate, Ammonium, and Urea as</w:t>
+      </w:r>
+      <w:r>
+        <w:t xml:space="preserve"> </w:t>
+      </w:r>
+      <w:r>
+        <w:t xml:space="preserve">N</w:t>
+      </w:r>
+      <w:r>
+        <w:t xml:space="preserve"> </w:t>
+      </w:r>
+      <w:r>
+        <w:t xml:space="preserve">Sources for Microbial Communities in the</w:t>
+      </w:r>
+      <w:r>
+        <w:t xml:space="preserve"> </w:t>
+      </w:r>
+      <w:r>
+        <w:t xml:space="preserve">North Pacific Ocean</w:t>
+      </w:r>
+      <w:r>
+        <w:t xml:space="preserve">.”</w:t>
+      </w:r>
+      <w:r>
+        <w:t xml:space="preserve"> </w:t>
+      </w:r>
+      <w:r>
+        <w:rPr>
+          <w:i/>
+          <w:iCs/>
+        </w:rPr>
+        <w:t xml:space="preserve">Limnology and Oceanography</w:t>
+      </w:r>
+      <w:r>
+        <w:t xml:space="preserve"> </w:t>
+      </w:r>
+      <w:r>
+        <w:t xml:space="preserve">62 (6): 2550–74.</w:t>
+      </w:r>
+      <w:r>
+        <w:t xml:space="preserve"> </w:t>
+      </w:r>
+      <w:hyperlink r:id="rId87">
+        <w:r>
+          <w:rPr>
+            <w:rStyle w:val="Hyperlink"/>
+          </w:rPr>
+          <w:t xml:space="preserve">https://doi.org/10.1002/lno.10590</w:t>
+        </w:r>
+      </w:hyperlink>
+      <w:r>
+        <w:t xml:space="preserve">.</w:t>
+      </w:r>
+    </w:p>
+    <w:bookmarkEnd w:id="88"/>
+    <w:bookmarkStart w:id="90" w:name="ref-Walker2016"/>
+    <w:p>
+      <w:pPr>
+        <w:pStyle w:val="Bibliography"/>
+      </w:pPr>
+      <w:r>
+        <w:t xml:space="preserve">Walker, Mark C, and Wilfred A Van Der Donk. 2016.</w:t>
+      </w:r>
+      <w:r>
+        <w:t xml:space="preserve"> </w:t>
+      </w:r>
+      <w:r>
+        <w:t xml:space="preserve">“The Many Roles of Glutamate in Metabolism.”</w:t>
+      </w:r>
+      <w:r>
+        <w:t xml:space="preserve"> </w:t>
+      </w:r>
+      <w:r>
+        <w:rPr>
+          <w:i/>
+          <w:iCs/>
+        </w:rPr>
+        <w:t xml:space="preserve">Journal of Industrial Microbiology and Biotechnology</w:t>
+      </w:r>
+      <w:r>
+        <w:t xml:space="preserve"> </w:t>
+      </w:r>
+      <w:r>
+        <w:t xml:space="preserve">43 (2-3): 419–30.</w:t>
+      </w:r>
+      <w:r>
+        <w:t xml:space="preserve"> </w:t>
+      </w:r>
+      <w:hyperlink r:id="rId89">
+        <w:r>
+          <w:rPr>
+            <w:rStyle w:val="Hyperlink"/>
+          </w:rPr>
+          <w:t xml:space="preserve">https://doi.org/10.1007/s10295-015-1665-y</w:t>
+        </w:r>
+      </w:hyperlink>
+      <w:r>
+        <w:t xml:space="preserve">.</w:t>
+      </w:r>
+    </w:p>
+    <w:bookmarkEnd w:id="90"/>
+    <w:bookmarkStart w:id="92" w:name="ref-Zehr2011"/>
+    <w:p>
+      <w:pPr>
+        <w:pStyle w:val="Bibliography"/>
+      </w:pPr>
+      <w:r>
+        <w:t xml:space="preserve">Zehr, Jonathan P., and Raphael M. Kudela. 2011.</w:t>
+      </w:r>
+      <w:r>
+        <w:t xml:space="preserve"> </w:t>
+      </w:r>
+      <w:r>
+        <w:t xml:space="preserve">“Nitrogen</w:t>
+      </w:r>
+      <w:r>
+        <w:t xml:space="preserve"> </w:t>
+      </w:r>
+      <w:r>
+        <w:t xml:space="preserve">Cycle</w:t>
+      </w:r>
+      <w:r>
+        <w:t xml:space="preserve"> </w:t>
+      </w:r>
+      <w:r>
+        <w:t xml:space="preserve">of the</w:t>
+      </w:r>
+      <w:r>
+        <w:t xml:space="preserve"> </w:t>
+      </w:r>
+      <w:r>
+        <w:t xml:space="preserve">Open Ocean</w:t>
+      </w:r>
+      <w:r>
+        <w:t xml:space="preserve">:</w:t>
+      </w:r>
+      <w:r>
+        <w:t xml:space="preserve"> </w:t>
+      </w:r>
+      <w:r>
+        <w:t xml:space="preserve">From Genes</w:t>
+      </w:r>
+      <w:r>
+        <w:t xml:space="preserve"> </w:t>
+      </w:r>
+      <w:r>
+        <w:t xml:space="preserve">to</w:t>
+      </w:r>
+      <w:r>
+        <w:t xml:space="preserve"> </w:t>
+      </w:r>
+      <w:r>
+        <w:t xml:space="preserve">Ecosystems</w:t>
+      </w:r>
+      <w:r>
+        <w:t xml:space="preserve">.”</w:t>
+      </w:r>
+      <w:r>
+        <w:t xml:space="preserve"> </w:t>
+      </w:r>
+      <w:r>
+        <w:rPr>
+          <w:i/>
+          <w:iCs/>
+        </w:rPr>
+        <w:t xml:space="preserve">Annual Review of Marine Science</w:t>
+      </w:r>
+      <w:r>
+        <w:t xml:space="preserve"> </w:t>
+      </w:r>
+      <w:r>
+        <w:t xml:space="preserve">3 (1): 197–225.</w:t>
+      </w:r>
+      <w:r>
+        <w:t xml:space="preserve"> </w:t>
+      </w:r>
+      <w:hyperlink r:id="rId91">
+        <w:r>
+          <w:rPr>
+            <w:rStyle w:val="Hyperlink"/>
+          </w:rPr>
+          <w:t xml:space="preserve">https://doi.org/10.1146/annurev-marine-120709-142819</w:t>
+        </w:r>
+      </w:hyperlink>
+      <w:r>
+        <w:t xml:space="preserve">.</w:t>
+      </w:r>
+    </w:p>
+    <w:bookmarkEnd w:id="92"/>
+    <w:bookmarkStart w:id="94" w:name="ref-Zimmerman2023"/>
+    <w:p>
+      <w:pPr>
+        <w:pStyle w:val="Bibliography"/>
+      </w:pPr>
+      <w:r>
+        <w:t xml:space="preserve">Zimmerman, Amy E., Justin C. Podowski, Gwendolyn E. Gallagher, Maureen L. Coleman, and Jacob R. Waldbauer. 2023.</w:t>
+      </w:r>
+      <w:r>
+        <w:t xml:space="preserve"> </w:t>
+      </w:r>
+      <w:r>
+        <w:t xml:space="preserve">“Tracking Nitrogen Allocation to Proteome Biosynthesis in a Marine Microbial Community.”</w:t>
+      </w:r>
+      <w:r>
+        <w:t xml:space="preserve"> </w:t>
+      </w:r>
+      <w:r>
+        <w:rPr>
+          <w:i/>
+          <w:iCs/>
+        </w:rPr>
+        <w:t xml:space="preserve">Nature Microbiology</w:t>
+      </w:r>
+      <w:r>
+        <w:t xml:space="preserve"> </w:t>
+      </w:r>
+      <w:r>
+        <w:t xml:space="preserve">8 (3): 498–509.</w:t>
+      </w:r>
+      <w:r>
+        <w:t xml:space="preserve"> </w:t>
+      </w:r>
+      <w:hyperlink r:id="rId93">
+        <w:r>
+          <w:rPr>
+            <w:rStyle w:val="Hyperlink"/>
+          </w:rPr>
+          <w:t xml:space="preserve">https://doi.org/10.1038/s41564-022-01303-9</w:t>
+        </w:r>
+      </w:hyperlink>
+      <w:r>
+        <w:t xml:space="preserve">.</w:t>
+      </w:r>
+    </w:p>
+    <w:bookmarkEnd w:id="94"/>
+    <w:bookmarkEnd w:id="95"/>
+    <w:bookmarkEnd w:id="96"/>
+    <w:bookmarkStart w:id="100" w:name="supplement"/>
     <w:p>
       <w:pPr>
         <w:pStyle w:val="Heading1"/>
@@ -2357,7 +4566,7 @@
         <w:t xml:space="preserve">Supplement</w:t>
       </w:r>
     </w:p>
-    <w:bookmarkStart w:id="49" w:name="X031c7b21c251fbda3e788800498d52242f55fbd"/>
+    <w:bookmarkStart w:id="97" w:name="X031c7b21c251fbda3e788800498d52242f55fbd"/>
     <w:p>
       <w:pPr>
         <w:pStyle w:val="Heading2"/>
@@ -2366,8 +4575,8 @@
         <w:t xml:space="preserve">Supp fig: full heatmap of all compounds and timepoints</w:t>
       </w:r>
     </w:p>
-    <w:bookmarkEnd w:id="49"/>
-    <w:bookmarkStart w:id="50" w:name="X8af38d15bed8b30cb36c0256c59cd2dc670d021"/>
+    <w:bookmarkEnd w:id="97"/>
+    <w:bookmarkStart w:id="98" w:name="X8af38d15bed8b30cb36c0256c59cd2dc670d021"/>
     <w:p>
       <w:pPr>
         <w:pStyle w:val="Heading2"/>
@@ -2376,8 +4585,18 @@
         <w:t xml:space="preserve">Supp fig: THAA labeling broken down by triplicate</w:t>
       </w:r>
     </w:p>
-    <w:bookmarkEnd w:id="50"/>
-    <w:bookmarkEnd w:id="51"/>
+    <w:bookmarkEnd w:id="98"/>
+    <w:bookmarkStart w:id="99" w:name="supp-fig-all-maa-labeling"/>
+    <w:p>
+      <w:pPr>
+        <w:pStyle w:val="Heading2"/>
+      </w:pPr>
+      <w:r>
+        <w:t xml:space="preserve">Supp fig: All MAA labeling</w:t>
+      </w:r>
+    </w:p>
+    <w:bookmarkEnd w:id="99"/>
+    <w:bookmarkEnd w:id="100"/>
     <w:sectPr/>
   </w:body>
 </w:document>
@@ -2385,7 +4604,7 @@
 
 <file path=word/comments.xml><?xml version="1.0" encoding="utf-8"?>
 <w:comments xmlns:w="http://schemas.openxmlformats.org/wordprocessingml/2006/main" xmlns:m="http://schemas.openxmlformats.org/officeDocument/2006/math" xmlns:r="http://schemas.openxmlformats.org/officeDocument/2006/relationships" xmlns:o="urn:schemas-microsoft-com:office:office" xmlns:v="urn:schemas-microsoft-com:vml" xmlns:w10="urn:schemas-microsoft-com:office:word" xmlns:a="http://schemas.openxmlformats.org/drawingml/2006/main" xmlns:pic="http://schemas.openxmlformats.org/drawingml/2006/picture" xmlns:wp="http://schemas.openxmlformats.org/drawingml/2006/wordprocessingDrawing">
-  <w:comment w:id="0" w:author="Will" w:date="2025-05-29 14:32:37.223822">
+  <w:comment w:id="0" w:author="Will" w:date="2025-06-01 18:07:21.602834">
     <w:p>
       <w:pPr>
         <w:pStyle w:val="CommentText"/>
@@ -2401,7 +4620,7 @@
       </w:r>
     </w:p>
   </w:comment>
-  <w:comment w:id="0" w:author="Will" w:date="2025-05-29 14:32:37.247798">
+  <w:comment w:id="0" w:author="Will" w:date="2025-06-01 18:07:21.62197">
     <w:p>
       <w:pPr>
         <w:pStyle w:val="CommentText"/>
@@ -2417,7 +4636,7 @@
       </w:r>
     </w:p>
   </w:comment>
-  <w:comment w:id="0" w:author="Will" w:date="2025-05-29 14:32:37.257289">
+  <w:comment w:id="0" w:author="Will" w:date="2025-06-01 18:07:21.631444">
     <w:p>
       <w:pPr>
         <w:pStyle w:val="CommentText"/>
@@ -2433,7 +4652,7 @@
       </w:r>
     </w:p>
   </w:comment>
-  <w:comment w:id="0" w:author="Will" w:date="2025-05-29 14:32:37.266815">
+  <w:comment w:id="0" w:author="Will" w:date="2025-06-01 18:07:21.640128">
     <w:p>
       <w:pPr>
         <w:pStyle w:val="CommentText"/>
@@ -2449,7 +4668,7 @@
       </w:r>
     </w:p>
   </w:comment>
-  <w:comment w:id="0" w:author="Will" w:date="2025-05-29 14:32:37.276102">
+  <w:comment w:id="0" w:author="Will" w:date="2025-06-01 18:07:21.686396">
     <w:p>
       <w:pPr>
         <w:pStyle w:val="CommentText"/>
@@ -2461,11 +4680,32 @@
         <w:annotationRef/>
       </w:r>
       <w:r>
-        <w:t xml:space="preserve">I’m not really sure what to say here or how to dive into the variance that’s of interest to us. Report the compound with the most/least in protein? Break it down by labeled vs unlabeled?</w:t>
+        <w:t xml:space="preserve">Not super happy with the numeric language here - feels like I’m flipping between</w:t>
+      </w:r>
+      <w:r>
+        <w:t xml:space="preserve"> </w:t>
+      </w:r>
+      <w:r>
+        <w:t xml:space="preserve">‘times greater’</w:t>
+      </w:r>
+      <w:r>
+        <w:t xml:space="preserve"> </w:t>
+      </w:r>
+      <w:r>
+        <w:t xml:space="preserve">and</w:t>
+      </w:r>
+      <w:r>
+        <w:t xml:space="preserve"> </w:t>
+      </w:r>
+      <w:r>
+        <w:t xml:space="preserve">‘percentage points higher’</w:t>
+      </w:r>
+      <w:r>
+        <w:t xml:space="preserve">.</w:t>
       </w:r>
     </w:p>
   </w:comment>
-  <w:comment w:id="0" w:author="Will" w:date="2025-05-29 14:32:37.276633">
+  <w:comment w:id="0" w:author="Will" w:date="2025-06-01 18:07:21.711388">
     <w:p>
       <w:pPr>
         <w:pStyle w:val="CommentText"/>
@@ -2477,96 +4717,11 @@
         <w:annotationRef/>
       </w:r>
       <w:r>
-        <w:t xml:space="preserve">Is this something for the discussion instead?</w:t>
+        <w:t xml:space="preserve">when a large proportion of junk was coming off the column (median retention times between 14.0 and 14.5 minutes)? during the retention time when sulfate eluted? based on their peak shape and retention time? due to the fact that they showed no change across any of the treatments or timepoints? The darn things just look bad and I hate them but I can’t really explain why.</w:t>
       </w:r>
     </w:p>
   </w:comment>
-  <w:comment w:id="0" w:author="Will" w:date="2025-05-29 14:32:37.294145">
-    <w:p>
-      <w:pPr>
-        <w:pStyle w:val="CommentText"/>
-      </w:pPr>
-      <w:r>
-        <w:rPr>
-          <w:rStyle w:val="CommentReference"/>
-        </w:rPr>
-        <w:annotationRef/>
-      </w:r>
-      <w:r>
-        <w:t xml:space="preserve">double-check this after rerun</w:t>
-      </w:r>
-    </w:p>
-  </w:comment>
-  <w:comment w:id="0" w:author="Will" w:date="2025-05-29 14:32:37.312773">
-    <w:p>
-      <w:pPr>
-        <w:pStyle w:val="CommentText"/>
-      </w:pPr>
-      <w:r>
-        <w:rPr>
-          <w:rStyle w:val="CommentReference"/>
-        </w:rPr>
-        <w:annotationRef/>
-      </w:r>
-      <w:r>
-        <w:t xml:space="preserve">Maybe find and include the light level at 175m?</w:t>
-      </w:r>
-    </w:p>
-  </w:comment>
-  <w:comment w:id="0" w:author="Will" w:date="2025-05-29 14:32:37.313323">
-    <w:p>
-      <w:pPr>
-        <w:pStyle w:val="CommentText"/>
-      </w:pPr>
-      <w:r>
-        <w:rPr>
-          <w:rStyle w:val="CommentReference"/>
-        </w:rPr>
-        <w:annotationRef/>
-      </w:r>
-      <w:r>
-        <w:t xml:space="preserve">Not super happy with the numeric language here - feels like I’m flipping between</w:t>
-      </w:r>
-      <w:r>
-        <w:t xml:space="preserve"> </w:t>
-      </w:r>
-      <w:r>
-        <w:t xml:space="preserve">‘times greater’</w:t>
-      </w:r>
-      <w:r>
-        <w:t xml:space="preserve"> </w:t>
-      </w:r>
-      <w:r>
-        <w:t xml:space="preserve">and</w:t>
-      </w:r>
-      <w:r>
-        <w:t xml:space="preserve"> </w:t>
-      </w:r>
-      <w:r>
-        <w:t xml:space="preserve">‘percentage points higher’</w:t>
-      </w:r>
-      <w:r>
-        <w:t xml:space="preserve">.</w:t>
-      </w:r>
-    </w:p>
-  </w:comment>
-  <w:comment w:id="0" w:author="Will" w:date="2025-05-29 14:32:37.338944">
-    <w:p>
-      <w:pPr>
-        <w:pStyle w:val="CommentText"/>
-      </w:pPr>
-      <w:r>
-        <w:rPr>
-          <w:rStyle w:val="CommentReference"/>
-        </w:rPr>
-        <w:annotationRef/>
-      </w:r>
-      <w:r>
-        <w:t xml:space="preserve">when a large proportion of junk was coming off the column (median retention times between 14.0 and 14.5 minutes)? during the retention time when sulfate eluted? based on their peak shape and retention time? due to the fact that they showed no change across any of the treatments or timepoints? The darn things just look bad and I hate them but I can’t really explain why.</w:t>
-      </w:r>
-    </w:p>
-  </w:comment>
-  <w:comment w:id="0" w:author="Will" w:date="2025-05-29 14:32:37.348063">
+  <w:comment w:id="0" w:author="Will" w:date="2025-06-01 18:07:21.720057">
     <w:p>
       <w:pPr>
         <w:pStyle w:val="CommentText"/>
@@ -2798,6 +4953,66 @@
     <w:abstractNumId w:val="991"/>
   </w:num>
   <w:num w:numId="1004">
+    <w:abstractNumId w:val="991"/>
+  </w:num>
+  <w:num w:numId="1005">
+    <w:abstractNumId w:val="991"/>
+  </w:num>
+  <w:num w:numId="1006">
+    <w:abstractNumId w:val="991"/>
+  </w:num>
+  <w:num w:numId="1007">
+    <w:abstractNumId w:val="991"/>
+  </w:num>
+  <w:num w:numId="1008">
+    <w:abstractNumId w:val="991"/>
+  </w:num>
+  <w:num w:numId="1009">
+    <w:abstractNumId w:val="991"/>
+  </w:num>
+  <w:num w:numId="1010">
+    <w:abstractNumId w:val="991"/>
+  </w:num>
+  <w:num w:numId="1011">
+    <w:abstractNumId w:val="991"/>
+  </w:num>
+  <w:num w:numId="1012">
+    <w:abstractNumId w:val="991"/>
+  </w:num>
+  <w:num w:numId="1013">
+    <w:abstractNumId w:val="991"/>
+  </w:num>
+  <w:num w:numId="1014">
+    <w:abstractNumId w:val="991"/>
+  </w:num>
+  <w:num w:numId="1015">
+    <w:abstractNumId w:val="991"/>
+  </w:num>
+  <w:num w:numId="1016">
+    <w:abstractNumId w:val="991"/>
+  </w:num>
+  <w:num w:numId="1017">
+    <w:abstractNumId w:val="991"/>
+  </w:num>
+  <w:num w:numId="1018">
+    <w:abstractNumId w:val="991"/>
+  </w:num>
+  <w:num w:numId="1019">
+    <w:abstractNumId w:val="991"/>
+  </w:num>
+  <w:num w:numId="1020">
+    <w:abstractNumId w:val="991"/>
+  </w:num>
+  <w:num w:numId="1021">
+    <w:abstractNumId w:val="991"/>
+  </w:num>
+  <w:num w:numId="1022">
+    <w:abstractNumId w:val="991"/>
+  </w:num>
+  <w:num w:numId="1023">
+    <w:abstractNumId w:val="991"/>
+  </w:num>
+  <w:num w:numId="1024">
     <w:abstractNumId w:val="991"/>
   </w:num>
 </w:numbering>

--- a/manuscript/manuscript.docx
+++ b/manuscript/manuscript.docx
@@ -450,24 +450,7 @@
         <w:t xml:space="preserve">15</w:t>
       </w:r>
       <w:r>
-        <w:t xml:space="preserve">N labeled than their nucleobase derivatives at T26 (22.9% and 42.1%, respectively), corresponding to the expected synthesis pathway. Guanine, however, had the inverse trend with guanosine being 44.9% labeled while guanine was only 30% (Supplemental figure XX). The deoxyribose forms were in all cases less completely labeled than their ribose counterparts (deoxycytidine = 18.9%, deoxyadenosine = 20.3%, and deoxyguanosine = 17.2%)</w:t>
-      </w:r>
-      <w:r>
-        <w:t xml:space="preserve"> </w:t>
-      </w:r>
-      <w:commentRangeStart w:id="0"/>
-      <w:r>
-        <w:t xml:space="preserve"> </w:t>
-      </w:r>
-      <w:commentRangeEnd w:id="0"/>
-      <w:r>
-        <w:rPr>
-          <w:rStyle w:val="CommentReference"/>
-        </w:rPr>
-        <w:commentReference w:id="0"/>
-      </w:r>
-      <w:r>
-        <w:t xml:space="preserve">. In each case, the fully</w:t>
+        <w:t xml:space="preserve">N labeled than their nucleobase derivatives at T26 (22.9% and 42.1%, respectively), corresponding to the expected synthesis pathway. Guanine, however, had the inverse trend with guanosine being 44.9% labeled while guanine was only 30% (Supplemental figure XX). The deoxyribose forms were in all cases less completely labeled than their ribose counterparts (deoxycytidine = 18.9%, deoxyadenosine = 20.3%, and deoxyguanosine = 17.2%). In each case, the fully</w:t>
       </w:r>
       <w:r>
         <w:t xml:space="preserve"> </w:t>
@@ -524,7 +507,7 @@
         <w:t xml:space="preserve"> </w:t>
       </w:r>
       <w:r>
-        <w:t xml:space="preserve">for adenine and guanine).</w:t>
+        <w:t xml:space="preserve">for adenine and guanine). Other compounds, including betaines (here restricted to quaternary amines with a carboxylic acid group) and choline derivatives showed very little labeling at all.</w:t>
       </w:r>
     </w:p>
     <w:p>
@@ -532,24 +515,43 @@
         <w:pStyle w:val="BodyText"/>
       </w:pPr>
       <w:r>
-        <w:t xml:space="preserve">Other compounds, including betaines (here restricted to quaternary amines with a carboxylic acid group) and choline derivatives showed very little labeling at all, with only homarine (15.0% labeled)</w:t>
-      </w:r>
-      <w:r>
-        <w:t xml:space="preserve"> </w:t>
-      </w:r>
-      <w:commentRangeStart w:id="0"/>
-      <w:r>
-        <w:t xml:space="preserve"> </w:t>
-      </w:r>
-      <w:commentRangeEnd w:id="0"/>
-      <w:r>
-        <w:rPr>
-          <w:rStyle w:val="CommentReference"/>
-        </w:rPr>
-        <w:commentReference w:id="0"/>
-      </w:r>
-      <w:r>
-        <w:t xml:space="preserve">` and O-acetylcarnitine (9.9% labeled) exceeding 5% labeling after 24 hours.</w:t>
+        <w:t xml:space="preserve">Amendments with</w:t>
+      </w:r>
+      <w:r>
+        <w:t xml:space="preserve"> </w:t>
+      </w:r>
+      <w:r>
+        <w:rPr>
+          <w:vertAlign w:val="superscript"/>
+        </w:rPr>
+        <w:t xml:space="preserve">15</w:t>
+      </w:r>
+      <w:r>
+        <w:t xml:space="preserve">NO</w:t>
+      </w:r>
+      <w:r>
+        <w:rPr>
+          <w:vertAlign w:val="subscript"/>
+        </w:rPr>
+        <w:t xml:space="preserve">3</w:t>
+      </w:r>
+      <w:r>
+        <w:t xml:space="preserve"> </w:t>
+      </w:r>
+      <w:r>
+        <w:t xml:space="preserve">showed a significantly different labeling pattern with very few metabolites incorporating the</w:t>
+      </w:r>
+      <w:r>
+        <w:t xml:space="preserve"> </w:t>
+      </w:r>
+      <w:r>
+        <w:rPr>
+          <w:vertAlign w:val="superscript"/>
+        </w:rPr>
+        <w:t xml:space="preserve">15</w:t>
+      </w:r>
+      <w:r>
+        <w:t xml:space="preserve">N label at the surface even after 24 hours. Glutamine and glutamate, which were labeled within 20 minutes from ammonia and are the main way in which inorganic nitrogen becomes organic, here saw only trace amounts of production from the added nitrate even after 24 hours. The most heavily labeled compound was guanine, which saw trace amounts of labeling at the T10 timepoint and reached ~40% labeling at T26. This labeling was not seen in the other nucleobases. The only group of compounds that did see compelling degrees of label incorporation were the mycosporine-like amino acids (MAAs), a group of compounds whose primary function is thought to be protection from UV light (see below). These compounds, like guanine, were labeled in excess of the bulk glutamate/amino acid pool from which their nitrogen is sourced. This is only possible if the nitrate is assimilated by a subset of the community whose glutamate is a small, isolated fraction of the total glutamate pool. Metabolites specific to those organisms can then be made from the small pool of heavily-labeled organic material with only a small influence on the fraction of glutamate or glutamine labeled in bulk.</w:t>
       </w:r>
     </w:p>
     <w:p>
@@ -557,43 +559,85 @@
         <w:pStyle w:val="BodyText"/>
       </w:pPr>
       <w:r>
-        <w:t xml:space="preserve">Amendments with</w:t>
-      </w:r>
-      <w:r>
-        <w:t xml:space="preserve"> </w:t>
+        <w:t xml:space="preserve">The organic nitrogen amendments also showed labeling patterns distinct from the ammonia incubations, though a large fraction of the nitrogen was clearly remineralized into ammonia/glutamate and used to label a similar suite of compounds (Figure 1). Fully C and N labeled (</w:t>
       </w:r>
       <w:r>
         <w:rPr>
           <w:vertAlign w:val="superscript"/>
         </w:rPr>
+        <w:t xml:space="preserve">13</w:t>
+      </w:r>
+      <w:r>
+        <w:t xml:space="preserve">C</w:t>
+      </w:r>
+      <w:r>
+        <w:rPr>
+          <w:vertAlign w:val="subscript"/>
+        </w:rPr>
+        <w:t xml:space="preserve">6</w:t>
+      </w:r>
+      <w:r>
+        <w:t xml:space="preserve">,</w:t>
+      </w:r>
+      <w:r>
+        <w:t xml:space="preserve"> </w:t>
+      </w:r>
+      <w:r>
+        <w:rPr>
+          <w:vertAlign w:val="superscript"/>
+        </w:rPr>
         <w:t xml:space="preserve">15</w:t>
       </w:r>
       <w:r>
-        <w:t xml:space="preserve">NO</w:t>
+        <w:t xml:space="preserve">N</w:t>
       </w:r>
       <w:r>
         <w:rPr>
           <w:vertAlign w:val="subscript"/>
         </w:rPr>
-        <w:t xml:space="preserve">3</w:t>
-      </w:r>
-      <w:r>
-        <w:t xml:space="preserve"> </w:t>
-      </w:r>
-      <w:r>
-        <w:t xml:space="preserve">showed a significantly different labeling pattern with very few metabolites incorporating the</w:t>
-      </w:r>
-      <w:r>
-        <w:t xml:space="preserve"> </w:t>
+        <w:t xml:space="preserve">4</w:t>
+      </w:r>
+      <w:r>
+        <w:t xml:space="preserve">) arginine was visibly taken up at the T0 timepoint (within 20 minutes) and 80-90% of the pool was fully labeled after 12 hours. Surprisingly, the fraction of arginine labeled decreased from this point, with the T26 and T73 timepoints dropping to 73% and 46% labeled, respectively. This labeling rapidly propagated into citrulline via the urea cycle, indicating that labeled urea (</w:t>
       </w:r>
       <w:r>
         <w:rPr>
           <w:vertAlign w:val="superscript"/>
         </w:rPr>
+        <w:t xml:space="preserve">13</w:t>
+      </w:r>
+      <w:r>
+        <w:t xml:space="preserve">C</w:t>
+      </w:r>
+      <w:r>
+        <w:rPr>
+          <w:vertAlign w:val="subscript"/>
+        </w:rPr>
+        <w:t xml:space="preserve">1</w:t>
+      </w:r>
+      <w:r>
+        <w:t xml:space="preserve">,</w:t>
+      </w:r>
+      <w:r>
+        <w:t xml:space="preserve"> </w:t>
+      </w:r>
+      <w:r>
+        <w:rPr>
+          <w:vertAlign w:val="superscript"/>
+        </w:rPr>
         <w:t xml:space="preserve">15</w:t>
       </w:r>
       <w:r>
-        <w:t xml:space="preserve">N label at the surface even after 24 hours. Glutamine and glutamate, which were labeled within 20 minutes from ammonia and are the main way in which inorganic nitrogen becomes organic, here saw only trace amounts of production from the added nitrate even after 24 hours. The most heavily labeled compound was guanine, which saw trace amounts of labeling at the T10 timepoint and reached ~40% labeling at T26. This labeling was not seen in the other nucleobases. The only group of compounds that did see compelling degrees of label incorporation were the mycosporine-like amino acids (MAAs), a group of compounds whose primary function is thought to be protection from UV light (see below). These compounds, like guanine, were labeled in excess of the bulk glutamate/amino acid pool from which their nitrogen is sourced. This is only possible if the nitrate is assimilated by a subset of the community whose glutamate is a small, isolated fraction of the total glutamate pool. Metabolites specific to those organisms can then be made from the small pool of heavily-labeled organic material with only a small influence on the fraction of glutamate or glutamine labeled in bulk.</w:t>
+        <w:t xml:space="preserve">N</w:t>
+      </w:r>
+      <w:r>
+        <w:rPr>
+          <w:vertAlign w:val="subscript"/>
+        </w:rPr>
+        <w:t xml:space="preserve">2</w:t>
+      </w:r>
+      <w:r>
+        <w:t xml:space="preserve">) was created and available in the system as well though we were unable to measure this directly. Glutamate and glutamine were labeled much more slowly, reaching 10% labeled after 10 hours and a maximum of 66% labeled after 24 hours. Much of this nitrogen was then cycled very quickly among other compounds which also saw a jump in labeling at 24 hours. This was particularly true for other amino acids and the nucleobases/nucleosides and here, guanine was not labeled more than other nucleobases. Mycosporine-like amino acids and betaines were unlabeled above background even after 3 days of incubation.</w:t>
       </w:r>
     </w:p>
     <w:p>
@@ -601,130 +645,7 @@
         <w:pStyle w:val="BodyText"/>
       </w:pPr>
       <w:r>
-        <w:t xml:space="preserve">The organic nitrogen amendments also showed labeling patterns distinct from the ammonia incubations, though a large fraction of the nitrogen was clearly remineralized into ammonia/glutamate and used to label a similar suite of compounds (Figure 1). Fully C and N labeled (</w:t>
-      </w:r>
-      <w:r>
-        <w:rPr>
-          <w:vertAlign w:val="superscript"/>
-        </w:rPr>
-        <w:t xml:space="preserve">13</w:t>
-      </w:r>
-      <w:r>
-        <w:t xml:space="preserve">C</w:t>
-      </w:r>
-      <w:r>
-        <w:rPr>
-          <w:vertAlign w:val="subscript"/>
-        </w:rPr>
-        <w:t xml:space="preserve">6</w:t>
-      </w:r>
-      <w:r>
-        <w:t xml:space="preserve">,</w:t>
-      </w:r>
-      <w:r>
-        <w:t xml:space="preserve"> </w:t>
-      </w:r>
-      <w:r>
-        <w:rPr>
-          <w:vertAlign w:val="superscript"/>
-        </w:rPr>
-        <w:t xml:space="preserve">15</w:t>
-      </w:r>
-      <w:r>
-        <w:t xml:space="preserve">N</w:t>
-      </w:r>
-      <w:r>
-        <w:rPr>
-          <w:vertAlign w:val="subscript"/>
-        </w:rPr>
-        <w:t xml:space="preserve">4</w:t>
-      </w:r>
-      <w:r>
-        <w:t xml:space="preserve">) arginine was visibly taken up at the T0 timepoint (within 20 minutes) and 80-90% of the pool was fully labeled after 12 hours. Surprisingly, the fraction of arginine labeled decreased from this point, with the T26 and T73 timepoints dropping to 73% and 46% labeled, respectively. This labeling rapidly propagated into citrulline via the urea cycle, indicating that labeled urea (</w:t>
-      </w:r>
-      <w:r>
-        <w:rPr>
-          <w:vertAlign w:val="superscript"/>
-        </w:rPr>
-        <w:t xml:space="preserve">13</w:t>
-      </w:r>
-      <w:r>
-        <w:t xml:space="preserve">C</w:t>
-      </w:r>
-      <w:r>
-        <w:rPr>
-          <w:vertAlign w:val="subscript"/>
-        </w:rPr>
-        <w:t xml:space="preserve">1</w:t>
-      </w:r>
-      <w:r>
-        <w:t xml:space="preserve">,</w:t>
-      </w:r>
-      <w:r>
-        <w:t xml:space="preserve"> </w:t>
-      </w:r>
-      <w:r>
-        <w:rPr>
-          <w:vertAlign w:val="superscript"/>
-        </w:rPr>
-        <w:t xml:space="preserve">15</w:t>
-      </w:r>
-      <w:r>
-        <w:t xml:space="preserve">N</w:t>
-      </w:r>
-      <w:r>
-        <w:rPr>
-          <w:vertAlign w:val="subscript"/>
-        </w:rPr>
-        <w:t xml:space="preserve">2</w:t>
-      </w:r>
-      <w:r>
-        <w:t xml:space="preserve">) was created and available in the system as well though we were unable to measure this directly</w:t>
-      </w:r>
-      <w:r>
-        <w:t xml:space="preserve"> </w:t>
-      </w:r>
-      <w:commentRangeStart w:id="0"/>
-      <w:r>
-        <w:t xml:space="preserve"> </w:t>
-      </w:r>
-      <w:commentRangeEnd w:id="0"/>
-      <w:r>
-        <w:rPr>
-          <w:rStyle w:val="CommentReference"/>
-        </w:rPr>
-        <w:commentReference w:id="0"/>
-      </w:r>
-      <w:r>
-        <w:t xml:space="preserve">. Glutamate and glutamine were labeled much more slowly, reaching 10% labeled after 10 hours and a maximum of 66% labeled after 24 hours. Much of this nitrogen was then cycled very quickly among other compounds which also saw a jump in labeling at 24 hours. This was particularly true for other amino acids and the nucleobases/nucleosides and here, guanine was not labeled more than other nucleobases. Mycosporine-like amino acids and betaines were unlabeled above background even after 3 days of incubation.</w:t>
-      </w:r>
-    </w:p>
-    <w:p>
-      <w:pPr>
-        <w:pStyle w:val="BodyText"/>
-      </w:pPr>
-      <w:r>
-        <w:t xml:space="preserve">The guanosine monophosphate (GMP) incubations showed a pattern very similar to the arginine incubations in the identity, timing, and magnitude in which metabolites were labeled (Figure 1). While we were unable to measure GMP directly</w:t>
-      </w:r>
-      <w:r>
-        <w:t xml:space="preserve"> </w:t>
-      </w:r>
-      <w:commentRangeStart w:id="0"/>
-      <w:r>
-        <w:t xml:space="preserve"> </w:t>
-      </w:r>
-      <w:commentRangeEnd w:id="0"/>
-      <w:r>
-        <w:rPr>
-          <w:rStyle w:val="CommentReference"/>
-        </w:rPr>
-        <w:commentReference w:id="0"/>
-      </w:r>
-      <w:r>
-        <w:t xml:space="preserve"> </w:t>
-      </w:r>
-      <w:r>
-        <w:t xml:space="preserve">we saw clear labeling of fully C and N labeled guanosine (</w:t>
+        <w:t xml:space="preserve">The guanosine monophosphate (GMP) incubations showed a pattern very similar to the arginine incubations in the identity, timing, and magnitude in which metabolites were labeled (Figure 1). While we were unable to measure GMP directly we saw clear labeling of fully C and N labeled guanosine (</w:t>
       </w:r>
       <w:r>
         <w:rPr>
@@ -1407,20 +1328,6 @@
       <w:r>
         <w:t xml:space="preserve">N asparagine was never detected. In contrast, glutamine labeling was similar between the two depths, with the fraction labeled 10-20 percentage points higher at the surface across all timepoints; a trend which was clearly not propagated to glutamate or other amino acids and instead must have represented accumulation or protein incorporation.</w:t>
       </w:r>
-      <w:r>
-        <w:t xml:space="preserve"> </w:t>
-      </w:r>
-      <w:commentRangeStart w:id="0"/>
-      <w:r>
-        <w:t xml:space="preserve"> </w:t>
-      </w:r>
-      <w:commentRangeEnd w:id="0"/>
-      <w:r>
-        <w:rPr>
-          <w:rStyle w:val="CommentReference"/>
-        </w:rPr>
-        <w:commentReference w:id="0"/>
-      </w:r>
     </w:p>
     <w:p>
       <w:pPr>
@@ -1885,17 +1792,6 @@
       <w:r>
         <w:t xml:space="preserve">248.1258 and RT 12.0).</w:t>
       </w:r>
-      <w:commentRangeStart w:id="0"/>
-      <w:r>
-        <w:t xml:space="preserve"> </w:t>
-      </w:r>
-      <w:commentRangeEnd w:id="0"/>
-      <w:r>
-        <w:rPr>
-          <w:rStyle w:val="CommentReference"/>
-        </w:rPr>
-        <w:commentReference w:id="0"/>
-      </w:r>
     </w:p>
     <w:p>
       <w:pPr>
@@ -4604,7 +4500,7 @@
 
 <file path=word/comments.xml><?xml version="1.0" encoding="utf-8"?>
 <w:comments xmlns:w="http://schemas.openxmlformats.org/wordprocessingml/2006/main" xmlns:m="http://schemas.openxmlformats.org/officeDocument/2006/math" xmlns:r="http://schemas.openxmlformats.org/officeDocument/2006/relationships" xmlns:o="urn:schemas-microsoft-com:office:office" xmlns:v="urn:schemas-microsoft-com:vml" xmlns:w10="urn:schemas-microsoft-com:office:word" xmlns:a="http://schemas.openxmlformats.org/drawingml/2006/main" xmlns:pic="http://schemas.openxmlformats.org/drawingml/2006/picture" xmlns:wp="http://schemas.openxmlformats.org/drawingml/2006/wordprocessingDrawing">
-  <w:comment w:id="0" w:author="Will" w:date="2025-06-01 18:07:21.602834">
+  <w:comment w:id="0" w:author="Will" w:date="2025-06-01 18:11:44.121074">
     <w:p>
       <w:pPr>
         <w:pStyle w:val="CommentText"/>
@@ -4616,124 +4512,7 @@
         <w:annotationRef/>
       </w:r>
       <w:r>
-        <w:t xml:space="preserve">Consider trying harder to get thymine/uracil/inosine values?</w:t>
-      </w:r>
-    </w:p>
-  </w:comment>
-  <w:comment w:id="0" w:author="Will" w:date="2025-06-01 18:07:21.62197">
-    <w:p>
-      <w:pPr>
-        <w:pStyle w:val="CommentText"/>
-      </w:pPr>
-      <w:r>
-        <w:rPr>
-          <w:rStyle w:val="CommentReference"/>
-        </w:rPr>
-        <w:annotationRef/>
-      </w:r>
-      <w:r>
-        <w:t xml:space="preserve">double check these numbers after rerun</w:t>
-      </w:r>
-    </w:p>
-  </w:comment>
-  <w:comment w:id="0" w:author="Will" w:date="2025-06-01 18:07:21.631444">
-    <w:p>
-      <w:pPr>
-        <w:pStyle w:val="CommentText"/>
-      </w:pPr>
-      <w:r>
-        <w:rPr>
-          <w:rStyle w:val="CommentReference"/>
-        </w:rPr>
-        <w:annotationRef/>
-      </w:r>
-      <w:r>
-        <w:t xml:space="preserve">I could try harder to get urea values for this but it’s pretty bad.</w:t>
-      </w:r>
-    </w:p>
-  </w:comment>
-  <w:comment w:id="0" w:author="Will" w:date="2025-06-01 18:07:21.640128">
-    <w:p>
-      <w:pPr>
-        <w:pStyle w:val="CommentText"/>
-      </w:pPr>
-      <w:r>
-        <w:rPr>
-          <w:rStyle w:val="CommentReference"/>
-        </w:rPr>
-        <w:annotationRef/>
-      </w:r>
-      <w:r>
-        <w:t xml:space="preserve">I can try harder here but the data is pretty bad :(</w:t>
-      </w:r>
-    </w:p>
-  </w:comment>
-  <w:comment w:id="0" w:author="Will" w:date="2025-06-01 18:07:21.686396">
-    <w:p>
-      <w:pPr>
-        <w:pStyle w:val="CommentText"/>
-      </w:pPr>
-      <w:r>
-        <w:rPr>
-          <w:rStyle w:val="CommentReference"/>
-        </w:rPr>
-        <w:annotationRef/>
-      </w:r>
-      <w:r>
-        <w:t xml:space="preserve">Not super happy with the numeric language here - feels like I’m flipping between</w:t>
-      </w:r>
-      <w:r>
-        <w:t xml:space="preserve"> </w:t>
-      </w:r>
-      <w:r>
-        <w:t xml:space="preserve">‘times greater’</w:t>
-      </w:r>
-      <w:r>
-        <w:t xml:space="preserve"> </w:t>
-      </w:r>
-      <w:r>
-        <w:t xml:space="preserve">and</w:t>
-      </w:r>
-      <w:r>
-        <w:t xml:space="preserve"> </w:t>
-      </w:r>
-      <w:r>
-        <w:t xml:space="preserve">‘percentage points higher’</w:t>
-      </w:r>
-      <w:r>
-        <w:t xml:space="preserve">.</w:t>
-      </w:r>
-    </w:p>
-  </w:comment>
-  <w:comment w:id="0" w:author="Will" w:date="2025-06-01 18:07:21.711388">
-    <w:p>
-      <w:pPr>
-        <w:pStyle w:val="CommentText"/>
-      </w:pPr>
-      <w:r>
-        <w:rPr>
-          <w:rStyle w:val="CommentReference"/>
-        </w:rPr>
-        <w:annotationRef/>
-      </w:r>
-      <w:r>
         <w:t xml:space="preserve">when a large proportion of junk was coming off the column (median retention times between 14.0 and 14.5 minutes)? during the retention time when sulfate eluted? based on their peak shape and retention time? due to the fact that they showed no change across any of the treatments or timepoints? The darn things just look bad and I hate them but I can’t really explain why.</w:t>
-      </w:r>
-    </w:p>
-  </w:comment>
-  <w:comment w:id="0" w:author="Will" w:date="2025-06-01 18:07:21.720057">
-    <w:p>
-      <w:pPr>
-        <w:pStyle w:val="CommentText"/>
-      </w:pPr>
-      <w:r>
-        <w:rPr>
-          <w:rStyle w:val="CommentReference"/>
-        </w:rPr>
-        <w:annotationRef/>
-      </w:r>
-      <w:r>
-        <w:t xml:space="preserve">Is this information useful? Or should I just refer people to a supplemental table after giving the general breakdown?</w:t>
       </w:r>
     </w:p>
   </w:comment>

--- a/manuscript/manuscript.docx
+++ b/manuscript/manuscript.docx
@@ -4500,7 +4500,7 @@
 
 <file path=word/comments.xml><?xml version="1.0" encoding="utf-8"?>
 <w:comments xmlns:w="http://schemas.openxmlformats.org/wordprocessingml/2006/main" xmlns:m="http://schemas.openxmlformats.org/officeDocument/2006/math" xmlns:r="http://schemas.openxmlformats.org/officeDocument/2006/relationships" xmlns:o="urn:schemas-microsoft-com:office:office" xmlns:v="urn:schemas-microsoft-com:vml" xmlns:w10="urn:schemas-microsoft-com:office:word" xmlns:a="http://schemas.openxmlformats.org/drawingml/2006/main" xmlns:pic="http://schemas.openxmlformats.org/drawingml/2006/picture" xmlns:wp="http://schemas.openxmlformats.org/drawingml/2006/wordprocessingDrawing">
-  <w:comment w:id="0" w:author="Will" w:date="2025-06-01 18:11:44.121074">
+  <w:comment w:id="0" w:author="Will" w:date="2025-06-01 18:13:31.511012">
     <w:p>
       <w:pPr>
         <w:pStyle w:val="CommentText"/>

--- a/manuscript/manuscript.docx
+++ b/manuscript/manuscript.docx
@@ -205,10 +205,7 @@
         <w:t xml:space="preserve"> and SAR11. Community composition at our sampling depth below the deep chlorophyll maximum (DCM</w:t>
       </w:r>
       <w:r>
-        <w:t>) was fairly typical of ALOHA, with a prokaryotic community dominated by SAR11, SAR282, and SAR 406, low levels of picoeukaryotes, and a microeukaryotic community equally distributed between diatoms, haptophytes, and dinoflagellates (Supplemental figure 1)</w:t>
-      </w:r>
-      <w:r>
-        <w:t>.</w:t>
+        <w:t>) was fairly typical of ALOHA, with a prokaryotic community dominated by SAR11, SAR282, and SAR 406, low levels of picoeukaryotes, and a microeukaryotic community equally distributed between diatoms, haptophytes, and dinoflagellates (Figure 1).</w:t>
       </w:r>
     </w:p>
     <w:p>
@@ -216,13 +213,16 @@
         <w:pStyle w:val="BodyText"/>
       </w:pPr>
       <w:r>
-        <w:t>Samples collected from 25 meters were within the mixed layer and had PAR levels of 20-35% of the surface light while the 175 meter samples had a PAR level between 0.05 and 0.1%. Nitrate, nitrite, and ammonia data indicated that inorganic N was low in the</w:t>
-      </w:r>
-      <w:r>
-        <w:t xml:space="preserve"> surface (&lt;0.01 µM), while the deeper samples at 175 meters were collected in the middle of the nutricline, with a clear DCM at 125 meters, an ammonia maximum at 150 meters, and a nitrite max at 160-165 meters. Environmental nitrate concentrations were abo</w:t>
-      </w:r>
-      <w:r>
-        <w:t>ut 0.5 µM at 175 meters (Supplemental figure 1).</w:t>
+        <w:t>Samples col</w:t>
+      </w:r>
+      <w:r>
+        <w:t>lected from 25 meters were within the mixed layer and had PAR levels of 20-35% of the surface light while the 175 meter samples had a PAR level between 0.05 and 0.1%. Nitrate, nitrite, and ammonia data indicated that inorganic N was low in the surface (&lt;0.</w:t>
+      </w:r>
+      <w:r>
+        <w:t xml:space="preserve">01 µM), while the deeper samples at 175 meters were collected in the middle of the nutricline, with a clear DCM at 125 meters, an ammonia maximum at 150 meters, and a nitrite max at 160-165 meters. Environmental nitrate concentrations were about 0.5 µM at </w:t>
+      </w:r>
+      <w:r>
+        <w:t>175 meters (Figure 1).</w:t>
       </w:r>
     </w:p>
     <w:p>
@@ -230,63 +230,10 @@
         <w:pStyle w:val="BodyText"/>
       </w:pPr>
       <w:r>
-        <w:t xml:space="preserve">We performed the incubations in succession, with the nitrate incubations first, followed by arginine, then guanosine monophosphate and finally ammonia. 6AM and 6PM data was always collected the same day and </w:t>
-      </w:r>
-      <w:r>
-        <w:t>we alternated days between the surface and deep sampling depths to allow for reasonable sample processing times (Supplemental figure 1).</w:t>
-      </w:r>
-    </w:p>
-    <w:p>
-      <w:pPr>
-        <w:pStyle w:val="Heading2"/>
-      </w:pPr>
-      <w:bookmarkStart w:id="4" w:name="X50c3d78adc27cd079dbc22d10d7944c6219b921"/>
-      <w:r>
-        <w:t>Differences in nitrogen labeling at the surface between amendments</w:t>
-      </w:r>
-    </w:p>
-    <w:p>
-      <w:pPr>
-        <w:pStyle w:val="FirstParagraph"/>
-      </w:pPr>
-      <w:r>
-        <w:t xml:space="preserve">We observed significant differences in </w:t>
-      </w:r>
-      <w:r>
-        <w:rPr>
-          <w:vertAlign w:val="superscript"/>
-        </w:rPr>
-        <w:t>15</w:t>
-      </w:r>
-      <w:r>
-        <w:t xml:space="preserve">N labeling </w:t>
-      </w:r>
-      <w:r>
-        <w:t>patterns between the different treatment incubations (Figure 1). Ammonia incubations resulted in very rapid labeling, with glutamine more than 75% labeled even at the T0 timepoint, corresponding to the amount of time required to spike and immediately filte</w:t>
-      </w:r>
-      <w:r>
-        <w:t xml:space="preserve">r the 2 liters of seawater (~15 minutes). The dominant labeling pattern at T0 was a single </w:t>
-      </w:r>
-      <w:r>
-        <w:rPr>
-          <w:vertAlign w:val="superscript"/>
-        </w:rPr>
-        <w:t>15</w:t>
-      </w:r>
-      <w:r>
-        <w:t>N, though all later timepoints showed more doubly-</w:t>
-      </w:r>
-      <w:r>
-        <w:rPr>
-          <w:vertAlign w:val="superscript"/>
-        </w:rPr>
-        <w:t>15</w:t>
-      </w:r>
-      <w:r>
-        <w:t>N labeled glutamine than singly-labeled. After 24 hours, glutamine was more than 95% labeled and had approximat</w:t>
-      </w:r>
-      <w:r>
-        <w:t>ely doubled in pool size (initially ~0.3 nM becoming 0.8 nM).</w:t>
+        <w:t>We performed the incubations in succession, with the nitrate incubations first, followed by arginine, then guanosine monophosphate and finally ammonia. 6AM and 6PM data was always collected the same day and we alternated days between</w:t>
+      </w:r>
+      <w:r>
+        <w:t xml:space="preserve"> the surface and deep sampling depths to allow for reasonable sample processing times (Figure 1).</w:t>
       </w:r>
     </w:p>
     <w:p>
@@ -299,8 +246,8 @@
         </w:rPr>
         <w:lastRenderedPageBreak/>
         <w:drawing>
-          <wp:inline distT="0" distB="0" distL="0" distR="0" wp14:anchorId="54C9046E" wp14:editId="3EBBDEC8">
-            <wp:extent cx="5334000" cy="3692769"/>
+          <wp:inline distT="0" distB="0" distL="0" distR="0" wp14:anchorId="5DB578AC" wp14:editId="15E334CE">
+            <wp:extent cx="5334000" cy="4103076"/>
             <wp:effectExtent l="0" t="0" r="0" b="0"/>
             <wp:docPr id="23" name="Picture"/>
             <wp:cNvGraphicFramePr/>
@@ -308,603 +255,13 @@
               <a:graphicData uri="http://schemas.openxmlformats.org/drawingml/2006/picture">
                 <pic:pic xmlns:pic="http://schemas.openxmlformats.org/drawingml/2006/picture">
                   <pic:nvPicPr>
-                    <pic:cNvPr id="24" name="Picture" descr="figures/xamend_metab_gp.png"/>
+                    <pic:cNvPr id="24" name="Picture" descr="figures/cruise_metadata.png"/>
                     <pic:cNvPicPr>
                       <a:picLocks noChangeAspect="1" noChangeArrowheads="1"/>
                     </pic:cNvPicPr>
                   </pic:nvPicPr>
                   <pic:blipFill>
                     <a:blip r:embed="rId5"/>
-                    <a:stretch>
-                      <a:fillRect/>
-                    </a:stretch>
-                  </pic:blipFill>
-                  <pic:spPr bwMode="auto">
-                    <a:xfrm>
-                      <a:off x="0" y="0"/>
-                      <a:ext cx="5334000" cy="3692769"/>
-                    </a:xfrm>
-                    <a:prstGeom prst="rect">
-                      <a:avLst/>
-                    </a:prstGeom>
-                    <a:noFill/>
-                    <a:ln w="9525">
-                      <a:noFill/>
-                      <a:headEnd/>
-                      <a:tailEnd/>
-                    </a:ln>
-                  </pic:spPr>
-                </pic:pic>
-              </a:graphicData>
-            </a:graphic>
-          </wp:inline>
-        </w:drawing>
-      </w:r>
-    </w:p>
-    <w:p>
-      <w:pPr>
-        <w:pStyle w:val="BodyText"/>
-      </w:pPr>
-      <w:r>
-        <w:rPr>
-          <w:i/>
-          <w:iCs/>
-        </w:rPr>
-        <w:t xml:space="preserve">Figure 1: Fraction of each metabolite or metabolite group containing at least one </w:t>
-      </w:r>
-      <w:r>
-        <w:rPr>
-          <w:i/>
-          <w:iCs/>
-          <w:vertAlign w:val="superscript"/>
-        </w:rPr>
-        <w:t>15</w:t>
-      </w:r>
-      <w:r>
-        <w:rPr>
-          <w:i/>
-          <w:iCs/>
-        </w:rPr>
-        <w:t>N label during the surface seawater amendments with various substrates after the number of hours shown on th</w:t>
-      </w:r>
-      <w:r>
-        <w:rPr>
-          <w:i/>
-          <w:iCs/>
-        </w:rPr>
-        <w:t>e x-axis. Darker colors indicate a larger percentage of the compound signal was isotopically labeled. Three biological replicates are stacked vertically at each timepoint and the categories with multiple entries have been averaged. MAA = mycosporine-like a</w:t>
-      </w:r>
-      <w:r>
-        <w:rPr>
-          <w:i/>
-          <w:iCs/>
-        </w:rPr>
-        <w:t>mino acids, GMP = guanosine monophosphate.</w:t>
-      </w:r>
-    </w:p>
-    <w:p>
-      <w:pPr>
-        <w:pStyle w:val="BodyText"/>
-      </w:pPr>
-      <w:r>
-        <w:t xml:space="preserve">The </w:t>
-      </w:r>
-      <w:r>
-        <w:rPr>
-          <w:vertAlign w:val="superscript"/>
-        </w:rPr>
-        <w:t>15</w:t>
-      </w:r>
-      <w:r>
-        <w:t>N was then quickly propagated to glutamate and aspartate, creating a metabolite pool 40-50% labeled for each of these after a single hour. Aspartate was labeled slightly faster than glutamate, likely as a re</w:t>
-      </w:r>
-      <w:r>
-        <w:t>sult of its smaller pool size (0.2 nM Asp versus 0.5 nM Glu). Also rapidly labeled was citrulline, reaching 20% labeled after a single hour, though arginine was not labeled until much later despite its location immediately downstream of this metabolite. Un</w:t>
-      </w:r>
-      <w:r>
-        <w:t xml:space="preserve">targeted detection of other molecular features revealed an additional metabolite that was 30% labeled at the one hour timepoint with an </w:t>
-      </w:r>
-      <w:r>
-        <w:rPr>
-          <w:i/>
-          <w:iCs/>
-        </w:rPr>
-        <w:t>m/z</w:t>
-      </w:r>
-      <w:r>
-        <w:t xml:space="preserve"> value of 175.1077 and a retention time of 8.2 minutes which we have putatively identified as theanine (N5-ethyl glut</w:t>
-      </w:r>
-      <w:r>
-        <w:t xml:space="preserve">amine) based on </w:t>
-      </w:r>
-      <w:r>
-        <w:rPr>
-          <w:i/>
-          <w:iCs/>
-        </w:rPr>
-        <w:t>m/z</w:t>
-      </w:r>
-      <w:r>
-        <w:t xml:space="preserve"> match and labeling pattern (Figure 1).</w:t>
-      </w:r>
-    </w:p>
-    <w:p>
-      <w:pPr>
-        <w:pStyle w:val="BodyText"/>
-      </w:pPr>
-      <w:r>
-        <w:t>Other amino acids and nucleobases/nucleosides had trace amounts of labeling after 3 hours and were extensively labeled (&gt;25%) after 24 hours (Figure 1). Cytidine (42.2% labeled) and adenosine (59.9</w:t>
-      </w:r>
-      <w:r>
-        <w:t xml:space="preserve">%) were more heavily </w:t>
-      </w:r>
-      <w:r>
-        <w:rPr>
-          <w:vertAlign w:val="superscript"/>
-        </w:rPr>
-        <w:t>15</w:t>
-      </w:r>
-      <w:r>
-        <w:t>N labeled than their nucleobase derivatives at T26 (22.9% and 42.1%, respectively), corresponding to the expected synthesis pathway. Guanine, however, had the inverse trend with guanosine being 44.9% labeled while guanine was only 30</w:t>
-      </w:r>
-      <w:r>
-        <w:t xml:space="preserve">% (Supplemental figure XX). The deoxyribose forms were in all cases less completely labeled than their ribose counterparts </w:t>
-      </w:r>
-      <w:r>
-        <w:lastRenderedPageBreak/>
-        <w:t xml:space="preserve">(deoxycytidine = 18.9%, deoxyadenosine = 20.3%, and deoxyguanosine = 17.2%). In each case, the fully </w:t>
-      </w:r>
-      <w:r>
-        <w:rPr>
-          <w:vertAlign w:val="superscript"/>
-        </w:rPr>
-        <w:t>15</w:t>
-      </w:r>
-      <w:r>
-        <w:t>N labeled nucleobase was the d</w:t>
-      </w:r>
-      <w:r>
-        <w:t>ominant constituent of the isotope envelope (</w:t>
-      </w:r>
-      <w:r>
-        <w:rPr>
-          <w:vertAlign w:val="superscript"/>
-        </w:rPr>
-        <w:t>15</w:t>
-      </w:r>
-      <w:r>
-        <w:t>N</w:t>
-      </w:r>
-      <w:r>
-        <w:rPr>
-          <w:vertAlign w:val="subscript"/>
-        </w:rPr>
-        <w:t>3</w:t>
-      </w:r>
-      <w:r>
-        <w:t xml:space="preserve"> for cytosine and </w:t>
-      </w:r>
-      <w:r>
-        <w:rPr>
-          <w:vertAlign w:val="superscript"/>
-        </w:rPr>
-        <w:t>15</w:t>
-      </w:r>
-      <w:r>
-        <w:t>N</w:t>
-      </w:r>
-      <w:r>
-        <w:rPr>
-          <w:vertAlign w:val="subscript"/>
-        </w:rPr>
-        <w:t>5</w:t>
-      </w:r>
-      <w:r>
-        <w:t xml:space="preserve"> for adenine and guanine). Other compounds, including betaines (here restricted to quaternary amines with a carboxylic acid group) and choline derivatives showed very little labeling at</w:t>
-      </w:r>
-      <w:r>
-        <w:t xml:space="preserve"> all.</w:t>
-      </w:r>
-    </w:p>
-    <w:p>
-      <w:pPr>
-        <w:pStyle w:val="BodyText"/>
-      </w:pPr>
-      <w:r>
-        <w:t xml:space="preserve">Amendments with </w:t>
-      </w:r>
-      <w:r>
-        <w:rPr>
-          <w:vertAlign w:val="superscript"/>
-        </w:rPr>
-        <w:t>15</w:t>
-      </w:r>
-      <w:r>
-        <w:t>NO</w:t>
-      </w:r>
-      <w:r>
-        <w:rPr>
-          <w:vertAlign w:val="subscript"/>
-        </w:rPr>
-        <w:t>3</w:t>
-      </w:r>
-      <w:r>
-        <w:t xml:space="preserve"> showed a significantly different labeling pattern with very few metabolites incorporating the </w:t>
-      </w:r>
-      <w:r>
-        <w:rPr>
-          <w:vertAlign w:val="superscript"/>
-        </w:rPr>
-        <w:t>15</w:t>
-      </w:r>
-      <w:r>
-        <w:t>N label at the surface even after 24 hours. Glutamine and glutamate, which were labeled within 20 minutes from ammonia and are the m</w:t>
-      </w:r>
-      <w:r>
-        <w:t>ain way in which inorganic nitrogen becomes organic, here saw only trace amounts of production from the added nitrate even after 24 hours. The most heavily labeled compound was guanine, which saw trace amounts of labeling at the T10 timepoint and reached ~</w:t>
-      </w:r>
-      <w:r>
-        <w:t>40% labeling at T26. This labeling was not seen in the other nucleobases. The only group of compounds that did see compelling degrees of label incorporation were the mycosporine-like amino acids (MAAs), a group of compounds whose primary function is though</w:t>
-      </w:r>
-      <w:r>
-        <w:t>t to be protection from UV light (see below). These compounds, like guanine, were labeled in excess of the bulk glutamate/amino acid pool from which their nitrogen is sourced. This is only possible if the nitrate is assimilated by a subset of the community</w:t>
-      </w:r>
-      <w:r>
-        <w:t xml:space="preserve"> whose glutamate is a small, isolated fraction of the total glutamate pool. Metabolites specific to those organisms can then be made from the small pool of heavily-labeled organic material with only a small influence on the fraction of glutamate or glutami</w:t>
-      </w:r>
-      <w:r>
-        <w:t>ne labeled in bulk.</w:t>
-      </w:r>
-    </w:p>
-    <w:p>
-      <w:pPr>
-        <w:pStyle w:val="BodyText"/>
-      </w:pPr>
-      <w:r>
-        <w:t>The organic nitrogen amendments also showed labeling patterns distinct from the ammonia incubations, though a large fraction of the nitrogen was clearly remineralized into ammonia/glutamate and used to label a similar suite of compounds</w:t>
-      </w:r>
-      <w:r>
-        <w:t xml:space="preserve"> (Figure 1). Fully C and N labeled (</w:t>
-      </w:r>
-      <w:r>
-        <w:rPr>
-          <w:vertAlign w:val="superscript"/>
-        </w:rPr>
-        <w:t>13</w:t>
-      </w:r>
-      <w:r>
-        <w:t>C</w:t>
-      </w:r>
-      <w:r>
-        <w:rPr>
-          <w:vertAlign w:val="subscript"/>
-        </w:rPr>
-        <w:t>6</w:t>
-      </w:r>
-      <w:r>
-        <w:t xml:space="preserve">, </w:t>
-      </w:r>
-      <w:r>
-        <w:rPr>
-          <w:vertAlign w:val="superscript"/>
-        </w:rPr>
-        <w:t>15</w:t>
-      </w:r>
-      <w:r>
-        <w:t>N</w:t>
-      </w:r>
-      <w:r>
-        <w:rPr>
-          <w:vertAlign w:val="subscript"/>
-        </w:rPr>
-        <w:t>4</w:t>
-      </w:r>
-      <w:r>
-        <w:t>) arginine was visibly taken up at the T0 timepoint (within 20 minutes) and 80-90% of the pool was fully labeled after 12 hours. Surprisingly, the fraction of arginine labeled decreased from this point, with th</w:t>
-      </w:r>
-      <w:r>
-        <w:t>e T26 and T73 timepoints dropping to 73% and 46% labeled, respectively. This labeling rapidly propagated into citrulline via the urea cycle, indicating that labeled urea (</w:t>
-      </w:r>
-      <w:r>
-        <w:rPr>
-          <w:vertAlign w:val="superscript"/>
-        </w:rPr>
-        <w:t>13</w:t>
-      </w:r>
-      <w:r>
-        <w:t>C</w:t>
-      </w:r>
-      <w:r>
-        <w:rPr>
-          <w:vertAlign w:val="subscript"/>
-        </w:rPr>
-        <w:t>1</w:t>
-      </w:r>
-      <w:r>
-        <w:t xml:space="preserve">, </w:t>
-      </w:r>
-      <w:r>
-        <w:rPr>
-          <w:vertAlign w:val="superscript"/>
-        </w:rPr>
-        <w:t>15</w:t>
-      </w:r>
-      <w:r>
-        <w:t>N</w:t>
-      </w:r>
-      <w:r>
-        <w:rPr>
-          <w:vertAlign w:val="subscript"/>
-        </w:rPr>
-        <w:t>2</w:t>
-      </w:r>
-      <w:r>
-        <w:t xml:space="preserve">) was created and available in the system as well though we were unable to measure this directly. Glutamate and glutamine were labeled much more slowly, reaching 10% labeled after 10 hours and a maximum of 66% labeled after 24 hours. Much of this nitrogen </w:t>
-      </w:r>
-      <w:r>
-        <w:t>was then cycled very quickly among other compounds which also saw a jump in labeling at 24 hours. This was particularly true for other amino acids and the nucleobases/nucleosides and here, guanine was not labeled more than other nucleobases. Mycosporine-li</w:t>
-      </w:r>
-      <w:r>
-        <w:t>ke amino acids and betaines were unlabeled above background even after 3 days of incubation.</w:t>
-      </w:r>
-    </w:p>
-    <w:p>
-      <w:pPr>
-        <w:pStyle w:val="BodyText"/>
-      </w:pPr>
-      <w:r>
-        <w:t>The guanosine monophosphate (GMP) incubations showed a pattern very similar to the arginine incubations in the identity, timing, and magnitude in which metabolites</w:t>
-      </w:r>
-      <w:r>
-        <w:t xml:space="preserve"> were labeled (Figure 1). While we were unable to measure GMP directly we saw clear labeling of fully C and N labeled guanosine (</w:t>
-      </w:r>
-      <w:r>
-        <w:rPr>
-          <w:vertAlign w:val="superscript"/>
-        </w:rPr>
-        <w:t>13</w:t>
-      </w:r>
-      <w:r>
-        <w:t>C</w:t>
-      </w:r>
-      <w:r>
-        <w:rPr>
-          <w:vertAlign w:val="subscript"/>
-        </w:rPr>
-        <w:t>10</w:t>
-      </w:r>
-      <w:r>
-        <w:t xml:space="preserve">, </w:t>
-      </w:r>
-      <w:r>
-        <w:rPr>
-          <w:vertAlign w:val="superscript"/>
-        </w:rPr>
-        <w:t>15</w:t>
-      </w:r>
-      <w:r>
-        <w:t>N</w:t>
-      </w:r>
-      <w:r>
-        <w:rPr>
-          <w:vertAlign w:val="subscript"/>
-        </w:rPr>
-        <w:t>5</w:t>
-      </w:r>
-      <w:r>
-        <w:t>) after 3 hours that increased to a maximum of 75% after 24 hours before decreasing slightly to 64% labeled at the e</w:t>
-      </w:r>
-      <w:r>
-        <w:t xml:space="preserve">nd of the three-day incubation. A small part of this signal was reflected in guanine, with </w:t>
-      </w:r>
-      <w:r>
-        <w:rPr>
-          <w:vertAlign w:val="superscript"/>
-        </w:rPr>
-        <w:t>13</w:t>
-      </w:r>
-      <w:r>
-        <w:t>C</w:t>
-      </w:r>
-      <w:r>
-        <w:rPr>
-          <w:vertAlign w:val="subscript"/>
-        </w:rPr>
-        <w:t>5</w:t>
-      </w:r>
-      <w:r>
-        <w:t xml:space="preserve">, </w:t>
-      </w:r>
-      <w:r>
-        <w:rPr>
-          <w:vertAlign w:val="superscript"/>
-        </w:rPr>
-        <w:t>15</w:t>
-      </w:r>
-      <w:r>
-        <w:t>N</w:t>
-      </w:r>
-      <w:r>
-        <w:rPr>
-          <w:vertAlign w:val="subscript"/>
-        </w:rPr>
-        <w:t>5</w:t>
-      </w:r>
-      <w:r>
-        <w:t xml:space="preserve"> guanine representing about 10% of the signal at T3 and reaching a maximum of 40% at T26. At T26 we also saw extensive labeling in adenine, adenosine, and </w:t>
-      </w:r>
-      <w:r>
-        <w:lastRenderedPageBreak/>
-        <w:t>hypoxanthine though their dominant labeling patterns (</w:t>
-      </w:r>
-      <w:r>
-        <w:rPr>
-          <w:vertAlign w:val="superscript"/>
-        </w:rPr>
-        <w:t>13</w:t>
-      </w:r>
-      <w:r>
-        <w:t>C</w:t>
-      </w:r>
-      <w:r>
-        <w:rPr>
-          <w:vertAlign w:val="subscript"/>
-        </w:rPr>
-        <w:t>0</w:t>
-      </w:r>
-      <w:r>
-        <w:t xml:space="preserve"> </w:t>
-      </w:r>
-      <w:r>
-        <w:rPr>
-          <w:vertAlign w:val="superscript"/>
-        </w:rPr>
-        <w:t>15</w:t>
-      </w:r>
-      <w:r>
-        <w:t>N</w:t>
-      </w:r>
-      <w:r>
-        <w:rPr>
-          <w:vertAlign w:val="subscript"/>
-        </w:rPr>
-        <w:t>5</w:t>
-      </w:r>
-      <w:r>
-        <w:t xml:space="preserve">, </w:t>
-      </w:r>
-      <w:r>
-        <w:rPr>
-          <w:vertAlign w:val="superscript"/>
-        </w:rPr>
-        <w:t>13</w:t>
-      </w:r>
-      <w:r>
-        <w:t>C</w:t>
-      </w:r>
-      <w:r>
-        <w:rPr>
-          <w:vertAlign w:val="subscript"/>
-        </w:rPr>
-        <w:t>5</w:t>
-      </w:r>
-      <w:r>
-        <w:t xml:space="preserve"> </w:t>
-      </w:r>
-      <w:r>
-        <w:rPr>
-          <w:vertAlign w:val="superscript"/>
-        </w:rPr>
-        <w:t>15</w:t>
-      </w:r>
-      <w:r>
-        <w:t>N</w:t>
-      </w:r>
-      <w:r>
-        <w:rPr>
-          <w:vertAlign w:val="subscript"/>
-        </w:rPr>
-        <w:t>5</w:t>
-      </w:r>
-      <w:r>
-        <w:t xml:space="preserve">, and </w:t>
-      </w:r>
-      <w:r>
-        <w:rPr>
-          <w:vertAlign w:val="superscript"/>
-        </w:rPr>
-        <w:t>13</w:t>
-      </w:r>
-      <w:r>
-        <w:t>C</w:t>
-      </w:r>
-      <w:r>
-        <w:rPr>
-          <w:vertAlign w:val="subscript"/>
-        </w:rPr>
-        <w:t>0</w:t>
-      </w:r>
-      <w:r>
-        <w:t xml:space="preserve"> </w:t>
-      </w:r>
-      <w:r>
-        <w:rPr>
-          <w:vertAlign w:val="superscript"/>
-        </w:rPr>
-        <w:t>15</w:t>
-      </w:r>
-      <w:r>
-        <w:t>N</w:t>
-      </w:r>
-      <w:r>
-        <w:rPr>
-          <w:vertAlign w:val="subscript"/>
-        </w:rPr>
-        <w:t>4</w:t>
-      </w:r>
-      <w:r>
-        <w:t xml:space="preserve"> respectively, Supplemental figure XX) suggested that the adenine and hypoxanthine were synthesized from glutamate and that the ribose pool had been swamped by guanosi</w:t>
-      </w:r>
-      <w:r>
-        <w:t>ne cleavage. Here, unlike the arginine incubations, we also saw some MAA labeling at the end of the 3 day incubation.</w:t>
-      </w:r>
-    </w:p>
-    <w:p>
-      <w:pPr>
-        <w:pStyle w:val="BodyText"/>
-      </w:pPr>
-      <w:r>
-        <w:t>We also explored the degree of labeling incorporation into proteins by measuring the total hydrolyzable amino acids (THAAs) at both the st</w:t>
-      </w:r>
-      <w:r>
-        <w:t>art of each incubation and the end (Figure 2).</w:t>
-      </w:r>
-    </w:p>
-    <w:p>
-      <w:pPr>
-        <w:pStyle w:val="BodyText"/>
-      </w:pPr>
-      <w:r>
-        <w:t>Proteins were 26-52% of total particulate carbon pool (2.84 µM at 25 meters and 1.36 µM at 175 meters) at T0 and a large part of the total particulate nitrogen (PN, 0.36 µM at 25 meters and 0.15 µM at 175 mete</w:t>
-      </w:r>
-      <w:r>
-        <w:t>rs), with total estimated nitrogen in the THAAs sometimes exceeding the total PN measurements. Free amino acids composed between 0.15% and 17% of the total THAA pool with the highest contributions from glutamate. There were also differences in THAA labelin</w:t>
-      </w:r>
-      <w:r>
-        <w:t xml:space="preserve">g patterns between the amendments (Figure 2). Despite their shorter incubation time (26 hours vs 73 hours), the inorganic nitrogen amendments generally had higher fractions of labeled protein. The nitrate amendments in particular were surprisingly heavily </w:t>
-      </w:r>
-      <w:r>
-        <w:t>labeled given the minimal signal seen in the free metabolites, with a degree of labeling exceeding the ammonia incubation. This indicates that most of the assimilation was done by the small subset of organisms able to reduce nitrate and use it for growth a</w:t>
-      </w:r>
-      <w:r>
-        <w:t>nd that these organisms did not share the reduced nitrogen with the rest of the community.</w:t>
-      </w:r>
-    </w:p>
-    <w:p>
-      <w:pPr>
-        <w:pStyle w:val="BodyText"/>
-      </w:pPr>
-      <w:r>
-        <w:rPr>
-          <w:noProof/>
-        </w:rPr>
-        <w:drawing>
-          <wp:inline distT="0" distB="0" distL="0" distR="0" wp14:anchorId="485E6AEF" wp14:editId="69392937">
-            <wp:extent cx="5334000" cy="4103076"/>
-            <wp:effectExtent l="0" t="0" r="0" b="0"/>
-            <wp:docPr id="26" name="Picture"/>
-            <wp:cNvGraphicFramePr/>
-            <a:graphic xmlns:a="http://schemas.openxmlformats.org/drawingml/2006/main">
-              <a:graphicData uri="http://schemas.openxmlformats.org/drawingml/2006/picture">
-                <pic:pic xmlns:pic="http://schemas.openxmlformats.org/drawingml/2006/picture">
-                  <pic:nvPicPr>
-                    <pic:cNvPr id="27" name="Picture" descr="figures/total_thaa_gp.png"/>
-                    <pic:cNvPicPr>
-                      <a:picLocks noChangeAspect="1" noChangeArrowheads="1"/>
-                    </pic:cNvPicPr>
-                  </pic:nvPicPr>
-                  <pic:blipFill>
-                    <a:blip r:embed="rId6"/>
                     <a:stretch>
                       <a:fillRect/>
                     </a:stretch>
@@ -940,15 +297,89 @@
           <w:i/>
           <w:iCs/>
         </w:rPr>
+        <w:t>Figure 1: Biogeochemical and community composition data collected during the PARAGON cruise alongside the incubation sampling plan. The top plot shows the s</w:t>
+      </w:r>
+      <w:r>
+        <w:rPr>
+          <w:i/>
+          <w:iCs/>
+        </w:rPr>
+        <w:t>tart and end times of each incubation as rectangles aligned with the dates of the cruise in the middle color bar, with each rectangle representing a biological triplicate sacrificed at the given time. Grey shading in the background denotes light levels wit</w:t>
+      </w:r>
+      <w:r>
+        <w:rPr>
+          <w:i/>
+          <w:iCs/>
+        </w:rPr>
+        <w:t>h grey corresponding to nighttime. The four amendments are shown as different colors. The lower panels show various biogeochemical and flow cytometry measurements colored by the date they were collected during the cruise. Note that Prochlorococcus and hete</w:t>
+      </w:r>
+      <w:r>
+        <w:rPr>
+          <w:i/>
+          <w:iCs/>
+        </w:rPr>
+        <w:t>rotrophic bacteria (Het. bacteria) are reported in cells per microliter while Synechococcus and picoeukaryotes are reported per milliliter. The 25 meter and 175 meter sampling depths have been added as dashed lines. C = carbon, N = nitrogen, GMP = guanosin</w:t>
+      </w:r>
+      <w:r>
+        <w:rPr>
+          <w:i/>
+          <w:iCs/>
+        </w:rPr>
+        <w:t>e monophosphate.</w:t>
+      </w:r>
+    </w:p>
+    <w:p>
+      <w:pPr>
+        <w:pStyle w:val="Heading2"/>
+      </w:pPr>
+      <w:bookmarkStart w:id="4" w:name="X50c3d78adc27cd079dbc22d10d7944c6219b921"/>
+      <w:r>
+        <w:t>Differences in nitrogen labeling at the surface between amendments</w:t>
+      </w:r>
+    </w:p>
+    <w:p>
+      <w:pPr>
+        <w:pStyle w:val="FirstParagraph"/>
+      </w:pPr>
+      <w:r>
+        <w:t xml:space="preserve">We observed significant differences in </w:t>
+      </w:r>
+      <w:r>
+        <w:rPr>
+          <w:vertAlign w:val="superscript"/>
+        </w:rPr>
+        <w:t>15</w:t>
+      </w:r>
+      <w:r>
+        <w:t>N labeling patterns between the different treatment incubations (Figure 2). Ammonia incubations resulted in very rapid labeling, wi</w:t>
+      </w:r>
+      <w:r>
+        <w:t xml:space="preserve">th glutamine more than 75% labeled even at the T0 timepoint, corresponding to the amount of time required to spike and immediately filter the 2 liters of seawater (~15 minutes). The dominant labeling pattern at T0 was a single </w:t>
+      </w:r>
+      <w:r>
+        <w:rPr>
+          <w:vertAlign w:val="superscript"/>
+        </w:rPr>
+        <w:t>15</w:t>
+      </w:r>
+      <w:r>
+        <w:t>N, though all later timepoi</w:t>
+      </w:r>
+      <w:r>
+        <w:t>nts showed more doubly-</w:t>
+      </w:r>
+      <w:r>
+        <w:rPr>
+          <w:vertAlign w:val="superscript"/>
+        </w:rPr>
+        <w:t>15</w:t>
+      </w:r>
+      <w:r>
+        <w:t xml:space="preserve">N labeled glutamine than singly-labeled. After 24 </w:t>
+      </w:r>
+      <w:r>
         <w:lastRenderedPageBreak/>
-        <w:t>Figure 2: Stacked bar plots showing the fraction of various total hydrolyzable amino acids (THAAs) labeled at the end of the incubations across the four amendments</w:t>
-      </w:r>
-      <w:r>
-        <w:rPr>
-          <w:i/>
-          <w:iCs/>
-        </w:rPr>
-        <w:t>. Total µM nitrogen (N) in the protein pool is shown in the top plot while the fraction of individual amino acids labeled is shown in the rows below. Colors denote specific labeling patterns detected in the THAAs.</w:t>
+        <w:t>hours, glutamine was more than 95% labeled and had approximately doubled in pool size (initially ~0.3 nM becoming 0.8 nM).</w:t>
       </w:r>
     </w:p>
     <w:p>
@@ -956,252 +387,911 @@
         <w:pStyle w:val="BodyText"/>
       </w:pPr>
       <w:r>
-        <w:t>We believe the organic nitrogen amendments</w:t>
-      </w:r>
-      <w:r>
-        <w:t xml:space="preserve"> largely resulted in metabolite labeling via remineralization to ammonia or glutamate based on the absence of a labeled carbon backbone in most of the labeled metabolites, but in the THAAs we were able to see some transformations that used the carbon backb</w:t>
-      </w:r>
-      <w:r>
-        <w:t xml:space="preserve">one as-is. Proline and glutamate both had detectable </w:t>
-      </w:r>
-      <w:r>
-        <w:rPr>
-          <w:vertAlign w:val="superscript"/>
-        </w:rPr>
-        <w:t>13</w:t>
-      </w:r>
-      <w:r>
-        <w:t>C</w:t>
-      </w:r>
-      <w:r>
-        <w:rPr>
-          <w:vertAlign w:val="subscript"/>
-        </w:rPr>
-        <w:t>5</w:t>
-      </w:r>
-      <w:r>
-        <w:t xml:space="preserve"> </w:t>
-      </w:r>
-      <w:r>
-        <w:rPr>
-          <w:vertAlign w:val="superscript"/>
-        </w:rPr>
-        <w:t>15</w:t>
-      </w:r>
-      <w:r>
-        <w:t>N</w:t>
-      </w:r>
-      <w:r>
-        <w:rPr>
-          <w:vertAlign w:val="subscript"/>
-        </w:rPr>
-        <w:t>1</w:t>
-      </w:r>
-      <w:r>
-        <w:t xml:space="preserve"> labels in the arginine treatments. We also saw histidine </w:t>
-      </w:r>
-      <w:r>
-        <w:rPr>
-          <w:vertAlign w:val="superscript"/>
-        </w:rPr>
-        <w:t>13</w:t>
-      </w:r>
-      <w:r>
-        <w:t>C</w:t>
-      </w:r>
-      <w:r>
-        <w:rPr>
-          <w:vertAlign w:val="subscript"/>
-        </w:rPr>
-        <w:t>5</w:t>
-      </w:r>
-      <w:r>
-        <w:t xml:space="preserve"> </w:t>
-      </w:r>
-      <w:r>
-        <w:rPr>
-          <w:vertAlign w:val="superscript"/>
-        </w:rPr>
-        <w:t>15</w:t>
-      </w:r>
-      <w:r>
-        <w:t>N</w:t>
-      </w:r>
-      <w:r>
-        <w:rPr>
-          <w:vertAlign w:val="subscript"/>
-        </w:rPr>
-        <w:t>3</w:t>
-      </w:r>
-      <w:r>
-        <w:t xml:space="preserve"> synthesized during the guanosine monophosphate treatment, confirming again that the ribose pool must have been swamped with fu</w:t>
-      </w:r>
-      <w:r>
-        <w:t xml:space="preserve">lly </w:t>
-      </w:r>
-      <w:r>
-        <w:rPr>
-          <w:vertAlign w:val="superscript"/>
-        </w:rPr>
-        <w:t>13</w:t>
-      </w:r>
-      <w:r>
-        <w:t xml:space="preserve">C labeled ribose cleaved from guanosine in order to enter the PRPP pathway. The </w:t>
-      </w:r>
-      <w:r>
-        <w:rPr>
-          <w:vertAlign w:val="superscript"/>
-        </w:rPr>
-        <w:t>15</w:t>
-      </w:r>
-      <w:r>
-        <w:t>N</w:t>
-      </w:r>
-      <w:r>
-        <w:rPr>
-          <w:vertAlign w:val="subscript"/>
-        </w:rPr>
-        <w:t>3</w:t>
-      </w:r>
-      <w:r>
-        <w:t xml:space="preserve"> pattern also indicates that for these organisms, glutamate, glutamine, and adenine were also heavily labeled. Finally, both phenylalanine and tyrosine had significan</w:t>
-      </w:r>
-      <w:r>
-        <w:t xml:space="preserve">t </w:t>
-      </w:r>
-      <w:r>
-        <w:rPr>
-          <w:vertAlign w:val="superscript"/>
-        </w:rPr>
-        <w:t>13</w:t>
-      </w:r>
-      <w:r>
-        <w:t>C</w:t>
-      </w:r>
-      <w:r>
-        <w:rPr>
-          <w:vertAlign w:val="subscript"/>
-        </w:rPr>
-        <w:t>4</w:t>
-      </w:r>
-      <w:r>
-        <w:t xml:space="preserve"> </w:t>
-      </w:r>
-      <w:r>
-        <w:rPr>
-          <w:vertAlign w:val="superscript"/>
-        </w:rPr>
-        <w:t>15</w:t>
-      </w:r>
-      <w:r>
-        <w:t>N</w:t>
-      </w:r>
-      <w:r>
-        <w:rPr>
-          <w:vertAlign w:val="subscript"/>
-        </w:rPr>
-        <w:t>1</w:t>
-      </w:r>
-      <w:r>
-        <w:t xml:space="preserve"> labeling, likely from erythrose 4-phosphate via the pentose phosphate pathway indicating new synthesis through shikimate with nitrogen addition from a heavily labeled glutamate pool again.</w:t>
-      </w:r>
-    </w:p>
-    <w:p>
-      <w:pPr>
-        <w:pStyle w:val="Heading2"/>
-      </w:pPr>
-      <w:bookmarkStart w:id="5" w:name="Xecac4ed2279096f92057c9a11002f35116717da"/>
-      <w:bookmarkEnd w:id="4"/>
-      <w:r>
-        <w:t>Minimal diel signal observed except in the UV-absorbing mycosporine-like amino acids</w:t>
-      </w:r>
-    </w:p>
-    <w:p>
-      <w:pPr>
-        <w:pStyle w:val="FirstParagraph"/>
-      </w:pPr>
-      <w:r>
-        <w:t>We performed experiments with each of the 4 forms of nitrogen at both 6AM and at 6PM to test for any diel effects in labeling patterns. Very few compounds showed a signifi</w:t>
-      </w:r>
-      <w:r>
-        <w:t>cant difference between the 6AM start time and the 6PM start time with the exception being the mycosporine-like amino acids (MAAs, Figure 3). Shinorine and palythine were confirmed via MS</w:t>
-      </w:r>
-      <w:r>
-        <w:rPr>
-          <w:vertAlign w:val="superscript"/>
-        </w:rPr>
-        <w:t>2</w:t>
-      </w:r>
-      <w:r>
-        <w:t xml:space="preserve"> </w:t>
-      </w:r>
-      <w:r>
-        <w:t xml:space="preserve">fragments while the other annotations remain putative, though their presence exclusively in the surface is compelling. During the ammonia incubations, six MAAs showed clear </w:t>
-      </w:r>
-      <w:r>
-        <w:rPr>
-          <w:vertAlign w:val="superscript"/>
-        </w:rPr>
-        <w:t>15</w:t>
-      </w:r>
-      <w:r>
-        <w:t>N incorporation while exposed to sunlight, with the labeled fraction increasing s</w:t>
-      </w:r>
-      <w:r>
-        <w:t xml:space="preserve">harply over the first 10 hours in the incubations started at 6AM. Incubations started at 6PM showed very little labeling from ammonia until a full 24 hours had passed. Shinorine, mycosporine-glycine, palythine, porphyra-334 were all clearly labeled (&gt;20% </w:t>
-      </w:r>
-      <w:r>
-        <w:rPr>
-          <w:vertAlign w:val="superscript"/>
-        </w:rPr>
-        <w:t>1</w:t>
-      </w:r>
-      <w:r>
-        <w:rPr>
-          <w:vertAlign w:val="superscript"/>
-        </w:rPr>
-        <w:t>5</w:t>
-      </w:r>
-      <w:r>
-        <w:t xml:space="preserve">N) as well as two of three molecular features detected at an </w:t>
-      </w:r>
-      <w:r>
-        <w:rPr>
-          <w:i/>
-          <w:iCs/>
-        </w:rPr>
-        <w:t>m/z</w:t>
-      </w:r>
-      <w:r>
-        <w:t xml:space="preserve"> of 285.1445 likely corresponding to palythene and usujirene.</w:t>
-      </w:r>
-    </w:p>
-    <w:p>
-      <w:pPr>
-        <w:pStyle w:val="BodyText"/>
-      </w:pPr>
-      <w:r>
         <w:rPr>
           <w:noProof/>
         </w:rPr>
-        <w:lastRenderedPageBreak/>
         <w:drawing>
-          <wp:inline distT="0" distB="0" distL="0" distR="0" wp14:anchorId="50EF0D61" wp14:editId="7DE11960">
-            <wp:extent cx="2752374" cy="5504749"/>
+          <wp:inline distT="0" distB="0" distL="0" distR="0" wp14:anchorId="486D7FE7" wp14:editId="2BD09C2F">
+            <wp:extent cx="5334000" cy="5744307"/>
             <wp:effectExtent l="0" t="0" r="0" b="0"/>
-            <wp:docPr id="30" name="Picture"/>
+            <wp:docPr id="26" name="Picture"/>
             <wp:cNvGraphicFramePr/>
             <a:graphic xmlns:a="http://schemas.openxmlformats.org/drawingml/2006/main">
               <a:graphicData uri="http://schemas.openxmlformats.org/drawingml/2006/picture">
                 <pic:pic xmlns:pic="http://schemas.openxmlformats.org/drawingml/2006/picture">
                   <pic:nvPicPr>
-                    <pic:cNvPr id="31" name="Picture" descr="figures/MAA_curves.png"/>
+                    <pic:cNvPr id="27" name="Picture" descr="figures/xamend_metab_gp.png"/>
+                    <pic:cNvPicPr>
+                      <a:picLocks noChangeAspect="1" noChangeArrowheads="1"/>
+                    </pic:cNvPicPr>
+                  </pic:nvPicPr>
+                  <pic:blipFill>
+                    <a:blip r:embed="rId6"/>
+                    <a:stretch>
+                      <a:fillRect/>
+                    </a:stretch>
+                  </pic:blipFill>
+                  <pic:spPr bwMode="auto">
+                    <a:xfrm>
+                      <a:off x="0" y="0"/>
+                      <a:ext cx="5334000" cy="5744307"/>
+                    </a:xfrm>
+                    <a:prstGeom prst="rect">
+                      <a:avLst/>
+                    </a:prstGeom>
+                    <a:noFill/>
+                    <a:ln w="9525">
+                      <a:noFill/>
+                      <a:headEnd/>
+                      <a:tailEnd/>
+                    </a:ln>
+                  </pic:spPr>
+                </pic:pic>
+              </a:graphicData>
+            </a:graphic>
+          </wp:inline>
+        </w:drawing>
+      </w:r>
+    </w:p>
+    <w:p>
+      <w:pPr>
+        <w:pStyle w:val="BodyText"/>
+      </w:pPr>
+      <w:r>
+        <w:rPr>
+          <w:i/>
+          <w:iCs/>
+        </w:rPr>
+        <w:t>Figure 2: Fraction of each metabolite or metabolite grou</w:t>
+      </w:r>
+      <w:r>
+        <w:rPr>
+          <w:i/>
+          <w:iCs/>
+        </w:rPr>
+        <w:t xml:space="preserve">p containing at least one </w:t>
+      </w:r>
+      <w:r>
+        <w:rPr>
+          <w:i/>
+          <w:iCs/>
+          <w:vertAlign w:val="superscript"/>
+        </w:rPr>
+        <w:t>15</w:t>
+      </w:r>
+      <w:r>
+        <w:rPr>
+          <w:i/>
+          <w:iCs/>
+        </w:rPr>
+        <w:t>N label during the surface seawater amendments with various substrates after the number of hours shown on the x-axis. Darker colors indicate a larger percentage of the compound signal was isotopically labeled. Three biological r</w:t>
+      </w:r>
+      <w:r>
+        <w:rPr>
+          <w:i/>
+          <w:iCs/>
+        </w:rPr>
+        <w:t>eplicates are stacked vertically at each timepoint and the categories with multiple entries have been averaged. MAA = mycosporine-like amino acids, GMP = guanosine monophosphate.</w:t>
+      </w:r>
+    </w:p>
+    <w:p>
+      <w:pPr>
+        <w:pStyle w:val="BodyText"/>
+      </w:pPr>
+      <w:r>
+        <w:t xml:space="preserve">The </w:t>
+      </w:r>
+      <w:r>
+        <w:rPr>
+          <w:vertAlign w:val="superscript"/>
+        </w:rPr>
+        <w:t>15</w:t>
+      </w:r>
+      <w:r>
+        <w:t>N was then quickly propagated to glutamate and aspartate, creating a me</w:t>
+      </w:r>
+      <w:r>
+        <w:t xml:space="preserve">tabolite pool 40-50% labeled for each of these after a single hour. Aspartate was labeled slightly faster than glutamate, likely as a result of its smaller pool size (0.2 nM Asp versus 0.5 nM Glu). Also rapidly labeled was citrulline, reaching 20% labeled </w:t>
+      </w:r>
+      <w:r>
+        <w:t xml:space="preserve">after a single hour, </w:t>
+      </w:r>
+      <w:r>
+        <w:lastRenderedPageBreak/>
+        <w:t>though arginine was not labeled until much later despite its location immediately downstream of this metabolite. Untargeted detection of other molecular features revealed an additional metabolite that was 30% labeled at the one hour ti</w:t>
+      </w:r>
+      <w:r>
+        <w:t xml:space="preserve">mepoint with an </w:t>
+      </w:r>
+      <w:r>
+        <w:rPr>
+          <w:i/>
+          <w:iCs/>
+        </w:rPr>
+        <w:t>m/z</w:t>
+      </w:r>
+      <w:r>
+        <w:t xml:space="preserve"> value of 175.1077 and a retention time of 8.2 minutes which we have putatively identified as theanine (N5-ethyl glutamine) based on </w:t>
+      </w:r>
+      <w:r>
+        <w:rPr>
+          <w:i/>
+          <w:iCs/>
+        </w:rPr>
+        <w:t>m/z</w:t>
+      </w:r>
+      <w:r>
+        <w:t xml:space="preserve"> match and labeling pattern (Figure 2).</w:t>
+      </w:r>
+    </w:p>
+    <w:p>
+      <w:pPr>
+        <w:pStyle w:val="BodyText"/>
+      </w:pPr>
+      <w:r>
+        <w:t>Other amino acids and nucleobases/nucleosides had trace amoun</w:t>
+      </w:r>
+      <w:r>
+        <w:t xml:space="preserve">ts of labeling after 3 hours and were extensively labeled (&gt;25%) after 24 hours (Figure 2). Cytidine (42.2% labeled) and adenosine (59.9%) were more heavily </w:t>
+      </w:r>
+      <w:r>
+        <w:rPr>
+          <w:vertAlign w:val="superscript"/>
+        </w:rPr>
+        <w:t>15</w:t>
+      </w:r>
+      <w:r>
+        <w:t>N labeled than their nucleobase derivatives at T26 (22.9% and 42.1%, respectively), corresponding</w:t>
+      </w:r>
+      <w:r>
+        <w:t xml:space="preserve"> to the expected synthesis pathway. Guanine, however, had the inverse trend with guanosine being 44.9% labeled while guanine was only 30%. The deoxyribose forms were in all cases less completely labeled than their ribose counterparts (deoxycytidine = 18.9%</w:t>
+      </w:r>
+      <w:r>
+        <w:t xml:space="preserve">, deoxyadenosine = 20.3%, and deoxyguanosine = 17.2%). In each case, the fully </w:t>
+      </w:r>
+      <w:r>
+        <w:rPr>
+          <w:vertAlign w:val="superscript"/>
+        </w:rPr>
+        <w:t>15</w:t>
+      </w:r>
+      <w:r>
+        <w:t>N labeled nucleobase was the dominant constituent of the isotope envelope (</w:t>
+      </w:r>
+      <w:r>
+        <w:rPr>
+          <w:vertAlign w:val="superscript"/>
+        </w:rPr>
+        <w:t>15</w:t>
+      </w:r>
+      <w:r>
+        <w:t>N</w:t>
+      </w:r>
+      <w:r>
+        <w:rPr>
+          <w:vertAlign w:val="subscript"/>
+        </w:rPr>
+        <w:t>3</w:t>
+      </w:r>
+      <w:r>
+        <w:t xml:space="preserve"> for cytosine and </w:t>
+      </w:r>
+      <w:r>
+        <w:rPr>
+          <w:vertAlign w:val="superscript"/>
+        </w:rPr>
+        <w:t>15</w:t>
+      </w:r>
+      <w:r>
+        <w:t>N</w:t>
+      </w:r>
+      <w:r>
+        <w:rPr>
+          <w:vertAlign w:val="subscript"/>
+        </w:rPr>
+        <w:t>5</w:t>
+      </w:r>
+      <w:r>
+        <w:t xml:space="preserve"> for adenine and guanine). Other compounds, including betaines (here restr</w:t>
+      </w:r>
+      <w:r>
+        <w:t>icted to quaternary amines with a carboxylic acid group) and choline derivatives showed very little labeling at all.</w:t>
+      </w:r>
+    </w:p>
+    <w:p>
+      <w:pPr>
+        <w:pStyle w:val="BodyText"/>
+      </w:pPr>
+      <w:r>
+        <w:t xml:space="preserve">Amendments with </w:t>
+      </w:r>
+      <w:r>
+        <w:rPr>
+          <w:vertAlign w:val="superscript"/>
+        </w:rPr>
+        <w:t>15</w:t>
+      </w:r>
+      <w:r>
+        <w:t>NO</w:t>
+      </w:r>
+      <w:r>
+        <w:rPr>
+          <w:vertAlign w:val="subscript"/>
+        </w:rPr>
+        <w:t>3</w:t>
+      </w:r>
+      <w:r>
+        <w:t xml:space="preserve"> showed a significantly different labeling pattern with very few metabolites incorporating the </w:t>
+      </w:r>
+      <w:r>
+        <w:rPr>
+          <w:vertAlign w:val="superscript"/>
+        </w:rPr>
+        <w:t>15</w:t>
+      </w:r>
+      <w:r>
+        <w:t>N label at the surfac</w:t>
+      </w:r>
+      <w:r>
+        <w:t>e even after 24 hours. Glutamine and glutamate, which were labeled within 20 minutes from ammonia and are the main way in which inorganic nitrogen becomes organic, here saw only trace amounts of production from the added nitrate even after 24 hours. The mo</w:t>
+      </w:r>
+      <w:r>
+        <w:t>st heavily labeled compound was guanine, which saw trace amounts of labeling at the T10 timepoint and reached ~40% labeling at T26. This labeling was not seen in the other nucleobases. The only group of compounds that did see compelling degrees of label in</w:t>
+      </w:r>
+      <w:r>
+        <w:t>corporation were the mycosporine-like amino acids (MAAs), a group of compounds whose primary function is thought to be protection from UV light (see below). These compounds, like guanine, were labeled in excess of the bulk glutamate/amino acid pool from wh</w:t>
+      </w:r>
+      <w:r>
+        <w:t>ich their nitrogen is sourced. This is only possible if the nitrate is assimilated by a subset of the community whose glutamate is a small, isolated fraction of the total glutamate pool. Metabolites specific to those organisms can then be made from the sma</w:t>
+      </w:r>
+      <w:r>
+        <w:t>ll pool of heavily-labeled organic material with only a small influence on the fraction of glutamate or glutamine labeled in bulk.</w:t>
+      </w:r>
+    </w:p>
+    <w:p>
+      <w:pPr>
+        <w:pStyle w:val="BodyText"/>
+      </w:pPr>
+      <w:r>
+        <w:t xml:space="preserve">The organic nitrogen amendments also showed labeling patterns distinct from the ammonia incubations, though a large fraction </w:t>
+      </w:r>
+      <w:r>
+        <w:t>of the nitrogen was clearly remineralized into ammonia/glutamate and used to label a similar suite of compounds (Figure 2). Fully C and N labeled (</w:t>
+      </w:r>
+      <w:r>
+        <w:rPr>
+          <w:vertAlign w:val="superscript"/>
+        </w:rPr>
+        <w:t>13</w:t>
+      </w:r>
+      <w:r>
+        <w:t>C</w:t>
+      </w:r>
+      <w:r>
+        <w:rPr>
+          <w:vertAlign w:val="subscript"/>
+        </w:rPr>
+        <w:t>6</w:t>
+      </w:r>
+      <w:r>
+        <w:t xml:space="preserve">, </w:t>
+      </w:r>
+      <w:r>
+        <w:rPr>
+          <w:vertAlign w:val="superscript"/>
+        </w:rPr>
+        <w:t>15</w:t>
+      </w:r>
+      <w:r>
+        <w:t>N</w:t>
+      </w:r>
+      <w:r>
+        <w:rPr>
+          <w:vertAlign w:val="subscript"/>
+        </w:rPr>
+        <w:t>4</w:t>
+      </w:r>
+      <w:r>
+        <w:t>) arginine was visibly taken up at the T0 timepoint (within 20 minutes) and 80-90% of the pool was fully labeled after 12 hours. Surprisingly, the fraction of arginine labeled decreased from this point, with the T26 and T73 timepoints dropping to 73% and 4</w:t>
+      </w:r>
+      <w:r>
+        <w:t>6% labeled, respectively. This labeling rapidly propagated into citrulline via the urea cycle, indicating that labeled urea (</w:t>
+      </w:r>
+      <w:r>
+        <w:rPr>
+          <w:vertAlign w:val="superscript"/>
+        </w:rPr>
+        <w:t>13</w:t>
+      </w:r>
+      <w:r>
+        <w:t>C</w:t>
+      </w:r>
+      <w:r>
+        <w:rPr>
+          <w:vertAlign w:val="subscript"/>
+        </w:rPr>
+        <w:t>1</w:t>
+      </w:r>
+      <w:r>
+        <w:t xml:space="preserve">, </w:t>
+      </w:r>
+      <w:r>
+        <w:rPr>
+          <w:vertAlign w:val="superscript"/>
+        </w:rPr>
+        <w:t>15</w:t>
+      </w:r>
+      <w:r>
+        <w:t>N</w:t>
+      </w:r>
+      <w:r>
+        <w:rPr>
+          <w:vertAlign w:val="subscript"/>
+        </w:rPr>
+        <w:t>2</w:t>
+      </w:r>
+      <w:r>
+        <w:t>) was created and available in the system as well though we were unable to measure this directly. Glutamate and glutamine</w:t>
+      </w:r>
+      <w:r>
+        <w:t xml:space="preserve"> were labeled much more slowly, reaching 10% labeled after 10 hours and a maximum of 66% labeled after 24 hours. Much of this nitrogen was then </w:t>
+      </w:r>
+      <w:r>
+        <w:lastRenderedPageBreak/>
+        <w:t>cycled very quickly among other compounds which also saw a jump in labeling at 24 hours. This was particularly t</w:t>
+      </w:r>
+      <w:r>
+        <w:t>rue for other amino acids and the nucleobases/nucleosides and here, guanine was not labeled more than other nucleobases. Mycosporine-like amino acids and betaines were unlabeled above background even after 3 days of incubation.</w:t>
+      </w:r>
+    </w:p>
+    <w:p>
+      <w:pPr>
+        <w:pStyle w:val="BodyText"/>
+      </w:pPr>
+      <w:r>
+        <w:t xml:space="preserve">The guanosine monophosphate </w:t>
+      </w:r>
+      <w:r>
+        <w:t>(GMP) incubations showed a pattern very similar to the arginine incubations in the identity, timing, and magnitude in which metabolites were labeled (Figure 2). While we were unable to measure GMP directly we saw clear labeling of fully C and N labeled gua</w:t>
+      </w:r>
+      <w:r>
+        <w:t>nosine (</w:t>
+      </w:r>
+      <w:r>
+        <w:rPr>
+          <w:vertAlign w:val="superscript"/>
+        </w:rPr>
+        <w:t>13</w:t>
+      </w:r>
+      <w:r>
+        <w:t>C</w:t>
+      </w:r>
+      <w:r>
+        <w:rPr>
+          <w:vertAlign w:val="subscript"/>
+        </w:rPr>
+        <w:t>10</w:t>
+      </w:r>
+      <w:r>
+        <w:t xml:space="preserve">, </w:t>
+      </w:r>
+      <w:r>
+        <w:rPr>
+          <w:vertAlign w:val="superscript"/>
+        </w:rPr>
+        <w:t>15</w:t>
+      </w:r>
+      <w:r>
+        <w:t>N</w:t>
+      </w:r>
+      <w:r>
+        <w:rPr>
+          <w:vertAlign w:val="subscript"/>
+        </w:rPr>
+        <w:t>5</w:t>
+      </w:r>
+      <w:r>
+        <w:t xml:space="preserve">) after 3 hours that increased to a maximum of 75% after 24 hours before decreasing slightly to 64% labeled at the end of the three-day incubation. A small part of this signal was reflected in guanine, with </w:t>
+      </w:r>
+      <w:r>
+        <w:rPr>
+          <w:vertAlign w:val="superscript"/>
+        </w:rPr>
+        <w:t>13</w:t>
+      </w:r>
+      <w:r>
+        <w:t>C</w:t>
+      </w:r>
+      <w:r>
+        <w:rPr>
+          <w:vertAlign w:val="subscript"/>
+        </w:rPr>
+        <w:t>5</w:t>
+      </w:r>
+      <w:r>
+        <w:t xml:space="preserve">, </w:t>
+      </w:r>
+      <w:r>
+        <w:rPr>
+          <w:vertAlign w:val="superscript"/>
+        </w:rPr>
+        <w:t>15</w:t>
+      </w:r>
+      <w:r>
+        <w:t>N</w:t>
+      </w:r>
+      <w:r>
+        <w:rPr>
+          <w:vertAlign w:val="subscript"/>
+        </w:rPr>
+        <w:t>5</w:t>
+      </w:r>
+      <w:r>
+        <w:t xml:space="preserve"> guanine representin</w:t>
+      </w:r>
+      <w:r>
+        <w:t>g about 10% of the signal at T3 and reaching a maximum of 40% at T26. At T26 we also saw extensive labeling in adenine, adenosine, and hypoxanthine though their dominant labeling patterns (</w:t>
+      </w:r>
+      <w:r>
+        <w:rPr>
+          <w:vertAlign w:val="superscript"/>
+        </w:rPr>
+        <w:t>13</w:t>
+      </w:r>
+      <w:r>
+        <w:t>C</w:t>
+      </w:r>
+      <w:r>
+        <w:rPr>
+          <w:vertAlign w:val="subscript"/>
+        </w:rPr>
+        <w:t>0</w:t>
+      </w:r>
+      <w:r>
+        <w:t xml:space="preserve"> </w:t>
+      </w:r>
+      <w:r>
+        <w:rPr>
+          <w:vertAlign w:val="superscript"/>
+        </w:rPr>
+        <w:t>15</w:t>
+      </w:r>
+      <w:r>
+        <w:t>N</w:t>
+      </w:r>
+      <w:r>
+        <w:rPr>
+          <w:vertAlign w:val="subscript"/>
+        </w:rPr>
+        <w:t>5</w:t>
+      </w:r>
+      <w:r>
+        <w:t xml:space="preserve">, </w:t>
+      </w:r>
+      <w:r>
+        <w:rPr>
+          <w:vertAlign w:val="superscript"/>
+        </w:rPr>
+        <w:t>13</w:t>
+      </w:r>
+      <w:r>
+        <w:t>C</w:t>
+      </w:r>
+      <w:r>
+        <w:rPr>
+          <w:vertAlign w:val="subscript"/>
+        </w:rPr>
+        <w:t>5</w:t>
+      </w:r>
+      <w:r>
+        <w:t xml:space="preserve"> </w:t>
+      </w:r>
+      <w:r>
+        <w:rPr>
+          <w:vertAlign w:val="superscript"/>
+        </w:rPr>
+        <w:t>15</w:t>
+      </w:r>
+      <w:r>
+        <w:t>N</w:t>
+      </w:r>
+      <w:r>
+        <w:rPr>
+          <w:vertAlign w:val="subscript"/>
+        </w:rPr>
+        <w:t>5</w:t>
+      </w:r>
+      <w:r>
+        <w:t xml:space="preserve">, and </w:t>
+      </w:r>
+      <w:r>
+        <w:rPr>
+          <w:vertAlign w:val="superscript"/>
+        </w:rPr>
+        <w:t>13</w:t>
+      </w:r>
+      <w:r>
+        <w:t>C</w:t>
+      </w:r>
+      <w:r>
+        <w:rPr>
+          <w:vertAlign w:val="subscript"/>
+        </w:rPr>
+        <w:t>0</w:t>
+      </w:r>
+      <w:r>
+        <w:t xml:space="preserve"> </w:t>
+      </w:r>
+      <w:r>
+        <w:rPr>
+          <w:vertAlign w:val="superscript"/>
+        </w:rPr>
+        <w:t>15</w:t>
+      </w:r>
+      <w:r>
+        <w:t>N</w:t>
+      </w:r>
+      <w:r>
+        <w:rPr>
+          <w:vertAlign w:val="subscript"/>
+        </w:rPr>
+        <w:t>4</w:t>
+      </w:r>
+      <w:r>
+        <w:t xml:space="preserve"> respectively, Supplemental figu</w:t>
+      </w:r>
+      <w:r>
+        <w:t>re XX) suggested that the adenine and hypoxanthine were synthesized from glutamate and that the ribose pool had been swamped by guanosine cleavage. Here, unlike the arginine incubations, we also saw some MAA labeling at the end of the 3 day incubation.</w:t>
+      </w:r>
+    </w:p>
+    <w:p>
+      <w:pPr>
+        <w:pStyle w:val="BodyText"/>
+      </w:pPr>
+      <w:r>
+        <w:t xml:space="preserve">We </w:t>
+      </w:r>
+      <w:r>
+        <w:t>also explored the degree of labeling incorporation into proteins by measuring the total hydrolyzable amino acids (THAAs) at both the start of each incubation and the end (Figure 3).</w:t>
+      </w:r>
+    </w:p>
+    <w:p>
+      <w:pPr>
+        <w:pStyle w:val="BodyText"/>
+      </w:pPr>
+      <w:r>
+        <w:t>Proteins were 26-52% of total particulate carbon pool (2.84 µM at 25 meter</w:t>
+      </w:r>
+      <w:r>
+        <w:t xml:space="preserve">s and 1.36 µM at 175 meters) at T0 and a large part of the total particulate nitrogen (PN, 0.36 µM at 25 meters and 0.15 µM at 175 meters), with total estimated nitrogen in the THAAs sometimes exceeding the total PN measurements. Free amino acids composed </w:t>
+      </w:r>
+      <w:r>
+        <w:t>between 0.15% and 17% of the total THAA pool with the highest contributions from glutamate. There were also differences in THAA labeling patterns between the amendments (Figure 3). Despite their shorter incubation time (26 hours vs 73 hours), the inorganic</w:t>
+      </w:r>
+      <w:r>
+        <w:t xml:space="preserve"> nitrogen amendments generally had higher fractions of labeled protein. The nitrate amendments in particular were surprisingly heavily labeled given the minimal signal seen in the free metabolites, with a degree of labeling exceeding the ammonia incubation</w:t>
+      </w:r>
+      <w:r>
+        <w:t>. This indicates that most of the assimilation was done by the small subset of organisms able to reduce nitrate and use it for growth and that these organisms did not share the reduced nitrogen with the rest of the community.</w:t>
+      </w:r>
+    </w:p>
+    <w:p>
+      <w:pPr>
+        <w:pStyle w:val="BodyText"/>
+      </w:pPr>
+      <w:r>
+        <w:rPr>
+          <w:noProof/>
+        </w:rPr>
+        <w:lastRenderedPageBreak/>
+        <w:drawing>
+          <wp:inline distT="0" distB="0" distL="0" distR="0" wp14:anchorId="7D0473B0" wp14:editId="2ED7251E">
+            <wp:extent cx="5334000" cy="4103076"/>
+            <wp:effectExtent l="0" t="0" r="0" b="0"/>
+            <wp:docPr id="29" name="Picture"/>
+            <wp:cNvGraphicFramePr/>
+            <a:graphic xmlns:a="http://schemas.openxmlformats.org/drawingml/2006/main">
+              <a:graphicData uri="http://schemas.openxmlformats.org/drawingml/2006/picture">
+                <pic:pic xmlns:pic="http://schemas.openxmlformats.org/drawingml/2006/picture">
+                  <pic:nvPicPr>
+                    <pic:cNvPr id="30" name="Picture" descr="figures/total_thaa_gp.png"/>
                     <pic:cNvPicPr>
                       <a:picLocks noChangeAspect="1" noChangeArrowheads="1"/>
                     </pic:cNvPicPr>
                   </pic:nvPicPr>
                   <pic:blipFill>
                     <a:blip r:embed="rId7"/>
+                    <a:stretch>
+                      <a:fillRect/>
+                    </a:stretch>
+                  </pic:blipFill>
+                  <pic:spPr bwMode="auto">
+                    <a:xfrm>
+                      <a:off x="0" y="0"/>
+                      <a:ext cx="5334000" cy="4103076"/>
+                    </a:xfrm>
+                    <a:prstGeom prst="rect">
+                      <a:avLst/>
+                    </a:prstGeom>
+                    <a:noFill/>
+                    <a:ln w="9525">
+                      <a:noFill/>
+                      <a:headEnd/>
+                      <a:tailEnd/>
+                    </a:ln>
+                  </pic:spPr>
+                </pic:pic>
+              </a:graphicData>
+            </a:graphic>
+          </wp:inline>
+        </w:drawing>
+      </w:r>
+    </w:p>
+    <w:p>
+      <w:pPr>
+        <w:pStyle w:val="BodyText"/>
+      </w:pPr>
+      <w:r>
+        <w:rPr>
+          <w:i/>
+          <w:iCs/>
+        </w:rPr>
+        <w:t>Figure 3: Stacked bar plots showing the fraction of various total hydrolyzable amino acids (THAAs) labeled at the end of the incubations across the four amendments. Total µM nitrogen (N) in the protein pool is shown in the top plot while the fraction of in</w:t>
+      </w:r>
+      <w:r>
+        <w:rPr>
+          <w:i/>
+          <w:iCs/>
+        </w:rPr>
+        <w:t>dividual amino acids labeled is shown in the rows below. Colors denote specific labeling patterns detected in the THAAs.</w:t>
+      </w:r>
+    </w:p>
+    <w:p>
+      <w:pPr>
+        <w:pStyle w:val="BodyText"/>
+      </w:pPr>
+      <w:r>
+        <w:t>We believe the organic nitrogen amendments largely resulted in metabolite labeling via remineralization to ammonia or glutamate based o</w:t>
+      </w:r>
+      <w:r>
+        <w:t xml:space="preserve">n the absence of a labeled carbon backbone in most of the labeled metabolites, but in the THAAs we were able to see some transformations that used the carbon backbone as-is. Proline and glutamate both had detectable </w:t>
+      </w:r>
+      <w:r>
+        <w:rPr>
+          <w:vertAlign w:val="superscript"/>
+        </w:rPr>
+        <w:t>13</w:t>
+      </w:r>
+      <w:r>
+        <w:t>C</w:t>
+      </w:r>
+      <w:r>
+        <w:rPr>
+          <w:vertAlign w:val="subscript"/>
+        </w:rPr>
+        <w:t>5</w:t>
+      </w:r>
+      <w:r>
+        <w:t xml:space="preserve"> </w:t>
+      </w:r>
+      <w:r>
+        <w:rPr>
+          <w:vertAlign w:val="superscript"/>
+        </w:rPr>
+        <w:t>15</w:t>
+      </w:r>
+      <w:r>
+        <w:t>N</w:t>
+      </w:r>
+      <w:r>
+        <w:rPr>
+          <w:vertAlign w:val="subscript"/>
+        </w:rPr>
+        <w:t>1</w:t>
+      </w:r>
+      <w:r>
+        <w:t xml:space="preserve"> labels in the arginine treatme</w:t>
+      </w:r>
+      <w:r>
+        <w:t xml:space="preserve">nts. We also saw histidine </w:t>
+      </w:r>
+      <w:r>
+        <w:rPr>
+          <w:vertAlign w:val="superscript"/>
+        </w:rPr>
+        <w:t>13</w:t>
+      </w:r>
+      <w:r>
+        <w:t>C</w:t>
+      </w:r>
+      <w:r>
+        <w:rPr>
+          <w:vertAlign w:val="subscript"/>
+        </w:rPr>
+        <w:t>5</w:t>
+      </w:r>
+      <w:r>
+        <w:t xml:space="preserve"> </w:t>
+      </w:r>
+      <w:r>
+        <w:rPr>
+          <w:vertAlign w:val="superscript"/>
+        </w:rPr>
+        <w:t>15</w:t>
+      </w:r>
+      <w:r>
+        <w:t>N</w:t>
+      </w:r>
+      <w:r>
+        <w:rPr>
+          <w:vertAlign w:val="subscript"/>
+        </w:rPr>
+        <w:t>3</w:t>
+      </w:r>
+      <w:r>
+        <w:t xml:space="preserve"> synthesized during the guanosine monophosphate treatment, confirming again that the ribose pool must have been swamped with fully </w:t>
+      </w:r>
+      <w:r>
+        <w:rPr>
+          <w:vertAlign w:val="superscript"/>
+        </w:rPr>
+        <w:t>13</w:t>
+      </w:r>
+      <w:r>
+        <w:t xml:space="preserve">C labeled ribose cleaved from guanosine in order to enter the PRPP pathway. The </w:t>
+      </w:r>
+      <w:r>
+        <w:rPr>
+          <w:vertAlign w:val="superscript"/>
+        </w:rPr>
+        <w:t>15</w:t>
+      </w:r>
+      <w:r>
+        <w:t>N</w:t>
+      </w:r>
+      <w:r>
+        <w:rPr>
+          <w:vertAlign w:val="subscript"/>
+        </w:rPr>
+        <w:t>3</w:t>
+      </w:r>
+      <w:r>
+        <w:t xml:space="preserve"> pa</w:t>
+      </w:r>
+      <w:r>
+        <w:t xml:space="preserve">ttern also indicates that for these organisms, glutamate, glutamine, and adenine were also heavily labeled. Finally, both phenylalanine and tyrosine had significant </w:t>
+      </w:r>
+      <w:r>
+        <w:rPr>
+          <w:vertAlign w:val="superscript"/>
+        </w:rPr>
+        <w:t>13</w:t>
+      </w:r>
+      <w:r>
+        <w:t>C</w:t>
+      </w:r>
+      <w:r>
+        <w:rPr>
+          <w:vertAlign w:val="subscript"/>
+        </w:rPr>
+        <w:t>4</w:t>
+      </w:r>
+      <w:r>
+        <w:t xml:space="preserve"> </w:t>
+      </w:r>
+      <w:r>
+        <w:rPr>
+          <w:vertAlign w:val="superscript"/>
+        </w:rPr>
+        <w:t>15</w:t>
+      </w:r>
+      <w:r>
+        <w:t>N</w:t>
+      </w:r>
+      <w:r>
+        <w:rPr>
+          <w:vertAlign w:val="subscript"/>
+        </w:rPr>
+        <w:t>1</w:t>
+      </w:r>
+      <w:r>
+        <w:t xml:space="preserve"> labeling, likely from erythrose 4-phosphate via the pentose phosphate pathway ind</w:t>
+      </w:r>
+      <w:r>
+        <w:t>icating new synthesis through shikimate with nitrogen addition from a heavily labeled glutamate pool again.</w:t>
+      </w:r>
+    </w:p>
+    <w:p>
+      <w:pPr>
+        <w:pStyle w:val="Heading2"/>
+      </w:pPr>
+      <w:bookmarkStart w:id="5" w:name="Xecac4ed2279096f92057c9a11002f35116717da"/>
+      <w:bookmarkEnd w:id="4"/>
+      <w:r>
+        <w:lastRenderedPageBreak/>
+        <w:t>Minimal diel signal observed except in the UV-absorbing mycosporine-like amino acids</w:t>
+      </w:r>
+    </w:p>
+    <w:p>
+      <w:pPr>
+        <w:pStyle w:val="FirstParagraph"/>
+      </w:pPr>
+      <w:r>
+        <w:t xml:space="preserve">We performed experiments with each of the 4 forms of nitrogen at both 6AM and at 6PM to test for any diel effects in labeling patterns. Very few compounds showed a significant difference between the 6AM start time and the 6PM start time with the exception </w:t>
+      </w:r>
+      <w:r>
+        <w:t>being the mycosporine-like amino acids (MAAs, Figure 4). Shinorine and palythine were confirmed via MS</w:t>
+      </w:r>
+      <w:r>
+        <w:rPr>
+          <w:vertAlign w:val="superscript"/>
+        </w:rPr>
+        <w:t>2</w:t>
+      </w:r>
+      <w:r>
+        <w:t xml:space="preserve"> fragments while the other annotations remain putative, though their presence exclusively in the surface is compelling. During the ammonia incubations, s</w:t>
+      </w:r>
+      <w:r>
+        <w:t xml:space="preserve">ix MAAs showed clear </w:t>
+      </w:r>
+      <w:r>
+        <w:rPr>
+          <w:vertAlign w:val="superscript"/>
+        </w:rPr>
+        <w:t>15</w:t>
+      </w:r>
+      <w:r>
+        <w:t>N incorporation while exposed to sunlight, with the labeled fraction increasing sharply over the first 10 hours in the incubations started at 6AM. Incubations started at 6PM showed very little labeling from ammonia until a full 24 ho</w:t>
+      </w:r>
+      <w:r>
+        <w:t xml:space="preserve">urs had passed. Shinorine, mycosporine-glycine, palythine, porphyra-334 were all clearly labeled (&gt;20% </w:t>
+      </w:r>
+      <w:r>
+        <w:rPr>
+          <w:vertAlign w:val="superscript"/>
+        </w:rPr>
+        <w:t>15</w:t>
+      </w:r>
+      <w:r>
+        <w:t xml:space="preserve">N) as well as two of three molecular features detected at an </w:t>
+      </w:r>
+      <w:r>
+        <w:rPr>
+          <w:i/>
+          <w:iCs/>
+        </w:rPr>
+        <w:t>m/z</w:t>
+      </w:r>
+      <w:r>
+        <w:t xml:space="preserve"> of 285.1445 likely corresponding to palythene and usujirene.</w:t>
+      </w:r>
+    </w:p>
+    <w:p>
+      <w:pPr>
+        <w:pStyle w:val="BodyText"/>
+      </w:pPr>
+      <w:r>
+        <w:rPr>
+          <w:noProof/>
+        </w:rPr>
+        <w:lastRenderedPageBreak/>
+        <w:drawing>
+          <wp:inline distT="0" distB="0" distL="0" distR="0" wp14:anchorId="0EB7C53F" wp14:editId="3B16B118">
+            <wp:extent cx="2752374" cy="5504749"/>
+            <wp:effectExtent l="0" t="0" r="0" b="0"/>
+            <wp:docPr id="33" name="Picture"/>
+            <wp:cNvGraphicFramePr/>
+            <a:graphic xmlns:a="http://schemas.openxmlformats.org/drawingml/2006/main">
+              <a:graphicData uri="http://schemas.openxmlformats.org/drawingml/2006/picture">
+                <pic:pic xmlns:pic="http://schemas.openxmlformats.org/drawingml/2006/picture">
+                  <pic:nvPicPr>
+                    <pic:cNvPr id="34" name="Picture" descr="figures/MAA_curves.png"/>
+                    <pic:cNvPicPr>
+                      <a:picLocks noChangeAspect="1" noChangeArrowheads="1"/>
+                    </pic:cNvPicPr>
+                  </pic:nvPicPr>
+                  <pic:blipFill>
+                    <a:blip r:embed="rId8"/>
                     <a:stretch>
                       <a:fillRect/>
                     </a:stretch>
@@ -1237,7 +1327,14 @@
           <w:i/>
           <w:iCs/>
         </w:rPr>
-        <w:t xml:space="preserve">Figure 3: Fraction of UV-absorbing mycosporine-like amino acids (MAAs) containing at least one </w:t>
+        <w:t>Figure 4: Fraction of U</w:t>
+      </w:r>
+      <w:r>
+        <w:rPr>
+          <w:i/>
+          <w:iCs/>
+        </w:rPr>
+        <w:t xml:space="preserve">V-absorbing mycosporine-like amino acids (MAAs) containing at least one </w:t>
       </w:r>
       <w:r>
         <w:rPr>
@@ -1252,14 +1349,7 @@
           <w:i/>
           <w:iCs/>
         </w:rPr>
-        <w:t>N label over one day during th</w:t>
-      </w:r>
-      <w:r>
-        <w:rPr>
-          <w:i/>
-          <w:iCs/>
-        </w:rPr>
-        <w:t xml:space="preserve">e treatments amended with </w:t>
+        <w:t xml:space="preserve">N label over one day during the treatments amended with </w:t>
       </w:r>
       <w:r>
         <w:rPr>
@@ -1274,14 +1364,14 @@
           <w:i/>
           <w:iCs/>
         </w:rPr>
-        <w:t>N labeled ammonia or nitrate. Incubations started at 6AM are shown in yellow while incubations started at 6PM are shown in blue, with grey background regions highlighting nighttime. Three replicates are included at each of the 5</w:t>
-      </w:r>
-      <w:r>
-        <w:rPr>
-          <w:i/>
-          <w:iCs/>
-        </w:rPr>
-        <w:t xml:space="preserve"> timepoints and best-fit power law curves have been fit behind the data.</w:t>
+        <w:t>N labeled ammonia or nitrate. Incubations started at 6AM are shown in yellow while incubations started at 6PM are shown in b</w:t>
+      </w:r>
+      <w:r>
+        <w:rPr>
+          <w:i/>
+          <w:iCs/>
+        </w:rPr>
+        <w:t>lue, with grey background regions highlighting nighttime. Three replicates are included at each of the 5 timepoints and best-fit power law curves have been fit behind the data.</w:t>
       </w:r>
     </w:p>
     <w:p>
@@ -1289,13 +1379,16 @@
         <w:pStyle w:val="BodyText"/>
       </w:pPr>
       <w:r>
-        <w:t xml:space="preserve">Nitrate data showed similar degrees of labeling which was again surprising given the reduced amount of bulk metabolite labeling in those amendments, though the synthesis of MAAs from </w:t>
-      </w:r>
-      <w:r>
-        <w:t xml:space="preserve">nitrate appeared less clearly diel. Shinorine and porphyra-334 were particularly well-labeled under nitrate, approaching the values achieved in the ammonia incubations. Very little MAA labeling was observed during the arginine and GMP amendments until the </w:t>
-      </w:r>
-      <w:r>
-        <w:t>73 hour timepoint, though at that point the fraction labeled was approximately equivalent to the inorganic amendments and slightly higher for GMP than arginine.</w:t>
+        <w:t>Nitrate data showed similar degrees of labeling which was again surprising give</w:t>
+      </w:r>
+      <w:r>
+        <w:t>n the reduced amount of bulk metabolite labeling in those amendments, though the synthesis of MAAs from nitrate appeared less clearly diel. Shinorine and porphyra-334 were particularly well-labeled under nitrate, approaching the values achieved in the ammo</w:t>
+      </w:r>
+      <w:r>
+        <w:t>nia incubations. Very little MAA labeling was observed during the arginine and GMP amendments until the 73 hour timepoint, though at that point the fraction labeled was approximately equivalent to the inorganic amendments and slightly higher for GMP than a</w:t>
+      </w:r>
+      <w:r>
+        <w:t>rginine.</w:t>
       </w:r>
     </w:p>
     <w:p>
@@ -1314,13 +1407,10 @@
         <w:pStyle w:val="FirstParagraph"/>
       </w:pPr>
       <w:r>
-        <w:t>We also per</w:t>
-      </w:r>
-      <w:r>
-        <w:t>formed the four nitrogen amendments at both the surface (25 meters) and below the euphotic zone (175 meters, &lt;0.1% PAR) to investigate the effect of depth on organic and inorganic nitrogen use. We found that ammonia was used much more readily at the surfac</w:t>
-      </w:r>
-      <w:r>
-        <w:t xml:space="preserve">e as measured by the fraction of metabolite labeled, with </w:t>
+        <w:t>We also performed the four nitrogen amendments at both the surface (25 meters) and below the euphotic zone (175 meters, &lt;0.1% PAR) to investigate the effect of dep</w:t>
+      </w:r>
+      <w:r>
+        <w:t xml:space="preserve">th on organic and inorganic nitrogen use. We found that ammonia was used much more readily at the surface as measured by the fraction of metabolite labeled, with </w:t>
       </w:r>
       <w:r>
         <w:rPr>
@@ -1329,10 +1419,10 @@
         <w:t>15</w:t>
       </w:r>
       <w:r>
-        <w:t>N incorporation for amino acids 5-25% greater in the surface than at depth (Figure 4). Glutamate, theanine, aspartate, and asparagine were among the most different with glutamate and theanine surf</w:t>
-      </w:r>
-      <w:r>
-        <w:t xml:space="preserve">ace values about 10 times those at depth while </w:t>
+        <w:t>N incorporation for amino acids 5-25% greater in the surface than at depth (Figure 5). Gluta</w:t>
+      </w:r>
+      <w:r>
+        <w:t xml:space="preserve">mate, theanine, aspartate, and asparagine were among the most different with glutamate and theanine surface values about 10 times those at depth while </w:t>
       </w:r>
       <w:r>
         <w:rPr>
@@ -1350,10 +1440,13 @@
         <w:t>15</w:t>
       </w:r>
       <w:r>
-        <w:t>N asparagine was never detected. In contrast, glutamine labeling was similar between the two depths, with the fraction labeled 10-20 percenta</w:t>
-      </w:r>
-      <w:r>
-        <w:t>ge points higher at the surface across all timepoints; a trend which was clearly not propagated to glutamate or other amino acids and instead must have represented accumulation or protein incorporation.</w:t>
+        <w:t>N asparagine was never detected. In c</w:t>
+      </w:r>
+      <w:r>
+        <w:t xml:space="preserve">ontrast, glutamine labeling was similar between the two depths, with the fraction labeled 10-20 percentage points higher at the surface across all timepoints; a trend which was clearly not propagated to glutamate or other amino acids and instead must have </w:t>
+      </w:r>
+      <w:r>
+        <w:t>represented accumulation or protein incorporation.</w:t>
       </w:r>
     </w:p>
     <w:p>
@@ -1365,22 +1458,22 @@
           <w:noProof/>
         </w:rPr>
         <w:drawing>
-          <wp:inline distT="0" distB="0" distL="0" distR="0" wp14:anchorId="3F978198" wp14:editId="325378AA">
+          <wp:inline distT="0" distB="0" distL="0" distR="0" wp14:anchorId="7094A9D3" wp14:editId="12440821">
             <wp:extent cx="5334000" cy="5334000"/>
             <wp:effectExtent l="0" t="0" r="0" b="0"/>
-            <wp:docPr id="34" name="Picture"/>
+            <wp:docPr id="37" name="Picture"/>
             <wp:cNvGraphicFramePr/>
             <a:graphic xmlns:a="http://schemas.openxmlformats.org/drawingml/2006/main">
               <a:graphicData uri="http://schemas.openxmlformats.org/drawingml/2006/picture">
                 <pic:pic xmlns:pic="http://schemas.openxmlformats.org/drawingml/2006/picture">
                   <pic:nvPicPr>
-                    <pic:cNvPr id="35" name="Picture" descr="figures/deep_vs_surf_labeling.png"/>
+                    <pic:cNvPr id="38" name="Picture" descr="figures/deep_vs_surf_labeling.png"/>
                     <pic:cNvPicPr>
                       <a:picLocks noChangeAspect="1" noChangeArrowheads="1"/>
                     </pic:cNvPicPr>
                   </pic:nvPicPr>
                   <pic:blipFill>
-                    <a:blip r:embed="rId8"/>
+                    <a:blip r:embed="rId9"/>
                     <a:stretch>
                       <a:fillRect/>
                     </a:stretch>
@@ -1417,35 +1510,28 @@
           <w:iCs/>
         </w:rPr>
         <w:lastRenderedPageBreak/>
-        <w:t xml:space="preserve">Figure 4: Plots of the metabolite fraction labeled </w:t>
-      </w:r>
-      <w:r>
-        <w:rPr>
-          <w:i/>
-          <w:iCs/>
-        </w:rPr>
-        <w:t>at the surface (25 meters) and the fraction labeled at 175 meters. Incubations with added ammonia, arginine, and guanosine monophosphate (GMP) are shown. Top row of plots show the calculation of % labeled at 25 meters minus % labeled at 175 meters for thre</w:t>
-      </w:r>
-      <w:r>
-        <w:rPr>
-          <w:i/>
-          <w:iCs/>
-        </w:rPr>
-        <w:t>e example compounds. All compounds are shown in the middle row of plots, grouped by chemical similarity and labeling pattern where positive values indicate increased synthesis in the surface samples relative to those at depth. Finally, the bottom row of pl</w:t>
-      </w:r>
-      <w:r>
-        <w:rPr>
-          <w:i/>
-          <w:iCs/>
-        </w:rPr>
-        <w:t>ots shows the relative difference between the surface and deep as boxplots for all compounds without aggregating. Points in the first two rows are the average of six biological replicates (incubations started in the morning and the evening are combined her</w:t>
-      </w:r>
-      <w:r>
-        <w:rPr>
-          <w:i/>
-          <w:iCs/>
-        </w:rPr>
-        <w:t>e for additional power) while points in the bottom row denote metabolites with labeled fractions falling outside 1.5 times the interquartile range.</w:t>
+        <w:t>Figure 5: Plots of the metabolite fraction labeled at the surface (25 meters) and the fraction labeled at 175 meters. Incubations with added ammonia, arginine, and guanosine monophosphate (GMP) are shown</w:t>
+      </w:r>
+      <w:r>
+        <w:rPr>
+          <w:i/>
+          <w:iCs/>
+        </w:rPr>
+        <w:t>. Top row of plots show the calculation of % labeled at 25 meters minus % labeled at 175 meters for three example compounds. All compounds are shown in the middle row of plots, grouped by chemical similarity and labeling pattern where positive values indic</w:t>
+      </w:r>
+      <w:r>
+        <w:rPr>
+          <w:i/>
+          <w:iCs/>
+        </w:rPr>
+        <w:t>ate increased synthesis in the surface samples relative to those at depth. Finally, the bottom row of plots shows the relative difference between the surface and deep as boxplots for all compounds without aggregating. Points in the first two rows are the a</w:t>
+      </w:r>
+      <w:r>
+        <w:rPr>
+          <w:i/>
+          <w:iCs/>
+        </w:rPr>
+        <w:t>verage of six biological replicates (incubations started in the morning and the evening are combined here for additional power) while points in the bottom row denote metabolites with labeled fractions falling outside 1.5 times the interquartile range.</w:t>
       </w:r>
     </w:p>
     <w:p>
@@ -1453,16 +1539,16 @@
         <w:pStyle w:val="BodyText"/>
       </w:pPr>
       <w:r>
-        <w:t xml:space="preserve">Other metabolites varied in their degree of labeling (Figure 4). Nucleobases and nucleosides were much more </w:t>
-      </w:r>
-      <w:r>
-        <w:t>heavily labeled from ammonia at the surface, with maximum labeling 3-10 times more extensive around T3 and T10 if the isotope was measurable at both depths and infinitely more so if not. Betaines and other nitrogen-containing metabolites, however, were alm</w:t>
-      </w:r>
-      <w:r>
-        <w:t>ost entirely unlabeled at 175 meters until the 24 hour mark, at which time the fraction labeled in both was 5-20 times higher at the surface. An important exception to this rule is the osmolyte ectoine, an aspartate derivative that nonetheless was synthesi</w:t>
-      </w:r>
-      <w:r>
-        <w:t>zed with nitrogen from ammonia at depth with the fraction labeled equal to or exceeding that of the surface in an equal amount of time.</w:t>
+        <w:t>Othe</w:t>
+      </w:r>
+      <w:r>
+        <w:t>r metabolites varied in their degree of labeling (Figure 5). Nucleobases and nucleosides were much more heavily labeled from ammonia at the surface, with maximum labeling 3-10 times more extensive around T3 and T10 if the isotope was measurable at both dep</w:t>
+      </w:r>
+      <w:r>
+        <w:t>ths and infinitely more so if not. Betaines and other nitrogen-containing metabolites, however, were almost entirely unlabeled at 175 meters until the 24 hour mark, at which time the fraction labeled in both was 5-20 times higher at the surface. An importa</w:t>
+      </w:r>
+      <w:r>
+        <w:t>nt exception to this rule is the osmolyte ectoine, an aspartate derivative that nonetheless was synthesized with nitrogen from ammonia at depth with the fraction labeled equal to or exceeding that of the surface in an equal amount of time.</w:t>
       </w:r>
     </w:p>
     <w:p>
@@ -1470,10 +1556,13 @@
         <w:pStyle w:val="BodyText"/>
       </w:pPr>
       <w:r>
-        <w:t>We were unfortunately unable to present the data collected from the 175 meter labeled nitrate incubations here due to mi</w:t>
-      </w:r>
-      <w:r>
-        <w:t>ssed timepoints and our inability to confidently connect data to the correct timepoint for those samples but the raw numbers are provided in the supplement (Supplemental Figure XX).</w:t>
+        <w:t>We were unfortun</w:t>
+      </w:r>
+      <w:r>
+        <w:t>ately unable to present the data collected from the 175 meter labeled nitrate incubations here due to our inability to confidently connect data to the correct timepoint for those samples but the raw numbers are provided in the supplement (Supplemental Figu</w:t>
+      </w:r>
+      <w:r>
+        <w:t>re XX).</w:t>
       </w:r>
     </w:p>
     <w:p>
@@ -1487,364 +1576,13 @@
         <w:t>15</w:t>
       </w:r>
       <w:r>
-        <w:t xml:space="preserve">N use from the organic nitrogen substrates was again strikingly similar </w:t>
-      </w:r>
-      <w:r>
-        <w:t xml:space="preserve">between the 25 meter and 175 meter samples aside from the direct products of the amended compounds. In both cases, uptake and use of the labeled substrate was equal or slightly higher at depth for a majority of the metabolites measured. Exceptions to this </w:t>
-      </w:r>
-      <w:r>
-        <w:t>were theanine, which was 20-30 percentage points more heavily labeled at the surface by the end of the incubations, and ectoine, which was synthesized more at depth even to a larger degree than it was during the ammonia treatments, reaching nearly 50 perce</w:t>
-      </w:r>
-      <w:r>
-        <w:t>ntage points more labeled at 175 meters than it was at 25m.</w:t>
-      </w:r>
-    </w:p>
-    <w:p>
-      <w:pPr>
-        <w:pStyle w:val="Heading2"/>
-      </w:pPr>
-      <w:bookmarkStart w:id="7" w:name="X8b566f000a898a0bef4f530b2a380969e4e03f1"/>
-      <w:bookmarkEnd w:id="6"/>
-      <w:r>
-        <w:t>Untargeted methods reveal widespread labeling throughout the metabolome</w:t>
-      </w:r>
-    </w:p>
-    <w:p>
-      <w:pPr>
-        <w:pStyle w:val="FirstParagraph"/>
-      </w:pPr>
-      <w:r>
-        <w:t>After a heuristic compound discovery approach revealed the putatively identified theanine, deoxyguanosine, deoxycytidine, an</w:t>
-      </w:r>
-      <w:r>
-        <w:t>d MAAs had interesting labeling patterns, we decided to perform a fully untargeted analysis to detect additional compounds that were labeled over the course of the incubations. Fairly lax peakpicking settings for xcms returned nearly 10,000 chromatographic</w:t>
-      </w:r>
-      <w:r>
-        <w:t xml:space="preserve"> peaks in each of the ~280 samples across the four LC runs used, one for each amendment sample set. At this point we noted that the nitrate amendment samples had an unusually large number of peaks detected due to the inclusion of a contaminant suite, likel</w:t>
-      </w:r>
-      <w:r>
-        <w:t xml:space="preserve">y plastic, which fortunately eluted before many </w:t>
-      </w:r>
-      <w:r>
-        <w:lastRenderedPageBreak/>
-        <w:t xml:space="preserve">of our compounds of interest. Correspondence requiring the presence of a peak in all three biological triplicates for a given treatment/timepoint combination reduced that number to approximately 5,000 unique </w:t>
-      </w:r>
-      <w:r>
-        <w:t>features. Random inspection revealed that the majority of these features were noise so we calculated additional peak quality metrics as well as reintegrated each peak and its predicted isotope (see Methods). Of the initial 5,602 features, over half (2,956)</w:t>
-      </w:r>
-      <w:r>
-        <w:t xml:space="preserve"> failed quality control and an additional 1,690 were determined to be likely solvent artifacts due to their elution in less than two minutes or </w:t>
-      </w:r>
-      <w:commentRangeStart w:id="8"/>
-      <w:r>
-        <w:t xml:space="preserve"> </w:t>
-      </w:r>
-      <w:commentRangeEnd w:id="8"/>
-      <w:r>
-        <w:commentReference w:id="8"/>
-      </w:r>
-      <w:r>
-        <w:t xml:space="preserve"> and were removed from downstream analysis.</w:t>
-      </w:r>
-    </w:p>
-    <w:p>
-      <w:pPr>
-        <w:pStyle w:val="BodyText"/>
-      </w:pPr>
-      <w:r>
-        <w:t xml:space="preserve">Of the 219 features that remained, the majority (150) had a </w:t>
-      </w:r>
-      <w:r>
-        <w:rPr>
-          <w:vertAlign w:val="superscript"/>
-        </w:rPr>
-        <w:t>15</w:t>
-      </w:r>
-      <w:r>
-        <w:t xml:space="preserve">N </w:t>
-      </w:r>
-      <w:r>
-        <w:t xml:space="preserve">isotope with the correct </w:t>
-      </w:r>
-      <w:r>
-        <w:rPr>
-          <w:i/>
-          <w:iCs/>
-        </w:rPr>
-        <w:t>m/z</w:t>
-      </w:r>
-      <w:r>
-        <w:t xml:space="preserve"> value and a chromatographic similarity score above 0.8 (see Methods). 80 of these 150 also showed linear increases in peak area across the timepoints, denoting likely </w:t>
-      </w:r>
-      <w:r>
-        <w:rPr>
-          <w:vertAlign w:val="superscript"/>
-        </w:rPr>
-        <w:t>15</w:t>
-      </w:r>
-      <w:r>
-        <w:t>N-labeled metabolites. We manually inspected each of these</w:t>
-      </w:r>
-      <w:r>
-        <w:t xml:space="preserve"> 80 metabolites and were able to identify the majority as either compounds in our list of authentic standards (19/80), an isotope of a known compound (39/80), or an in-source fragment of a known compound (12/80, with fragments from proline (70.0658), gluta</w:t>
-      </w:r>
-      <w:r>
-        <w:t xml:space="preserve">mic acid/glutamate (84.0449, 102.0550, and 130.0499), and the loss of ribose from nucleosides). Five compounds were putatively identified using isotope labeling patterns and literature searches: FT1362 with an </w:t>
-      </w:r>
-      <w:r>
-        <w:rPr>
-          <w:i/>
-          <w:iCs/>
-        </w:rPr>
-        <w:t>m/z</w:t>
-      </w:r>
-      <w:r>
-        <w:t xml:space="preserve"> of 121.07798 and a retention time (RT) of </w:t>
-      </w:r>
-      <w:r>
-        <w:t xml:space="preserve">4.5 minutes we flagged as indoline, FT1564 with an </w:t>
-      </w:r>
-      <w:r>
-        <w:rPr>
-          <w:i/>
-          <w:iCs/>
-        </w:rPr>
-        <w:t>m/z</w:t>
-      </w:r>
-      <w:r>
-        <w:t xml:space="preserve"> of 124.0524 and a 2.7 minute RT we flagged as the </w:t>
-      </w:r>
-      <w:r>
-        <w:rPr>
-          <w:vertAlign w:val="superscript"/>
-        </w:rPr>
-        <w:t>15</w:t>
-      </w:r>
-      <w:r>
-        <w:t xml:space="preserve">N isotope of nicotinamide, FT4529 with an </w:t>
-      </w:r>
-      <w:r>
-        <w:rPr>
-          <w:i/>
-          <w:iCs/>
-        </w:rPr>
-        <w:t>m/z</w:t>
-      </w:r>
-      <w:r>
-        <w:t xml:space="preserve"> of 228.0979 and a 6.7 minute RT we flagged as deoxycytidine, FT5860 with an </w:t>
-      </w:r>
-      <w:r>
-        <w:rPr>
-          <w:i/>
-          <w:iCs/>
-        </w:rPr>
-        <w:t>m/z</w:t>
-      </w:r>
-      <w:r>
-        <w:t xml:space="preserve"> of 282.1182 and an 11.1</w:t>
-      </w:r>
-      <w:r>
-        <w:t xml:space="preserve"> minute RT we flagged as pangamic acid, and FT6622 with an </w:t>
-      </w:r>
-      <w:r>
-        <w:rPr>
-          <w:i/>
-          <w:iCs/>
-        </w:rPr>
-        <w:t>m/z</w:t>
-      </w:r>
-      <w:r>
-        <w:t xml:space="preserve"> of 333.1292 and an 11.2 minute RT we flagged as shinorine. Four additional compounds could not be putatively identified but had plausible molecular formulae: FT3699 with an </w:t>
-      </w:r>
-      <w:r>
-        <w:rPr>
-          <w:i/>
-          <w:iCs/>
-        </w:rPr>
-        <w:t>m/z</w:t>
-      </w:r>
-      <w:r>
-        <w:t xml:space="preserve"> of 192.0866 and </w:t>
-      </w:r>
-      <w:r>
-        <w:t>10.3 RT we assigned C</w:t>
-      </w:r>
-      <w:r>
-        <w:rPr>
-          <w:vertAlign w:val="subscript"/>
-        </w:rPr>
-        <w:t>7</w:t>
-      </w:r>
-      <w:r>
-        <w:t>H</w:t>
-      </w:r>
-      <w:r>
-        <w:rPr>
-          <w:vertAlign w:val="subscript"/>
-        </w:rPr>
-        <w:t>14</w:t>
-      </w:r>
-      <w:r>
-        <w:t>NO</w:t>
-      </w:r>
-      <w:r>
-        <w:rPr>
-          <w:vertAlign w:val="subscript"/>
-        </w:rPr>
-        <w:t>5</w:t>
-      </w:r>
-      <w:r>
-        <w:t xml:space="preserve">, FT4598 with an </w:t>
-      </w:r>
-      <w:r>
-        <w:rPr>
-          <w:i/>
-          <w:iCs/>
-        </w:rPr>
-        <w:t>m/z</w:t>
-      </w:r>
-      <w:r>
-        <w:t xml:space="preserve"> of 231.1703 and 1.9 RT we assigned C</w:t>
-      </w:r>
-      <w:r>
-        <w:rPr>
-          <w:vertAlign w:val="subscript"/>
-        </w:rPr>
-        <w:t>11</w:t>
-      </w:r>
-      <w:r>
-        <w:t>H</w:t>
-      </w:r>
-      <w:r>
-        <w:rPr>
-          <w:vertAlign w:val="subscript"/>
-        </w:rPr>
-        <w:t>23</w:t>
-      </w:r>
-      <w:r>
-        <w:t>N</w:t>
-      </w:r>
-      <w:r>
-        <w:rPr>
-          <w:vertAlign w:val="subscript"/>
-        </w:rPr>
-        <w:t>2</w:t>
-      </w:r>
-      <w:r>
-        <w:t>O</w:t>
-      </w:r>
-      <w:r>
-        <w:rPr>
-          <w:vertAlign w:val="subscript"/>
-        </w:rPr>
-        <w:t>3</w:t>
-      </w:r>
-      <w:r>
-        <w:t xml:space="preserve">, FT4733 with an </w:t>
-      </w:r>
-      <w:r>
-        <w:rPr>
-          <w:i/>
-          <w:iCs/>
-        </w:rPr>
-        <w:t>m/z</w:t>
-      </w:r>
-      <w:r>
-        <w:t xml:space="preserve"> of 236.1492 and 10.0 RT we assigned C</w:t>
-      </w:r>
-      <w:r>
-        <w:rPr>
-          <w:vertAlign w:val="subscript"/>
-        </w:rPr>
-        <w:t>10</w:t>
-      </w:r>
-      <w:r>
-        <w:t>H</w:t>
-      </w:r>
-      <w:r>
-        <w:rPr>
-          <w:vertAlign w:val="subscript"/>
-        </w:rPr>
-        <w:t>22</w:t>
-      </w:r>
-      <w:r>
-        <w:t>NO</w:t>
-      </w:r>
-      <w:r>
-        <w:rPr>
-          <w:vertAlign w:val="subscript"/>
-        </w:rPr>
-        <w:t>5</w:t>
-      </w:r>
-      <w:r>
-        <w:t xml:space="preserve">, and FT5185 with an </w:t>
-      </w:r>
-      <w:r>
-        <w:rPr>
-          <w:i/>
-          <w:iCs/>
-        </w:rPr>
-        <w:t>m/z</w:t>
-      </w:r>
-      <w:r>
-        <w:t xml:space="preserve"> of 252.1441 and 10.7 RT we assigned C</w:t>
-      </w:r>
-      <w:r>
-        <w:rPr>
-          <w:vertAlign w:val="subscript"/>
-        </w:rPr>
-        <w:t>10</w:t>
-      </w:r>
-      <w:r>
-        <w:t>H</w:t>
-      </w:r>
-      <w:r>
-        <w:rPr>
-          <w:vertAlign w:val="subscript"/>
-        </w:rPr>
-        <w:t>22</w:t>
-      </w:r>
-      <w:r>
-        <w:t>NO</w:t>
-      </w:r>
-      <w:r>
-        <w:rPr>
-          <w:vertAlign w:val="subscript"/>
-        </w:rPr>
-        <w:t>6</w:t>
-      </w:r>
-      <w:r>
-        <w:t xml:space="preserve">. One feature we were unable to annotate at all (FT5076, </w:t>
-      </w:r>
-      <w:r>
-        <w:rPr>
-          <w:i/>
-          <w:iCs/>
-        </w:rPr>
-        <w:t>m/z</w:t>
-      </w:r>
-      <w:r>
-        <w:t xml:space="preserve"> 248.1258 and RT 12.0).</w:t>
-      </w:r>
-    </w:p>
-    <w:p>
-      <w:pPr>
-        <w:pStyle w:val="BodyText"/>
-      </w:pPr>
-      <w:r>
-        <w:t>To derive biological meaning from the untargeted analysis, we performed a k-means clustering of the features across all the treatments and timepoints and included our targe</w:t>
-      </w:r>
-      <w:r>
-        <w:t>ted data in the clustering. Clear patterns of isotope incorporation emerged in 6 of the 10 clusters we used (Figure 5). Cluster 1, the largest with 64 molecular features, contained many of the unlabeled compounds including those without any nitrogen and al</w:t>
-      </w:r>
-      <w:r>
-        <w:t>l of the betaines. Cluster 2 contained most of the amino acids, the nucleobases cytosine and guanine, and the deoxynucleosides as well as ectoine and citrulline. Cluster 3 contained homarine, beta-alanine, and O-acetylcarnitine as well as the remaining ami</w:t>
-      </w:r>
-      <w:r>
-        <w:t>no acids aside from aspartate, glutamate, and glutamine which fell into cluster 4. Known compounds in cluster 5 consisted of adenine, adenosine, cytidine, and hypoxanthine while guanosine fell alone into cluster 6. The MAAs were distributed across clusters</w:t>
-      </w:r>
-      <w:r>
-        <w:t xml:space="preserve"> 8 and 9, while clusters 7 and 10 had no known compounds.</w:t>
+        <w:t>N use from the organic nitrogen substrates was similar between the 25 meter and 175 meter samples aside from the direct products of the amended compounds. In both cases, uptake and use of the labeled substrate was equal or slightly higher at dept</w:t>
+      </w:r>
+      <w:r>
+        <w:t>h for a majority of the metabolites measured. Exceptions to this were theanine, which was 20-30 percentage points more heavily labeled at the surface by the end of the incubations, and ectoine, which was synthesized more at depth even to a larger degree th</w:t>
+      </w:r>
+      <w:r>
+        <w:t>an it was during the ammonia treatments, reaching nearly 50 percentage points more labeled at 175 meters than it was at 25 meters.</w:t>
       </w:r>
     </w:p>
     <w:p>
@@ -1857,22 +1595,478 @@
         </w:rPr>
         <w:lastRenderedPageBreak/>
         <w:drawing>
-          <wp:inline distT="0" distB="0" distL="0" distR="0" wp14:anchorId="4748E06F" wp14:editId="51D6D186">
-            <wp:extent cx="5334000" cy="3282461"/>
+          <wp:inline distT="0" distB="0" distL="0" distR="0" wp14:anchorId="56F892DC" wp14:editId="1926D698">
+            <wp:extent cx="5334000" cy="4103076"/>
             <wp:effectExtent l="0" t="0" r="0" b="0"/>
-            <wp:docPr id="38" name="Picture"/>
+            <wp:docPr id="40" name="Picture"/>
             <wp:cNvGraphicFramePr/>
             <a:graphic xmlns:a="http://schemas.openxmlformats.org/drawingml/2006/main">
               <a:graphicData uri="http://schemas.openxmlformats.org/drawingml/2006/picture">
                 <pic:pic xmlns:pic="http://schemas.openxmlformats.org/drawingml/2006/picture">
                   <pic:nvPicPr>
-                    <pic:cNvPr id="39" name="Picture" descr="figures/untarg_heatmap.png"/>
+                    <pic:cNvPr id="41" name="Picture" descr="figures/abs_metab_concs.png"/>
                     <pic:cNvPicPr>
                       <a:picLocks noChangeAspect="1" noChangeArrowheads="1"/>
                     </pic:cNvPicPr>
                   </pic:nvPicPr>
                   <pic:blipFill>
-                    <a:blip r:embed="rId11"/>
+                    <a:blip r:embed="rId10"/>
+                    <a:stretch>
+                      <a:fillRect/>
+                    </a:stretch>
+                  </pic:blipFill>
+                  <pic:spPr bwMode="auto">
+                    <a:xfrm>
+                      <a:off x="0" y="0"/>
+                      <a:ext cx="5334000" cy="4103076"/>
+                    </a:xfrm>
+                    <a:prstGeom prst="rect">
+                      <a:avLst/>
+                    </a:prstGeom>
+                    <a:noFill/>
+                    <a:ln w="9525">
+                      <a:noFill/>
+                      <a:headEnd/>
+                      <a:tailEnd/>
+                    </a:ln>
+                  </pic:spPr>
+                </pic:pic>
+              </a:graphicData>
+            </a:graphic>
+          </wp:inline>
+        </w:drawing>
+      </w:r>
+    </w:p>
+    <w:p>
+      <w:pPr>
+        <w:pStyle w:val="BodyText"/>
+      </w:pPr>
+      <w:r>
+        <w:rPr>
+          <w:i/>
+          <w:iCs/>
+        </w:rPr>
+        <w:t xml:space="preserve">Figure 6: Quantified metabolite concentrations in nanomolar throughout the incubations for the 9 most abundant metabolites </w:t>
+      </w:r>
+      <w:r>
+        <w:rPr>
+          <w:i/>
+          <w:iCs/>
+        </w:rPr>
+        <w:t xml:space="preserve">as distinguished by color. Concentrations have been broken down by whether they are fully unlabeled or contain any amount of </w:t>
+      </w:r>
+      <w:r>
+        <w:rPr>
+          <w:i/>
+          <w:iCs/>
+          <w:vertAlign w:val="superscript"/>
+        </w:rPr>
+        <w:t>15</w:t>
+      </w:r>
+      <w:r>
+        <w:rPr>
+          <w:i/>
+          <w:iCs/>
+        </w:rPr>
+        <w:t xml:space="preserve">N (or </w:t>
+      </w:r>
+      <w:r>
+        <w:rPr>
+          <w:i/>
+          <w:iCs/>
+          <w:vertAlign w:val="superscript"/>
+        </w:rPr>
+        <w:t>13</w:t>
+      </w:r>
+      <w:r>
+        <w:rPr>
+          <w:i/>
+          <w:iCs/>
+        </w:rPr>
+        <w:t>C in the case of the arginine and GMP amendments). Compounds other than the top 9 have been averaged and are shown in gre</w:t>
+      </w:r>
+      <w:r>
+        <w:rPr>
+          <w:i/>
+          <w:iCs/>
+        </w:rPr>
+        <w:t>y. Totals for all four amendments are shown here in the order they were done during the cruise, with separate panels for the 25 meter samples and the 175 meter samples.</w:t>
+      </w:r>
+    </w:p>
+    <w:p>
+      <w:pPr>
+        <w:pStyle w:val="Heading2"/>
+      </w:pPr>
+      <w:bookmarkStart w:id="7" w:name="X8b566f000a898a0bef4f530b2a380969e4e03f1"/>
+      <w:bookmarkEnd w:id="6"/>
+      <w:r>
+        <w:t>Untargeted methods reveal widespread labeling throughout the metabolome</w:t>
+      </w:r>
+    </w:p>
+    <w:p>
+      <w:pPr>
+        <w:pStyle w:val="FirstParagraph"/>
+      </w:pPr>
+      <w:r>
+        <w:t>After a heurist</w:t>
+      </w:r>
+      <w:r>
+        <w:t>ic compound discovery approach revealed the putatively identified theanine, deoxyguanosine, deoxycytidine, and MAAs had interesting labeling patterns, we decided to perform a fully untargeted analysis to detect additional compounds that were labeled over t</w:t>
+      </w:r>
+      <w:r>
+        <w:t>he course of the incubations. Fairly lax peakpicking settings for xcms returned nearly 10,000 chromatographic peaks in each of the ~280 samples across the four LC runs used, one for each amendment sample set. At this point we noted that the nitrate amendme</w:t>
+      </w:r>
+      <w:r>
+        <w:t>nt samples had an unusually large number of peaks detected due to the inclusion of a contaminant suite, likely plastic, which fortunately eluted before many of our compounds of interest. Correspondence requiring the presence of a peak in all three biologic</w:t>
+      </w:r>
+      <w:r>
+        <w:t xml:space="preserve">al triplicates for a given treatment/timepoint combination reduced that number to approximately 5,000 unique features. Random inspection revealed that the </w:t>
+      </w:r>
+      <w:r>
+        <w:lastRenderedPageBreak/>
+        <w:t>majority of these features were noise so we calculated additional peak quality metrics as well as rei</w:t>
+      </w:r>
+      <w:r>
+        <w:t xml:space="preserve">ntegrated each peak and its predicted isotope (see Methods). Of the initial 5,602 features, over half (2,956) failed quality control and an additional 1,690 were determined to be likely solvent artifacts due to their elution in less than two minutes or </w:t>
+      </w:r>
+      <w:commentRangeStart w:id="8"/>
+      <w:r>
+        <w:t xml:space="preserve"> </w:t>
+      </w:r>
+      <w:commentRangeEnd w:id="8"/>
+      <w:r>
+        <w:commentReference w:id="8"/>
+      </w:r>
+      <w:r>
+        <w:t xml:space="preserve"> and were removed from downstream analysis.</w:t>
+      </w:r>
+    </w:p>
+    <w:p>
+      <w:pPr>
+        <w:pStyle w:val="BodyText"/>
+      </w:pPr>
+      <w:r>
+        <w:t xml:space="preserve">Of the 219 features that remained, the majority (150) had a </w:t>
+      </w:r>
+      <w:r>
+        <w:rPr>
+          <w:vertAlign w:val="superscript"/>
+        </w:rPr>
+        <w:t>15</w:t>
+      </w:r>
+      <w:r>
+        <w:t xml:space="preserve">N isotope with the correct </w:t>
+      </w:r>
+      <w:r>
+        <w:rPr>
+          <w:i/>
+          <w:iCs/>
+        </w:rPr>
+        <w:t>m/z</w:t>
+      </w:r>
+      <w:r>
+        <w:t xml:space="preserve"> value and a chromatographic similarity score above 0.8 (see Methods). 80 of these 150 also showed linear increases in </w:t>
+      </w:r>
+      <w:r>
+        <w:t xml:space="preserve">peak area across the timepoints, denoting likely </w:t>
+      </w:r>
+      <w:r>
+        <w:rPr>
+          <w:vertAlign w:val="superscript"/>
+        </w:rPr>
+        <w:t>15</w:t>
+      </w:r>
+      <w:r>
+        <w:t>N-labeled metabolites. We manually inspected each of these 80 metabolites and were able to identify the majority as either compounds in our list of authentic standards (19/80), an isotope of a known compou</w:t>
+      </w:r>
+      <w:r>
+        <w:t>nd (39/80), or an in-source fragment of a known compound (12/80, with fragments from proline (70.0658), glutamic acid/glutamate (84.0449, 102.0550, and 130.0499), and the loss of ribose from nucleosides). Five compounds were putatively identified using iso</w:t>
+      </w:r>
+      <w:r>
+        <w:t xml:space="preserve">tope labeling patterns and literature searches: FT1362 with an </w:t>
+      </w:r>
+      <w:r>
+        <w:rPr>
+          <w:i/>
+          <w:iCs/>
+        </w:rPr>
+        <w:t>m/z</w:t>
+      </w:r>
+      <w:r>
+        <w:t xml:space="preserve"> of 121.07798 and a retention time (RT) of 4.5 minutes we flagged as indoline, FT1564 with an </w:t>
+      </w:r>
+      <w:r>
+        <w:rPr>
+          <w:i/>
+          <w:iCs/>
+        </w:rPr>
+        <w:t>m/z</w:t>
+      </w:r>
+      <w:r>
+        <w:t xml:space="preserve"> of 124.0524 and a 2.7 minute RT we flagged as the </w:t>
+      </w:r>
+      <w:r>
+        <w:rPr>
+          <w:vertAlign w:val="superscript"/>
+        </w:rPr>
+        <w:t>15</w:t>
+      </w:r>
+      <w:r>
+        <w:t>N isotope of nicotinamide, FT4529 with a</w:t>
+      </w:r>
+      <w:r>
+        <w:t xml:space="preserve">n </w:t>
+      </w:r>
+      <w:r>
+        <w:rPr>
+          <w:i/>
+          <w:iCs/>
+        </w:rPr>
+        <w:t>m/z</w:t>
+      </w:r>
+      <w:r>
+        <w:t xml:space="preserve"> of 228.0979 and a 6.7 minute RT we flagged as deoxycytidine, FT5860 with an </w:t>
+      </w:r>
+      <w:r>
+        <w:rPr>
+          <w:i/>
+          <w:iCs/>
+        </w:rPr>
+        <w:t>m/z</w:t>
+      </w:r>
+      <w:r>
+        <w:t xml:space="preserve"> of 282.1182 and an 11.1 minute RT we flagged as pangamic acid, and FT6622 with an </w:t>
+      </w:r>
+      <w:r>
+        <w:rPr>
+          <w:i/>
+          <w:iCs/>
+        </w:rPr>
+        <w:t>m/z</w:t>
+      </w:r>
+      <w:r>
+        <w:t xml:space="preserve"> of 333.1292 and an 11.2 minute RT we flagged as shinorine. Four additional compounds</w:t>
+      </w:r>
+      <w:r>
+        <w:t xml:space="preserve"> could not be putatively identified but had plausible molecular formulae: FT3699 with an </w:t>
+      </w:r>
+      <w:r>
+        <w:rPr>
+          <w:i/>
+          <w:iCs/>
+        </w:rPr>
+        <w:t>m/z</w:t>
+      </w:r>
+      <w:r>
+        <w:t xml:space="preserve"> of 192.0866 and 10.3 RT we assigned C</w:t>
+      </w:r>
+      <w:r>
+        <w:rPr>
+          <w:vertAlign w:val="subscript"/>
+        </w:rPr>
+        <w:t>7</w:t>
+      </w:r>
+      <w:r>
+        <w:t>H</w:t>
+      </w:r>
+      <w:r>
+        <w:rPr>
+          <w:vertAlign w:val="subscript"/>
+        </w:rPr>
+        <w:t>14</w:t>
+      </w:r>
+      <w:r>
+        <w:t>NO</w:t>
+      </w:r>
+      <w:r>
+        <w:rPr>
+          <w:vertAlign w:val="subscript"/>
+        </w:rPr>
+        <w:t>5</w:t>
+      </w:r>
+      <w:r>
+        <w:t xml:space="preserve">, FT4598 with an </w:t>
+      </w:r>
+      <w:r>
+        <w:rPr>
+          <w:i/>
+          <w:iCs/>
+        </w:rPr>
+        <w:t>m/z</w:t>
+      </w:r>
+      <w:r>
+        <w:t xml:space="preserve"> of 231.1703 and 1.9 RT we assigned C</w:t>
+      </w:r>
+      <w:r>
+        <w:rPr>
+          <w:vertAlign w:val="subscript"/>
+        </w:rPr>
+        <w:t>11</w:t>
+      </w:r>
+      <w:r>
+        <w:t>H</w:t>
+      </w:r>
+      <w:r>
+        <w:rPr>
+          <w:vertAlign w:val="subscript"/>
+        </w:rPr>
+        <w:t>23</w:t>
+      </w:r>
+      <w:r>
+        <w:t>N</w:t>
+      </w:r>
+      <w:r>
+        <w:rPr>
+          <w:vertAlign w:val="subscript"/>
+        </w:rPr>
+        <w:t>2</w:t>
+      </w:r>
+      <w:r>
+        <w:t>O</w:t>
+      </w:r>
+      <w:r>
+        <w:rPr>
+          <w:vertAlign w:val="subscript"/>
+        </w:rPr>
+        <w:t>3</w:t>
+      </w:r>
+      <w:r>
+        <w:t xml:space="preserve">, FT4733 with an </w:t>
+      </w:r>
+      <w:r>
+        <w:rPr>
+          <w:i/>
+          <w:iCs/>
+        </w:rPr>
+        <w:t>m/z</w:t>
+      </w:r>
+      <w:r>
+        <w:t xml:space="preserve"> </w:t>
+      </w:r>
+      <w:r>
+        <w:t>of 236.1492 and 10.0 RT we assigned C</w:t>
+      </w:r>
+      <w:r>
+        <w:rPr>
+          <w:vertAlign w:val="subscript"/>
+        </w:rPr>
+        <w:t>10</w:t>
+      </w:r>
+      <w:r>
+        <w:t>H</w:t>
+      </w:r>
+      <w:r>
+        <w:rPr>
+          <w:vertAlign w:val="subscript"/>
+        </w:rPr>
+        <w:t>22</w:t>
+      </w:r>
+      <w:r>
+        <w:t>NO</w:t>
+      </w:r>
+      <w:r>
+        <w:rPr>
+          <w:vertAlign w:val="subscript"/>
+        </w:rPr>
+        <w:t>5</w:t>
+      </w:r>
+      <w:r>
+        <w:t xml:space="preserve">, and FT5185 with an </w:t>
+      </w:r>
+      <w:r>
+        <w:rPr>
+          <w:i/>
+          <w:iCs/>
+        </w:rPr>
+        <w:t>m/z</w:t>
+      </w:r>
+      <w:r>
+        <w:t xml:space="preserve"> of 252.1441 and 10.7 RT we assigned C</w:t>
+      </w:r>
+      <w:r>
+        <w:rPr>
+          <w:vertAlign w:val="subscript"/>
+        </w:rPr>
+        <w:t>10</w:t>
+      </w:r>
+      <w:r>
+        <w:t>H</w:t>
+      </w:r>
+      <w:r>
+        <w:rPr>
+          <w:vertAlign w:val="subscript"/>
+        </w:rPr>
+        <w:t>22</w:t>
+      </w:r>
+      <w:r>
+        <w:t>NO</w:t>
+      </w:r>
+      <w:r>
+        <w:rPr>
+          <w:vertAlign w:val="subscript"/>
+        </w:rPr>
+        <w:t>6</w:t>
+      </w:r>
+      <w:r>
+        <w:t xml:space="preserve">. One feature we were unable to annotate at all (FT5076, </w:t>
+      </w:r>
+      <w:r>
+        <w:rPr>
+          <w:i/>
+          <w:iCs/>
+        </w:rPr>
+        <w:t>m/z</w:t>
+      </w:r>
+      <w:r>
+        <w:t xml:space="preserve"> 248.1258 and RT 12.0).</w:t>
+      </w:r>
+    </w:p>
+    <w:p>
+      <w:pPr>
+        <w:pStyle w:val="BodyText"/>
+      </w:pPr>
+      <w:r>
+        <w:t>To derive biological meaning from the untargeted analysis</w:t>
+      </w:r>
+      <w:r>
+        <w:t>, we performed a k-means clustering of the features across all the treatments and timepoints and included our targeted data in the clustering. Clear patterns of isotope incorporation emerged in 6 of the 10 clusters we used (Figure 7). Cluster 1, the larges</w:t>
+      </w:r>
+      <w:r>
+        <w:t>t with 64 molecular features, contained many of the unlabeled compounds including those without any nitrogen and all of the betaines. Cluster 2 contained most of the amino acids, the nucleobases cytosine and guanine, and the deoxynucleosides as well as ect</w:t>
+      </w:r>
+      <w:r>
+        <w:t>oine and citrulline. Cluster 3 contained homarine, beta-alanine, and O-acetylcarnitine as well as the remaining amino acids aside from aspartate, glutamate, and glutamine which fell into cluster 4. Known compounds in cluster 5 consisted of adenine, adenosi</w:t>
+      </w:r>
+      <w:r>
+        <w:t>ne, cytidine, and hypoxanthine while guanosine fell alone into cluster 6. The MAAs were distributed across clusters 8 and 9, while clusters 7 and 10 had no known compounds.</w:t>
+      </w:r>
+    </w:p>
+    <w:p>
+      <w:pPr>
+        <w:pStyle w:val="BodyText"/>
+      </w:pPr>
+      <w:r>
+        <w:rPr>
+          <w:noProof/>
+        </w:rPr>
+        <w:lastRenderedPageBreak/>
+        <w:drawing>
+          <wp:inline distT="0" distB="0" distL="0" distR="0" wp14:anchorId="02034270" wp14:editId="52188586">
+            <wp:extent cx="5334000" cy="3282461"/>
+            <wp:effectExtent l="0" t="0" r="0" b="0"/>
+            <wp:docPr id="44" name="Picture"/>
+            <wp:cNvGraphicFramePr/>
+            <a:graphic xmlns:a="http://schemas.openxmlformats.org/drawingml/2006/main">
+              <a:graphicData uri="http://schemas.openxmlformats.org/drawingml/2006/picture">
+                <pic:pic xmlns:pic="http://schemas.openxmlformats.org/drawingml/2006/picture">
+                  <pic:nvPicPr>
+                    <pic:cNvPr id="45" name="Picture" descr="figures/untarg_heatmap.png"/>
+                    <pic:cNvPicPr>
+                      <a:picLocks noChangeAspect="1" noChangeArrowheads="1"/>
+                    </pic:cNvPicPr>
+                  </pic:nvPicPr>
+                  <pic:blipFill>
+                    <a:blip r:embed="rId13"/>
                     <a:stretch>
                       <a:fillRect/>
                     </a:stretch>
@@ -1908,7 +2102,7 @@
           <w:i/>
           <w:iCs/>
         </w:rPr>
-        <w:t xml:space="preserve">Figure 5: Fraction of each cluster containing at least one </w:t>
+        <w:t xml:space="preserve">Figure 7: Fraction of each cluster containing at least one </w:t>
       </w:r>
       <w:r>
         <w:rPr>
@@ -1923,21 +2117,21 @@
           <w:i/>
           <w:iCs/>
         </w:rPr>
-        <w:t>N label during the surface seawater amendments with various substrates after the number of hours shown on the x-axis. Darker colors ind</w:t>
-      </w:r>
-      <w:r>
-        <w:rPr>
-          <w:i/>
-          <w:iCs/>
-        </w:rPr>
-        <w:t>icate a larger percentage of the feature signal was isotopically labeled. Three biological replicates are stacked vertically at each timepoint and the labeling within each clusters has been averaged across all the composing features. The number of features</w:t>
-      </w:r>
-      <w:r>
-        <w:rPr>
-          <w:i/>
-          <w:iCs/>
-        </w:rPr>
-        <w:t xml:space="preserve"> in each cluster is specified by the n in the facet name. GMP = guanosine monophosphate.</w:t>
+        <w:t>N label during the s</w:t>
+      </w:r>
+      <w:r>
+        <w:rPr>
+          <w:i/>
+          <w:iCs/>
+        </w:rPr>
+        <w:t>urface seawater amendments with various substrates after the number of hours shown on the x-axis. Darker colors indicate a larger percentage of the feature signal was isotopically labeled. Three biological replicates are stacked vertically at each timepoin</w:t>
+      </w:r>
+      <w:r>
+        <w:rPr>
+          <w:i/>
+          <w:iCs/>
+        </w:rPr>
+        <w:t>t and the labeling within each clusters has been averaged across all the composing features. The number of features in each cluster is specified by the n in the facet name. GMP = guanosine monophosphate.</w:t>
       </w:r>
     </w:p>
     <w:p>
@@ -1956,13 +2150,13 @@
         <w:pStyle w:val="FirstParagraph"/>
       </w:pPr>
       <w:r>
-        <w:t>The chronic nitrogen limitation of the North Pacific Subtropical Gyre (NPSG) creates fierce competition for this element, yet clearly not all nitrogen is eq</w:t>
-      </w:r>
-      <w:r>
-        <w:t xml:space="preserve">ually available. Instead, a grand marketplace of metabolites exists in which organisms attempt to match high-affinity uptake transporters and catabolic enzymes to the available dissolved nitrogen while minimizing energy costs (Moran et al. 2016). Here, we </w:t>
-      </w:r>
-      <w:r>
-        <w:t>directly measured the uptake and use of four forms of nitrogen using stable isotope metabolomics.</w:t>
+        <w:t>The chronic nitrogen limitation of the No</w:t>
+      </w:r>
+      <w:r>
+        <w:t>rth Pacific Subtropical Gyre (NPSG) creates fierce competition for this element, yet clearly not all nitrogen is equally available. Instead, a grand marketplace of metabolites exists in which organisms attempt to match high-affinity uptake transporters and</w:t>
+      </w:r>
+      <w:r>
+        <w:t xml:space="preserve"> catabolic enzymes to the available dissolved nitrogen while minimizing energy costs (Moran et al. 2016). Here, we directly measured the uptake and use of four forms of nitrogen using stable isotope metabolomics.</w:t>
       </w:r>
     </w:p>
     <w:p>
@@ -1986,7 +2180,10 @@
         </w:numPr>
       </w:pPr>
       <w:r>
-        <w:t>Biogeochemically looked super similar to ALOHA</w:t>
+        <w:t>Biogeo</w:t>
+      </w:r>
+      <w:r>
+        <w:t>chemically looked super similar to ALOHA</w:t>
       </w:r>
     </w:p>
     <w:p>
@@ -1998,10 +2195,7 @@
         </w:numPr>
       </w:pPr>
       <w:r>
-        <w:t>Enriched in Hemiaulus at the surface at the beginning and pretty typical A</w:t>
-      </w:r>
-      <w:r>
-        <w:t>LOHA conditions at the end</w:t>
+        <w:t>Enriched in Hemiaulus at the surface at the beginning and pretty typical ALOHA conditions at the end</w:t>
       </w:r>
     </w:p>
     <w:p>
@@ -2062,7 +2256,10 @@
         </w:numPr>
       </w:pPr>
       <w:r>
-        <w:t>Big question mark on this one since we’re extrapolating from a single depth profile in both cases</w:t>
+        <w:t>Big question mark on this o</w:t>
+      </w:r>
+      <w:r>
+        <w:t>ne since we’re extrapolating from a single depth profile in both cases</w:t>
       </w:r>
     </w:p>
     <w:p>
@@ -2086,10 +2283,10 @@
         </w:numPr>
       </w:pPr>
       <w:r>
-        <w:t>1mL 6mM nitrate/ammonia into 2L bottles = 3uM (on par with other experiments Rii,</w:t>
-      </w:r>
-      <w:r>
-        <w:t xml:space="preserve"> Bidigare, and Church (2018) Zimmerman et al. (2023) Shilova et al. (2017))</w:t>
+        <w:t>1mL 6mM nitrate/ammonia into 2L bottles = 3uM (on par with other experiments Rii, Bidigare, and Church (2018) Zimmerman et al. (2023) Shilova et al</w:t>
+      </w:r>
+      <w:r>
+        <w:t>. (2017))</w:t>
       </w:r>
     </w:p>
     <w:p>
@@ -2125,10 +2322,7 @@
         </w:numPr>
       </w:pPr>
       <w:r>
-        <w:t>Ammonia background @ surface ~ 0.01 (58nM</w:t>
-      </w:r>
-      <w:r>
-        <w:t xml:space="preserve"> in Shilova et al. (2017))</w:t>
+        <w:t>Ammonia background @ surface ~ 0.01 (58nM in Shilova et al. (2017))</w:t>
       </w:r>
     </w:p>
     <w:p>
@@ -2152,7 +2346,10 @@
         </w:numPr>
       </w:pPr>
       <w:r>
-        <w:t>Excessive ammonia add means that there was probably less competition, everyone got what they wanted</w:t>
+        <w:t>Excess</w:t>
+      </w:r>
+      <w:r>
+        <w:t>ive ammonia add means that there was probably less competition, everyone got what they wanted</w:t>
       </w:r>
     </w:p>
     <w:p>
@@ -2188,10 +2385,7 @@
         </w:numPr>
       </w:pPr>
       <w:r>
-        <w:t xml:space="preserve">Arginine </w:t>
-      </w:r>
-      <w:r>
-        <w:t>concentration @ ALOHA ~ at most nanomolar, lower @ depth</w:t>
+        <w:t>Arginine concentration @ ALOHA ~ at most nanomolar, lower @ depth</w:t>
       </w:r>
     </w:p>
     <w:p>
@@ -2203,7 +2397,10 @@
         </w:numPr>
       </w:pPr>
       <w:r>
-        <w:t>GMP concentration @ ALOHA ~ unknown, lower @ depth</w:t>
+        <w:t>GMP conce</w:t>
+      </w:r>
+      <w:r>
+        <w:t>ntration @ ALOHA ~ unknown, lower @ depth</w:t>
       </w:r>
     </w:p>
     <w:p>
@@ -2227,10 +2424,7 @@
         </w:numPr>
       </w:pPr>
       <w:r>
-        <w:t>E. hux can clearly grow well on purines though th</w:t>
-      </w:r>
-      <w:r>
-        <w:t>is requires nickel (?) and urease (Palenik and Henson (1997))</w:t>
+        <w:t>E. hux can clearly grow well on purines though this requires nickel (?) and urease (Palenik and Henson (1997))</w:t>
       </w:r>
     </w:p>
     <w:p>
@@ -2242,7 +2436,10 @@
         </w:numPr>
       </w:pPr>
       <w:r>
-        <w:t>Unclear how much of this was USED, Rii2018 measured 100-500nM NO3/NH4 uptake per day</w:t>
+        <w:t>Uncl</w:t>
+      </w:r>
+      <w:r>
+        <w:t>ear how much of this was USED, Rii2018 measured 100-500nM NO3/NH4 uptake per day</w:t>
       </w:r>
     </w:p>
     <w:p>
@@ -2266,10 +2463,7 @@
         </w:numPr>
       </w:pPr>
       <w:r>
-        <w:t>Likelihood of inducing a community shift in 24 hours? 72</w:t>
-      </w:r>
-      <w:r>
-        <w:t xml:space="preserve"> hours from organics?</w:t>
+        <w:t>Likelihood of inducing a community shift in 24 hours? 72 hours from organics?</w:t>
       </w:r>
     </w:p>
     <w:p>
@@ -2281,7 +2475,10 @@
         </w:numPr>
       </w:pPr>
       <w:r>
-        <w:t>Shilova et al. (2017) got a BIG growth in of random Alteromonadaceae after 1 day, growth in of picoeuks from ammonia, Bradley et al. (2010) showed that het. bact. can grow on inorganics</w:t>
+        <w:t xml:space="preserve">Shilova et al. (2017) </w:t>
+      </w:r>
+      <w:r>
+        <w:t>got a BIG growth in of random Alteromonadaceae after 1 day, growth in of picoeuks from ammonia, Bradley et al. (2010) showed that het. bact. can grow on inorganics</w:t>
       </w:r>
     </w:p>
     <w:p>
@@ -2293,10 +2490,7 @@
         </w:numPr>
       </w:pPr>
       <w:r>
-        <w:t>Rii, Bidigare, and Church (2018) found diatoms a</w:t>
-      </w:r>
-      <w:r>
-        <w:t>nd pelagophytes growing in after 48 hours</w:t>
+        <w:t>Rii, Bidigare, and Church (2018) found diatoms and pelagophytes growing in after 48 hours</w:t>
       </w:r>
     </w:p>
     <w:p>
@@ -2356,7 +2550,10 @@
         </w:numPr>
       </w:pPr>
       <w:r>
-        <w:t>Citrulline labeling from ammonia is a surprise and indicates a “broken” urea cycle</w:t>
+        <w:t>Citrulline labeling from ammonia is a surp</w:t>
+      </w:r>
+      <w:r>
+        <w:t>rise and indicates a “broken” urea cycle</w:t>
       </w:r>
     </w:p>
     <w:p>
@@ -2393,7 +2590,10 @@
         </w:numPr>
       </w:pPr>
       <w:r>
-        <w:t>All of them being mostly fully-labeled means new synthesis rather than recycling</w:t>
+        <w:t>All of them being mostly fully-labeled means new synthesis rather than re</w:t>
+      </w:r>
+      <w:r>
+        <w:t>cycling</w:t>
       </w:r>
     </w:p>
     <w:p>
@@ -2441,10 +2641,10 @@
         </w:numPr>
       </w:pPr>
       <w:r>
-        <w:t>MAAs and guani</w:t>
-      </w:r>
-      <w:r>
-        <w:t>ne labeling hints at euks, nitrate likely resulted in diatoms -&gt; biomarkers?</w:t>
+        <w:t>MAAs and guanine labeling hints at euks, nitrate likely resulted in diatoms -&gt; biomarke</w:t>
+      </w:r>
+      <w:r>
+        <w:t>rs?</w:t>
       </w:r>
     </w:p>
     <w:p>
@@ -2468,10 +2668,7 @@
         </w:numPr>
       </w:pPr>
       <w:r>
-        <w:t>Important differences in labeling between THA</w:t>
-      </w:r>
-      <w:r>
-        <w:t>As and metabolites</w:t>
+        <w:t>Important differences in labeling between THAAs and metabolites</w:t>
       </w:r>
     </w:p>
     <w:p>
@@ -2483,7 +2680,10 @@
         </w:numPr>
       </w:pPr>
       <w:r>
-        <w:t>Super rapidly turning over subset of the pool segregated from rest of the community</w:t>
+        <w:t>Super rapidly turning over subset of the pool segregat</w:t>
+      </w:r>
+      <w:r>
+        <w:t>ed from rest of the community</w:t>
       </w:r>
     </w:p>
     <w:p>
@@ -2507,10 +2707,7 @@
         </w:numPr>
       </w:pPr>
       <w:r>
-        <w:t>Surface community likely not “expecting” nitr</w:t>
-      </w:r>
-      <w:r>
-        <w:t>ate</w:t>
+        <w:t>Surface community likely not “expecting” nitrate</w:t>
       </w:r>
     </w:p>
     <w:p>
@@ -2534,7 +2731,10 @@
         </w:numPr>
       </w:pPr>
       <w:r>
-        <w:t>Clear upward propagation of nitrate -&gt; nitrite -&gt; ammonia in water column data</w:t>
+        <w:t>Clear upwa</w:t>
+      </w:r>
+      <w:r>
+        <w:t>rd propagation of nitrate -&gt; nitrite -&gt; ammonia in water column data</w:t>
       </w:r>
     </w:p>
     <w:p>
@@ -2570,10 +2770,7 @@
         </w:numPr>
       </w:pPr>
       <w:r>
-        <w:t>Not a lot of surf/deep dif</w:t>
-      </w:r>
-      <w:r>
-        <w:t>ferences implies mostly het. using these at surface?</w:t>
+        <w:t>Not a lot of surf/deep differences implies mostly het. using these at surface?</w:t>
       </w:r>
     </w:p>
     <w:p>
@@ -2621,7 +2818,10 @@
         </w:numPr>
       </w:pPr>
       <w:r>
-        <w:t>How widespread are arginine/GMP transporters? Generic AA/NB transporters?</w:t>
+        <w:t>How widespread are arginine/GMP transporter</w:t>
+      </w:r>
+      <w:r>
+        <w:t>s? Generic AA/NB transporters?</w:t>
       </w:r>
     </w:p>
     <w:p>
@@ -2645,10 +2845,7 @@
         </w:numPr>
       </w:pPr>
       <w:r>
-        <w:t>What does the decrease in arginine labeling in +A</w:t>
-      </w:r>
-      <w:r>
-        <w:t>rg at T26 and T73 indicate?</w:t>
+        <w:t>What does the decrease in arginine labeling in +Arg at T26 and T73 indicate?</w:t>
       </w:r>
     </w:p>
     <w:p>
@@ -2697,10 +2894,7 @@
       </w:pPr>
       <w:r>
         <w:lastRenderedPageBreak/>
-        <w:t>Ectoine - mention that it’s mostly bacterial (McParland,</w:t>
-      </w:r>
-      <w:r>
-        <w:t xml:space="preserve"> Alexander, and Johnson 2021)</w:t>
+        <w:t>Ectoine - mention that it’s mostly bacterial (McParland, Alexander, and Johnson 2021)</w:t>
       </w:r>
     </w:p>
     <w:p>
@@ -2708,10 +2902,10 @@
         <w:pStyle w:val="FirstParagraph"/>
       </w:pPr>
       <w:r>
-        <w:t>Need more discussion of betaines and cholines? Ask Anitra - Large pool sizes - What does a very slow osmolyte turnover mean for the cell? - Ref Angie’s paper about GBT use and how it’s mostly just held onto - Relative or absol</w:t>
-      </w:r>
-      <w:r>
-        <w:t>ute is really hard to tell because they’re below detection limits</w:t>
+        <w:t>Need more discussion of betaines and cholines? Ask Anitra - Large poo</w:t>
+      </w:r>
+      <w:r>
+        <w:t>l sizes - What does a very slow osmolyte turnover mean for the cell? - Ref Angie’s paper about GBT use and how it’s mostly just held onto - Relative or absolute is really hard to tell because they’re below detection limits</w:t>
       </w:r>
     </w:p>
     <w:p>
@@ -2719,10 +2913,10 @@
         <w:pStyle w:val="BodyText"/>
       </w:pPr>
       <w:r>
-        <w:t>No diel differences agrees well with Waldbauer (Zimmermann) 15N paper except they saw a bunch in Pro - How well does overall protein inclusion agree with Zimmermann? - Nitrate much slower in</w:t>
-      </w:r>
-      <w:r>
-        <w:t xml:space="preserve"> their data implying that the extra 12 hours (they incubated for 11) was necessary?</w:t>
+        <w:t>No diel differences agrees well w</w:t>
+      </w:r>
+      <w:r>
+        <w:t>ith Waldbauer (Zimmermann) 15N paper except they saw a bunch in Pro - How well does overall protein inclusion agree with Zimmermann? - Nitrate much slower in their data implying that the extra 12 hours (they incubated for 11) was necessary?</w:t>
       </w:r>
     </w:p>
     <w:p>
@@ -2730,7 +2924,10 @@
         <w:pStyle w:val="BodyText"/>
       </w:pPr>
       <w:r>
-        <w:t>How representative is Station ALOHA and the bloom of the open ocean more generally?</w:t>
+        <w:t>How representat</w:t>
+      </w:r>
+      <w:r>
+        <w:t>ive is Station ALOHA and the bloom of the open ocean more generally?</w:t>
       </w:r>
     </w:p>
     <w:p>
@@ -2775,13 +2972,10 @@
         <w:pStyle w:val="FirstParagraph"/>
       </w:pPr>
       <w:r>
-        <w:t>Th</w:t>
-      </w:r>
-      <w:r>
-        <w:t>e PARAGON cruise (KM2112) departed Honolulu, HI on July 22nd, 2021 and returned on August 5th. Satellite chlorophyll and sea level anomaly estimates were used to target an anticyclonic eddy with a large bloom signal. Samples were collected during the CTD u</w:t>
-      </w:r>
-      <w:r>
-        <w:t>pcast between 21.4 °N, 155.1 °W and 25.5 °N, 156.6 °W.</w:t>
+        <w:t>The PARAGON cruise (KM2112) departed Honolulu, HI on July 22nd, 2021 and returned on August 5th. Sate</w:t>
+      </w:r>
+      <w:r>
+        <w:t>llite chlorophyll and sea level anomaly estimates were used to target an anticyclonic eddy with a large bloom signal. Samples were collected during the CTD upcast between 21.4 °N, 155.1 °W and 25.5 °N, 156.6 °W.</w:t>
       </w:r>
     </w:p>
     <w:p>
@@ -2799,24 +2993,24 @@
         <w:pStyle w:val="FirstParagraph"/>
       </w:pPr>
       <w:r>
-        <w:t>Biogeochemical measurements were collected following protocols used by the HOT program (</w:t>
-      </w:r>
-      <w:hyperlink r:id="rId12">
+        <w:t>Biogeochemical measureme</w:t>
+      </w:r>
+      <w:r>
+        <w:t>nts were collected following protocols used by the HOT program (</w:t>
+      </w:r>
+      <w:hyperlink r:id="rId14">
         <w:r>
           <w:rPr>
             <w:rStyle w:val="Hyperlink"/>
           </w:rPr>
-          <w:t>http://hahana.soes</w:t>
-        </w:r>
-        <w:r>
-          <w:rPr>
-            <w:rStyle w:val="Hyperlink"/>
-          </w:rPr>
-          <w:t>t.hawaii.edu/hot/methods/results.html</w:t>
+          <w:t>http://hahana.soest.hawaii.edu/hot/methods/results.html</w:t>
         </w:r>
       </w:hyperlink>
       <w:r>
-        <w:t>). Particulate carbon and particulate nitrogen were measured using an elemental analyzer</w:t>
+        <w:t>). Particulate carbon and particulate nitrogen were measured u</w:t>
+      </w:r>
+      <w:r>
+        <w:t>sing an elemental analyzer</w:t>
       </w:r>
       <w:commentRangeStart w:id="14"/>
       <w:r>
@@ -2838,10 +3032,7 @@
         <w:commentReference w:id="15"/>
       </w:r>
       <w:r>
-        <w:t>. Soluble reactive ph</w:t>
-      </w:r>
-      <w:r>
-        <w:t>osphorus (phosphate, PO</w:t>
+        <w:t>. Soluble reactive phosphorus (phosphate, PO</w:t>
       </w:r>
       <m:oMath>
         <m:sSubSup>
@@ -2993,16 +3184,16 @@
         <w:pStyle w:val="FirstParagraph"/>
       </w:pPr>
       <w:r>
-        <w:t>Morning CTD casts were returned to the surface between 6:40 and 7:15AM, with amendments happening ~20 minutes after the CTD surfaced. Evening casts were sometimes delayed, with most incubations beginning between 7:15 and 7:45PM but the nitrate 175m cast am</w:t>
-      </w:r>
-      <w:r>
-        <w:t>ended at 9:30PM, the arginine 175m cast amended at 8:30PM, and the guanosine monophosphate 25m cast amended at 8:25PM. ~30 liters of water from multiple CTD bottles were distributed into 15 prewashed (3x DI, 3x with sampled seawater) polycarbonate 2L bottl</w:t>
-      </w:r>
-      <w:r>
-        <w:t>es (3x biological triplicates at each of 5 timepoints) for metabolites and 6 250 mL bottles for THAAs (3x triplicates of initial and final conditions). Clean 53 µm mesh was used when transferring from CTD to incubations bottles to exclude zooplankton and l</w:t>
-      </w:r>
-      <w:r>
-        <w:t>arge aggregates from the incubations.</w:t>
+        <w:t>Morning CTD casts were returned to the surface between 6:40 and 7:15AM, with amendments happening ~20 minutes after the CTD surfaced. Evening casts were sometimes delayed, with most i</w:t>
+      </w:r>
+      <w:r>
+        <w:t>ncubations beginning between 7:15 and 7:45PM but the nitrate 175m cast amended at 9:30PM, the arginine 175m cast amended at 8:30PM, and the guanosine monophosphate 25m cast amended at 8:25PM. ~30 liters of water from multiple CTD bottles were distributed i</w:t>
+      </w:r>
+      <w:r>
+        <w:t xml:space="preserve">nto 15 prewashed (3x DI, 3x with sampled seawater) polycarbonate 2L bottles (3x biological triplicates at each of 5 timepoints) for metabolites and 6 250 mL bottles for THAAs (3x triplicates of initial and final conditions). Clean 53 µm mesh was used when </w:t>
+      </w:r>
+      <w:r>
+        <w:t>transferring from CTD to incubations bottles to exclude zooplankton and large aggregates from the incubations.</w:t>
       </w:r>
     </w:p>
     <w:p>
@@ -3118,16 +3309,16 @@
         <w:t>5</w:t>
       </w:r>
       <w:r>
-        <w:t xml:space="preserve"> guanosine monophosphate to obtain a 3 µM final concentration of the inorganics and a 50 nM final concentratio</w:t>
-      </w:r>
-      <w:r>
-        <w:t xml:space="preserve">n of the organics. 250 mL samples were given a 125 µL spike to the same final concentrations. T0 samples were then immediately filtered using a peristaltic pump and Masterflex tubing onto 47 mm 0.2 µm Omnipore (PTFE) filters held by polycarbonate holders. </w:t>
-      </w:r>
-      <w:r>
-        <w:t>We tried to filter the entire sample in less than 20 minutes (flow rate ~6 L/hour) but some samples took up to an hour. All 250 mL THAA samples finished within 5 minutes and were filtered onto Durapore (PVDF) instead. Filters were then removed using ethano</w:t>
-      </w:r>
-      <w:r>
-        <w:t>l-washed tweezers and placed into pre-combusted foil packets before flash-freezing in liquid nitrogen and then stored at -80 °C until processing.</w:t>
+        <w:t xml:space="preserve"> guanosine monophosphate to obtain a </w:t>
+      </w:r>
+      <w:r>
+        <w:t xml:space="preserve">3 µM final concentration of the inorganics and a 50 nM final concentration of the organics. 250 mL samples were given a 125 µL spike to the same final concentrations. T0 samples were then immediately filtered using a peristaltic pump and Masterflex tubing </w:t>
+      </w:r>
+      <w:r>
+        <w:t>onto 47 mm 0.2 µm Omnipore (PTFE) filters held by polycarbonate holders. We tried to filter the entire sample in less than 20 minutes (flow rate ~6 L/hour) but some samples took up to an hour. All 250 mL THAA samples finished within 5 minutes and were filt</w:t>
+      </w:r>
+      <w:r>
+        <w:t>ered onto Durapore (PVDF) instead. Filters were then removed using ethanol-washed tweezers and placed into pre-combusted foil packets before flash-freezing in liquid nitrogen and then stored at -80 °C until processing.</w:t>
       </w:r>
     </w:p>
     <w:p>
@@ -3135,13 +3326,16 @@
         <w:pStyle w:val="BodyText"/>
       </w:pPr>
       <w:r>
-        <w:t>Later timepoints followed the same process but were stored in flow-through incubators with blue shading to mat</w:t>
-      </w:r>
-      <w:r>
-        <w:t>ch mixed layer light and temperature conditions. Inorganic amendments were sampled after 1, 3, 10, and 26 hours to avoid sampling overlap with the next set. The organic amendments were sampled at 3, 10, 26, and 73 hours except for the arginine 25 meter 6AM</w:t>
-      </w:r>
-      <w:r>
-        <w:t xml:space="preserve"> samples, where the T3 timepoint was missed and sampled after 18 hours instead. 175 meter samples were stored in black trash bags to minimize light exposure during the incubations as well.</w:t>
+        <w:t>Later timepoints followed the same pr</w:t>
+      </w:r>
+      <w:r>
+        <w:t>ocess but were stored in flow-through incubators with blue shading to match mixed layer light and temperature conditions. Inorganic amendments were sampled after 1, 3, 10, and 26 hours to avoid sampling overlap with the next set. The organic amendments wer</w:t>
+      </w:r>
+      <w:r>
+        <w:t xml:space="preserve">e sampled at 3, 10, 26, and 73 hours except for the arginine 25 meter 6AM samples, where the T3 timepoint was missed and sampled after 18 hours instead. 175 meter samples were stored in black trash bags to minimize light exposure during the incubations as </w:t>
+      </w:r>
+      <w:r>
+        <w:t>well.</w:t>
       </w:r>
     </w:p>
     <w:p>
@@ -3168,20 +3362,17 @@
         <w:pStyle w:val="FirstParagraph"/>
       </w:pPr>
       <w:r>
-        <w:t>A modified Blig</w:t>
-      </w:r>
-      <w:r>
-        <w:t>h &amp; Dyer dichloromethane:water/methanol extraction was used as detailed in Boysen et al. (2018). Sample filters were removed from the freezer and randomly assigned to PTFE centrifuge tubes with a 1:1 mix of 100 µm and 400 µm silica beads, approximately 2 m</w:t>
-      </w:r>
-      <w:r>
-        <w:t xml:space="preserve">L -20 °C Optima-grade dichloromethane, and approximately 3 mL -20 °C 1:1 methanol/water solution (both also Optima-grade). Samples were then run through a bead-beater and had the aqueous layer removed and replaced three </w:t>
+        <w:t xml:space="preserve">A modified Bligh &amp; Dyer dichloromethane:water/methanol extraction was used as detailed in Boysen et al. (2018). Sample filters were removed from the freezer and randomly assigned to PTFE centrifuge </w:t>
+      </w:r>
+      <w:r>
+        <w:t>tubes with a 1:1 mix of 100 µm and 400 µm silica beads, approximately 2 mL -20 °C Optima-grade dichloromethane, and approximately 3 mL -20 °C 1:1 methanol/water solution (both also Optima-grade). Samples were then run through a bead-beater and had the aque</w:t>
+      </w:r>
+      <w:r>
+        <w:t xml:space="preserve">ous layer removed and replaced three </w:t>
       </w:r>
       <w:r>
         <w:lastRenderedPageBreak/>
-        <w:t>times. The aqueous fraction was then</w:t>
-      </w:r>
-      <w:r>
-        <w:t xml:space="preserve"> warmed and dried under clean nitrogen gas before reconstitution into 300 µL of Optima-grade water.</w:t>
+        <w:t>times. The aqueous fraction was then warmed and dried under clean nitrogen gas before reconstitution into 300 µL of Optima-grade water.</w:t>
       </w:r>
     </w:p>
     <w:p>
@@ -3189,10 +3380,13 @@
         <w:pStyle w:val="BodyText"/>
       </w:pPr>
       <w:r>
-        <w:t>At this point the samples were split into two 30 µL aliquot for analysis both with and without a full suite of isotope-labeled internal standards. Samples t</w:t>
-      </w:r>
-      <w:r>
-        <w:t xml:space="preserve">hat received the internal standards were used for quantification of the unlabeled metabolite while those that did not were used to estimate the isotope distributions though they still received an internal standard mix of </w:t>
+        <w:t xml:space="preserve">At this point the samples were split into two 30 µL aliquot for analysis both with </w:t>
+      </w:r>
+      <w:r>
+        <w:t>and without a full suite of isotope-labeled internal standards. Samples that received the internal standards were used for quantification of the unlabeled metabolite while those that did not were used to estimate the isotope distributions though they still</w:t>
+      </w:r>
+      <w:r>
+        <w:t xml:space="preserve"> received an internal standard mix of </w:t>
       </w:r>
       <w:r>
         <w:rPr>
@@ -3228,10 +3422,7 @@
         <w:t>4</w:t>
       </w:r>
       <w:r>
-        <w:t xml:space="preserve"> taurine t</w:t>
-      </w:r>
-      <w:r>
-        <w:t>o ensure all samples were successfully injected. The full list of internal standards can be found in the Supplemental Information (Table XX).</w:t>
+        <w:t xml:space="preserve"> taurine to ensure all samples were successfully injected. The full list of internal standards can be found in the Supplemental Information (Table XX).</w:t>
       </w:r>
     </w:p>
     <w:p>
@@ -3239,13 +3430,13 @@
         <w:pStyle w:val="BodyText"/>
       </w:pPr>
       <w:r>
-        <w:t>A pooled sample was created from 5-10 µL of each sample for a total volume of 300-600 µL that was used to assess m</w:t>
-      </w:r>
-      <w:r>
-        <w:t>atrix suppression and obscuring variation. We also ran samples of pure, unlabeled compounds split into two mixes in the pooled sample used to estimate the response factor of the instrument for quantification (Boysen et al. 2018). Samples were then placed d</w:t>
-      </w:r>
-      <w:r>
-        <w:t>irectly into the autosampler for injection.</w:t>
+        <w:t xml:space="preserve">A pooled sample was created from 5-10 µL </w:t>
+      </w:r>
+      <w:r>
+        <w:t>of each sample for a total volume of 300-600 µL that was used to assess matrix suppression and obscuring variation. We also ran samples of pure, unlabeled compounds split into two mixes in the pooled sample used to estimate the response factor of the instr</w:t>
+      </w:r>
+      <w:r>
+        <w:t>ument for quantification (Boysen et al. 2018). Samples were then placed directly into the autosampler for injection.</w:t>
       </w:r>
     </w:p>
     <w:p>
@@ -3262,496 +3453,569 @@
       <w:pPr>
         <w:pStyle w:val="FirstParagraph"/>
       </w:pPr>
-      <w:commentRangeStart w:id="21"/>
+      <w:r>
+        <w:t xml:space="preserve">Amino acids were hydrolyzed as in Fountoulakis and Lahm (1998) with minor modifications. Samples </w:t>
+      </w:r>
+      <w:r>
+        <w:t>were heated at 120 °C for 20 hours instead of 110 °C for 20-24 hours. Initial recovery tests with bovine serum albumin (BSA) resulted in better recovery of the amino acids at 120 °C as compared to 110 °C. A shorter hydrolysis with BSA at 150 °C was also tr</w:t>
+      </w:r>
+      <w:r>
+        <w:t>ied but recovery of amino acids was highest at 120 °C.</w:t>
+      </w:r>
+    </w:p>
+    <w:p>
+      <w:pPr>
+        <w:pStyle w:val="BodyText"/>
+      </w:pPr>
+      <w:r>
+        <w:t>Filters were transferred into combusted 4 mL glass vials with enough 6N hydrochloric acid to cover the filter. Each sample was purged under nitrogen gas for 30 seconds before immediately sealing with a solvent rinsed cap. The samples were then heated at 12</w:t>
+      </w:r>
+      <w:r>
+        <w:t>0 °C for 20 hours. The acid was then transferred to a clean, combusted glass vial. The original glass vial and filter were rinsed with approximately 500 µL of Optima grade water and transferred to the new glass vial. A rinsing step was repeated with an equ</w:t>
+      </w:r>
+      <w:r>
+        <w:t>al volume of Optima grade methanol. The acid mixture was concentrated to dryness under nitrogen gas and medium heat. Once dried, approximately 500 µL of water was used to rinse each vial and samples were returned to the nitrogen gas. Dried samples were re-</w:t>
+      </w:r>
+      <w:r>
+        <w:t>dissolved in 400 µL of Optima grade water and syringe filtered into LCMS vials.</w:t>
+      </w:r>
+    </w:p>
+    <w:p>
+      <w:pPr>
+        <w:pStyle w:val="BodyText"/>
+      </w:pPr>
+      <w:r>
+        <w:t>Amino acids were derivatized as in Gray et al. (2017) using the AccQ Tag Ultra derivatization kit from Waters. 10 µL of each sample was transferred into a new glass LCMS vial a</w:t>
+      </w:r>
+      <w:r>
+        <w:t>nd 70 µL of borate buffer was added to each vial. After vortexing, 20 µL of AccQ Tag Ultra derivatizing agent was added to each sample and the vials were heated at 55 °C for 10 minutes before being cooled and transferred to the autosampler for injection.</w:t>
+      </w:r>
+    </w:p>
+    <w:p>
+      <w:pPr>
+        <w:pStyle w:val="Heading3"/>
+      </w:pPr>
+      <w:bookmarkStart w:id="26" w:name="hplc-ms-methods"/>
+      <w:bookmarkEnd w:id="25"/>
+      <w:r>
+        <w:t>H</w:t>
+      </w:r>
+      <w:r>
+        <w:t>PLC-MS methods</w:t>
+      </w:r>
+    </w:p>
+    <w:p>
+      <w:pPr>
+        <w:pStyle w:val="FirstParagraph"/>
+      </w:pPr>
+      <w:r>
+        <w:t>Separate LC-MS runs were used for each amendment experiment. Nitrate samples were run in August 2021, ammonia samples were run in September, and the organics were run in July 2022. Each run was treated as a single batch and injected in seque</w:t>
+      </w:r>
+      <w:r>
+        <w:t xml:space="preserve">nce </w:t>
+      </w:r>
+      <w:r>
+        <w:lastRenderedPageBreak/>
+        <w:t>while maintaining the randomization that had occurred during extraction to minimize chromatographic shifts from solvent or column switching.</w:t>
+      </w:r>
+    </w:p>
+    <w:p>
+      <w:pPr>
+        <w:pStyle w:val="BodyText"/>
+      </w:pPr>
+      <w:r>
+        <w:t xml:space="preserve">For each run, a Waters Acquity I-Class UPLC with a SeQuant ZIC-pHILIC column (5 µm particle size, 2.1 mm x 150 </w:t>
+      </w:r>
+      <w:r>
+        <w:t>mm, from Millipore) was used with 10 mM ammonium carbonate in 85:15 acetonitrile to water (Solvent A) and 10 mM ammonium carbonate in 85:15 water to acetonitrile (Solvent B) at a flow rate of 0.15 mL/min. The column was held at 100% A for 2 minutes, ramped</w:t>
+      </w:r>
+      <w:r>
+        <w:t xml:space="preserve"> to 64% B over 18 minutes, ramped to 100% B over 1 minute, held at 100% B for 5 minutes, and equilibrated at 100% A for 25 minutes (50 minutes total). The column was maintained at 30 °C. The injection volume was 2 µL for samples and standard mixes. When st</w:t>
+      </w:r>
+      <w:r>
+        <w:t xml:space="preserve">arting a batch, the column was equilibrated at the starting conditions for at least 30 minutes. To improve the performance of the HILIC column, we maintained the same injection volume, kept the instrument running water blanks between samples as necessary, </w:t>
+      </w:r>
+      <w:r>
+        <w:t>and injected standards in a representative matrix (the pooled sample) in addition to standards in water. After each batch, the column was flushed with 10 mM ammonium carbonate in 85:15 water to acetonitrile for 20 to 30 minutes.</w:t>
+      </w:r>
+    </w:p>
+    <w:p>
+      <w:pPr>
+        <w:pStyle w:val="BodyText"/>
+      </w:pPr>
+      <w:r>
+        <w:t>The Waters Acquity UPLC was</w:t>
+      </w:r>
+      <w:r>
+        <w:t xml:space="preserve"> coupled to a Thermo Q Exactive HF hybrid Orbitrap high resolution mass spectrometer equipped with a heated electrospray ionization source (H-ESI). Each metabolite sample was run on a full scan method three times: once from the vial with internal standards</w:t>
+      </w:r>
+      <w:r>
+        <w:t xml:space="preserve"> with polarity switching at a resolution of 60,000, once from the vial without internal standards at a resolution of 240,000 in positive mode, and once again from the vial without internal standards at a resolution of 240,000 in negative mode. During all i</w:t>
+      </w:r>
+      <w:r>
+        <w:t xml:space="preserve">njections we set a scan range of 60 to 900 </w:t>
+      </w:r>
+      <w:r>
+        <w:rPr>
+          <w:i/>
+          <w:iCs/>
+        </w:rPr>
+        <w:t>m/z</w:t>
+      </w:r>
+      <w:r>
+        <w:t xml:space="preserve"> and with an AGC target of 1 million and a max injection time of 200 ms. The capillary temperature was set to 320 °C, the H-ESI spray voltage to 3.5 kV, and the auxiliary gas heater temperature to 90 °C. The S-</w:t>
+      </w:r>
+      <w:r>
+        <w:t>lens RF level was 65. Sheath gas, auxiliary gas, and sweep gas flow rates were maintained at 16, 3, and 1, respectively. For the quality control pooled samples, both high-resolution MS scans and data dependent MS/MS scans were collected and separate inject</w:t>
+      </w:r>
+      <w:r>
+        <w:t>ions were done for positive and negative ion modes (30,000 resolution and a dynamic exclusion time of 20 seconds for MS/MS data, top five most abundant ions in each cycle were fragmented, collision energies of 20, 35, and 50 eV). The MS/MS AGC target was s</w:t>
+      </w:r>
+      <w:r>
+        <w:t>et to 50,000 and the maximum injection time was 100 ms. The mass spectrometer was calibrated weekly in positive and negative mode using solutions provided by the manufacturer.</w:t>
+      </w:r>
+    </w:p>
+    <w:p>
+      <w:pPr>
+        <w:pStyle w:val="BodyText"/>
+      </w:pPr>
+      <w:r>
+        <w:t>For analysis of derivatized amino acids, a Waters Acquity UPLC HSS T3 column (1.</w:t>
+      </w:r>
+      <w:r>
+        <w:t xml:space="preserve">8 µm particle size, 2.1 mm x 150 mm) was used with 0.1% formic acid in water (Solvent A) and 0.1% formic acid in acetonitrile (Solvent B) at a flow rate of 0.6 mL/min. The column was held at 4% B for 0.5 minutes, ramped to 10% B over 2 minutes, ramped 28% </w:t>
+      </w:r>
+      <w:r>
+        <w:t>B over 2.5 minutes, ramped to 95% B over 0.5 minutes, held at 95% B for 1 minute, and equilibrated back to 4% B for 2.5 minutes (total run time is 9 minutes). The column temperature was maintained at 45°C. A full scan method in positive ion mode was used w</w:t>
+      </w:r>
+      <w:r>
+        <w:t xml:space="preserve">ith a scan range of 100 to 600 </w:t>
+      </w:r>
+      <w:r>
+        <w:rPr>
+          <w:i/>
+          <w:iCs/>
+        </w:rPr>
+        <w:t>m/z</w:t>
+      </w:r>
+      <w:r>
+        <w:t xml:space="preserve"> and a resolution of 60,000 on a Thermo Scientific Q Exactive HF Orbitrap. The capillary temperature was 320 °C, the H-ESI spray voltage was 3.8 kV, and the auxiliary gas heater temperature was 90 °C. The S-lens RF level w</w:t>
+      </w:r>
+      <w:r>
+        <w:t>as 65. Sheath gas, auxiliary gas, and sweep gas flow rates were maintained at 50, 15, and 1, respectively.</w:t>
+      </w:r>
+    </w:p>
+    <w:p>
+      <w:pPr>
+        <w:pStyle w:val="Heading2"/>
+      </w:pPr>
+      <w:bookmarkStart w:id="27" w:name="data-analysis"/>
+      <w:bookmarkEnd w:id="23"/>
+      <w:bookmarkEnd w:id="26"/>
+      <w:r>
+        <w:t>Data analysis</w:t>
+      </w:r>
+    </w:p>
+    <w:p>
+      <w:pPr>
+        <w:pStyle w:val="FirstParagraph"/>
+      </w:pPr>
+      <w:r>
+        <w:t>Raw files were converted to mzML format via Proteowizard’s MSConvert command line tool (version 3.0.25009, Chambers et al. (2012)) with</w:t>
+      </w:r>
+      <w:r>
+        <w:t xml:space="preserve"> vendor centroiding and separated into positive and negative mode files.</w:t>
+      </w:r>
+    </w:p>
+    <w:p>
+      <w:pPr>
+        <w:pStyle w:val="Heading3"/>
+      </w:pPr>
+      <w:bookmarkStart w:id="28" w:name="targeted-analysis"/>
+      <w:r>
+        <w:t>Targeted analysis</w:t>
+      </w:r>
+    </w:p>
+    <w:p>
+      <w:pPr>
+        <w:pStyle w:val="FirstParagraph"/>
+      </w:pPr>
+      <w:r>
+        <w:t>We used the RaMS R package (version 1.4.3, Kumler and E. Ingalls (2022)) to extract ion chromatograms from the samples without internal standards for each of the ~20</w:t>
+      </w:r>
+      <w:r>
+        <w:t>0 compounds for which we had a pure standard available. Each chromatogram was then visualized and the start and end retention times manually entered for each compound and MS run that had a high-quality mass feature that matched the pure standard in retenti</w:t>
+      </w:r>
+      <w:r>
+        <w:t>on time. We then calculated all the possible isotopes for each known compound and extracted those EICs as well, using the same retention time bounds as for the unlabeled feature. We integrated each of those peak areas using a trapezoidal Riemann sum (</w:t>
+      </w:r>
+      <w:r>
+        <w:rPr>
+          <w:rStyle w:val="VerbatimChar"/>
+        </w:rPr>
+        <w:t>trapz</w:t>
+      </w:r>
+      <w:r>
+        <w:t xml:space="preserve"> function in the RaMS package) if the unlabeled and labeled chromatograms shared more than 5 scans and had a correlation between the </w:t>
+      </w:r>
+      <w:r>
+        <w:rPr>
+          <w:vertAlign w:val="superscript"/>
+        </w:rPr>
+        <w:t>14</w:t>
+      </w:r>
+      <w:r>
+        <w:t xml:space="preserve">N and </w:t>
+      </w:r>
+      <w:r>
+        <w:rPr>
+          <w:vertAlign w:val="superscript"/>
+        </w:rPr>
+        <w:t>15</w:t>
+      </w:r>
+      <w:r>
+        <w:t>N peak intensities with a p-value below 0.01 to remove interfering ions. Samples which accidentally received isot</w:t>
+      </w:r>
+      <w:r>
+        <w:t>ope-labeled internal standards had the peak areas for that specific isotopologue set to zero. After the untargeted analysis we repeated this process for any compounds for which we were confident of an annotation (e.g. theanine and the MAAs).</w:t>
+      </w:r>
+    </w:p>
+    <w:p>
+      <w:pPr>
+        <w:pStyle w:val="BodyText"/>
+      </w:pPr>
+      <w:r>
+        <w:t>The same proce</w:t>
+      </w:r>
+      <w:r>
+        <w:t>ss was used for the samples with internal standards except that the isotopes were not considered. These peak areas were then normalized to their best-matched internal standard (Boysen et al. 2018) and quantified using the response factors estimated from th</w:t>
+      </w:r>
+      <w:r>
+        <w:t>e standards in the pooled sample. Samples that accidentally did not receive isotope-labeled internal standards had their peak areas interpolated as the average value of the samples immediately preceding and following.</w:t>
+      </w:r>
+    </w:p>
+    <w:p>
+      <w:pPr>
+        <w:pStyle w:val="Heading3"/>
+      </w:pPr>
+      <w:bookmarkStart w:id="29" w:name="untargeted-analysis"/>
+      <w:bookmarkEnd w:id="28"/>
+      <w:r>
+        <w:t>Untargeted analysis</w:t>
+      </w:r>
+    </w:p>
+    <w:p>
+      <w:pPr>
+        <w:pStyle w:val="FirstParagraph"/>
+      </w:pPr>
+      <w:r>
+        <w:t>We used the R package xcms (version 4.6.0, Smith et al. (2006)) to perform an untargeted analysis on the positive-mode pooled and environmental samples without internal standards across all four MS runs simultaneously (282 files). We used the CentWave algo</w:t>
+      </w:r>
+      <w:r>
+        <w:t xml:space="preserve">rithm (Tautenhahn, Böttcher, and Neumann 2008) with default settings except for </w:t>
+      </w:r>
+      <w:r>
+        <w:rPr>
+          <w:rStyle w:val="VerbatimChar"/>
+        </w:rPr>
+        <w:t>ppm</w:t>
+      </w:r>
+      <w:r>
+        <w:t xml:space="preserve"> which was set to 5, </w:t>
+      </w:r>
+      <w:r>
+        <w:rPr>
+          <w:rStyle w:val="VerbatimChar"/>
+        </w:rPr>
+        <w:t>peakwidth</w:t>
+      </w:r>
+      <w:r>
+        <w:t xml:space="preserve"> which was set to between 20 and 80, </w:t>
+      </w:r>
+      <w:r>
+        <w:rPr>
+          <w:rStyle w:val="VerbatimChar"/>
+        </w:rPr>
+        <w:t>prefilter</w:t>
+      </w:r>
+      <w:r>
+        <w:t xml:space="preserve"> which was set to 5 scans above 10,000, </w:t>
+      </w:r>
+      <w:r>
+        <w:rPr>
+          <w:rStyle w:val="VerbatimChar"/>
+        </w:rPr>
+        <w:t>snthresh</w:t>
+      </w:r>
+      <w:r>
+        <w:t xml:space="preserve"> which we set to 5, and </w:t>
+      </w:r>
+      <w:r>
+        <w:rPr>
+          <w:rStyle w:val="VerbatimChar"/>
+        </w:rPr>
+        <w:t>integrate</w:t>
+      </w:r>
+      <w:r>
+        <w:t xml:space="preserve"> which we set to</w:t>
+      </w:r>
+      <w:r>
+        <w:t xml:space="preserve"> 2. We also enabled </w:t>
+      </w:r>
+      <w:r>
+        <w:rPr>
+          <w:rStyle w:val="VerbatimChar"/>
+        </w:rPr>
+        <w:t>verboseColumns</w:t>
+      </w:r>
+      <w:r>
+        <w:t xml:space="preserve"> and </w:t>
+      </w:r>
+      <w:r>
+        <w:rPr>
+          <w:rStyle w:val="VerbatimChar"/>
+        </w:rPr>
+        <w:t>extendLengthMSW</w:t>
+      </w:r>
+      <w:r>
+        <w:t xml:space="preserve">. We did not perform retention time correction since manual inspection of the TIC and a few selected compounds did not reveal significant retention time drift. We then performed correspondence via peak </w:t>
+      </w:r>
+      <w:r>
+        <w:t xml:space="preserve">density with each set of replicates counting as a sample group, the </w:t>
+      </w:r>
+      <w:r>
+        <w:rPr>
+          <w:rStyle w:val="VerbatimChar"/>
+        </w:rPr>
+        <w:t>bandwidth</w:t>
+      </w:r>
+      <w:r>
+        <w:t xml:space="preserve"> set to 12, </w:t>
+      </w:r>
+      <w:r>
+        <w:rPr>
+          <w:rStyle w:val="VerbatimChar"/>
+        </w:rPr>
+        <w:t>minFraction</w:t>
+      </w:r>
+      <w:r>
+        <w:t xml:space="preserve"> set to 1, </w:t>
+      </w:r>
+      <w:r>
+        <w:rPr>
+          <w:rStyle w:val="VerbatimChar"/>
+        </w:rPr>
+        <w:t>binSize</w:t>
+      </w:r>
+      <w:r>
+        <w:t xml:space="preserve"> set to 0.001, and all other settings kept at their defaults. Finally, we filled peaks using the original </w:t>
+      </w:r>
+      <w:r>
+        <w:rPr>
+          <w:rStyle w:val="VerbatimChar"/>
+        </w:rPr>
+        <w:t>xcms</w:t>
+      </w:r>
+      <w:r>
+        <w:t xml:space="preserve"> algorithm and default setti</w:t>
+      </w:r>
+      <w:r>
+        <w:t>ngs.</w:t>
+      </w:r>
+    </w:p>
+    <w:p>
+      <w:pPr>
+        <w:pStyle w:val="BodyText"/>
+      </w:pPr>
+      <w:r>
+        <w:t xml:space="preserve">Once features were identified, we then re-integrated the individual peaks and used the same retention time bounds to integrate any data at a mass difference of -0.997035, in essence assuming that the peak detected by xcms was a </w:t>
+      </w:r>
+      <w:r>
+        <w:rPr>
+          <w:vertAlign w:val="superscript"/>
+        </w:rPr>
+        <w:t>15</w:t>
+      </w:r>
+      <w:r>
+        <w:t xml:space="preserve">N peak for which a </w:t>
+      </w:r>
+      <w:r>
+        <w:rPr>
+          <w:vertAlign w:val="superscript"/>
+        </w:rPr>
+        <w:t>14</w:t>
+      </w:r>
+      <w:r>
+        <w:t xml:space="preserve">N peak should exist to get high-quality isotope ratios. High quality features were those with a retention time above 2 minutes and a median </w:t>
+      </w:r>
+      <w:r>
+        <w:rPr>
+          <w:rStyle w:val="VerbatimChar"/>
+        </w:rPr>
+        <w:t>beta_snr</w:t>
+      </w:r>
+      <w:r>
+        <w:t xml:space="preserve"> value larger than the median </w:t>
+      </w:r>
+      <w:r>
+        <w:rPr>
+          <w:rStyle w:val="VerbatimChar"/>
+        </w:rPr>
+        <w:t>beta_snr</w:t>
+      </w:r>
+      <w:r>
+        <w:t xml:space="preserve"> value times -50 plus 50, thus drawing a diagonal line through the </w:t>
+      </w:r>
+      <w:r>
+        <w:rPr>
+          <w:rStyle w:val="VerbatimChar"/>
+        </w:rPr>
+        <w:t>med</w:t>
+      </w:r>
+      <w:r>
+        <w:rPr>
+          <w:rStyle w:val="VerbatimChar"/>
+        </w:rPr>
+        <w:t>_snr</w:t>
+      </w:r>
+      <w:r>
+        <w:t>:</w:t>
+      </w:r>
+      <w:r>
+        <w:rPr>
+          <w:rStyle w:val="VerbatimChar"/>
+        </w:rPr>
+        <w:t>med_cor</w:t>
+      </w:r>
+      <w:r>
+        <w:t xml:space="preserve"> space above which high quality features are more likely to be found (Kumler, Hazelton, and Ingalls 2023). Additionally, high-quality features were only considered to be isotopes if the correlation between the intensity values of the </w:t>
+      </w:r>
+      <w:r>
+        <w:rPr>
+          <w:vertAlign w:val="superscript"/>
+        </w:rPr>
+        <w:t>14</w:t>
+      </w:r>
+      <w:r>
+        <w:t xml:space="preserve">N and </w:t>
+      </w:r>
+      <w:r>
+        <w:rPr>
+          <w:vertAlign w:val="superscript"/>
+        </w:rPr>
+        <w:t>15</w:t>
+      </w:r>
+      <w:r>
+        <w:t>N peaks was above 0.8. We also removed peaks that eluted between 14 and 14.5 minutes because many of them appeared to be adducts or in-source transformations of bisulfate.</w:t>
+      </w:r>
+    </w:p>
+    <w:p>
+      <w:pPr>
+        <w:pStyle w:val="Heading2"/>
+      </w:pPr>
+      <w:bookmarkStart w:id="30" w:name="statistics"/>
+      <w:bookmarkEnd w:id="27"/>
+      <w:bookmarkEnd w:id="29"/>
+      <w:r>
+        <w:t>Statistics</w:t>
+      </w:r>
+    </w:p>
+    <w:p>
+      <w:pPr>
+        <w:pStyle w:val="FirstParagraph"/>
+      </w:pPr>
+      <w:r>
+        <w:t>Statistics were run in R version 4.5.0 (R Core Team 2025). We fit logisti</w:t>
+      </w:r>
+      <w:r>
+        <w:t xml:space="preserve">c regression curves to the fraction of the metabolite peak area labeled using R’s </w:t>
+      </w:r>
+      <w:r>
+        <w:rPr>
+          <w:rStyle w:val="VerbatimChar"/>
+        </w:rPr>
+        <w:t>glm</w:t>
+      </w:r>
+      <w:r>
+        <w:t xml:space="preserve"> function to model labeling fractions and error distributions except where only the final timepoint had signal, in which case we used a one-sample t-test to determine whet</w:t>
+      </w:r>
+      <w:r>
+        <w:t>her the labeling was significantly different from zero using only the final timepoint’s data. When testing whether untargeted compounds were increased over time we used Type-I linear models (</w:t>
+      </w:r>
+      <w:r>
+        <w:rPr>
+          <w:rStyle w:val="VerbatimChar"/>
+        </w:rPr>
+        <w:t>lm</w:t>
+      </w:r>
+      <w:r>
+        <w:t xml:space="preserve"> in R) with a false-discovery rate correction (</w:t>
+      </w:r>
+      <w:r>
+        <w:rPr>
+          <w:rStyle w:val="VerbatimChar"/>
+        </w:rPr>
+        <w:t>p.adjust</w:t>
+      </w:r>
+      <w:r>
+        <w:t>, Benjam</w:t>
+      </w:r>
+      <w:r>
+        <w:t>ini and Hochberg (1995)) and log-scaled time and peak area. Analyses were performed on triplicate data points across the 5 timepoints for a sample size of 15 with the exception of the 175 meter 6PM nitrate incubations for which T10 was removed due to anoma</w:t>
+      </w:r>
+      <w:r>
+        <w:t xml:space="preserve">lous labeling patterns and unclear sampling timing (resulting in n=12) and replicate B in the 25 meter 6AM guanosine monophosphate amendments at T26 which was lost during sample processing (n=14). k-means clustering was performed via </w:t>
+      </w:r>
+      <w:r>
+        <w:rPr>
+          <w:rStyle w:val="VerbatimChar"/>
+        </w:rPr>
+        <w:t>kmeans</w:t>
+      </w:r>
+      <w:r>
+        <w:t xml:space="preserve"> from the </w:t>
+      </w:r>
+      <w:r>
+        <w:rPr>
+          <w:rStyle w:val="VerbatimChar"/>
+        </w:rPr>
+        <w:t>stats</w:t>
+      </w:r>
       <w:r>
         <w:t xml:space="preserve"> </w:t>
       </w:r>
-      <w:commentRangeEnd w:id="21"/>
-      <w:r>
-        <w:commentReference w:id="26"/>
-      </w:r>
-    </w:p>
-    <w:p>
-      <w:pPr>
-        <w:pStyle w:val="Heading3"/>
-      </w:pPr>
-      <w:bookmarkStart w:id="27" w:name="hplc-ms-methods"/>
-      <w:bookmarkEnd w:id="25"/>
-      <w:r>
-        <w:t>HPLC-MS methods</w:t>
-      </w:r>
-    </w:p>
-    <w:p>
-      <w:pPr>
-        <w:pStyle w:val="FirstParagraph"/>
-      </w:pPr>
-      <w:commentRangeStart w:id="26"/>
-      <w:r>
-        <w:t xml:space="preserve"> </w:t>
-      </w:r>
-      <w:commentRangeEnd w:id="26"/>
-      <w:r>
-        <w:commentReference w:id="28"/>
-      </w:r>
-    </w:p>
-    <w:p>
-      <w:pPr>
-        <w:pStyle w:val="Heading2"/>
-      </w:pPr>
-      <w:bookmarkStart w:id="29" w:name="data-analysis"/>
-      <w:bookmarkEnd w:id="23"/>
-      <w:bookmarkEnd w:id="27"/>
-      <w:r>
-        <w:t>Data analysis</w:t>
-      </w:r>
-    </w:p>
-    <w:p>
-      <w:pPr>
-        <w:pStyle w:val="FirstParagraph"/>
-      </w:pPr>
-      <w:r>
-        <w:t>Raw files were converted to mzML format via Proteowizard’s MSConvert command line tool with vendor centroiding and separated into positive and negative mode files.</w:t>
-      </w:r>
-    </w:p>
-    <w:p>
-      <w:pPr>
-        <w:pStyle w:val="Heading3"/>
-      </w:pPr>
-      <w:bookmarkStart w:id="30" w:name="targeted-analysis"/>
-      <w:r>
-        <w:t>Targeted analysis</w:t>
-      </w:r>
-    </w:p>
-    <w:p>
-      <w:pPr>
-        <w:pStyle w:val="FirstParagraph"/>
-      </w:pPr>
-      <w:r>
-        <w:t>We used the RaMS R package (version 1.4.3, (</w:t>
-      </w:r>
-      <w:r>
-        <w:rPr>
-          <w:b/>
-          <w:bCs/>
-        </w:rPr>
-        <w:t>RaMS?</w:t>
-      </w:r>
-      <w:r>
-        <w:t>)) to extract ion chromat</w:t>
-      </w:r>
-      <w:r>
-        <w:t>ograms from the samples without internal standards for each of the ~200 compounds for which we had a pure standard available. Each chromatogram was then visualized and the start and end retention times manually entered for each compound and MS run that had</w:t>
-      </w:r>
-      <w:r>
-        <w:t xml:space="preserve"> a high-quality mass feature that matched the pure standard in retention time. We then calculated all the possible isotopes for each known compound and extracted those EICs as well, using the same retention time bounds as for the unlabeled feature. We inte</w:t>
-      </w:r>
-      <w:r>
-        <w:t>grated each of those peak areas using a trapezoidal Riemann sum (</w:t>
-      </w:r>
-      <w:r>
-        <w:rPr>
-          <w:rStyle w:val="VerbatimChar"/>
-        </w:rPr>
-        <w:t>trapz</w:t>
-      </w:r>
-      <w:r>
-        <w:t xml:space="preserve"> function in the RaMS package) if the unlabeled and labeled chromatograms shared more than 5 scans and had a correlation between the </w:t>
-      </w:r>
-      <w:r>
-        <w:rPr>
-          <w:vertAlign w:val="superscript"/>
-        </w:rPr>
-        <w:t>14</w:t>
-      </w:r>
-      <w:r>
-        <w:t xml:space="preserve">N and </w:t>
-      </w:r>
-      <w:r>
-        <w:rPr>
-          <w:vertAlign w:val="superscript"/>
-        </w:rPr>
-        <w:t>15</w:t>
-      </w:r>
-      <w:r>
-        <w:t>N peak intensities with a p-value below 0.0</w:t>
-      </w:r>
-      <w:r>
-        <w:t>1 to remove interfering ions. Samples which accidentally received isotope-labeled internal standards had the peak areas for that specific isotopologue set to zero. After the untargeted analysis we repeated this process for any compounds for which we were c</w:t>
-      </w:r>
-      <w:r>
-        <w:t>onfident of an annotation (e.g. theanine and the MAAs).</w:t>
-      </w:r>
-    </w:p>
-    <w:p>
-      <w:pPr>
-        <w:pStyle w:val="BodyText"/>
-      </w:pPr>
-      <w:r>
-        <w:t>The same process was used for the samples with internal standards except that the isotopes were not considered. These peak areas were then normalized to their best-</w:t>
-      </w:r>
-      <w:r>
-        <w:lastRenderedPageBreak/>
-        <w:t>matched internal standard (Boysen et</w:t>
-      </w:r>
-      <w:r>
-        <w:t xml:space="preserve"> al. 2018) and quantified using the response factors estimated from the standards in the pooled sample. Samples that accidentally did not receive isotope-labeled internal standards had their peak areas interpolated as the average value of the samples immed</w:t>
-      </w:r>
-      <w:r>
-        <w:t>iately preceding and following.</w:t>
-      </w:r>
-    </w:p>
-    <w:p>
-      <w:pPr>
-        <w:pStyle w:val="Heading3"/>
-      </w:pPr>
-      <w:bookmarkStart w:id="31" w:name="untargeted-analysis"/>
+      <w:r>
+        <w:t>package with 10 clusters after no clear jump in variance explained was observed with other cluster numbers, indicating the labeling patterns likely exist as a gradient instead of discrete groups.</w:t>
+      </w:r>
+    </w:p>
+    <w:p>
+      <w:pPr>
+        <w:pStyle w:val="Heading1"/>
+      </w:pPr>
+      <w:bookmarkStart w:id="31" w:name="acknowledgements"/>
+      <w:bookmarkEnd w:id="11"/>
       <w:bookmarkEnd w:id="30"/>
       <w:r>
-        <w:t>Untargeted analysis</w:t>
-      </w:r>
-    </w:p>
-    <w:p>
-      <w:pPr>
-        <w:pStyle w:val="FirstParagraph"/>
-      </w:pPr>
-      <w:r>
-        <w:t>We used the R package xcms (version 4.6.0, (</w:t>
-      </w:r>
-      <w:r>
-        <w:rPr>
-          <w:b/>
-          <w:bCs/>
-        </w:rPr>
-        <w:t>xcms?</w:t>
-      </w:r>
-      <w:r>
-        <w:t>)) to perform an untargeted analysis on the positive-mode pooled and environmental samples without internal standards across all four MS runs simultaneousl</w:t>
-      </w:r>
-      <w:r>
-        <w:t xml:space="preserve">y (282 files). We used the CentWave algorithm with default settings except for </w:t>
-      </w:r>
-      <w:r>
-        <w:rPr>
-          <w:rStyle w:val="VerbatimChar"/>
-        </w:rPr>
-        <w:t>ppm</w:t>
-      </w:r>
-      <w:r>
-        <w:t xml:space="preserve"> which was set to 5, </w:t>
-      </w:r>
-      <w:r>
-        <w:rPr>
-          <w:rStyle w:val="VerbatimChar"/>
-        </w:rPr>
-        <w:t>peakwidth</w:t>
-      </w:r>
-      <w:r>
-        <w:t xml:space="preserve"> which was set to between 20 and 80, </w:t>
-      </w:r>
-      <w:r>
-        <w:rPr>
-          <w:rStyle w:val="VerbatimChar"/>
-        </w:rPr>
-        <w:t>prefilter</w:t>
-      </w:r>
-      <w:r>
-        <w:t xml:space="preserve"> which was set to 5 scans above 10,000, </w:t>
-      </w:r>
-      <w:r>
-        <w:rPr>
-          <w:rStyle w:val="VerbatimChar"/>
-        </w:rPr>
-        <w:t>snthresh</w:t>
-      </w:r>
-      <w:r>
-        <w:t xml:space="preserve"> which we set to 5, and </w:t>
-      </w:r>
-      <w:r>
-        <w:rPr>
-          <w:rStyle w:val="VerbatimChar"/>
-        </w:rPr>
-        <w:t>integrate</w:t>
-      </w:r>
-      <w:r>
-        <w:t xml:space="preserve"> which we set to </w:t>
-      </w:r>
-      <w:r>
-        <w:t xml:space="preserve">2. We also enabled </w:t>
-      </w:r>
-      <w:r>
-        <w:rPr>
-          <w:rStyle w:val="VerbatimChar"/>
-        </w:rPr>
-        <w:t>verboseColumns</w:t>
-      </w:r>
-      <w:r>
-        <w:t xml:space="preserve"> and </w:t>
-      </w:r>
-      <w:r>
-        <w:rPr>
-          <w:rStyle w:val="VerbatimChar"/>
-        </w:rPr>
-        <w:t>extendLengthMSW</w:t>
-      </w:r>
-      <w:r>
-        <w:t>. We did not perform retention time correction since manual inspection of the TIC and a few selected compounds did not reveal significant retention time drift. We then performed correspondence via peak d</w:t>
-      </w:r>
-      <w:r>
-        <w:t xml:space="preserve">ensity with each set of replicates counting as a sample group, the </w:t>
-      </w:r>
-      <w:r>
-        <w:rPr>
-          <w:rStyle w:val="VerbatimChar"/>
-        </w:rPr>
-        <w:t>bandwidth</w:t>
-      </w:r>
-      <w:r>
-        <w:t xml:space="preserve"> set to 12, </w:t>
-      </w:r>
-      <w:r>
-        <w:rPr>
-          <w:rStyle w:val="VerbatimChar"/>
-        </w:rPr>
-        <w:t>minFraction</w:t>
-      </w:r>
-      <w:r>
-        <w:t xml:space="preserve"> set to 1, </w:t>
-      </w:r>
-      <w:r>
-        <w:rPr>
-          <w:rStyle w:val="VerbatimChar"/>
-        </w:rPr>
-        <w:t>binSize</w:t>
-      </w:r>
-      <w:r>
-        <w:t xml:space="preserve"> set to 0.001, and all other settings kept at their defaults. Finally, we filled peaks using the original </w:t>
-      </w:r>
-      <w:r>
-        <w:rPr>
-          <w:rStyle w:val="VerbatimChar"/>
-        </w:rPr>
-        <w:t>xcms</w:t>
-      </w:r>
-      <w:r>
-        <w:t xml:space="preserve"> algorithm and default settin</w:t>
-      </w:r>
-      <w:r>
-        <w:t>gs.</w:t>
-      </w:r>
-    </w:p>
-    <w:p>
-      <w:pPr>
-        <w:pStyle w:val="BodyText"/>
-      </w:pPr>
-      <w:r>
-        <w:t xml:space="preserve">Once features were identified, we then re-integrated the individual peaks and used the same retention time bounds to integrate any data at a mass difference of -0.997035, in essence assuming that the peak detected by xcms was a </w:t>
-      </w:r>
-      <w:r>
-        <w:rPr>
-          <w:vertAlign w:val="superscript"/>
-        </w:rPr>
-        <w:t>15</w:t>
-      </w:r>
-      <w:r>
-        <w:t xml:space="preserve">N peak for which a </w:t>
-      </w:r>
-      <w:r>
-        <w:rPr>
-          <w:vertAlign w:val="superscript"/>
-        </w:rPr>
-        <w:t>14</w:t>
-      </w:r>
-      <w:r>
-        <w:t>N</w:t>
-      </w:r>
-      <w:r>
-        <w:t xml:space="preserve"> peak should exist to get high-quality isotope ratios. High quality features were those with a retention time above 2 minutes and a median </w:t>
-      </w:r>
-      <w:r>
-        <w:rPr>
-          <w:rStyle w:val="VerbatimChar"/>
-        </w:rPr>
-        <w:t>beta_snr</w:t>
-      </w:r>
-      <w:r>
-        <w:t xml:space="preserve"> value larger than the median </w:t>
-      </w:r>
-      <w:r>
-        <w:rPr>
-          <w:rStyle w:val="VerbatimChar"/>
-        </w:rPr>
-        <w:t>beta_snr</w:t>
-      </w:r>
-      <w:r>
-        <w:t xml:space="preserve"> value times -50 plus 50, thus drawing a diagonal line through the </w:t>
-      </w:r>
-      <w:r>
-        <w:rPr>
-          <w:rStyle w:val="VerbatimChar"/>
-        </w:rPr>
-        <w:t>med_</w:t>
-      </w:r>
-      <w:r>
-        <w:rPr>
-          <w:rStyle w:val="VerbatimChar"/>
-        </w:rPr>
-        <w:t>snr</w:t>
-      </w:r>
-      <w:r>
-        <w:t>:</w:t>
-      </w:r>
-      <w:r>
-        <w:rPr>
-          <w:rStyle w:val="VerbatimChar"/>
-        </w:rPr>
-        <w:t>med_cor</w:t>
-      </w:r>
-      <w:r>
-        <w:t xml:space="preserve"> space above which high quality features are more likely to be found (Kumler, Hazelton, and Ingalls 2023). Additionally, high-quality features were only considered to be isotopes if the correlation between the intensity values of the </w:t>
-      </w:r>
-      <w:r>
-        <w:rPr>
-          <w:vertAlign w:val="superscript"/>
-        </w:rPr>
-        <w:t>14</w:t>
-      </w:r>
-      <w:r>
-        <w:t xml:space="preserve">N and </w:t>
-      </w:r>
-      <w:r>
-        <w:rPr>
-          <w:vertAlign w:val="superscript"/>
-        </w:rPr>
-        <w:t>15</w:t>
-      </w:r>
-      <w:r>
-        <w:t>N</w:t>
-      </w:r>
-      <w:r>
-        <w:t xml:space="preserve"> peaks was above 0.8. We also removed peaks that eluted between 14 and 14.5 minutes because many of them appeared to be adducts or in-source transformations of bisulfate.</w:t>
-      </w:r>
-    </w:p>
-    <w:p>
-      <w:pPr>
-        <w:pStyle w:val="Heading2"/>
-      </w:pPr>
-      <w:bookmarkStart w:id="32" w:name="statistics"/>
-      <w:bookmarkEnd w:id="29"/>
+        <w:t>Acknowledgements</w:t>
+      </w:r>
+    </w:p>
+    <w:p>
+      <w:pPr>
+        <w:pStyle w:val="Heading1"/>
+      </w:pPr>
+      <w:bookmarkStart w:id="32" w:name="data-availability"/>
       <w:bookmarkEnd w:id="31"/>
       <w:r>
-        <w:t>Statistics</w:t>
-      </w:r>
-    </w:p>
-    <w:p>
-      <w:pPr>
-        <w:pStyle w:val="FirstParagraph"/>
-      </w:pPr>
-      <w:r>
-        <w:t>Statistics were run in R version 4.5.0 (</w:t>
-      </w:r>
-      <w:r>
-        <w:rPr>
-          <w:b/>
-          <w:bCs/>
-        </w:rPr>
-        <w:t>R2025?</w:t>
-      </w:r>
-      <w:r>
-        <w:t>). We fit logistic regressio</w:t>
-      </w:r>
-      <w:r>
-        <w:t xml:space="preserve">n curves to the fraction of the metabolite peak area labeled using R’s </w:t>
-      </w:r>
-      <w:r>
-        <w:rPr>
-          <w:rStyle w:val="VerbatimChar"/>
-        </w:rPr>
-        <w:t>glm</w:t>
-      </w:r>
-      <w:r>
-        <w:t xml:space="preserve"> function to model labeling fractions and error distributions except where only the final timepoint had signal, in which case we used a one-sample t-test to determine whether the lab</w:t>
-      </w:r>
-      <w:r>
-        <w:t>eling was significantly different from zero using only the final timepoint’s data. When testing whether untargeted compounds were increased over time we used Type-I linear models (</w:t>
-      </w:r>
-      <w:r>
-        <w:rPr>
-          <w:rStyle w:val="VerbatimChar"/>
-        </w:rPr>
-        <w:t>lm</w:t>
-      </w:r>
-      <w:r>
-        <w:t xml:space="preserve"> in R) with a false-discovery rate correction (</w:t>
-      </w:r>
-      <w:r>
-        <w:rPr>
-          <w:rStyle w:val="VerbatimChar"/>
-        </w:rPr>
-        <w:t>p.adjust</w:t>
-      </w:r>
-      <w:r>
-        <w:t>, Benjamini and Hoc</w:t>
-      </w:r>
-      <w:r>
-        <w:t>hberg (1995)) and log-scaled time and peak area. Analyses were performed on triplicate data points across the 5 timepoints for a sample size of 15 with the exception of the 175 meter 6PM nitrate incubations for which T10 was removed due to anomalous labeli</w:t>
-      </w:r>
-      <w:r>
-        <w:t xml:space="preserve">ng patterns and unclear sampling timing (resulting in n=12) and replicate B in the 25 meter 6AM guanosine monophosphate amendments at T26 which was lost during sample </w:t>
-      </w:r>
-      <w:r>
-        <w:lastRenderedPageBreak/>
-        <w:t xml:space="preserve">processing (n=14). k-means clustering was performed via </w:t>
-      </w:r>
-      <w:r>
-        <w:rPr>
-          <w:rStyle w:val="VerbatimChar"/>
-        </w:rPr>
-        <w:t>kmeans</w:t>
-      </w:r>
-      <w:r>
-        <w:t xml:space="preserve"> from the </w:t>
-      </w:r>
-      <w:r>
-        <w:rPr>
-          <w:rStyle w:val="VerbatimChar"/>
-        </w:rPr>
-        <w:t>stats</w:t>
-      </w:r>
-      <w:r>
-        <w:t xml:space="preserve"> package wit</w:t>
-      </w:r>
-      <w:r>
-        <w:t>h 10 clusters after no clear jump in variance explained was observed with other cluster numbers, indicating the labeling patterns likely exist as a gradient instead of discrete groups.</w:t>
+        <w:t>Data availability</w:t>
       </w:r>
     </w:p>
     <w:p>
       <w:pPr>
         <w:pStyle w:val="Heading1"/>
       </w:pPr>
-      <w:bookmarkStart w:id="33" w:name="acknowledgements"/>
-      <w:bookmarkEnd w:id="11"/>
+      <w:bookmarkStart w:id="33" w:name="references"/>
       <w:bookmarkEnd w:id="32"/>
       <w:r>
-        <w:t>Acknowledgements</w:t>
-      </w:r>
-    </w:p>
-    <w:p>
-      <w:pPr>
-        <w:pStyle w:val="Heading1"/>
-      </w:pPr>
-      <w:bookmarkStart w:id="34" w:name="data-availability"/>
-      <w:bookmarkEnd w:id="33"/>
-      <w:r>
-        <w:t>Data availability</w:t>
-      </w:r>
-    </w:p>
-    <w:p>
-      <w:pPr>
-        <w:pStyle w:val="Heading1"/>
-      </w:pPr>
-      <w:bookmarkStart w:id="35" w:name="references"/>
-      <w:bookmarkEnd w:id="34"/>
-      <w:r>
         <w:t>References</w:t>
       </w:r>
     </w:p>
@@ -3759,8 +4023,8 @@
       <w:pPr>
         <w:pStyle w:val="Bibliography"/>
       </w:pPr>
-      <w:bookmarkStart w:id="36" w:name="ref-Alexander2015"/>
-      <w:bookmarkStart w:id="37" w:name="refs"/>
+      <w:bookmarkStart w:id="34" w:name="ref-Alexander2015"/>
+      <w:bookmarkStart w:id="35" w:name="refs"/>
       <w:r>
         <w:t xml:space="preserve">Alexander, Harriet, Mónica Rouco, Sheean T. Haley, Samuel T. Wilson, David M. Karl, and Sonya T. Dyhrman. 2015. “Functional Group-Specific Traits Drive Phytoplankton Dynamics in the Oligotrophic Ocean.” </w:t>
       </w:r>
@@ -3777,7 +4041,7 @@
       <w:r>
         <w:t xml:space="preserve">44). </w:t>
       </w:r>
-      <w:hyperlink r:id="rId13">
+      <w:hyperlink r:id="rId15">
         <w:r>
           <w:rPr>
             <w:rStyle w:val="Hyperlink"/>
@@ -3793,29 +4057,32 @@
       <w:pPr>
         <w:pStyle w:val="Bibliography"/>
       </w:pPr>
-      <w:bookmarkStart w:id="38" w:name="ref-Aluwihare2008"/>
+      <w:bookmarkStart w:id="36" w:name="ref-Aluwihare2008"/>
+      <w:bookmarkEnd w:id="34"/>
+      <w:r>
+        <w:t xml:space="preserve">Aluwihare, Lihini I., and Travis Meador. 2008. “Chemical Composition of Marine Dissolved Organic Nitrogen.” In </w:t>
+      </w:r>
+      <w:r>
+        <w:rPr>
+          <w:i/>
+          <w:iCs/>
+        </w:rPr>
+        <w:t>Nitrogen in the Marine Environment</w:t>
+      </w:r>
+      <w:r>
+        <w:t xml:space="preserve">, 2nd </w:t>
+      </w:r>
+      <w:r>
+        <w:t>ed., 95–140. Academic Press Burlington, MA.</w:t>
+      </w:r>
+    </w:p>
+    <w:p>
+      <w:pPr>
+        <w:pStyle w:val="Bibliography"/>
+      </w:pPr>
+      <w:bookmarkStart w:id="37" w:name="ref-Aluwihare2005"/>
       <w:bookmarkEnd w:id="36"/>
       <w:r>
-        <w:t xml:space="preserve">Aluwihare, Lihini I., and Travis Meador. 2008. “Chemical Composition of Marine Dissolved Organic Nitrogen.” In </w:t>
-      </w:r>
-      <w:r>
-        <w:rPr>
-          <w:i/>
-          <w:iCs/>
-        </w:rPr>
-        <w:t>Nitrogen in the Marine Environment</w:t>
-      </w:r>
-      <w:r>
-        <w:t>, 2nd ed., 95–140. Academic Press Burlington, MA.</w:t>
-      </w:r>
-    </w:p>
-    <w:p>
-      <w:pPr>
-        <w:pStyle w:val="Bibliography"/>
-      </w:pPr>
-      <w:bookmarkStart w:id="39" w:name="ref-Aluwihare2005"/>
-      <w:bookmarkEnd w:id="38"/>
-      <w:r>
         <w:t xml:space="preserve">Aluwihare, Lihini I., Daniel J. Repeta, Silvio Pantoja, and Carl G. Johnson. 2005. “Two Chemically Distinct Pools of Organic Nitrogen Accumulate in the Ocean.” </w:t>
       </w:r>
       <w:r>
@@ -3828,7 +4095,7 @@
       <w:r>
         <w:t xml:space="preserve"> 308 (5724): 1007–10. </w:t>
       </w:r>
-      <w:hyperlink r:id="rId14">
+      <w:hyperlink r:id="rId16">
         <w:r>
           <w:rPr>
             <w:rStyle w:val="Hyperlink"/>
@@ -3844,8 +4111,8 @@
       <w:pPr>
         <w:pStyle w:val="Bibliography"/>
       </w:pPr>
-      <w:bookmarkStart w:id="40" w:name="ref-Antia1991"/>
-      <w:bookmarkEnd w:id="39"/>
+      <w:bookmarkStart w:id="38" w:name="ref-Antia1991"/>
+      <w:bookmarkEnd w:id="37"/>
       <w:r>
         <w:t xml:space="preserve">Antia, N. J., P. J. Harrison, and L. Oliveira. 1991. “The Role of Dissolved Organic Nitrogen in Phytoplankton Nutrition, Cell Biology and Ecology.” </w:t>
       </w:r>
@@ -3859,7 +4126,7 @@
       <w:r>
         <w:t xml:space="preserve"> 30 (1): 1–89. </w:t>
       </w:r>
-      <w:hyperlink r:id="rId15">
+      <w:hyperlink r:id="rId17">
         <w:r>
           <w:rPr>
             <w:rStyle w:val="Hyperlink"/>
@@ -3875,13 +4142,13 @@
       <w:pPr>
         <w:pStyle w:val="Bibliography"/>
       </w:pPr>
-      <w:bookmarkStart w:id="41" w:name="ref-Bender2012"/>
-      <w:bookmarkEnd w:id="40"/>
-      <w:r>
-        <w:t>Bender, Sara J., Micaela S. Parker, and E. Virginia Armbrust. 2012. “Coupled Effects of Light and Nitrogen Source on the Urea Cycle and Nitrogen Met</w:t>
-      </w:r>
-      <w:r>
-        <w:t xml:space="preserve">abolism over a Diel Cycle in the Marine Diatom Thalassiosira Pseudonana.” </w:t>
+      <w:bookmarkStart w:id="39" w:name="ref-Bender2012"/>
+      <w:bookmarkEnd w:id="38"/>
+      <w:r>
+        <w:t>Bender, Sara J., Micaela S. Parker, and E. Virginia Armbrust. 2012. “Coupled Effects of Light and Nitrogen Source on the Urea Cycle and Nitrogen Metabolis</w:t>
+      </w:r>
+      <w:r>
+        <w:t xml:space="preserve">m over a Diel Cycle in the Marine Diatom Thalassiosira Pseudonana.” </w:t>
       </w:r>
       <w:r>
         <w:rPr>
@@ -3893,7 +4160,7 @@
       <w:r>
         <w:t xml:space="preserve"> 163 (2): 232–51. </w:t>
       </w:r>
-      <w:hyperlink r:id="rId16">
+      <w:hyperlink r:id="rId18">
         <w:r>
           <w:rPr>
             <w:rStyle w:val="Hyperlink"/>
@@ -3909,25 +4176,494 @@
       <w:pPr>
         <w:pStyle w:val="Bibliography"/>
       </w:pPr>
-      <w:bookmarkStart w:id="42" w:name="ref-Benjamini1995"/>
+      <w:bookmarkStart w:id="40" w:name="ref-Benjamini1995"/>
+      <w:bookmarkEnd w:id="39"/>
+      <w:r>
+        <w:t>Benjamini, Yoav, and Yosef Hochberg. 1995. “Controlli</w:t>
+      </w:r>
+      <w:r>
+        <w:t xml:space="preserve">ng the False Discovery Rate: A Practical and Powerful Approach to Multiple Testing.” </w:t>
+      </w:r>
+      <w:r>
+        <w:rPr>
+          <w:i/>
+          <w:iCs/>
+        </w:rPr>
+        <w:t>Journal of the Royal Statistical Society: Series B (Methodological)</w:t>
+      </w:r>
+      <w:r>
+        <w:t xml:space="preserve"> 57 (1): 289–300. </w:t>
+      </w:r>
+      <w:hyperlink r:id="rId19">
+        <w:r>
+          <w:rPr>
+            <w:rStyle w:val="Hyperlink"/>
+          </w:rPr>
+          <w:t>https://doi.org/</w:t>
+        </w:r>
+        <w:r>
+          <w:rPr>
+            <w:rStyle w:val="Hyperlink"/>
+          </w:rPr>
+          <w:t>10.1111/j.2517-6161.1995.tb02031.x</w:t>
+        </w:r>
+      </w:hyperlink>
+      <w:r>
+        <w:t>.</w:t>
+      </w:r>
+    </w:p>
+    <w:p>
+      <w:pPr>
+        <w:pStyle w:val="Bibliography"/>
+      </w:pPr>
+      <w:bookmarkStart w:id="41" w:name="ref-Boysen2018"/>
+      <w:bookmarkEnd w:id="40"/>
+      <w:r>
+        <w:t>Boysen, Angela K., Katherine R. Heal, Laura T. Carlson, and Anitra E. Ingalls. 2018. “Best-Matched Internal Standard Normalization in Liquid Chromatography–Mass Spectrometry Metabolomics Applied to Environmental Samples.</w:t>
+      </w:r>
+      <w:r>
+        <w:t xml:space="preserve">” </w:t>
+      </w:r>
+      <w:r>
+        <w:rPr>
+          <w:i/>
+          <w:iCs/>
+        </w:rPr>
+        <w:t>Analytical Chemistry</w:t>
+      </w:r>
+      <w:r>
+        <w:t xml:space="preserve"> 90 (2): 1363–69. </w:t>
+      </w:r>
+      <w:hyperlink r:id="rId20">
+        <w:r>
+          <w:rPr>
+            <w:rStyle w:val="Hyperlink"/>
+          </w:rPr>
+          <w:t>https://doi.org/10.1021/acs.analchem.7b04400</w:t>
+        </w:r>
+      </w:hyperlink>
+      <w:r>
+        <w:t>.</w:t>
+      </w:r>
+    </w:p>
+    <w:p>
+      <w:pPr>
+        <w:pStyle w:val="Bibliography"/>
+      </w:pPr>
+      <w:bookmarkStart w:id="42" w:name="ref-Bradley2010"/>
       <w:bookmarkEnd w:id="41"/>
       <w:r>
-        <w:t>Benjamini, Yoav, and Yosef Hochberg. 1995. “Con</w:t>
-      </w:r>
-      <w:r>
-        <w:t xml:space="preserve">trolling the False Discovery Rate: A Practical and Powerful Approach to Multiple Testing.” </w:t>
-      </w:r>
-      <w:r>
-        <w:rPr>
-          <w:i/>
-          <w:iCs/>
-        </w:rPr>
-        <w:t>Journal of the Royal Statistical Society: Series B (Methodological)</w:t>
-      </w:r>
-      <w:r>
-        <w:t xml:space="preserve"> 57 (1): 289–300. </w:t>
-      </w:r>
-      <w:hyperlink r:id="rId17">
+        <w:t>Bradley, Paul B., Marta P. Sanderson, Marc E. Frischer, Jennifer Brofft, Melissa G. Booth, Lee J. Kerkhof,</w:t>
+      </w:r>
+      <w:r>
+        <w:t xml:space="preserve"> and Deborah A. Bronk. 2010. “Inorganic and Organic Nitrogen Uptake by Phytoplankton and Heterotrophic Bacteria in the Stratified Mid-Atlantic Bight.” </w:t>
+      </w:r>
+      <w:r>
+        <w:rPr>
+          <w:i/>
+          <w:iCs/>
+        </w:rPr>
+        <w:t>Estuarine, Coastal and Shelf Science</w:t>
+      </w:r>
+      <w:r>
+        <w:t xml:space="preserve"> 88 (4): 429–41. </w:t>
+      </w:r>
+      <w:hyperlink r:id="rId21">
+        <w:r>
+          <w:rPr>
+            <w:rStyle w:val="Hyperlink"/>
+          </w:rPr>
+          <w:t>https://doi.org/10.1016/j.ecss.2010.02.001</w:t>
+        </w:r>
+      </w:hyperlink>
+      <w:r>
+        <w:t>.</w:t>
+      </w:r>
+    </w:p>
+    <w:p>
+      <w:pPr>
+        <w:pStyle w:val="Bibliography"/>
+      </w:pPr>
+      <w:bookmarkStart w:id="43" w:name="ref-Bronk2007"/>
+      <w:bookmarkEnd w:id="42"/>
+      <w:r>
+        <w:t xml:space="preserve">Bronk, D. A., J. H. See, P. Bradley, and L. Killberg. 2007. “DON as a Source of Bioavailable Nitrogen for Phytoplankton.” </w:t>
+      </w:r>
+      <w:r>
+        <w:rPr>
+          <w:i/>
+          <w:iCs/>
+        </w:rPr>
+        <w:t>Biogeosciences</w:t>
+      </w:r>
+      <w:r>
+        <w:t xml:space="preserve"> 4 (3): 283–96. </w:t>
+      </w:r>
+      <w:hyperlink r:id="rId22">
+        <w:r>
+          <w:rPr>
+            <w:rStyle w:val="Hyperlink"/>
+          </w:rPr>
+          <w:t>https://doi.org/10.5194/bg-4-283-2007</w:t>
+        </w:r>
+      </w:hyperlink>
+      <w:r>
+        <w:t>.</w:t>
+      </w:r>
+    </w:p>
+    <w:p>
+      <w:pPr>
+        <w:pStyle w:val="Bibliography"/>
+      </w:pPr>
+      <w:bookmarkStart w:id="44" w:name="ref-Bronk2024"/>
+      <w:bookmarkEnd w:id="43"/>
+      <w:r>
+        <w:t xml:space="preserve">Bronk, Deborah A., Rachel E. Sipler, Robert T. Letscher, and Matthew D. McCarthy. 2024. “Dissolved Organic Nitrogen.” In </w:t>
+      </w:r>
+      <w:r>
+        <w:rPr>
+          <w:i/>
+          <w:iCs/>
+        </w:rPr>
+        <w:t>Biogeochemistry of Marine Dissolved Organic Matter</w:t>
+      </w:r>
+      <w:r>
+        <w:t xml:space="preserve">, 343–404. Elsevier. </w:t>
+      </w:r>
+      <w:hyperlink r:id="rId23">
+        <w:r>
+          <w:rPr>
+            <w:rStyle w:val="Hyperlink"/>
+          </w:rPr>
+          <w:t>https://doi.org/10.1016/B978-0-443-13858-4.00016-2</w:t>
+        </w:r>
+      </w:hyperlink>
+      <w:r>
+        <w:t>.</w:t>
+      </w:r>
+    </w:p>
+    <w:p>
+      <w:pPr>
+        <w:pStyle w:val="Bibliography"/>
+      </w:pPr>
+      <w:bookmarkStart w:id="45" w:name="ref-Bronk2008"/>
+      <w:bookmarkEnd w:id="44"/>
+      <w:r>
+        <w:t xml:space="preserve">Bronk, Deborah A., and Deborah K. Steinberg. 2008. “Nitrogen Regeneration.” In </w:t>
+      </w:r>
+      <w:r>
+        <w:rPr>
+          <w:i/>
+          <w:iCs/>
+        </w:rPr>
+        <w:t>Nitrogen in the Marine Environment</w:t>
+      </w:r>
+      <w:r>
+        <w:t>, 2nd ed., 385–450. Academic Press Burl</w:t>
+      </w:r>
+      <w:r>
+        <w:t>ington, MA.</w:t>
+      </w:r>
+    </w:p>
+    <w:p>
+      <w:pPr>
+        <w:pStyle w:val="Bibliography"/>
+      </w:pPr>
+      <w:bookmarkStart w:id="46" w:name="ref-Chambers2012"/>
+      <w:bookmarkEnd w:id="45"/>
+      <w:r>
+        <w:t xml:space="preserve">Chambers, Matthew C, Brendan Maclean, Robert Burke, Dario Amodei, Daniel L Ruderman, Steffen Neumann, Laurent Gatto, et al. 2012. “A Cross-Platform Toolkit for Mass Spectrometry and Proteomics.” </w:t>
+      </w:r>
+      <w:r>
+        <w:rPr>
+          <w:i/>
+          <w:iCs/>
+        </w:rPr>
+        <w:t>Nature Biotechnology</w:t>
+      </w:r>
+      <w:r>
+        <w:t xml:space="preserve"> 30 (10): 918–20. </w:t>
+      </w:r>
+      <w:hyperlink r:id="rId24">
+        <w:r>
+          <w:rPr>
+            <w:rStyle w:val="Hyperlink"/>
+          </w:rPr>
+          <w:t>https://doi.org/10.1038/nbt.2377</w:t>
+        </w:r>
+      </w:hyperlink>
+      <w:r>
+        <w:t>.</w:t>
+      </w:r>
+    </w:p>
+    <w:p>
+      <w:pPr>
+        <w:pStyle w:val="Bibliography"/>
+      </w:pPr>
+      <w:bookmarkStart w:id="47" w:name="ref-Fountoulakis1998"/>
+      <w:bookmarkEnd w:id="46"/>
+      <w:r>
+        <w:t xml:space="preserve">Fountoulakis, Michael, and Hans-Werner Lahm. 1998. “Hydrolysis and Amino Acid Composition Analysis of Proteins.” </w:t>
+      </w:r>
+      <w:r>
+        <w:rPr>
+          <w:i/>
+          <w:iCs/>
+        </w:rPr>
+        <w:t>Journal of Chromatography A</w:t>
+      </w:r>
+      <w:r>
+        <w:t xml:space="preserve"> 826 (2): 109–34. </w:t>
+      </w:r>
+      <w:hyperlink r:id="rId25">
+        <w:r>
+          <w:rPr>
+            <w:rStyle w:val="Hyperlink"/>
+          </w:rPr>
+          <w:t>https://doi.org/10.1016/S0021-9673(98)00721-3</w:t>
+        </w:r>
+      </w:hyperlink>
+      <w:r>
+        <w:t>.</w:t>
+      </w:r>
+    </w:p>
+    <w:p>
+      <w:pPr>
+        <w:pStyle w:val="Bibliography"/>
+      </w:pPr>
+      <w:bookmarkStart w:id="48" w:name="ref-Gray2017"/>
+      <w:bookmarkEnd w:id="47"/>
+      <w:r>
+        <w:t>Gray, Nicola, Rabiya Zia, Adam King, Vishal C. Patel, Julia Wendon, Mark J. W. McPhail, Muireann Coen, Robert S. Plumb, Ian D. Wilson, and Jeremy K. Nicholson</w:t>
+      </w:r>
+      <w:r>
+        <w:t xml:space="preserve">. 2017. “High-Speed Quantitative UPLC-MS Analysis of Multiple Amines in Human Plasma and Serum via Precolumn Derivatization with 6-Aminoquinolyl- </w:t>
+      </w:r>
+      <w:r>
+        <w:rPr>
+          <w:i/>
+          <w:iCs/>
+        </w:rPr>
+        <w:t>N</w:t>
+      </w:r>
+      <w:r>
+        <w:t xml:space="preserve"> -Hydroxysuccinimidyl Carbamate: Application to Acetaminophen-Induced Liver Failure.” </w:t>
+      </w:r>
+      <w:r>
+        <w:rPr>
+          <w:i/>
+          <w:iCs/>
+        </w:rPr>
+        <w:t>Analytical Chemistry</w:t>
+      </w:r>
+      <w:r>
+        <w:t xml:space="preserve"> 89</w:t>
+      </w:r>
+      <w:r>
+        <w:t xml:space="preserve"> (4): 2478–87. </w:t>
+      </w:r>
+      <w:hyperlink r:id="rId26">
+        <w:r>
+          <w:rPr>
+            <w:rStyle w:val="Hyperlink"/>
+          </w:rPr>
+          <w:t>https://doi.org/10.1021/acs.analchem.6b04623</w:t>
+        </w:r>
+      </w:hyperlink>
+      <w:r>
+        <w:t>.</w:t>
+      </w:r>
+    </w:p>
+    <w:p>
+      <w:pPr>
+        <w:pStyle w:val="Bibliography"/>
+      </w:pPr>
+      <w:bookmarkStart w:id="49" w:name="ref-Heal2021"/>
+      <w:bookmarkEnd w:id="48"/>
+      <w:r>
+        <w:t>Heal, Katherine R., Bryndan P. Durham, Angela K. Boysen, Laura T. Carlson, Wei Qin, François Ribalet, Angelicque E. White, Randelle</w:t>
+      </w:r>
+      <w:r>
+        <w:t xml:space="preserve"> M. Bundy, E. Virginia Armbrust, and Anitra E. Ingalls. 2021. “Marine Community Metabolomes Carry Fingerprints of Phytoplankton Community Composition.” Edited by Manuel Liebeke. </w:t>
+      </w:r>
+      <w:r>
+        <w:rPr>
+          <w:i/>
+          <w:iCs/>
+        </w:rPr>
+        <w:t>mSystems</w:t>
+      </w:r>
+      <w:r>
+        <w:t xml:space="preserve"> 6 (3): e01334–20. </w:t>
+      </w:r>
+      <w:hyperlink r:id="rId27">
+        <w:r>
+          <w:rPr>
+            <w:rStyle w:val="Hyperlink"/>
+          </w:rPr>
+          <w:t>https://doi.org/10.1128/mSystems.01334-20</w:t>
+        </w:r>
+      </w:hyperlink>
+      <w:r>
+        <w:t>.</w:t>
+      </w:r>
+    </w:p>
+    <w:p>
+      <w:pPr>
+        <w:pStyle w:val="Bibliography"/>
+      </w:pPr>
+      <w:bookmarkStart w:id="50" w:name="ref-Hutchins2022"/>
+      <w:bookmarkEnd w:id="49"/>
+      <w:r>
+        <w:t xml:space="preserve">Hutchins, David A., and Douglas G. Capone. 2022. “The Marine Nitrogen Cycle: New Developments and Global Change.” </w:t>
+      </w:r>
+      <w:r>
+        <w:rPr>
+          <w:i/>
+          <w:iCs/>
+        </w:rPr>
+        <w:t>Nature Reviews Microbiology</w:t>
+      </w:r>
+      <w:r>
+        <w:t xml:space="preserve"> 20 (7): 401–14. </w:t>
+      </w:r>
+      <w:hyperlink r:id="rId28">
+        <w:r>
+          <w:rPr>
+            <w:rStyle w:val="Hyperlink"/>
+          </w:rPr>
+          <w:t>https://doi.org/10.1038/s41579-022-00687-z</w:t>
+        </w:r>
+      </w:hyperlink>
+      <w:r>
+        <w:t>.</w:t>
+      </w:r>
+    </w:p>
+    <w:p>
+      <w:pPr>
+        <w:pStyle w:val="Bibliography"/>
+      </w:pPr>
+      <w:bookmarkStart w:id="51" w:name="ref-Jones2024"/>
+      <w:bookmarkEnd w:id="50"/>
+      <w:r>
+        <w:t>Jones, Catriona L. C., Judith Camps-Castella, Mike Smykala, Morgan S. Sobol, and Keisuke Inomura. 2024. “Seeing Through the Gray Box: An Integrated Approach to Physiological Modeling of Phytoplan</w:t>
+      </w:r>
+      <w:r>
+        <w:t xml:space="preserve">kton Stoichiometry.” </w:t>
+      </w:r>
+      <w:r>
+        <w:rPr>
+          <w:i/>
+          <w:iCs/>
+        </w:rPr>
+        <w:t>Frontiers in Ecology and Evolution</w:t>
+      </w:r>
+      <w:r>
+        <w:t xml:space="preserve"> 12 (December): 1505025. </w:t>
+      </w:r>
+      <w:hyperlink r:id="rId29">
+        <w:r>
+          <w:rPr>
+            <w:rStyle w:val="Hyperlink"/>
+          </w:rPr>
+          <w:t>https://doi.org/10.3389/fevo.2024.1505025</w:t>
+        </w:r>
+      </w:hyperlink>
+      <w:r>
+        <w:t>.</w:t>
+      </w:r>
+    </w:p>
+    <w:p>
+      <w:pPr>
+        <w:pStyle w:val="Bibliography"/>
+      </w:pPr>
+      <w:bookmarkStart w:id="52" w:name="ref-Kumler2022"/>
+      <w:bookmarkEnd w:id="51"/>
+      <w:r>
+        <w:t>Kumler, William, and Anitra E. Ingalls. 2022. “Tidy Data Neatly Resolves</w:t>
+      </w:r>
+      <w:r>
+        <w:t xml:space="preserve"> Mass-Spectrometry’s Ragged Arrays.” </w:t>
+      </w:r>
+      <w:r>
+        <w:rPr>
+          <w:i/>
+          <w:iCs/>
+        </w:rPr>
+        <w:t>The R Journal</w:t>
+      </w:r>
+      <w:r>
+        <w:t xml:space="preserve"> 14 (3): 193–202. </w:t>
+      </w:r>
+      <w:hyperlink r:id="rId30">
+        <w:r>
+          <w:rPr>
+            <w:rStyle w:val="Hyperlink"/>
+          </w:rPr>
+          <w:t>https://doi.org/10.32614/RJ-2022-050</w:t>
+        </w:r>
+      </w:hyperlink>
+      <w:r>
+        <w:t>.</w:t>
+      </w:r>
+    </w:p>
+    <w:p>
+      <w:pPr>
+        <w:pStyle w:val="Bibliography"/>
+      </w:pPr>
+      <w:bookmarkStart w:id="53" w:name="ref-Kumler2023"/>
+      <w:bookmarkEnd w:id="52"/>
+      <w:r>
+        <w:t>Kumler, William, Bryna J. Hazelton, and Anitra E. Ingalls. 2023. “Picky with Peakpicking: Asse</w:t>
+      </w:r>
+      <w:r>
+        <w:t xml:space="preserve">ssing Chromatographic Peak Quality with Simple Metrics in Metabolomics.” </w:t>
+      </w:r>
+      <w:r>
+        <w:rPr>
+          <w:i/>
+          <w:iCs/>
+        </w:rPr>
+        <w:t>BMC Bioinformatics</w:t>
+      </w:r>
+      <w:r>
+        <w:t xml:space="preserve"> 24 (1): 404. </w:t>
+      </w:r>
+      <w:hyperlink r:id="rId31">
+        <w:r>
+          <w:rPr>
+            <w:rStyle w:val="Hyperlink"/>
+          </w:rPr>
+          <w:t>https://doi.org/10.1186/s12859-023-05533-4</w:t>
+        </w:r>
+      </w:hyperlink>
+      <w:r>
+        <w:t>.</w:t>
+      </w:r>
+    </w:p>
+    <w:p>
+      <w:pPr>
+        <w:pStyle w:val="Bibliography"/>
+      </w:pPr>
+      <w:bookmarkStart w:id="54" w:name="ref-Li2023"/>
+      <w:bookmarkEnd w:id="53"/>
+      <w:r>
+        <w:t>Li, Fuyan, Andrew Burger, John M. Eppley, Kir</w:t>
+      </w:r>
+      <w:r>
+        <w:t xml:space="preserve">sten E. Poff, David M. Karl, and Edward F. DeLong. 2023. “Planktonic Microbial Signatures of Sinking Particle Export in the Open Ocean’s Interior.” </w:t>
+      </w:r>
+      <w:r>
+        <w:rPr>
+          <w:i/>
+          <w:iCs/>
+        </w:rPr>
+        <w:t>Nature Communications</w:t>
+      </w:r>
+      <w:r>
+        <w:t xml:space="preserve"> 14 (1): 7177. </w:t>
+      </w:r>
+      <w:hyperlink r:id="rId32">
         <w:r>
           <w:rPr>
             <w:rStyle w:val="Hyperlink"/>
@@ -3938,7 +4674,7 @@
           <w:rPr>
             <w:rStyle w:val="Hyperlink"/>
           </w:rPr>
-          <w:t>i.org/10.1111/j.2517-6161.1995.tb02031.x</w:t>
+          <w:t>i.org/10.1038/s41467-023-42909-9</w:t>
         </w:r>
       </w:hyperlink>
       <w:r>
@@ -3949,337 +4685,10 @@
       <w:pPr>
         <w:pStyle w:val="Bibliography"/>
       </w:pPr>
-      <w:bookmarkStart w:id="43" w:name="ref-Boysen2018"/>
-      <w:bookmarkEnd w:id="42"/>
-      <w:r>
-        <w:t>Boysen, Angela K., Katherine R. Heal, Laura T. Carlson, and Anitra E. Ingalls. 2018. “Best-Matched Internal Standard Normalization in Liquid Chromatography–Mass Spectrometry Metabolomics Applied to Environmental Sa</w:t>
-      </w:r>
-      <w:r>
-        <w:t xml:space="preserve">mples.” </w:t>
-      </w:r>
-      <w:r>
-        <w:rPr>
-          <w:i/>
-          <w:iCs/>
-        </w:rPr>
-        <w:t>Analytical Chemistry</w:t>
-      </w:r>
-      <w:r>
-        <w:t xml:space="preserve"> 90 (2): 1363–69. </w:t>
-      </w:r>
-      <w:hyperlink r:id="rId18">
-        <w:r>
-          <w:rPr>
-            <w:rStyle w:val="Hyperlink"/>
-          </w:rPr>
-          <w:t>https://doi.org/10.1021/acs.analchem.7b04400</w:t>
-        </w:r>
-      </w:hyperlink>
-      <w:r>
-        <w:t>.</w:t>
-      </w:r>
-    </w:p>
-    <w:p>
-      <w:pPr>
-        <w:pStyle w:val="Bibliography"/>
-      </w:pPr>
-      <w:bookmarkStart w:id="44" w:name="ref-Bradley2010"/>
-      <w:bookmarkEnd w:id="43"/>
-      <w:r>
-        <w:t>Bradley, Paul B., Marta P. Sanderson, Marc E. Frischer, Jennifer Brofft, Melissa G. Booth, Lee J. Ke</w:t>
-      </w:r>
-      <w:r>
-        <w:t xml:space="preserve">rkhof, and Deborah A. Bronk. 2010. “Inorganic and Organic Nitrogen Uptake by Phytoplankton and Heterotrophic Bacteria in the Stratified Mid-Atlantic Bight.” </w:t>
-      </w:r>
-      <w:r>
-        <w:rPr>
-          <w:i/>
-          <w:iCs/>
-        </w:rPr>
-        <w:lastRenderedPageBreak/>
-        <w:t>Estuarine, Coastal and Shelf Science</w:t>
-      </w:r>
-      <w:r>
-        <w:t xml:space="preserve"> 88 (4): 429–41. </w:t>
-      </w:r>
-      <w:hyperlink r:id="rId19">
-        <w:r>
-          <w:rPr>
-            <w:rStyle w:val="Hyperlink"/>
-          </w:rPr>
-          <w:t>https://doi.org/10.1016/j.ecss.2010.02.001</w:t>
-        </w:r>
-      </w:hyperlink>
-      <w:r>
-        <w:t>.</w:t>
-      </w:r>
-    </w:p>
-    <w:p>
-      <w:pPr>
-        <w:pStyle w:val="Bibliography"/>
-      </w:pPr>
-      <w:bookmarkStart w:id="45" w:name="ref-Bronk2007"/>
-      <w:bookmarkEnd w:id="44"/>
-      <w:r>
-        <w:t xml:space="preserve">Bronk, D. A., J. H. See, P. Bradley, and L. Killberg. 2007. “DON as a Source of Bioavailable Nitrogen for Phytoplankton.” </w:t>
-      </w:r>
-      <w:r>
-        <w:rPr>
-          <w:i/>
-          <w:iCs/>
-        </w:rPr>
-        <w:t>Biogeosciences</w:t>
-      </w:r>
-      <w:r>
-        <w:t xml:space="preserve"> 4 (3): 283–96. </w:t>
-      </w:r>
-      <w:hyperlink r:id="rId20">
-        <w:r>
-          <w:rPr>
-            <w:rStyle w:val="Hyperlink"/>
-          </w:rPr>
-          <w:t>https://doi.org/10.5194/bg-4-283-2007</w:t>
-        </w:r>
-      </w:hyperlink>
-      <w:r>
-        <w:t>.</w:t>
-      </w:r>
-    </w:p>
-    <w:p>
-      <w:pPr>
-        <w:pStyle w:val="Bibliography"/>
-      </w:pPr>
-      <w:bookmarkStart w:id="46" w:name="ref-Bronk2024"/>
-      <w:bookmarkEnd w:id="45"/>
-      <w:r>
-        <w:t xml:space="preserve">Bronk, Deborah A., Rachel E. Sipler, Robert T. Letscher, and Matthew D. McCarthy. 2024. “Dissolved Organic Nitrogen.” In </w:t>
-      </w:r>
-      <w:r>
-        <w:rPr>
-          <w:i/>
-          <w:iCs/>
-        </w:rPr>
-        <w:t>Biogeochemistry of Marine Dissolved Organic Matter</w:t>
-      </w:r>
-      <w:r>
-        <w:t xml:space="preserve">, 343–404. Elsevier. </w:t>
-      </w:r>
-      <w:hyperlink r:id="rId21">
-        <w:r>
-          <w:rPr>
-            <w:rStyle w:val="Hyperlink"/>
-          </w:rPr>
-          <w:t>https://doi.org/10.1016/B978-0-443-13858-4.00016-2</w:t>
-        </w:r>
-      </w:hyperlink>
-      <w:r>
-        <w:t>.</w:t>
-      </w:r>
-    </w:p>
-    <w:p>
-      <w:pPr>
-        <w:pStyle w:val="Bibliography"/>
-      </w:pPr>
-      <w:bookmarkStart w:id="47" w:name="ref-Bronk2008"/>
-      <w:bookmarkEnd w:id="46"/>
-      <w:r>
-        <w:t xml:space="preserve">Bronk, Deborah A., and Deborah K. Steinberg. 2008. “Nitrogen Regeneration.” In </w:t>
-      </w:r>
-      <w:r>
-        <w:rPr>
-          <w:i/>
-          <w:iCs/>
-        </w:rPr>
-        <w:t>Nitrogen in the Marine Environment</w:t>
-      </w:r>
-      <w:r>
-        <w:t>, 2nd ed., 385–450. Academic Pres</w:t>
-      </w:r>
-      <w:r>
-        <w:t>s Burlington, MA.</w:t>
-      </w:r>
-    </w:p>
-    <w:p>
-      <w:pPr>
-        <w:pStyle w:val="Bibliography"/>
-      </w:pPr>
-      <w:bookmarkStart w:id="48" w:name="ref-Heal2021"/>
-      <w:bookmarkEnd w:id="47"/>
-      <w:r>
-        <w:t>Heal, Katherine R., Bryndan P. Durham, Angela K. Boysen, Laura T. Carlson, Wei Qin, François Ribalet, Angelicque E. White, Randelle M. Bundy, E. Virginia Armbrust, and Anitra E. Ingalls. 2021. “Marine Community Metabolomes Carry Fingerpri</w:t>
-      </w:r>
-      <w:r>
-        <w:t xml:space="preserve">nts of Phytoplankton Community Composition.” Edited by Manuel Liebeke. </w:t>
-      </w:r>
-      <w:r>
-        <w:rPr>
-          <w:i/>
-          <w:iCs/>
-        </w:rPr>
-        <w:t>mSystems</w:t>
-      </w:r>
-      <w:r>
-        <w:t xml:space="preserve"> 6 (3): e01334–20. </w:t>
-      </w:r>
-      <w:hyperlink r:id="rId22">
-        <w:r>
-          <w:rPr>
-            <w:rStyle w:val="Hyperlink"/>
-          </w:rPr>
-          <w:t>https://doi.org/10.1128/mSystems.01334-20</w:t>
-        </w:r>
-      </w:hyperlink>
-      <w:r>
-        <w:t>.</w:t>
-      </w:r>
-    </w:p>
-    <w:p>
-      <w:pPr>
-        <w:pStyle w:val="Bibliography"/>
-      </w:pPr>
-      <w:bookmarkStart w:id="49" w:name="ref-Hutchins2022"/>
-      <w:bookmarkEnd w:id="48"/>
-      <w:r>
-        <w:t xml:space="preserve">Hutchins, David A., and Douglas G. Capone. 2022. “The </w:t>
-      </w:r>
-      <w:r>
-        <w:t xml:space="preserve">Marine Nitrogen Cycle: New Developments and Global Change.” </w:t>
-      </w:r>
-      <w:r>
-        <w:rPr>
-          <w:i/>
-          <w:iCs/>
-        </w:rPr>
-        <w:t>Nature Reviews Microbiology</w:t>
-      </w:r>
-      <w:r>
-        <w:t xml:space="preserve"> 20 (7): 401–14. </w:t>
-      </w:r>
-      <w:hyperlink r:id="rId23">
-        <w:r>
-          <w:rPr>
-            <w:rStyle w:val="Hyperlink"/>
-          </w:rPr>
-          <w:t>https://doi.org/10.1038/s41579-022-00687-z</w:t>
-        </w:r>
-      </w:hyperlink>
-      <w:r>
-        <w:t>.</w:t>
-      </w:r>
-    </w:p>
-    <w:p>
-      <w:pPr>
-        <w:pStyle w:val="Bibliography"/>
-      </w:pPr>
-      <w:bookmarkStart w:id="50" w:name="ref-Jones2024"/>
-      <w:bookmarkEnd w:id="49"/>
-      <w:r>
-        <w:t xml:space="preserve">Jones, Catriona L. C., Judith Camps-Castella, Mike Smykala, Morgan S. Sobol, and Keisuke Inomura. 2024. “Seeing Through the Gray Box: An Integrated Approach to Physiological Modeling of Phytoplankton Stoichiometry.” </w:t>
-      </w:r>
-      <w:r>
-        <w:rPr>
-          <w:i/>
-          <w:iCs/>
-        </w:rPr>
-        <w:t>Frontiers in Ecology and Evolution</w:t>
-      </w:r>
-      <w:r>
-        <w:t xml:space="preserve"> 12 (D</w:t>
-      </w:r>
-      <w:r>
-        <w:t xml:space="preserve">ecember): 1505025. </w:t>
-      </w:r>
-      <w:hyperlink r:id="rId24">
-        <w:r>
-          <w:rPr>
-            <w:rStyle w:val="Hyperlink"/>
-          </w:rPr>
-          <w:t>https://doi.org/10.3389/fevo.2024.1505025</w:t>
-        </w:r>
-      </w:hyperlink>
-      <w:r>
-        <w:t>.</w:t>
-      </w:r>
-    </w:p>
-    <w:p>
-      <w:pPr>
-        <w:pStyle w:val="Bibliography"/>
-      </w:pPr>
-      <w:bookmarkStart w:id="51" w:name="ref-Kumler2023"/>
-      <w:bookmarkEnd w:id="50"/>
-      <w:r>
-        <w:t>Kumler, William, Bryna J. Hazelton, and Anitra E. Ingalls. 2023. “Picky with Peakpicking: Assessing Chromatographic Peak Quality with</w:t>
-      </w:r>
-      <w:r>
-        <w:t xml:space="preserve"> Simple Metrics in Metabolomics.” </w:t>
-      </w:r>
-      <w:r>
-        <w:rPr>
-          <w:i/>
-          <w:iCs/>
-        </w:rPr>
-        <w:t>BMC Bioinformatics</w:t>
-      </w:r>
-      <w:r>
-        <w:t xml:space="preserve"> 24 (1): 404. </w:t>
-      </w:r>
-      <w:hyperlink r:id="rId25">
-        <w:r>
-          <w:rPr>
-            <w:rStyle w:val="Hyperlink"/>
-          </w:rPr>
-          <w:t>https://doi.org/10.1186/s12859-023-05533-4</w:t>
-        </w:r>
-      </w:hyperlink>
-      <w:r>
-        <w:t>.</w:t>
-      </w:r>
-    </w:p>
-    <w:p>
-      <w:pPr>
-        <w:pStyle w:val="Bibliography"/>
-      </w:pPr>
-      <w:bookmarkStart w:id="52" w:name="ref-Li2023"/>
-      <w:bookmarkEnd w:id="51"/>
-      <w:r>
-        <w:t>Li, Fuyan, Andrew Burger, John M. Eppley, Kirsten E. Poff, David M. Karl, and Edward</w:t>
-      </w:r>
-      <w:r>
-        <w:t xml:space="preserve"> F. DeLong. 2023. “Planktonic Microbial Signatures of Sinking Particle Export in the Open Ocean’s Interior.” </w:t>
-      </w:r>
-      <w:r>
-        <w:rPr>
-          <w:i/>
-          <w:iCs/>
-        </w:rPr>
-        <w:t>Nature Communications</w:t>
-      </w:r>
-      <w:r>
-        <w:t xml:space="preserve"> 14 (1): 7177. </w:t>
-      </w:r>
-      <w:hyperlink r:id="rId26">
-        <w:r>
-          <w:rPr>
-            <w:rStyle w:val="Hyperlink"/>
-          </w:rPr>
-          <w:t>https://doi.org/10.1038/s41467-023-42909-9</w:t>
-        </w:r>
-      </w:hyperlink>
-      <w:r>
-        <w:t>.</w:t>
-      </w:r>
-    </w:p>
-    <w:p>
-      <w:pPr>
-        <w:pStyle w:val="Bibliography"/>
-      </w:pPr>
-      <w:bookmarkStart w:id="53" w:name="ref-McParland2021"/>
-      <w:bookmarkEnd w:id="52"/>
-      <w:r>
-        <w:t>McPar</w:t>
-      </w:r>
-      <w:r>
-        <w:t xml:space="preserve">land, Erin L., Harriet Alexander, and Winifred M. Johnson. 2021. “The Osmolyte Ties That Bind: Genomic Insights Into Synthesis and Breakdown of Organic Osmolytes in Marine Microbes.” </w:t>
+      <w:bookmarkStart w:id="55" w:name="ref-McParland2021"/>
+      <w:bookmarkEnd w:id="54"/>
+      <w:r>
+        <w:t xml:space="preserve">McParland, Erin L., Harriet Alexander, and Winifred M. Johnson. 2021. “The Osmolyte Ties That Bind: Genomic Insights Into Synthesis and Breakdown of Organic Osmolytes in Marine Microbes.” </w:t>
       </w:r>
       <w:r>
         <w:rPr>
@@ -4289,9 +4698,12 @@
         <w:t>Frontiers in Marine Science</w:t>
       </w:r>
       <w:r>
-        <w:t xml:space="preserve"> 8 (July): 689306. </w:t>
-      </w:r>
-      <w:hyperlink r:id="rId27">
+        <w:t xml:space="preserve"> </w:t>
+      </w:r>
+      <w:r>
+        <w:t xml:space="preserve">8 (July): 689306. </w:t>
+      </w:r>
+      <w:hyperlink r:id="rId33">
         <w:r>
           <w:rPr>
             <w:rStyle w:val="Hyperlink"/>
@@ -4307,29 +4719,25 @@
       <w:pPr>
         <w:pStyle w:val="Bibliography"/>
       </w:pPr>
-      <w:bookmarkStart w:id="54" w:name="ref-Moore2013"/>
-      <w:bookmarkEnd w:id="53"/>
-      <w:r>
-        <w:t xml:space="preserve">Moore, C. M., M. M. Mills, K. R. Arrigo, I. Berman-Frank, L. Bopp, P. W. Boyd, E. D. Galbraith, et al. 2013. “Processes and Patterns of Oceanic Nutrient Limitation.” </w:t>
-      </w:r>
-      <w:r>
-        <w:rPr>
-          <w:i/>
-          <w:iCs/>
-        </w:rPr>
-        <w:t>Nature Geosci</w:t>
-      </w:r>
-      <w:r>
-        <w:rPr>
-          <w:i/>
-          <w:iCs/>
-        </w:rPr>
-        <w:t>ence</w:t>
+      <w:bookmarkStart w:id="56" w:name="ref-Moore2013"/>
+      <w:bookmarkEnd w:id="55"/>
+      <w:r>
+        <w:t>Moore, C. M., M. M. Mills, K. R. Arrigo, I. Berman-Frank, L. Bopp, P. W. Boyd, E. D. Galbraith, et al. 2013. “Processes and Patterns o</w:t>
+      </w:r>
+      <w:r>
+        <w:t xml:space="preserve">f Oceanic Nutrient Limitation.” </w:t>
+      </w:r>
+      <w:r>
+        <w:rPr>
+          <w:i/>
+          <w:iCs/>
+        </w:rPr>
+        <w:t>Nature Geoscience</w:t>
       </w:r>
       <w:r>
         <w:t xml:space="preserve"> 6 (9): 701–10. </w:t>
       </w:r>
-      <w:hyperlink r:id="rId28">
+      <w:hyperlink r:id="rId34">
         <w:r>
           <w:rPr>
             <w:rStyle w:val="Hyperlink"/>
@@ -4345,17 +4753,10 @@
       <w:pPr>
         <w:pStyle w:val="Bibliography"/>
       </w:pPr>
-      <w:bookmarkStart w:id="55" w:name="ref-Moran2022"/>
-      <w:bookmarkEnd w:id="54"/>
-      <w:r>
-        <w:t>Moran, Mary Ann, Elizabeth B. Kujawinski, William F. Schroer, Shady A. Amin, Nicholas R. Bates, Erin M. Bertrand, Rogier Braakman, et al. 2022. “Micro</w:t>
-      </w:r>
-      <w:r>
-        <w:t xml:space="preserve">bial Metabolites in the </w:t>
-      </w:r>
-      <w:r>
-        <w:lastRenderedPageBreak/>
-        <w:t xml:space="preserve">Marine Carbon Cycle.” </w:t>
+      <w:bookmarkStart w:id="57" w:name="ref-Moran2022"/>
+      <w:bookmarkEnd w:id="56"/>
+      <w:r>
+        <w:t xml:space="preserve">Moran, Mary Ann, Elizabeth B. Kujawinski, William F. Schroer, Shady A. Amin, Nicholas R. Bates, Erin M. Bertrand, Rogier Braakman, et al. 2022. “Microbial Metabolites in the Marine Carbon Cycle.” </w:t>
       </w:r>
       <w:r>
         <w:rPr>
@@ -4367,7 +4768,7 @@
       <w:r>
         <w:t xml:space="preserve"> 7 (4): 508–23. </w:t>
       </w:r>
-      <w:hyperlink r:id="rId29">
+      <w:hyperlink r:id="rId35">
         <w:r>
           <w:rPr>
             <w:rStyle w:val="Hyperlink"/>
@@ -4383,13 +4784,13 @@
       <w:pPr>
         <w:pStyle w:val="Bibliography"/>
       </w:pPr>
-      <w:bookmarkStart w:id="56" w:name="ref-Moran2016"/>
-      <w:bookmarkEnd w:id="55"/>
-      <w:r>
-        <w:t>Moran, Mary Ann, Elizabeth B. Kujawinski, Aron Stubbins, Rob Fatland,</w:t>
-      </w:r>
-      <w:r>
-        <w:t xml:space="preserve"> Lihini I. Aluwihare, Alison Buchan, Byron C. Crump, et al. 2016. “Deciphering Ocean Carbon in a Changing World.” </w:t>
+      <w:bookmarkStart w:id="58" w:name="ref-Moran2016"/>
+      <w:bookmarkEnd w:id="57"/>
+      <w:r>
+        <w:t xml:space="preserve">Moran, Mary Ann, Elizabeth B. Kujawinski, Aron Stubbins, Rob Fatland, Lihini I. Aluwihare, Alison Buchan, Byron C. Crump, et al. 2016. “Deciphering Ocean Carbon in a Changing </w:t>
+      </w:r>
+      <w:r>
+        <w:t xml:space="preserve">World.” </w:t>
       </w:r>
       <w:r>
         <w:rPr>
@@ -4401,18 +4802,46 @@
       <w:r>
         <w:t xml:space="preserve"> 113 (12): 3143–51. </w:t>
       </w:r>
-      <w:hyperlink r:id="rId30">
+      <w:hyperlink r:id="rId36">
         <w:r>
           <w:rPr>
             <w:rStyle w:val="Hyperlink"/>
           </w:rPr>
-          <w:t>https://doi.org/</w:t>
+          <w:t>https://doi.org/10.1073/pnas.1514645113</w:t>
         </w:r>
+      </w:hyperlink>
+      <w:r>
+        <w:t>.</w:t>
+      </w:r>
+    </w:p>
+    <w:p>
+      <w:pPr>
+        <w:pStyle w:val="Bibliography"/>
+      </w:pPr>
+      <w:bookmarkStart w:id="59" w:name="ref-Mulholland2008"/>
+      <w:bookmarkEnd w:id="58"/>
+      <w:r>
+        <w:t>Mulholland, Margaret R., and Michael W. Lomas. 2008. “Nitrogen Uptake and Assimil</w:t>
+      </w:r>
+      <w:r>
+        <w:t xml:space="preserve">ation.” In </w:t>
+      </w:r>
+      <w:r>
+        <w:rPr>
+          <w:i/>
+          <w:iCs/>
+        </w:rPr>
+        <w:t>Nitrogen in the Marine Environment</w:t>
+      </w:r>
+      <w:r>
+        <w:t xml:space="preserve">, 303–84. Elsevier. </w:t>
+      </w:r>
+      <w:hyperlink r:id="rId37">
         <w:r>
           <w:rPr>
             <w:rStyle w:val="Hyperlink"/>
           </w:rPr>
-          <w:t>10.1073/pnas.1514645113</w:t>
+          <w:t>https://doi.org/10.1016/B978-0-12-372522-6.00007-4</w:t>
         </w:r>
       </w:hyperlink>
       <w:r>
@@ -4423,47 +4852,13 @@
       <w:pPr>
         <w:pStyle w:val="Bibliography"/>
       </w:pPr>
-      <w:bookmarkStart w:id="57" w:name="ref-Mulholland2008"/>
-      <w:bookmarkEnd w:id="56"/>
-      <w:r>
-        <w:t xml:space="preserve">Mulholland, Margaret R., and Michael W. Lomas. 2008. “Nitrogen Uptake and Assimilation.” In </w:t>
-      </w:r>
-      <w:r>
-        <w:rPr>
-          <w:i/>
-          <w:iCs/>
-        </w:rPr>
-        <w:t>Nitrogen in the Marine Environment</w:t>
-      </w:r>
-      <w:r>
-        <w:t xml:space="preserve">, 303–84. Elsevier. </w:t>
-      </w:r>
-      <w:hyperlink r:id="rId31">
-        <w:r>
-          <w:rPr>
-            <w:rStyle w:val="Hyperlink"/>
-          </w:rPr>
-          <w:t>https://doi.org</w:t>
-        </w:r>
-        <w:r>
-          <w:rPr>
-            <w:rStyle w:val="Hyperlink"/>
-          </w:rPr>
-          <w:t>/10.1016/B978-0-12-372522-6.00007-4</w:t>
-        </w:r>
-      </w:hyperlink>
-      <w:r>
-        <w:t>.</w:t>
-      </w:r>
-    </w:p>
-    <w:p>
-      <w:pPr>
-        <w:pStyle w:val="Bibliography"/>
-      </w:pPr>
-      <w:bookmarkStart w:id="58" w:name="ref-Palenik1997"/>
-      <w:bookmarkEnd w:id="57"/>
-      <w:r>
-        <w:t xml:space="preserve">Palenik, Brian, and Sarah E. Henson. 1997. “The Use of Amides and Other Organic Nitrogen Sources by the Phytoplankton </w:t>
+      <w:bookmarkStart w:id="60" w:name="ref-Palenik1997"/>
+      <w:bookmarkEnd w:id="59"/>
+      <w:r>
+        <w:t>Palenik, Brian, and Sarah E. Henson. 1997. “The Use of Amides and Oth</w:t>
+      </w:r>
+      <w:r>
+        <w:t xml:space="preserve">er Organic Nitrogen Sources by the Phytoplankton </w:t>
       </w:r>
       <w:r>
         <w:rPr>
@@ -4495,7 +4890,7 @@
       <w:r>
         <w:t xml:space="preserve"> 42 (7): 1544–51. </w:t>
       </w:r>
-      <w:hyperlink r:id="rId32">
+      <w:hyperlink r:id="rId38">
         <w:r>
           <w:rPr>
             <w:rStyle w:val="Hyperlink"/>
@@ -4511,10 +4906,13 @@
       <w:pPr>
         <w:pStyle w:val="Bibliography"/>
       </w:pPr>
-      <w:bookmarkStart w:id="59" w:name="ref-Partensky2010"/>
-      <w:bookmarkEnd w:id="58"/>
-      <w:r>
-        <w:t>Partensky, Frédéric, and Laurence Garczarek. 2010. “</w:t>
+      <w:bookmarkStart w:id="61" w:name="ref-Partensky2010"/>
+      <w:bookmarkEnd w:id="60"/>
+      <w:r>
+        <w:t>Partensky, Frédéric, and Laurence Garcz</w:t>
+      </w:r>
+      <w:r>
+        <w:t>arek. 2010. “</w:t>
       </w:r>
       <w:r>
         <w:rPr>
@@ -4536,7 +4934,7 @@
       <w:r>
         <w:t xml:space="preserve"> 2 (1): 305–31. </w:t>
       </w:r>
-      <w:hyperlink r:id="rId33">
+      <w:hyperlink r:id="rId39">
         <w:r>
           <w:rPr>
             <w:rStyle w:val="Hyperlink"/>
@@ -4552,13 +4950,26 @@
       <w:pPr>
         <w:pStyle w:val="Bibliography"/>
       </w:pPr>
-      <w:bookmarkStart w:id="60" w:name="ref-Rii2018"/>
-      <w:bookmarkEnd w:id="59"/>
-      <w:r>
-        <w:t>Rii, Yoshimi M., Robert R. Bidigare, and Matthew J. Church. 2018. “Differential Responses of Eukaryotic Phytoplankton to Nitrogenous</w:t>
-      </w:r>
-      <w:r>
-        <w:t xml:space="preserve"> Nutrients in the North Pacific Subtropical Gyre.” </w:t>
+      <w:bookmarkStart w:id="62" w:name="ref-RCoreTeam2025"/>
+      <w:bookmarkEnd w:id="61"/>
+      <w:r>
+        <w:t>R Core Team. 20</w:t>
+      </w:r>
+      <w:r>
+        <w:t>25. “R: A Language and Environment for Statistical Computing.” Vienna, Austria: R Foundation for Statistical Computing.</w:t>
+      </w:r>
+    </w:p>
+    <w:p>
+      <w:pPr>
+        <w:pStyle w:val="Bibliography"/>
+      </w:pPr>
+      <w:bookmarkStart w:id="63" w:name="ref-Rii2018"/>
+      <w:bookmarkEnd w:id="62"/>
+      <w:r>
+        <w:t>Rii, Yoshimi M., Robert R. Bidigare, and Matthew J. Church. 2018. “Differential Responses of Eukaryotic Phytoplankton to Nitrogenous Nut</w:t>
+      </w:r>
+      <w:r>
+        <w:t xml:space="preserve">rients in the North Pacific Subtropical Gyre.” </w:t>
       </w:r>
       <w:r>
         <w:rPr>
@@ -4570,7 +4981,7 @@
       <w:r>
         <w:t xml:space="preserve"> 5 (March): 92. </w:t>
       </w:r>
-      <w:hyperlink r:id="rId34">
+      <w:hyperlink r:id="rId40">
         <w:r>
           <w:rPr>
             <w:rStyle w:val="Hyperlink"/>
@@ -4586,13 +4997,13 @@
       <w:pPr>
         <w:pStyle w:val="Bibliography"/>
       </w:pPr>
-      <w:bookmarkStart w:id="61" w:name="ref-Shilova2017"/>
-      <w:bookmarkEnd w:id="60"/>
-      <w:r>
-        <w:t>Shilova, I. N., M. M. Mills, J. C. Robidart, K. A. Turk-Kubo</w:t>
-      </w:r>
-      <w:r>
-        <w:t xml:space="preserve">, K. M. Björkman, Z. Kolber, I. Rapp, et al. 2017. “Differential Effects of Nitrate, Ammonium, and Urea as N Sources for Microbial Communities in the North Pacific Ocean.” </w:t>
+      <w:bookmarkStart w:id="64" w:name="ref-Shilova2017"/>
+      <w:bookmarkEnd w:id="63"/>
+      <w:r>
+        <w:t>Shilova, I. N., M. M. Mills, J. C. Robidart, K. A. Turk-Kubo, K.</w:t>
+      </w:r>
+      <w:r>
+        <w:t xml:space="preserve"> M. Björkman, Z. Kolber, I. Rapp, et al. 2017. “Differential Effects of Nitrate, Ammonium, and Urea as N Sources for Microbial Communities in the North Pacific Ocean.” </w:t>
       </w:r>
       <w:r>
         <w:rPr>
@@ -4604,7 +5015,7 @@
       <w:r>
         <w:t xml:space="preserve"> 62 (6): 2550–74. </w:t>
       </w:r>
-      <w:hyperlink r:id="rId35">
+      <w:hyperlink r:id="rId41">
         <w:r>
           <w:rPr>
             <w:rStyle w:val="Hyperlink"/>
@@ -4620,8 +5031,76 @@
       <w:pPr>
         <w:pStyle w:val="Bibliography"/>
       </w:pPr>
-      <w:bookmarkStart w:id="62" w:name="ref-Walker2016"/>
-      <w:bookmarkEnd w:id="61"/>
+      <w:bookmarkStart w:id="65" w:name="ref-Smith2006"/>
+      <w:bookmarkEnd w:id="64"/>
+      <w:r>
+        <w:t>Smith, Colin A., Elizabeth J. Want, Grace O’Maille, Ruben Abagyan, and Gary Siuzdak. 2006. “XCMS: Processing Mass Spectrometry Data for Metabolite Profiling Using Nonlinear Peak Alignment, Matching, and Identific</w:t>
+      </w:r>
+      <w:r>
+        <w:t xml:space="preserve">ation.” </w:t>
+      </w:r>
+      <w:r>
+        <w:rPr>
+          <w:i/>
+          <w:iCs/>
+        </w:rPr>
+        <w:t>Analytical Chemistry</w:t>
+      </w:r>
+      <w:r>
+        <w:t xml:space="preserve"> 78 (3): 779–87. </w:t>
+      </w:r>
+      <w:hyperlink r:id="rId42">
+        <w:r>
+          <w:rPr>
+            <w:rStyle w:val="Hyperlink"/>
+          </w:rPr>
+          <w:t>https://doi.org/10.1021/ac051437y</w:t>
+        </w:r>
+      </w:hyperlink>
+      <w:r>
+        <w:t>.</w:t>
+      </w:r>
+    </w:p>
+    <w:p>
+      <w:pPr>
+        <w:pStyle w:val="Bibliography"/>
+      </w:pPr>
+      <w:bookmarkStart w:id="66" w:name="ref-Tautenhahn2008"/>
+      <w:bookmarkEnd w:id="65"/>
+      <w:r>
+        <w:t>Tautenhahn, Ralf, Christoph Böttcher, and Steffen Neumann. 2008. “Highly Sensitive Feature Detection for High Resolution LC</w:t>
+      </w:r>
+      <w:r>
+        <w:t xml:space="preserve">/MS.” </w:t>
+      </w:r>
+      <w:r>
+        <w:rPr>
+          <w:i/>
+          <w:iCs/>
+        </w:rPr>
+        <w:t>BMC Bioinformatics</w:t>
+      </w:r>
+      <w:r>
+        <w:t xml:space="preserve"> 9 (1): 504. </w:t>
+      </w:r>
+      <w:hyperlink r:id="rId43">
+        <w:r>
+          <w:rPr>
+            <w:rStyle w:val="Hyperlink"/>
+          </w:rPr>
+          <w:t>https://doi.org/10.1186/1471-2105-9-504</w:t>
+        </w:r>
+      </w:hyperlink>
+      <w:r>
+        <w:t>.</w:t>
+      </w:r>
+    </w:p>
+    <w:p>
+      <w:pPr>
+        <w:pStyle w:val="Bibliography"/>
+      </w:pPr>
+      <w:bookmarkStart w:id="67" w:name="ref-Walker2016"/>
+      <w:bookmarkEnd w:id="66"/>
       <w:r>
         <w:t xml:space="preserve">Walker, Mark C, and Wilfred A Van Der Donk. 2016. “The Many Roles of Glutamate in Metabolism.” </w:t>
       </w:r>
@@ -4630,12 +5109,19 @@
           <w:i/>
           <w:iCs/>
         </w:rPr>
-        <w:t>Journal of Industrial Microbiology and Biotechnology</w:t>
+        <w:t>Journal of Industrial Mi</w:t>
+      </w:r>
+      <w:r>
+        <w:rPr>
+          <w:i/>
+          <w:iCs/>
+        </w:rPr>
+        <w:t>crobiology and Biotechnology</w:t>
       </w:r>
       <w:r>
         <w:t xml:space="preserve"> 43 (2-3): 419–30. </w:t>
       </w:r>
-      <w:hyperlink r:id="rId36">
+      <w:hyperlink r:id="rId44">
         <w:r>
           <w:rPr>
             <w:rStyle w:val="Hyperlink"/>
@@ -4651,10 +5137,13 @@
       <w:pPr>
         <w:pStyle w:val="Bibliography"/>
       </w:pPr>
-      <w:bookmarkStart w:id="63" w:name="ref-Zehr2011"/>
-      <w:bookmarkEnd w:id="62"/>
-      <w:r>
-        <w:t xml:space="preserve">Zehr, Jonathan P., and Raphael M. Kudela. 2011. “Nitrogen Cycle of the Open Ocean: From Genes to Ecosystems.” </w:t>
+      <w:bookmarkStart w:id="68" w:name="ref-Zehr2011"/>
+      <w:bookmarkEnd w:id="67"/>
+      <w:r>
+        <w:t xml:space="preserve">Zehr, Jonathan P., and Raphael M. Kudela. 2011. “Nitrogen Cycle of the Open Ocean: From Genes to </w:t>
+      </w:r>
+      <w:r>
+        <w:t xml:space="preserve">Ecosystems.” </w:t>
       </w:r>
       <w:r>
         <w:rPr>
@@ -4666,7 +5155,7 @@
       <w:r>
         <w:t xml:space="preserve"> 3 (1): 197–225. </w:t>
       </w:r>
-      <w:hyperlink r:id="rId37">
+      <w:hyperlink r:id="rId45">
         <w:r>
           <w:rPr>
             <w:rStyle w:val="Hyperlink"/>
@@ -4682,13 +5171,13 @@
       <w:pPr>
         <w:pStyle w:val="Bibliography"/>
       </w:pPr>
-      <w:bookmarkStart w:id="64" w:name="ref-Zimmerman2023"/>
-      <w:bookmarkEnd w:id="63"/>
-      <w:r>
-        <w:t>Zimmerman, Amy E., Justin C. Podowski, Gwendolyn E. Gallagher, Maureen L. Coleman, and Jacob R. Waldbauer. 2023. “Tracking Nitrogen Allocation to Proteome Biosynthesi</w:t>
-      </w:r>
-      <w:r>
-        <w:t xml:space="preserve">s in a Marine Microbial Community.” </w:t>
+      <w:bookmarkStart w:id="69" w:name="ref-Zimmerman2023"/>
+      <w:bookmarkEnd w:id="68"/>
+      <w:r>
+        <w:t>Zimmerman, Amy E., Justin C. Podowski, Gwendolyn E. Gallagher, Mauree</w:t>
+      </w:r>
+      <w:r>
+        <w:t xml:space="preserve">n L. Coleman, and Jacob R. Waldbauer. 2023. “Tracking Nitrogen Allocation to Proteome Biosynthesis in a Marine Microbial Community.” </w:t>
       </w:r>
       <w:r>
         <w:rPr>
@@ -4700,12 +5189,18 @@
       <w:r>
         <w:t xml:space="preserve"> 8 (3): 498–509. </w:t>
       </w:r>
-      <w:hyperlink r:id="rId38">
+      <w:hyperlink r:id="rId46">
         <w:r>
           <w:rPr>
             <w:rStyle w:val="Hyperlink"/>
           </w:rPr>
-          <w:t>https://doi.org/10.1038/s41564-022-01303-9</w:t>
+          <w:t>https://doi.org/10.1038/s</w:t>
+        </w:r>
+        <w:r>
+          <w:rPr>
+            <w:rStyle w:val="Hyperlink"/>
+          </w:rPr>
+          <w:t>41564-022-01303-9</w:t>
         </w:r>
       </w:hyperlink>
       <w:r>
@@ -4716,12 +5211,11 @@
       <w:pPr>
         <w:pStyle w:val="Heading1"/>
       </w:pPr>
-      <w:bookmarkStart w:id="65" w:name="supplement"/>
+      <w:bookmarkStart w:id="70" w:name="supplement"/>
+      <w:bookmarkEnd w:id="33"/>
       <w:bookmarkEnd w:id="35"/>
-      <w:bookmarkEnd w:id="37"/>
-      <w:bookmarkEnd w:id="64"/>
-      <w:r>
-        <w:lastRenderedPageBreak/>
+      <w:bookmarkEnd w:id="69"/>
+      <w:r>
         <w:t>Supplement</w:t>
       </w:r>
     </w:p>
@@ -4729,7 +5223,7 @@
       <w:pPr>
         <w:pStyle w:val="Heading2"/>
       </w:pPr>
-      <w:bookmarkStart w:id="66" w:name="X031c7b21c251fbda3e788800498d52242f55fbd"/>
+      <w:bookmarkStart w:id="71" w:name="X031c7b21c251fbda3e788800498d52242f55fbd"/>
       <w:r>
         <w:t>Supp fig: full heatmap of all compounds and timepoints</w:t>
       </w:r>
@@ -4738,8 +5232,8 @@
       <w:pPr>
         <w:pStyle w:val="Heading2"/>
       </w:pPr>
-      <w:bookmarkStart w:id="67" w:name="X8af38d15bed8b30cb36c0256c59cd2dc670d021"/>
-      <w:bookmarkEnd w:id="66"/>
+      <w:bookmarkStart w:id="72" w:name="X8af38d15bed8b30cb36c0256c59cd2dc670d021"/>
+      <w:bookmarkEnd w:id="71"/>
       <w:r>
         <w:t>Supp fig: THAA labeling broken down by triplicate</w:t>
       </w:r>
@@ -4748,13 +5242,23 @@
       <w:pPr>
         <w:pStyle w:val="Heading2"/>
       </w:pPr>
-      <w:bookmarkStart w:id="68" w:name="supp-fig-all-maa-labeling"/>
-      <w:bookmarkEnd w:id="67"/>
+      <w:bookmarkStart w:id="73" w:name="supp-fig-all-maa-labeling"/>
+      <w:bookmarkEnd w:id="72"/>
       <w:r>
         <w:t>Supp fig: All MAA labeling</w:t>
       </w:r>
-      <w:bookmarkEnd w:id="65"/>
-      <w:bookmarkEnd w:id="68"/>
+    </w:p>
+    <w:p>
+      <w:pPr>
+        <w:pStyle w:val="Heading2"/>
+      </w:pPr>
+      <w:bookmarkStart w:id="74" w:name="Xb2c4ae64b8f54f0be0de1671dcce187135667a2"/>
+      <w:bookmarkEnd w:id="73"/>
+      <w:r>
+        <w:t>Supp fig: All quant concentrations for top 15 across all treatments and timepoints</w:t>
+      </w:r>
+      <w:bookmarkEnd w:id="70"/>
+      <w:bookmarkEnd w:id="74"/>
     </w:p>
     <w:sectPr>
       <w:pgSz w:w="12240" w:h="15840"/>
@@ -4767,20 +5271,23 @@
 
 <file path=word/comments.xml><?xml version="1.0" encoding="utf-8"?>
 <w:comments xmlns:wpc="http://schemas.microsoft.com/office/word/2010/wordprocessingCanvas" xmlns:cx="http://schemas.microsoft.com/office/drawing/2014/chartex" xmlns:mc="http://schemas.openxmlformats.org/markup-compatibility/2006" xmlns:o="urn:schemas-microsoft-com:office:office" xmlns:r="http://schemas.openxmlformats.org/officeDocument/2006/relationships" xmlns:m="http://schemas.openxmlformats.org/officeDocument/2006/math" xmlns:v="urn:schemas-microsoft-com:vml" xmlns:wp14="http://schemas.microsoft.com/office/word/2010/wordprocessingDrawing" xmlns:wp="http://schemas.openxmlformats.org/drawingml/2006/wordprocessingDrawing" xmlns:w10="urn:schemas-microsoft-com:office:word" xmlns:w="http://schemas.openxmlformats.org/wordprocessingml/2006/main" xmlns:w14="http://schemas.microsoft.com/office/word/2010/wordml" xmlns:w15="http://schemas.microsoft.com/office/word/2012/wordml" xmlns:w16se="http://schemas.microsoft.com/office/word/2015/wordml/symex" xmlns:wpg="http://schemas.microsoft.com/office/word/2010/wordprocessingGroup" xmlns:wpi="http://schemas.microsoft.com/office/word/2010/wordprocessingInk" xmlns:wne="http://schemas.microsoft.com/office/word/2006/wordml" xmlns:wps="http://schemas.microsoft.com/office/word/2010/wordprocessingShape" mc:Ignorable="w14 w15 w16se wp14">
-  <w:comment w:id="8" w:author="Will" w:date="2025-06-03T00:00:00Z" w:initials="">
+  <w:comment w:id="8" w:author="Will" w:date="2025-06-04T00:00:00Z" w:initials="">
     <w:p>
       <w:r>
         <w:annotationRef/>
       </w:r>
       <w:r>
-        <w:t>when a large proportion of junk was coming off the column (median retention times between 14.0 and 14.5 minutes)? during the retention time when sulfate eluted? based on their pe</w:t>
-      </w:r>
-      <w:r>
-        <w:t>ak shape and retention time? due to the fact that they showed no change across any of the treatments or timepoints? The darn things just look bad and I hate them but I can’t really explain why.</w:t>
+        <w:t>when a lar</w:t>
+      </w:r>
+      <w:r>
+        <w:t>ge proportion of junk was coming off the column (median retention times between 14.0 and 14.5 minutes)? during the retention time when sulfate eluted? based on their peak shape and retention time? due to the fact that they showed no change across any of th</w:t>
+      </w:r>
+      <w:r>
+        <w:t>e treatments or timepoints? The darn things just look bad and I hate them but I can’t really explain why.</w:t>
       </w:r>
     </w:p>
   </w:comment>
-  <w:comment w:id="14" w:author="Will" w:date="2025-06-03T00:00:00Z" w:initials="">
+  <w:comment w:id="14" w:author="Will" w:date="2025-06-04T00:00:00Z" w:initials="">
     <w:p>
       <w:r>
         <w:annotationRef/>
@@ -4790,7 +5297,7 @@
       </w:r>
     </w:p>
   </w:comment>
-  <w:comment w:id="15" w:author="Will" w:date="2025-06-03T00:00:00Z" w:initials="">
+  <w:comment w:id="15" w:author="Will" w:date="2025-06-04T00:00:00Z" w:initials="">
     <w:p>
       <w:r>
         <w:annotationRef/>
@@ -4800,7 +5307,7 @@
       </w:r>
     </w:p>
   </w:comment>
-  <w:comment w:id="16" w:author="Will" w:date="2025-06-03T00:00:00Z" w:initials="">
+  <w:comment w:id="16" w:author="Will" w:date="2025-06-04T00:00:00Z" w:initials="">
     <w:p>
       <w:r>
         <w:annotationRef/>
@@ -4810,20 +5317,17 @@
       </w:r>
     </w:p>
   </w:comment>
-  <w:comment w:id="18" w:author="Will" w:date="2025-06-03T00:00:00Z" w:initials="">
+  <w:comment w:id="18" w:author="Will" w:date="2025-06-04T00:00:00Z" w:initials="">
     <w:p>
       <w:r>
         <w:annotationRef/>
       </w:r>
       <w:r>
-        <w:t>Methods?</w:t>
-      </w:r>
-      <w:r>
-        <w:t xml:space="preserve"> @Angel?</w:t>
+        <w:t>Methods? @Angel?</w:t>
       </w:r>
     </w:p>
   </w:comment>
-  <w:comment w:id="19" w:author="Will" w:date="2025-06-03T00:00:00Z" w:initials="">
+  <w:comment w:id="19" w:author="Will" w:date="2025-06-04T00:00:00Z" w:initials="">
     <w:p>
       <w:r>
         <w:annotationRef/>
@@ -4833,7 +5337,7 @@
       </w:r>
     </w:p>
   </w:comment>
-  <w:comment w:id="20" w:author="Will" w:date="2025-06-03T00:00:00Z" w:initials="">
+  <w:comment w:id="20" w:author="Will" w:date="2025-06-04T00:00:00Z" w:initials="">
     <w:p>
       <w:r>
         <w:annotationRef/>
@@ -4843,27 +5347,7 @@
       </w:r>
     </w:p>
   </w:comment>
-  <w:comment w:id="21" w:author="Will" w:date="2025-06-03T00:00:00Z" w:initials="">
-    <w:p>
-      <w:r>
-        <w:annotationRef/>
-      </w:r>
-      <w:r>
-        <w:t>@Laura</w:t>
-      </w:r>
-    </w:p>
-  </w:comment>
-  <w:comment w:id="26" w:author="Will" w:date="2025-06-03T00:00:00Z" w:initials="">
-    <w:p>
-      <w:r>
-        <w:annotationRef/>
-      </w:r>
-      <w:r>
-        <w:t>@Laura</w:t>
-      </w:r>
-    </w:p>
-  </w:comment>
-  <w:comment w:id="28" w:author="" w:initials="">
+  <w:comment w:id="21" w:author="" w:initials="">
     <w:p>
       <w:pPr>
         <w:pStyle w:val="CommentText"/>
@@ -4881,16 +5365,14 @@
 
 <file path=word/commentsExtended.xml><?xml version="1.0" encoding="utf-8"?>
 <w15:commentsEx xmlns:wpc="http://schemas.microsoft.com/office/word/2010/wordprocessingCanvas" xmlns:cx="http://schemas.microsoft.com/office/drawing/2014/chartex" xmlns:mc="http://schemas.openxmlformats.org/markup-compatibility/2006" xmlns:o="urn:schemas-microsoft-com:office:office" xmlns:r="http://schemas.openxmlformats.org/officeDocument/2006/relationships" xmlns:m="http://schemas.openxmlformats.org/officeDocument/2006/math" xmlns:v="urn:schemas-microsoft-com:vml" xmlns:wp14="http://schemas.microsoft.com/office/word/2010/wordprocessingDrawing" xmlns:wp="http://schemas.openxmlformats.org/drawingml/2006/wordprocessingDrawing" xmlns:w10="urn:schemas-microsoft-com:office:word" xmlns:w="http://schemas.openxmlformats.org/wordprocessingml/2006/main" xmlns:w14="http://schemas.microsoft.com/office/word/2010/wordml" xmlns:w15="http://schemas.microsoft.com/office/word/2012/wordml" xmlns:w16se="http://schemas.microsoft.com/office/word/2015/wordml/symex" xmlns:wpg="http://schemas.microsoft.com/office/word/2010/wordprocessingGroup" xmlns:wpi="http://schemas.microsoft.com/office/word/2010/wordprocessingInk" xmlns:wne="http://schemas.microsoft.com/office/word/2006/wordml" xmlns:wps="http://schemas.microsoft.com/office/word/2010/wordprocessingShape" mc:Ignorable="w14 w15 w16se wp14">
-  <w15:commentEx w15:paraId="3930DB4B" w15:done="0"/>
-  <w15:commentEx w15:paraId="2259AF61" w15:done="0"/>
-  <w15:commentEx w15:paraId="65A9DBA0" w15:done="0"/>
-  <w15:commentEx w15:paraId="405B7C97" w15:done="0"/>
-  <w15:commentEx w15:paraId="10C7832D" w15:done="0"/>
-  <w15:commentEx w15:paraId="5100126A" w15:done="0"/>
-  <w15:commentEx w15:paraId="0ACF47C6" w15:done="0"/>
-  <w15:commentEx w15:paraId="4D01338C" w15:done="0"/>
-  <w15:commentEx w15:paraId="422359AD" w15:done="0"/>
-  <w15:commentEx w15:paraId="61341730" w15:done="0"/>
+  <w15:commentEx w15:paraId="11C7406C" w15:done="0"/>
+  <w15:commentEx w15:paraId="23FF3871" w15:done="0"/>
+  <w15:commentEx w15:paraId="11250C4A" w15:done="0"/>
+  <w15:commentEx w15:paraId="55552010" w15:done="0"/>
+  <w15:commentEx w15:paraId="3DBBF3F5" w15:done="0"/>
+  <w15:commentEx w15:paraId="6E8AD84A" w15:done="0"/>
+  <w15:commentEx w15:paraId="5F988A5D" w15:done="0"/>
+  <w15:commentEx w15:paraId="7A00F8CF" w15:done="0"/>
 </w15:commentsEx>
 </file>
 
@@ -4899,7 +5381,7 @@
   <w:abstractNum w:abstractNumId="0" w15:restartNumberingAfterBreak="0">
     <w:nsid w:val="0000A990"/>
     <w:multiLevelType w:val="multilevel"/>
-    <w:tmpl w:val="CDAE1ADE"/>
+    <w:tmpl w:val="9152856A"/>
     <w:lvl w:ilvl="0">
       <w:numFmt w:val="bullet"/>
       <w:lvlText w:val=" "/>
@@ -4976,7 +5458,7 @@
   <w:abstractNum w:abstractNumId="1" w15:restartNumberingAfterBreak="0">
     <w:nsid w:val="0000A991"/>
     <w:multiLevelType w:val="multilevel"/>
-    <w:tmpl w:val="2A625CFA"/>
+    <w:tmpl w:val="9C44706C"/>
     <w:lvl w:ilvl="0">
       <w:numFmt w:val="bullet"/>
       <w:lvlText w:val=""/>
@@ -6513,7 +6995,7 @@
     <w:link w:val="BalloonTextChar"/>
     <w:semiHidden/>
     <w:unhideWhenUsed/>
-    <w:rsid w:val="00DC5B4E"/>
+    <w:rsid w:val="000C1DDE"/>
     <w:pPr>
       <w:spacing w:after="0"/>
     </w:pPr>
@@ -6528,7 +7010,7 @@
     <w:basedOn w:val="DefaultParagraphFont"/>
     <w:link w:val="BalloonText"/>
     <w:semiHidden/>
-    <w:rsid w:val="00DC5B4E"/>
+    <w:rsid w:val="000C1DDE"/>
     <w:rPr>
       <w:rFonts w:ascii="Segoe UI" w:hAnsi="Segoe UI" w:cs="Segoe UI"/>
       <w:sz w:val="18"/>

--- a/manuscript/manuscript.docx
+++ b/manuscript/manuscript.docx
@@ -913,15 +913,1082 @@
         <w:pStyle w:val="BodyText"/>
       </w:pPr>
       <w:r>
-        <w:t xml:space="preserve">We also explored the degree of labeling incorporation into proteins by measuring the total hydrolyzable amino acids (THAAs) at both the start of each incubation and the end (Figure 3). THAAs come from protein (which can be in living biomass or detritus) and include minor contributions from metabolites and peptides with hydrolyzable amino acid moieties (e.g. MAAs and glutathione).</w:t>
-      </w:r>
-    </w:p>
+        <w:t xml:space="preserve">We also explored the degree of labeling incorporation into proteins by measuring the total hydrolyzable amino acids (THAAs) at both the start of each incubation and the end (Figure 3). THAAs come from protein (which can be in living biomass or detritus) and include minor contributions from metabolites and peptides with hydrolyzable amino acid moieties (e.g. MAAs and glutathione). THAAs were 26% (±6.5%, SD, n=24) of the total surface particulate carbon pool (PC = 2.84 µM in mixed layer) at T0 and 55% (±14.3%, SD, n=24) of the particulate nitrogen (PN = 0.36 µM in mixed layer) at the start of the incubations. Free amino acids composed between 0.2% and 14% of the total hydrolyzable fractions with the highest contributions from free glutamate (Table 1).</w:t>
+      </w:r>
+    </w:p>
+    <w:tbl>
+      <w:tblPr>
+        <w:tblStyle w:val="Table"/>
+        <w:tblW w:type="pct" w:w="5000"/>
+        <w:tblLayout w:type="fixed"/>
+        <w:tblLook w:firstRow="1" w:lastRow="0" w:firstColumn="0" w:lastColumn="0" w:noHBand="0" w:noVBand="0" w:val="0020"/>
+      </w:tblPr>
+      <w:tblGrid>
+        <w:gridCol w:w="1840"/>
+        <w:gridCol w:w="800"/>
+        <w:gridCol w:w="800"/>
+        <w:gridCol w:w="960"/>
+        <w:gridCol w:w="240"/>
+        <w:gridCol w:w="1040"/>
+        <w:gridCol w:w="1040"/>
+        <w:gridCol w:w="1200"/>
+      </w:tblGrid>
+      <w:tr>
+        <w:trPr>
+          <w:tblHeader w:val="on"/>
+        </w:trPr>
+        <w:tc>
+          <w:tcPr/>
+          <w:p>
+            <w:pPr>
+              <w:pStyle w:val="Compact"/>
+              <w:jc w:val="left"/>
+            </w:pPr>
+            <w:r>
+              <w:t xml:space="preserve">Amino acid</w:t>
+            </w:r>
+          </w:p>
+        </w:tc>
+        <w:tc>
+          <w:tcPr/>
+          <w:p>
+            <w:pPr>
+              <w:pStyle w:val="Compact"/>
+              <w:jc w:val="right"/>
+            </w:pPr>
+            <w:r>
+              <w:t xml:space="preserve">THAA (T0)</w:t>
+            </w:r>
+          </w:p>
+        </w:tc>
+        <w:tc>
+          <w:tcPr/>
+          <w:p>
+            <w:pPr>
+              <w:pStyle w:val="Compact"/>
+              <w:jc w:val="right"/>
+            </w:pPr>
+            <w:r>
+              <w:t xml:space="preserve">Free (T0)</w:t>
+            </w:r>
+          </w:p>
+        </w:tc>
+        <w:tc>
+          <w:tcPr/>
+          <w:p>
+            <w:pPr>
+              <w:pStyle w:val="Compact"/>
+              <w:jc w:val="right"/>
+            </w:pPr>
+            <w:r>
+              <w:t xml:space="preserve">% free (T0)</w:t>
+            </w:r>
+          </w:p>
+        </w:tc>
+        <w:tc>
+          <w:tcPr/>
+          <w:p>
+            <w:pPr>
+              <w:pStyle w:val="Compact"/>
+            </w:pPr>
+          </w:p>
+        </w:tc>
+        <w:tc>
+          <w:tcPr/>
+          <w:p>
+            <w:pPr>
+              <w:pStyle w:val="Compact"/>
+              <w:jc w:val="right"/>
+            </w:pPr>
+            <w:r>
+              <w:t xml:space="preserve">THAA (final)</w:t>
+            </w:r>
+          </w:p>
+        </w:tc>
+        <w:tc>
+          <w:tcPr/>
+          <w:p>
+            <w:pPr>
+              <w:pStyle w:val="Compact"/>
+              <w:jc w:val="right"/>
+            </w:pPr>
+            <w:r>
+              <w:t xml:space="preserve">Free (final)</w:t>
+            </w:r>
+          </w:p>
+        </w:tc>
+        <w:tc>
+          <w:tcPr/>
+          <w:p>
+            <w:pPr>
+              <w:pStyle w:val="Compact"/>
+              <w:jc w:val="right"/>
+            </w:pPr>
+            <w:r>
+              <w:t xml:space="preserve">% free (final)</w:t>
+            </w:r>
+          </w:p>
+        </w:tc>
+      </w:tr>
+      <w:tr>
+        <w:tc>
+          <w:tcPr/>
+          <w:p>
+            <w:pPr>
+              <w:pStyle w:val="Compact"/>
+              <w:jc w:val="left"/>
+            </w:pPr>
+            <w:r>
+              <w:t xml:space="preserve">Glutamate + glutamine</w:t>
+            </w:r>
+          </w:p>
+        </w:tc>
+        <w:tc>
+          <w:tcPr/>
+          <w:p>
+            <w:pPr>
+              <w:pStyle w:val="Compact"/>
+              <w:jc w:val="right"/>
+            </w:pPr>
+            <w:r>
+              <w:t xml:space="preserve">19.57</w:t>
+            </w:r>
+          </w:p>
+        </w:tc>
+        <w:tc>
+          <w:tcPr/>
+          <w:p>
+            <w:pPr>
+              <w:pStyle w:val="Compact"/>
+              <w:jc w:val="right"/>
+            </w:pPr>
+            <w:r>
+              <w:t xml:space="preserve">1.66</w:t>
+            </w:r>
+          </w:p>
+        </w:tc>
+        <w:tc>
+          <w:tcPr/>
+          <w:p>
+            <w:pPr>
+              <w:pStyle w:val="Compact"/>
+              <w:jc w:val="right"/>
+            </w:pPr>
+            <w:r>
+              <w:t xml:space="preserve">8.47</w:t>
+            </w:r>
+          </w:p>
+        </w:tc>
+        <w:tc>
+          <w:tcPr/>
+          <w:p>
+            <w:pPr>
+              <w:pStyle w:val="Compact"/>
+            </w:pPr>
+          </w:p>
+        </w:tc>
+        <w:tc>
+          <w:tcPr/>
+          <w:p>
+            <w:pPr>
+              <w:pStyle w:val="Compact"/>
+              <w:jc w:val="right"/>
+            </w:pPr>
+            <w:r>
+              <w:t xml:space="preserve">29.41</w:t>
+            </w:r>
+          </w:p>
+        </w:tc>
+        <w:tc>
+          <w:tcPr/>
+          <w:p>
+            <w:pPr>
+              <w:pStyle w:val="Compact"/>
+              <w:jc w:val="right"/>
+            </w:pPr>
+            <w:r>
+              <w:t xml:space="preserve">4.04</w:t>
+            </w:r>
+          </w:p>
+        </w:tc>
+        <w:tc>
+          <w:tcPr/>
+          <w:p>
+            <w:pPr>
+              <w:pStyle w:val="Compact"/>
+              <w:jc w:val="right"/>
+            </w:pPr>
+            <w:r>
+              <w:t xml:space="preserve">13.72</w:t>
+            </w:r>
+          </w:p>
+        </w:tc>
+      </w:tr>
+      <w:tr>
+        <w:tc>
+          <w:tcPr/>
+          <w:p>
+            <w:pPr>
+              <w:pStyle w:val="Compact"/>
+              <w:jc w:val="left"/>
+            </w:pPr>
+            <w:r>
+              <w:t xml:space="preserve">Histidine</w:t>
+            </w:r>
+          </w:p>
+        </w:tc>
+        <w:tc>
+          <w:tcPr/>
+          <w:p>
+            <w:pPr>
+              <w:pStyle w:val="Compact"/>
+              <w:jc w:val="right"/>
+            </w:pPr>
+            <w:r>
+              <w:t xml:space="preserve">2.53</w:t>
+            </w:r>
+          </w:p>
+        </w:tc>
+        <w:tc>
+          <w:tcPr/>
+          <w:p>
+            <w:pPr>
+              <w:pStyle w:val="Compact"/>
+              <w:jc w:val="right"/>
+            </w:pPr>
+            <w:r>
+              <w:t xml:space="preserve">0.04</w:t>
+            </w:r>
+          </w:p>
+        </w:tc>
+        <w:tc>
+          <w:tcPr/>
+          <w:p>
+            <w:pPr>
+              <w:pStyle w:val="Compact"/>
+              <w:jc w:val="right"/>
+            </w:pPr>
+            <w:r>
+              <w:t xml:space="preserve">1.59</w:t>
+            </w:r>
+          </w:p>
+        </w:tc>
+        <w:tc>
+          <w:tcPr/>
+          <w:p>
+            <w:pPr>
+              <w:pStyle w:val="Compact"/>
+            </w:pPr>
+          </w:p>
+        </w:tc>
+        <w:tc>
+          <w:tcPr/>
+          <w:p>
+            <w:pPr>
+              <w:pStyle w:val="Compact"/>
+              <w:jc w:val="right"/>
+            </w:pPr>
+            <w:r>
+              <w:t xml:space="preserve">2.76</w:t>
+            </w:r>
+          </w:p>
+        </w:tc>
+        <w:tc>
+          <w:tcPr/>
+          <w:p>
+            <w:pPr>
+              <w:pStyle w:val="Compact"/>
+              <w:jc w:val="right"/>
+            </w:pPr>
+            <w:r>
+              <w:t xml:space="preserve">0.07</w:t>
+            </w:r>
+          </w:p>
+        </w:tc>
+        <w:tc>
+          <w:tcPr/>
+          <w:p>
+            <w:pPr>
+              <w:pStyle w:val="Compact"/>
+              <w:jc w:val="right"/>
+            </w:pPr>
+            <w:r>
+              <w:t xml:space="preserve">2.58</w:t>
+            </w:r>
+          </w:p>
+        </w:tc>
+      </w:tr>
+      <w:tr>
+        <w:tc>
+          <w:tcPr/>
+          <w:p>
+            <w:pPr>
+              <w:pStyle w:val="Compact"/>
+              <w:jc w:val="left"/>
+            </w:pPr>
+            <w:r>
+              <w:t xml:space="preserve">Arginine</w:t>
+            </w:r>
+          </w:p>
+        </w:tc>
+        <w:tc>
+          <w:tcPr/>
+          <w:p>
+            <w:pPr>
+              <w:pStyle w:val="Compact"/>
+              <w:jc w:val="right"/>
+            </w:pPr>
+            <w:r>
+              <w:t xml:space="preserve">6.87</w:t>
+            </w:r>
+          </w:p>
+        </w:tc>
+        <w:tc>
+          <w:tcPr/>
+          <w:p>
+            <w:pPr>
+              <w:pStyle w:val="Compact"/>
+              <w:jc w:val="right"/>
+            </w:pPr>
+            <w:r>
+              <w:t xml:space="preserve">0.08</w:t>
+            </w:r>
+          </w:p>
+        </w:tc>
+        <w:tc>
+          <w:tcPr/>
+          <w:p>
+            <w:pPr>
+              <w:pStyle w:val="Compact"/>
+              <w:jc w:val="right"/>
+            </w:pPr>
+            <w:r>
+              <w:t xml:space="preserve">1.13</w:t>
+            </w:r>
+          </w:p>
+        </w:tc>
+        <w:tc>
+          <w:tcPr/>
+          <w:p>
+            <w:pPr>
+              <w:pStyle w:val="Compact"/>
+            </w:pPr>
+          </w:p>
+        </w:tc>
+        <w:tc>
+          <w:tcPr/>
+          <w:p>
+            <w:pPr>
+              <w:pStyle w:val="Compact"/>
+              <w:jc w:val="right"/>
+            </w:pPr>
+            <w:r>
+              <w:t xml:space="preserve">8.15</w:t>
+            </w:r>
+          </w:p>
+        </w:tc>
+        <w:tc>
+          <w:tcPr/>
+          <w:p>
+            <w:pPr>
+              <w:pStyle w:val="Compact"/>
+              <w:jc w:val="right"/>
+            </w:pPr>
+            <w:r>
+              <w:t xml:space="preserve">0.20</w:t>
+            </w:r>
+          </w:p>
+        </w:tc>
+        <w:tc>
+          <w:tcPr/>
+          <w:p>
+            <w:pPr>
+              <w:pStyle w:val="Compact"/>
+              <w:jc w:val="right"/>
+            </w:pPr>
+            <w:r>
+              <w:t xml:space="preserve">2.51</w:t>
+            </w:r>
+          </w:p>
+        </w:tc>
+      </w:tr>
+      <w:tr>
+        <w:tc>
+          <w:tcPr/>
+          <w:p>
+            <w:pPr>
+              <w:pStyle w:val="Compact"/>
+              <w:jc w:val="left"/>
+            </w:pPr>
+            <w:r>
+              <w:t xml:space="preserve">Aspartate + asparagine</w:t>
+            </w:r>
+          </w:p>
+        </w:tc>
+        <w:tc>
+          <w:tcPr/>
+          <w:p>
+            <w:pPr>
+              <w:pStyle w:val="Compact"/>
+              <w:jc w:val="right"/>
+            </w:pPr>
+            <w:r>
+              <w:t xml:space="preserve">14.54</w:t>
+            </w:r>
+          </w:p>
+        </w:tc>
+        <w:tc>
+          <w:tcPr/>
+          <w:p>
+            <w:pPr>
+              <w:pStyle w:val="Compact"/>
+              <w:jc w:val="right"/>
+            </w:pPr>
+            <w:r>
+              <w:t xml:space="preserve">0.33</w:t>
+            </w:r>
+          </w:p>
+        </w:tc>
+        <w:tc>
+          <w:tcPr/>
+          <w:p>
+            <w:pPr>
+              <w:pStyle w:val="Compact"/>
+              <w:jc w:val="right"/>
+            </w:pPr>
+            <w:r>
+              <w:t xml:space="preserve">2.28</w:t>
+            </w:r>
+          </w:p>
+        </w:tc>
+        <w:tc>
+          <w:tcPr/>
+          <w:p>
+            <w:pPr>
+              <w:pStyle w:val="Compact"/>
+            </w:pPr>
+          </w:p>
+        </w:tc>
+        <w:tc>
+          <w:tcPr/>
+          <w:p>
+            <w:pPr>
+              <w:pStyle w:val="Compact"/>
+              <w:jc w:val="right"/>
+            </w:pPr>
+            <w:r>
+              <w:t xml:space="preserve">20.93</w:t>
+            </w:r>
+          </w:p>
+        </w:tc>
+        <w:tc>
+          <w:tcPr/>
+          <w:p>
+            <w:pPr>
+              <w:pStyle w:val="Compact"/>
+              <w:jc w:val="right"/>
+            </w:pPr>
+            <w:r>
+              <w:t xml:space="preserve">0.48</w:t>
+            </w:r>
+          </w:p>
+        </w:tc>
+        <w:tc>
+          <w:tcPr/>
+          <w:p>
+            <w:pPr>
+              <w:pStyle w:val="Compact"/>
+              <w:jc w:val="right"/>
+            </w:pPr>
+            <w:r>
+              <w:t xml:space="preserve">2.28</w:t>
+            </w:r>
+          </w:p>
+        </w:tc>
+      </w:tr>
+      <w:tr>
+        <w:tc>
+          <w:tcPr/>
+          <w:p>
+            <w:pPr>
+              <w:pStyle w:val="Compact"/>
+              <w:jc w:val="left"/>
+            </w:pPr>
+            <w:r>
+              <w:t xml:space="preserve">Alanine</w:t>
+            </w:r>
+          </w:p>
+        </w:tc>
+        <w:tc>
+          <w:tcPr/>
+          <w:p>
+            <w:pPr>
+              <w:pStyle w:val="Compact"/>
+              <w:jc w:val="right"/>
+            </w:pPr>
+            <w:r>
+              <w:t xml:space="preserve">15.24</w:t>
+            </w:r>
+          </w:p>
+        </w:tc>
+        <w:tc>
+          <w:tcPr/>
+          <w:p>
+            <w:pPr>
+              <w:pStyle w:val="Compact"/>
+              <w:jc w:val="right"/>
+            </w:pPr>
+            <w:r>
+              <w:t xml:space="preserve">0.17</w:t>
+            </w:r>
+          </w:p>
+        </w:tc>
+        <w:tc>
+          <w:tcPr/>
+          <w:p>
+            <w:pPr>
+              <w:pStyle w:val="Compact"/>
+              <w:jc w:val="right"/>
+            </w:pPr>
+            <w:r>
+              <w:t xml:space="preserve">1.09</w:t>
+            </w:r>
+          </w:p>
+        </w:tc>
+        <w:tc>
+          <w:tcPr/>
+          <w:p>
+            <w:pPr>
+              <w:pStyle w:val="Compact"/>
+            </w:pPr>
+          </w:p>
+        </w:tc>
+        <w:tc>
+          <w:tcPr/>
+          <w:p>
+            <w:pPr>
+              <w:pStyle w:val="Compact"/>
+              <w:jc w:val="right"/>
+            </w:pPr>
+            <w:r>
+              <w:t xml:space="preserve">20.79</w:t>
+            </w:r>
+          </w:p>
+        </w:tc>
+        <w:tc>
+          <w:tcPr/>
+          <w:p>
+            <w:pPr>
+              <w:pStyle w:val="Compact"/>
+              <w:jc w:val="right"/>
+            </w:pPr>
+            <w:r>
+              <w:t xml:space="preserve">0.46</w:t>
+            </w:r>
+          </w:p>
+        </w:tc>
+        <w:tc>
+          <w:tcPr/>
+          <w:p>
+            <w:pPr>
+              <w:pStyle w:val="Compact"/>
+              <w:jc w:val="right"/>
+            </w:pPr>
+            <w:r>
+              <w:t xml:space="preserve">2.22</w:t>
+            </w:r>
+          </w:p>
+        </w:tc>
+      </w:tr>
+      <w:tr>
+        <w:tc>
+          <w:tcPr/>
+          <w:p>
+            <w:pPr>
+              <w:pStyle w:val="Compact"/>
+              <w:jc w:val="left"/>
+            </w:pPr>
+            <w:r>
+              <w:t xml:space="preserve">Proline</w:t>
+            </w:r>
+          </w:p>
+        </w:tc>
+        <w:tc>
+          <w:tcPr/>
+          <w:p>
+            <w:pPr>
+              <w:pStyle w:val="Compact"/>
+              <w:jc w:val="right"/>
+            </w:pPr>
+            <w:r>
+              <w:t xml:space="preserve">7.22</w:t>
+            </w:r>
+          </w:p>
+        </w:tc>
+        <w:tc>
+          <w:tcPr/>
+          <w:p>
+            <w:pPr>
+              <w:pStyle w:val="Compact"/>
+              <w:jc w:val="right"/>
+            </w:pPr>
+            <w:r>
+              <w:t xml:space="preserve">0.04</w:t>
+            </w:r>
+          </w:p>
+        </w:tc>
+        <w:tc>
+          <w:tcPr/>
+          <w:p>
+            <w:pPr>
+              <w:pStyle w:val="Compact"/>
+              <w:jc w:val="right"/>
+            </w:pPr>
+            <w:r>
+              <w:t xml:space="preserve">0.56</w:t>
+            </w:r>
+          </w:p>
+        </w:tc>
+        <w:tc>
+          <w:tcPr/>
+          <w:p>
+            <w:pPr>
+              <w:pStyle w:val="Compact"/>
+            </w:pPr>
+          </w:p>
+        </w:tc>
+        <w:tc>
+          <w:tcPr/>
+          <w:p>
+            <w:pPr>
+              <w:pStyle w:val="Compact"/>
+              <w:jc w:val="right"/>
+            </w:pPr>
+            <w:r>
+              <w:t xml:space="preserve">8.47</w:t>
+            </w:r>
+          </w:p>
+        </w:tc>
+        <w:tc>
+          <w:tcPr/>
+          <w:p>
+            <w:pPr>
+              <w:pStyle w:val="Compact"/>
+              <w:jc w:val="right"/>
+            </w:pPr>
+            <w:r>
+              <w:t xml:space="preserve">0.16</w:t>
+            </w:r>
+          </w:p>
+        </w:tc>
+        <w:tc>
+          <w:tcPr/>
+          <w:p>
+            <w:pPr>
+              <w:pStyle w:val="Compact"/>
+              <w:jc w:val="right"/>
+            </w:pPr>
+            <w:r>
+              <w:t xml:space="preserve">1.86</w:t>
+            </w:r>
+          </w:p>
+        </w:tc>
+      </w:tr>
+      <w:tr>
+        <w:tc>
+          <w:tcPr/>
+          <w:p>
+            <w:pPr>
+              <w:pStyle w:val="Compact"/>
+              <w:jc w:val="left"/>
+            </w:pPr>
+            <w:r>
+              <w:t xml:space="preserve">Serine</w:t>
+            </w:r>
+          </w:p>
+        </w:tc>
+        <w:tc>
+          <w:tcPr/>
+          <w:p>
+            <w:pPr>
+              <w:pStyle w:val="Compact"/>
+              <w:jc w:val="right"/>
+            </w:pPr>
+            <w:r>
+              <w:t xml:space="preserve">20.26</w:t>
+            </w:r>
+          </w:p>
+        </w:tc>
+        <w:tc>
+          <w:tcPr/>
+          <w:p>
+            <w:pPr>
+              <w:pStyle w:val="Compact"/>
+              <w:jc w:val="right"/>
+            </w:pPr>
+            <w:r>
+              <w:t xml:space="preserve">0.21</w:t>
+            </w:r>
+          </w:p>
+        </w:tc>
+        <w:tc>
+          <w:tcPr/>
+          <w:p>
+            <w:pPr>
+              <w:pStyle w:val="Compact"/>
+              <w:jc w:val="right"/>
+            </w:pPr>
+            <w:r>
+              <w:t xml:space="preserve">1.04</w:t>
+            </w:r>
+          </w:p>
+        </w:tc>
+        <w:tc>
+          <w:tcPr/>
+          <w:p>
+            <w:pPr>
+              <w:pStyle w:val="Compact"/>
+            </w:pPr>
+          </w:p>
+        </w:tc>
+        <w:tc>
+          <w:tcPr/>
+          <w:p>
+            <w:pPr>
+              <w:pStyle w:val="Compact"/>
+              <w:jc w:val="right"/>
+            </w:pPr>
+            <w:r>
+              <w:t xml:space="preserve">21.25</w:t>
+            </w:r>
+          </w:p>
+        </w:tc>
+        <w:tc>
+          <w:tcPr/>
+          <w:p>
+            <w:pPr>
+              <w:pStyle w:val="Compact"/>
+              <w:jc w:val="right"/>
+            </w:pPr>
+            <w:r>
+              <w:t xml:space="preserve">0.27</w:t>
+            </w:r>
+          </w:p>
+        </w:tc>
+        <w:tc>
+          <w:tcPr/>
+          <w:p>
+            <w:pPr>
+              <w:pStyle w:val="Compact"/>
+              <w:jc w:val="right"/>
+            </w:pPr>
+            <w:r>
+              <w:t xml:space="preserve">1.27</w:t>
+            </w:r>
+          </w:p>
+        </w:tc>
+      </w:tr>
+      <w:tr>
+        <w:tc>
+          <w:tcPr/>
+          <w:p>
+            <w:pPr>
+              <w:pStyle w:val="Compact"/>
+              <w:jc w:val="left"/>
+            </w:pPr>
+            <w:r>
+              <w:t xml:space="preserve">Glycine</w:t>
+            </w:r>
+          </w:p>
+        </w:tc>
+        <w:tc>
+          <w:tcPr/>
+          <w:p>
+            <w:pPr>
+              <w:pStyle w:val="Compact"/>
+              <w:jc w:val="right"/>
+            </w:pPr>
+            <w:r>
+              <w:t xml:space="preserve">29.57</w:t>
+            </w:r>
+          </w:p>
+        </w:tc>
+        <w:tc>
+          <w:tcPr/>
+          <w:p>
+            <w:pPr>
+              <w:pStyle w:val="Compact"/>
+              <w:jc w:val="right"/>
+            </w:pPr>
+            <w:r>
+              <w:t xml:space="preserve">0.17</w:t>
+            </w:r>
+          </w:p>
+        </w:tc>
+        <w:tc>
+          <w:tcPr/>
+          <w:p>
+            <w:pPr>
+              <w:pStyle w:val="Compact"/>
+              <w:jc w:val="right"/>
+            </w:pPr>
+            <w:r>
+              <w:t xml:space="preserve">0.59</w:t>
+            </w:r>
+          </w:p>
+        </w:tc>
+        <w:tc>
+          <w:tcPr/>
+          <w:p>
+            <w:pPr>
+              <w:pStyle w:val="Compact"/>
+            </w:pPr>
+          </w:p>
+        </w:tc>
+        <w:tc>
+          <w:tcPr/>
+          <w:p>
+            <w:pPr>
+              <w:pStyle w:val="Compact"/>
+              <w:jc w:val="right"/>
+            </w:pPr>
+            <w:r>
+              <w:t xml:space="preserve">29.28</w:t>
+            </w:r>
+          </w:p>
+        </w:tc>
+        <w:tc>
+          <w:tcPr/>
+          <w:p>
+            <w:pPr>
+              <w:pStyle w:val="Compact"/>
+              <w:jc w:val="right"/>
+            </w:pPr>
+            <w:r>
+              <w:t xml:space="preserve">0.34</w:t>
+            </w:r>
+          </w:p>
+        </w:tc>
+        <w:tc>
+          <w:tcPr/>
+          <w:p>
+            <w:pPr>
+              <w:pStyle w:val="Compact"/>
+              <w:jc w:val="right"/>
+            </w:pPr>
+            <w:r>
+              <w:t xml:space="preserve">1.15</w:t>
+            </w:r>
+          </w:p>
+        </w:tc>
+      </w:tr>
+      <w:tr>
+        <w:tc>
+          <w:tcPr/>
+          <w:p>
+            <w:pPr>
+              <w:pStyle w:val="Compact"/>
+              <w:jc w:val="left"/>
+            </w:pPr>
+            <w:r>
+              <w:t xml:space="preserve">Leucine + isoleucine</w:t>
+            </w:r>
+          </w:p>
+        </w:tc>
+        <w:tc>
+          <w:tcPr/>
+          <w:p>
+            <w:pPr>
+              <w:pStyle w:val="Compact"/>
+              <w:jc w:val="right"/>
+            </w:pPr>
+            <w:r>
+              <w:t xml:space="preserve">22.49</w:t>
+            </w:r>
+          </w:p>
+        </w:tc>
+        <w:tc>
+          <w:tcPr/>
+          <w:p>
+            <w:pPr>
+              <w:pStyle w:val="Compact"/>
+              <w:jc w:val="right"/>
+            </w:pPr>
+            <w:r>
+              <w:t xml:space="preserve">0.18</w:t>
+            </w:r>
+          </w:p>
+        </w:tc>
+        <w:tc>
+          <w:tcPr/>
+          <w:p>
+            <w:pPr>
+              <w:pStyle w:val="Compact"/>
+              <w:jc w:val="right"/>
+            </w:pPr>
+            <w:r>
+              <w:t xml:space="preserve">0.78</w:t>
+            </w:r>
+          </w:p>
+        </w:tc>
+        <w:tc>
+          <w:tcPr/>
+          <w:p>
+            <w:pPr>
+              <w:pStyle w:val="Compact"/>
+            </w:pPr>
+          </w:p>
+        </w:tc>
+        <w:tc>
+          <w:tcPr/>
+          <w:p>
+            <w:pPr>
+              <w:pStyle w:val="Compact"/>
+              <w:jc w:val="right"/>
+            </w:pPr>
+            <w:r>
+              <w:t xml:space="preserve">26.95</w:t>
+            </w:r>
+          </w:p>
+        </w:tc>
+        <w:tc>
+          <w:tcPr/>
+          <w:p>
+            <w:pPr>
+              <w:pStyle w:val="Compact"/>
+              <w:jc w:val="right"/>
+            </w:pPr>
+            <w:r>
+              <w:t xml:space="preserve">0.30</w:t>
+            </w:r>
+          </w:p>
+        </w:tc>
+        <w:tc>
+          <w:tcPr/>
+          <w:p>
+            <w:pPr>
+              <w:pStyle w:val="Compact"/>
+              <w:jc w:val="right"/>
+            </w:pPr>
+            <w:r>
+              <w:t xml:space="preserve">1.12</w:t>
+            </w:r>
+          </w:p>
+        </w:tc>
+      </w:tr>
+      <w:tr>
+        <w:tc>
+          <w:tcPr/>
+          <w:p>
+            <w:pPr>
+              <w:pStyle w:val="Compact"/>
+              <w:jc w:val="left"/>
+            </w:pPr>
+            <w:r>
+              <w:t xml:space="preserve">Threonine</w:t>
+            </w:r>
+          </w:p>
+        </w:tc>
+        <w:tc>
+          <w:tcPr/>
+          <w:p>
+            <w:pPr>
+              <w:pStyle w:val="Compact"/>
+              <w:jc w:val="right"/>
+            </w:pPr>
+            <w:r>
+              <w:t xml:space="preserve">12.06</w:t>
+            </w:r>
+          </w:p>
+        </w:tc>
+        <w:tc>
+          <w:tcPr/>
+          <w:p>
+            <w:pPr>
+              <w:pStyle w:val="Compact"/>
+              <w:jc w:val="right"/>
+            </w:pPr>
+            <w:r>
+              <w:t xml:space="preserve">0.03</w:t>
+            </w:r>
+          </w:p>
+        </w:tc>
+        <w:tc>
+          <w:tcPr/>
+          <w:p>
+            <w:pPr>
+              <w:pStyle w:val="Compact"/>
+              <w:jc w:val="right"/>
+            </w:pPr>
+            <w:r>
+              <w:t xml:space="preserve">0.22</w:t>
+            </w:r>
+          </w:p>
+        </w:tc>
+        <w:tc>
+          <w:tcPr/>
+          <w:p>
+            <w:pPr>
+              <w:pStyle w:val="Compact"/>
+            </w:pPr>
+          </w:p>
+        </w:tc>
+        <w:tc>
+          <w:tcPr/>
+          <w:p>
+            <w:pPr>
+              <w:pStyle w:val="Compact"/>
+              <w:jc w:val="right"/>
+            </w:pPr>
+            <w:r>
+              <w:t xml:space="preserve">14.71</w:t>
+            </w:r>
+          </w:p>
+        </w:tc>
+        <w:tc>
+          <w:tcPr/>
+          <w:p>
+            <w:pPr>
+              <w:pStyle w:val="Compact"/>
+              <w:jc w:val="right"/>
+            </w:pPr>
+            <w:r>
+              <w:t xml:space="preserve">0.06</w:t>
+            </w:r>
+          </w:p>
+        </w:tc>
+        <w:tc>
+          <w:tcPr/>
+          <w:p>
+            <w:pPr>
+              <w:pStyle w:val="Compact"/>
+              <w:jc w:val="right"/>
+            </w:pPr>
+            <w:r>
+              <w:t xml:space="preserve">0.38</w:t>
+            </w:r>
+          </w:p>
+        </w:tc>
+      </w:tr>
+    </w:tbl>
     <w:p>
       <w:pPr>
         <w:pStyle w:val="BodyText"/>
       </w:pPr>
       <w:r>
-        <w:t xml:space="preserve">THAAs were 26-52% of the total particulate carbon pool (2.84 µM at 25 meters and 1.36 µM at 175 meters) at T0 and a large part of the total particulate nitrogen (PN, 0.36 µM at 25 meters and 0.15 µM at 175 meters), with total estimated nitrogen in the THAAs sometimes exceeding the total PN measurements. Free amino acids composed between 0.15% and 17% of the total THAA pool with the highest contributions from free glutamate. There were also differences in THAA labeling patterns between the amendments (Figure 3). Despite their shorter incubation time (26 hours vs 73 hours), the inorganic nitrogen amendments generally had higher fractions of labeled protein. The nitrate amendments in particular were surprisingly heavily labeled given the minimal signal seen in free metabolites, with a degree of labeling exceeding the ammonia incubation.</w:t>
+        <w:rPr>
+          <w:i/>
+          <w:iCs/>
+        </w:rPr>
+        <w:t xml:space="preserve">Table 1: Concentrations of all 10 amino acids detected in both the total hydrolyzable (THAA) and dissolved free (DFAA) pools.</w:t>
+      </w:r>
+    </w:p>
+    <w:p>
+      <w:pPr>
+        <w:pStyle w:val="BodyText"/>
+      </w:pPr>
+      <w:r>
+        <w:t xml:space="preserve">There were also differences in THAA labeling patterns between the amendments (Figure 3). Despite their shorter incubation time (26 hours vs 73 hours), the inorganic nitrogen amendments had approximately equal fractions of labeled protein. The nitrate amendments in particular were surprisingly heavily labeled given the minimal signal seen in free metabolites.</w:t>
       </w:r>
     </w:p>
     <w:p>
@@ -988,7 +2055,7 @@
         <w:pStyle w:val="BodyText"/>
       </w:pPr>
       <w:r>
-        <w:t xml:space="preserve">We believe the organic nitrogen amendments largely resulted in metabolite labeling via remineralization to ammonia or glutamate based on the absence of a labeled carbon backbone in most of the labeled metabolites, but in the THAAs we were able to see some transformations that used the carbon backbone as-is. Proline and glutamate both had detectable</w:t>
+        <w:t xml:space="preserve">In the THAAs we were able to see the carbon backbone from the organics propagate into other compounds, resulting in</w:t>
       </w:r>
       <w:r>
         <w:t xml:space="preserve"> </w:t>
@@ -1000,6 +2067,18 @@
         <w:t xml:space="preserve">13</w:t>
       </w:r>
       <w:r>
+        <w:t xml:space="preserve">C labeling in excess of natural abundance. Proline and glutamate both had detectable</w:t>
+      </w:r>
+      <w:r>
+        <w:t xml:space="preserve"> </w:t>
+      </w:r>
+      <w:r>
+        <w:rPr>
+          <w:vertAlign w:val="superscript"/>
+        </w:rPr>
+        <w:t xml:space="preserve">13</w:t>
+      </w:r>
+      <w:r>
         <w:t xml:space="preserve">C</w:t>
       </w:r>
       <w:r>
@@ -1072,7 +2151,7 @@
         <w:t xml:space="preserve"> </w:t>
       </w:r>
       <w:r>
-        <w:t xml:space="preserve">synthesized during the guanosine monophosphate treatment, confirming again that the ribose pool must have been swamped with fully</w:t>
+        <w:t xml:space="preserve">synthesized during the guanosine monophosphate treatment, with the</w:t>
       </w:r>
       <w:r>
         <w:t xml:space="preserve"> </w:t>
@@ -1081,10 +2160,52 @@
         <w:rPr>
           <w:vertAlign w:val="superscript"/>
         </w:rPr>
+        <w:t xml:space="preserve">15</w:t>
+      </w:r>
+      <w:r>
+        <w:t xml:space="preserve">N</w:t>
+      </w:r>
+      <w:r>
+        <w:rPr>
+          <w:vertAlign w:val="subscript"/>
+        </w:rPr>
+        <w:t xml:space="preserve">3</w:t>
+      </w:r>
+      <w:r>
+        <w:t xml:space="preserve"> </w:t>
+      </w:r>
+      <w:r>
+        <w:t xml:space="preserve">pattern indicating that glutamate, glutamine, and adenine were also heavily</w:t>
+      </w:r>
+      <w:r>
+        <w:t xml:space="preserve"> </w:t>
+      </w:r>
+      <w:r>
+        <w:rPr>
+          <w:vertAlign w:val="superscript"/>
+        </w:rPr>
+        <w:t xml:space="preserve">15</w:t>
+      </w:r>
+      <w:r>
+        <w:t xml:space="preserve">N labeled. Finally, both phenylalanine and tyrosine had significant</w:t>
+      </w:r>
+      <w:r>
+        <w:t xml:space="preserve"> </w:t>
+      </w:r>
+      <w:r>
+        <w:rPr>
+          <w:vertAlign w:val="superscript"/>
+        </w:rPr>
         <w:t xml:space="preserve">13</w:t>
       </w:r>
       <w:r>
-        <w:t xml:space="preserve">C labeled ribose cleaved from guanosine in order to enter the phosphoribosyl pyrophosphate pathway. The</w:t>
+        <w:t xml:space="preserve">C</w:t>
+      </w:r>
+      <w:r>
+        <w:rPr>
+          <w:vertAlign w:val="subscript"/>
+        </w:rPr>
+        <w:t xml:space="preserve">4</w:t>
       </w:r>
       <w:r>
         <w:t xml:space="preserve"> </w:t>
@@ -1102,55 +2223,13 @@
         <w:rPr>
           <w:vertAlign w:val="subscript"/>
         </w:rPr>
-        <w:t xml:space="preserve">3</w:t>
-      </w:r>
-      <w:r>
-        <w:t xml:space="preserve"> </w:t>
-      </w:r>
-      <w:r>
-        <w:t xml:space="preserve">pattern also indicates that for these organisms, glutamate, glutamine, and adenine were also heavily labeled. Finally, both phenylalanine and tyrosine had significant</w:t>
-      </w:r>
-      <w:r>
-        <w:t xml:space="preserve"> </w:t>
-      </w:r>
-      <w:r>
-        <w:rPr>
-          <w:vertAlign w:val="superscript"/>
-        </w:rPr>
-        <w:t xml:space="preserve">13</w:t>
-      </w:r>
-      <w:r>
-        <w:t xml:space="preserve">C</w:t>
-      </w:r>
-      <w:r>
-        <w:rPr>
-          <w:vertAlign w:val="subscript"/>
-        </w:rPr>
-        <w:t xml:space="preserve">4</w:t>
-      </w:r>
-      <w:r>
-        <w:t xml:space="preserve"> </w:t>
-      </w:r>
-      <w:r>
-        <w:rPr>
-          <w:vertAlign w:val="superscript"/>
-        </w:rPr>
-        <w:t xml:space="preserve">15</w:t>
-      </w:r>
-      <w:r>
-        <w:t xml:space="preserve">N</w:t>
-      </w:r>
-      <w:r>
-        <w:rPr>
-          <w:vertAlign w:val="subscript"/>
-        </w:rPr>
         <w:t xml:space="preserve">1</w:t>
       </w:r>
       <w:r>
         <w:t xml:space="preserve"> </w:t>
       </w:r>
       <w:r>
-        <w:t xml:space="preserve">labeling, likely from erythrose 4-phosphate via the pentose phosphate pathway indicating new synthesis through shikimate with nitrogen addition from a heavily labeled glutamate pool again.</w:t>
+        <w:t xml:space="preserve">labeling in the GMP amendments.</w:t>
       </w:r>
     </w:p>
     <w:bookmarkEnd w:id="31"/>
@@ -3056,6 +4135,182 @@
     <w:p>
       <w:pPr>
         <w:pStyle w:val="FirstParagraph"/>
+      </w:pPr>
+      <w:r>
+        <w:t xml:space="preserve">Section that was too much discussion and has since been gutted for the results alone but needs to be discussed:</w:t>
+      </w:r>
+      <w:r>
+        <w:t xml:space="preserve"> </w:t>
+      </w:r>
+      <w:r>
+        <w:t xml:space="preserve">We believe the organic nitrogen amendments largely resulted in metabolite labeling via remineralization to ammonia or glutamate based on the absence of a labeled carbon backbone in most of the labeled metabolites, but in the THAAs we were able to see some transformations that used the carbon backbone as-is. Proline and glutamate both had detectable</w:t>
+      </w:r>
+      <w:r>
+        <w:t xml:space="preserve"> </w:t>
+      </w:r>
+      <w:r>
+        <w:rPr>
+          <w:vertAlign w:val="superscript"/>
+        </w:rPr>
+        <w:t xml:space="preserve">13</w:t>
+      </w:r>
+      <w:r>
+        <w:t xml:space="preserve">C</w:t>
+      </w:r>
+      <w:r>
+        <w:rPr>
+          <w:vertAlign w:val="subscript"/>
+        </w:rPr>
+        <w:t xml:space="preserve">5</w:t>
+      </w:r>
+      <w:r>
+        <w:t xml:space="preserve"> </w:t>
+      </w:r>
+      <w:r>
+        <w:rPr>
+          <w:vertAlign w:val="superscript"/>
+        </w:rPr>
+        <w:t xml:space="preserve">15</w:t>
+      </w:r>
+      <w:r>
+        <w:t xml:space="preserve">N</w:t>
+      </w:r>
+      <w:r>
+        <w:rPr>
+          <w:vertAlign w:val="subscript"/>
+        </w:rPr>
+        <w:t xml:space="preserve">1</w:t>
+      </w:r>
+      <w:r>
+        <w:t xml:space="preserve"> </w:t>
+      </w:r>
+      <w:r>
+        <w:t xml:space="preserve">labels in the arginine treatments. We also saw histidine</w:t>
+      </w:r>
+      <w:r>
+        <w:t xml:space="preserve"> </w:t>
+      </w:r>
+      <w:r>
+        <w:rPr>
+          <w:vertAlign w:val="superscript"/>
+        </w:rPr>
+        <w:t xml:space="preserve">13</w:t>
+      </w:r>
+      <w:r>
+        <w:t xml:space="preserve">C</w:t>
+      </w:r>
+      <w:r>
+        <w:rPr>
+          <w:vertAlign w:val="subscript"/>
+        </w:rPr>
+        <w:t xml:space="preserve">5</w:t>
+      </w:r>
+      <w:r>
+        <w:t xml:space="preserve"> </w:t>
+      </w:r>
+      <w:r>
+        <w:rPr>
+          <w:vertAlign w:val="superscript"/>
+        </w:rPr>
+        <w:t xml:space="preserve">15</w:t>
+      </w:r>
+      <w:r>
+        <w:t xml:space="preserve">N</w:t>
+      </w:r>
+      <w:r>
+        <w:rPr>
+          <w:vertAlign w:val="subscript"/>
+        </w:rPr>
+        <w:t xml:space="preserve">3</w:t>
+      </w:r>
+      <w:r>
+        <w:t xml:space="preserve"> </w:t>
+      </w:r>
+      <w:r>
+        <w:t xml:space="preserve">synthesized during the guanosine monophosphate treatment, confirming again that the ribose pool must have been swamped with fully</w:t>
+      </w:r>
+      <w:r>
+        <w:t xml:space="preserve"> </w:t>
+      </w:r>
+      <w:r>
+        <w:rPr>
+          <w:vertAlign w:val="superscript"/>
+        </w:rPr>
+        <w:t xml:space="preserve">13</w:t>
+      </w:r>
+      <w:r>
+        <w:t xml:space="preserve">C labeled ribose cleaved from guanosine in order to enter the phosphoribosyl pyrophosphate pathway. The</w:t>
+      </w:r>
+      <w:r>
+        <w:t xml:space="preserve"> </w:t>
+      </w:r>
+      <w:r>
+        <w:rPr>
+          <w:vertAlign w:val="superscript"/>
+        </w:rPr>
+        <w:t xml:space="preserve">15</w:t>
+      </w:r>
+      <w:r>
+        <w:t xml:space="preserve">N</w:t>
+      </w:r>
+      <w:r>
+        <w:rPr>
+          <w:vertAlign w:val="subscript"/>
+        </w:rPr>
+        <w:t xml:space="preserve">3</w:t>
+      </w:r>
+      <w:r>
+        <w:t xml:space="preserve"> </w:t>
+      </w:r>
+      <w:r>
+        <w:t xml:space="preserve">pattern also indicates that for these organisms, glutamate, glutamine, and adenine were also heavily labeled. Finally, both phenylalanine and tyrosine had significant</w:t>
+      </w:r>
+      <w:r>
+        <w:t xml:space="preserve"> </w:t>
+      </w:r>
+      <w:r>
+        <w:rPr>
+          <w:vertAlign w:val="superscript"/>
+        </w:rPr>
+        <w:t xml:space="preserve">13</w:t>
+      </w:r>
+      <w:r>
+        <w:t xml:space="preserve">C</w:t>
+      </w:r>
+      <w:r>
+        <w:rPr>
+          <w:vertAlign w:val="subscript"/>
+        </w:rPr>
+        <w:t xml:space="preserve">4</w:t>
+      </w:r>
+      <w:r>
+        <w:t xml:space="preserve"> </w:t>
+      </w:r>
+      <w:r>
+        <w:rPr>
+          <w:vertAlign w:val="superscript"/>
+        </w:rPr>
+        <w:t xml:space="preserve">15</w:t>
+      </w:r>
+      <w:r>
+        <w:t xml:space="preserve">N</w:t>
+      </w:r>
+      <w:r>
+        <w:rPr>
+          <w:vertAlign w:val="subscript"/>
+        </w:rPr>
+        <w:t xml:space="preserve">1</w:t>
+      </w:r>
+      <w:r>
+        <w:t xml:space="preserve"> </w:t>
+      </w:r>
+      <w:r>
+        <w:t xml:space="preserve">labeling, likely from erythrose 4-phosphate via the pentose phosphate pathway indicating new synthesis through shikimate with nitrogen addition from a heavily labeled glutamate pool again.</w:t>
+      </w:r>
+    </w:p>
+    <w:p>
+      <w:pPr>
+        <w:pStyle w:val="BodyText"/>
       </w:pPr>
       <w:r>
         <w:t xml:space="preserve">Need more discussion of betaines and cholines? Ask Anitra</w:t>

--- a/manuscript/manuscript.docx
+++ b/manuscript/manuscript.docx
@@ -59,13 +59,13 @@
         <w:t xml:space="preserve">(Deborah A. Bronk and Steinberg 2008; Moore et al. 2013; Hutchins and Capone 2022)</w:t>
       </w:r>
       <w:r>
-        <w:t xml:space="preserve">. Organic nitrogen in particular is often treated as a black box despite substantial variability in its bioavailability and chemical nature. Turnover times for labile organic compounds like urea and amino acids can be orders of magnitude shorter than high molecular weight DON</w:t>
-      </w:r>
-      <w:r>
-        <w:t xml:space="preserve"> </w:t>
-      </w:r>
-      <w:r>
-        <w:t xml:space="preserve">(Aluwihare et al. 2005; Deborah A. Bronk et al. 2024)</w:t>
+        <w:t xml:space="preserve">. Organic nitrogen in particular is often treated as a black box despite substantial variability in its bioavailability and chemical nature. Turnover times for labile organic compounds like urea and amino acids can be orders of magnitude shorter than semi-labile or refractory DOM</w:t>
+      </w:r>
+      <w:r>
+        <w:t xml:space="preserve"> </w:t>
+      </w:r>
+      <w:r>
+        <w:t xml:space="preserve">(Benner and Amon 2015; Deborah A. Bronk et al. 2024)</w:t>
       </w:r>
       <w:r>
         <w:t xml:space="preserve">. Additionally, the availability of the precious nitrogen atom is determined not only by the form of the organic material it composes but also the environment in which it’s found.</w:t>
@@ -178,7 +178,7 @@
         <w:t xml:space="preserve"> </w:t>
       </w:r>
       <w:r>
-        <w:t xml:space="preserve">(Jones et al. 2024)</w:t>
+        <w:t xml:space="preserve">(Jones et al. 2024; Gonsior et al. 2022)</w:t>
       </w:r>
       <w:r>
         <w:t xml:space="preserve">. Here, we trace the uptake and use of labeled ammonia, nitrate, arginine, and guanosine monophosphate in a natural community from the North Pacific Subtropical Gyre at multiple depths and diel conditions. Our application of metabolomics to these samples allows us to map the pathways and restructuring that organic nitrogen experiences in the largest biomes on the planet, quantifying the pool sizes and turnover rates for various low molecular weight compounds that serve as building blocks and intermediates of cell biology.</w:t>
@@ -942,7 +942,7 @@
           <w:p>
             <w:pPr>
               <w:pStyle w:val="Compact"/>
-              <w:jc w:val="left"/>
+              <w:jc w:val="right"/>
             </w:pPr>
             <w:r>
               <w:t xml:space="preserve">Amino acid</w:t>
@@ -1036,7 +1036,7 @@
           <w:p>
             <w:pPr>
               <w:pStyle w:val="Compact"/>
-              <w:jc w:val="left"/>
+              <w:jc w:val="right"/>
             </w:pPr>
             <w:r>
               <w:t xml:space="preserve">Glutamate + glutamine</w:t>
@@ -1075,7 +1075,7 @@
               <w:jc w:val="right"/>
             </w:pPr>
             <w:r>
-              <w:t xml:space="preserve">8.47</w:t>
+              <w:t xml:space="preserve">8.47%</w:t>
             </w:r>
           </w:p>
         </w:tc>
@@ -1119,7 +1119,7 @@
               <w:jc w:val="right"/>
             </w:pPr>
             <w:r>
-              <w:t xml:space="preserve">13.72</w:t>
+              <w:t xml:space="preserve">13.72%</w:t>
             </w:r>
           </w:p>
         </w:tc>
@@ -1130,7 +1130,7 @@
           <w:p>
             <w:pPr>
               <w:pStyle w:val="Compact"/>
-              <w:jc w:val="left"/>
+              <w:jc w:val="right"/>
             </w:pPr>
             <w:r>
               <w:t xml:space="preserve">Histidine</w:t>
@@ -1169,7 +1169,7 @@
               <w:jc w:val="right"/>
             </w:pPr>
             <w:r>
-              <w:t xml:space="preserve">1.59</w:t>
+              <w:t xml:space="preserve">1.59%</w:t>
             </w:r>
           </w:p>
         </w:tc>
@@ -1213,7 +1213,7 @@
               <w:jc w:val="right"/>
             </w:pPr>
             <w:r>
-              <w:t xml:space="preserve">2.58</w:t>
+              <w:t xml:space="preserve">2.58%</w:t>
             </w:r>
           </w:p>
         </w:tc>
@@ -1224,7 +1224,7 @@
           <w:p>
             <w:pPr>
               <w:pStyle w:val="Compact"/>
-              <w:jc w:val="left"/>
+              <w:jc w:val="right"/>
             </w:pPr>
             <w:r>
               <w:t xml:space="preserve">Arginine</w:t>
@@ -1263,7 +1263,7 @@
               <w:jc w:val="right"/>
             </w:pPr>
             <w:r>
-              <w:t xml:space="preserve">1.13</w:t>
+              <w:t xml:space="preserve">1.13%</w:t>
             </w:r>
           </w:p>
         </w:tc>
@@ -1307,7 +1307,7 @@
               <w:jc w:val="right"/>
             </w:pPr>
             <w:r>
-              <w:t xml:space="preserve">2.51</w:t>
+              <w:t xml:space="preserve">2.51%</w:t>
             </w:r>
           </w:p>
         </w:tc>
@@ -1318,7 +1318,7 @@
           <w:p>
             <w:pPr>
               <w:pStyle w:val="Compact"/>
-              <w:jc w:val="left"/>
+              <w:jc w:val="right"/>
             </w:pPr>
             <w:r>
               <w:t xml:space="preserve">Aspartate + asparagine</w:t>
@@ -1357,7 +1357,7 @@
               <w:jc w:val="right"/>
             </w:pPr>
             <w:r>
-              <w:t xml:space="preserve">2.28</w:t>
+              <w:t xml:space="preserve">2.28%</w:t>
             </w:r>
           </w:p>
         </w:tc>
@@ -1401,7 +1401,7 @@
               <w:jc w:val="right"/>
             </w:pPr>
             <w:r>
-              <w:t xml:space="preserve">2.28</w:t>
+              <w:t xml:space="preserve">2.28%</w:t>
             </w:r>
           </w:p>
         </w:tc>
@@ -1412,7 +1412,7 @@
           <w:p>
             <w:pPr>
               <w:pStyle w:val="Compact"/>
-              <w:jc w:val="left"/>
+              <w:jc w:val="right"/>
             </w:pPr>
             <w:r>
               <w:t xml:space="preserve">Alanine</w:t>
@@ -1451,7 +1451,7 @@
               <w:jc w:val="right"/>
             </w:pPr>
             <w:r>
-              <w:t xml:space="preserve">1.09</w:t>
+              <w:t xml:space="preserve">1.09%</w:t>
             </w:r>
           </w:p>
         </w:tc>
@@ -1495,7 +1495,7 @@
               <w:jc w:val="right"/>
             </w:pPr>
             <w:r>
-              <w:t xml:space="preserve">2.22</w:t>
+              <w:t xml:space="preserve">2.22%</w:t>
             </w:r>
           </w:p>
         </w:tc>
@@ -1506,7 +1506,7 @@
           <w:p>
             <w:pPr>
               <w:pStyle w:val="Compact"/>
-              <w:jc w:val="left"/>
+              <w:jc w:val="right"/>
             </w:pPr>
             <w:r>
               <w:t xml:space="preserve">Proline</w:t>
@@ -1545,7 +1545,7 @@
               <w:jc w:val="right"/>
             </w:pPr>
             <w:r>
-              <w:t xml:space="preserve">0.56</w:t>
+              <w:t xml:space="preserve">0.56%</w:t>
             </w:r>
           </w:p>
         </w:tc>
@@ -1589,7 +1589,7 @@
               <w:jc w:val="right"/>
             </w:pPr>
             <w:r>
-              <w:t xml:space="preserve">1.86</w:t>
+              <w:t xml:space="preserve">1.86%</w:t>
             </w:r>
           </w:p>
         </w:tc>
@@ -1600,7 +1600,7 @@
           <w:p>
             <w:pPr>
               <w:pStyle w:val="Compact"/>
-              <w:jc w:val="left"/>
+              <w:jc w:val="right"/>
             </w:pPr>
             <w:r>
               <w:t xml:space="preserve">Serine</w:t>
@@ -1639,7 +1639,7 @@
               <w:jc w:val="right"/>
             </w:pPr>
             <w:r>
-              <w:t xml:space="preserve">1.04</w:t>
+              <w:t xml:space="preserve">1.04%</w:t>
             </w:r>
           </w:p>
         </w:tc>
@@ -1683,7 +1683,7 @@
               <w:jc w:val="right"/>
             </w:pPr>
             <w:r>
-              <w:t xml:space="preserve">1.27</w:t>
+              <w:t xml:space="preserve">1.27%</w:t>
             </w:r>
           </w:p>
         </w:tc>
@@ -1694,7 +1694,7 @@
           <w:p>
             <w:pPr>
               <w:pStyle w:val="Compact"/>
-              <w:jc w:val="left"/>
+              <w:jc w:val="right"/>
             </w:pPr>
             <w:r>
               <w:t xml:space="preserve">Glycine</w:t>
@@ -1733,7 +1733,7 @@
               <w:jc w:val="right"/>
             </w:pPr>
             <w:r>
-              <w:t xml:space="preserve">0.59</w:t>
+              <w:t xml:space="preserve">0.59%</w:t>
             </w:r>
           </w:p>
         </w:tc>
@@ -1777,7 +1777,7 @@
               <w:jc w:val="right"/>
             </w:pPr>
             <w:r>
-              <w:t xml:space="preserve">1.15</w:t>
+              <w:t xml:space="preserve">1.15%</w:t>
             </w:r>
           </w:p>
         </w:tc>
@@ -1788,7 +1788,7 @@
           <w:p>
             <w:pPr>
               <w:pStyle w:val="Compact"/>
-              <w:jc w:val="left"/>
+              <w:jc w:val="right"/>
             </w:pPr>
             <w:r>
               <w:t xml:space="preserve">Leucine + isoleucine</w:t>
@@ -1827,7 +1827,7 @@
               <w:jc w:val="right"/>
             </w:pPr>
             <w:r>
-              <w:t xml:space="preserve">0.78</w:t>
+              <w:t xml:space="preserve">0.78%</w:t>
             </w:r>
           </w:p>
         </w:tc>
@@ -1871,7 +1871,7 @@
               <w:jc w:val="right"/>
             </w:pPr>
             <w:r>
-              <w:t xml:space="preserve">1.12</w:t>
+              <w:t xml:space="preserve">1.12%</w:t>
             </w:r>
           </w:p>
         </w:tc>
@@ -1882,7 +1882,7 @@
           <w:p>
             <w:pPr>
               <w:pStyle w:val="Compact"/>
-              <w:jc w:val="left"/>
+              <w:jc w:val="right"/>
             </w:pPr>
             <w:r>
               <w:t xml:space="preserve">Threonine</w:t>
@@ -1921,7 +1921,7 @@
               <w:jc w:val="right"/>
             </w:pPr>
             <w:r>
-              <w:t xml:space="preserve">0.22</w:t>
+              <w:t xml:space="preserve">0.22%</w:t>
             </w:r>
           </w:p>
         </w:tc>
@@ -1965,7 +1965,7 @@
               <w:jc w:val="right"/>
             </w:pPr>
             <w:r>
-              <w:t xml:space="preserve">0.38</w:t>
+              <w:t xml:space="preserve">0.38%</w:t>
             </w:r>
           </w:p>
         </w:tc>
@@ -1980,7 +1980,7 @@
           <w:i/>
           <w:iCs/>
         </w:rPr>
-        <w:t xml:space="preserve">Table 1: Concentrations of all 10 amino acids detected in both the total hydrolyzable (THAA) and dissolved free (DFAA) pools.</w:t>
+        <w:t xml:space="preserve">Table 1: Concentrations of all 10 amino acids detected in both the total hydrolyzable (THAA) and dissolved free (DFAA) pools for unlabeled data in the surface averaged across all treatments. Values are reported in nanomoles per liter (nM).</w:t>
       </w:r>
     </w:p>
     <w:p>
@@ -2414,7 +2414,7 @@
       </w:r>
     </w:p>
     <w:bookmarkEnd w:id="35"/>
-    <w:bookmarkStart w:id="45" w:name="Xf8cfc5d50d613d7c6f6f8fcdc1a03d0bfc75491"/>
+    <w:bookmarkStart w:id="48" w:name="Xf8cfc5d50d613d7c6f6f8fcdc1a03d0bfc75491"/>
     <w:p>
       <w:pPr>
         <w:pStyle w:val="Heading2"/>
@@ -2561,6 +2561,38 @@
         <w:pStyle w:val="BodyText"/>
       </w:pPr>
       <w:r>
+        <w:t xml:space="preserve">At 175 meters, the difference between organic and inorganic amendments also becomes apparent (Figure 6). Organic compounds result in increases in absolute metabolite concentration and fraction labeled while the inorganic substrates are essentially unused. This is in direct contrast to the surface data, where ammonia also resulted in an increased metabolite load likely corresponding to overall growth. Much of the labeling at 175 meters appears to be in the less-abundant compounds. Glutamine (~1 nM) was almost entirely labeled after 24 hours and half the glutamate pool (3-5 nM) had been synthesized from the</w:t>
+      </w:r>
+      <w:r>
+        <w:t xml:space="preserve"> </w:t>
+      </w:r>
+      <w:r>
+        <w:rPr>
+          <w:vertAlign w:val="superscript"/>
+        </w:rPr>
+        <w:t xml:space="preserve">15</w:t>
+      </w:r>
+      <w:r>
+        <w:t xml:space="preserve">N in arginine and GMP, while the other 7 most abundant compounds were not nearly as heavily labeled. The less-abundant compounds, however, were also on average 50% labeled, representing an additional 1-2 nanomoles of</w:t>
+      </w:r>
+      <w:r>
+        <w:t xml:space="preserve"> </w:t>
+      </w:r>
+      <w:r>
+        <w:rPr>
+          <w:vertAlign w:val="superscript"/>
+        </w:rPr>
+        <w:t xml:space="preserve">15</w:t>
+      </w:r>
+      <w:r>
+        <w:t xml:space="preserve">N label incorporation per liter.</w:t>
+      </w:r>
+    </w:p>
+    <w:p>
+      <w:pPr>
+        <w:pStyle w:val="BodyText"/>
+      </w:pPr>
+      <w:r>
         <w:drawing>
           <wp:inline>
             <wp:extent cx="5334000" cy="4103076"/>
@@ -2664,6 +2696,62 @@
         <w:pStyle w:val="BodyText"/>
       </w:pPr>
       <w:r>
+        <w:t xml:space="preserve">We explored this further by investigating the total amount of nitrogen contained within the metabolites and THAAs in the experiments. We saw that the absolute amount of</w:t>
+      </w:r>
+      <w:r>
+        <w:t xml:space="preserve"> </w:t>
+      </w:r>
+      <w:r>
+        <w:rPr>
+          <w:vertAlign w:val="superscript"/>
+        </w:rPr>
+        <w:t xml:space="preserve">14</w:t>
+      </w:r>
+      <w:r>
+        <w:t xml:space="preserve">N remained relatively constant around 10 nM at the surface and 5 nM at 175 meters, while the absolute amount of</w:t>
+      </w:r>
+      <w:r>
+        <w:t xml:space="preserve"> </w:t>
+      </w:r>
+      <w:r>
+        <w:rPr>
+          <w:vertAlign w:val="superscript"/>
+        </w:rPr>
+        <w:t xml:space="preserve">15</w:t>
+      </w:r>
+      <w:r>
+        <w:t xml:space="preserve">N increased smoothly. The same pattern was observed in the THAAs, where</w:t>
+      </w:r>
+      <w:r>
+        <w:t xml:space="preserve"> </w:t>
+      </w:r>
+      <w:r>
+        <w:rPr>
+          <w:vertAlign w:val="superscript"/>
+        </w:rPr>
+        <w:t xml:space="preserve">14</w:t>
+      </w:r>
+      <w:r>
+        <w:t xml:space="preserve">N concentrations overed around 150-200 nM at the surface and ~100 nM at 175 meters while the</w:t>
+      </w:r>
+      <w:r>
+        <w:t xml:space="preserve"> </w:t>
+      </w:r>
+      <w:r>
+        <w:rPr>
+          <w:vertAlign w:val="superscript"/>
+        </w:rPr>
+        <w:t xml:space="preserve">15</w:t>
+      </w:r>
+      <w:r>
+        <w:t xml:space="preserve">N concentrations jumped up between the initial and final timepoints for arginine and GMP after the three day incubation while the increase was only observed for ammonia at the surface.</w:t>
+      </w:r>
+    </w:p>
+    <w:p>
+      <w:pPr>
+        <w:pStyle w:val="BodyText"/>
+      </w:pPr>
+      <w:r>
         <w:drawing>
           <wp:inline>
             <wp:extent cx="5334000" cy="3282461"/>
@@ -2762,367 +2850,12 @@
         <w:t xml:space="preserve">C in the case of the arginine and GMP amendments). Totals for all four amendments are shown here in the order they were done during the cruise.</w:t>
       </w:r>
     </w:p>
-    <w:bookmarkEnd w:id="45"/>
-    <w:bookmarkStart w:id="52" w:name="X8b566f000a898a0bef4f530b2a380969e4e03f1"/>
-    <w:p>
-      <w:pPr>
-        <w:pStyle w:val="Heading2"/>
-      </w:pPr>
-      <w:r>
-        <w:t xml:space="preserve">Untargeted methods reveal widespread labeling throughout the metabolome</w:t>
-      </w:r>
-    </w:p>
-    <w:p>
-      <w:pPr>
-        <w:pStyle w:val="FirstParagraph"/>
-      </w:pPr>
-      <w:r>
-        <w:t xml:space="preserve">After a heuristic compound discovery approach revealed that the putatively identified compounds theanine, deoxyguanosine, deoxycytidine, and MAAs had interesting labeling patterns, we decided to perform a fully untargeted analysis to detect additional compounds that were labeled over the course of the incubations. Fairly lax peakpicking settings for xcms returned nearly 10,000 chromatographic peaks in each of the ~280 samples across the four LC runs used, one for each amendment sample set. At this point we noted that the nitrate amendment samples had an unusually large number of peaks detected due to the inclusion of a contaminant suite, likely plastic, which fortunately eluted before many of our compounds of interest. Correspondence requiring the presence of a peak in all three biological triplicates for a given treatment/timepoint combination reduced that number to approximately 5,000 unique features. Random inspection revealed that the majority of these features were noise so we calculated additional peak quality metrics as well as reintegrated each peak and its predicted isotope (see Methods). Of the initial 5,602 features, over half (2,956) failed quality control and an additional 1,690 either within the first two minutes or were likely adducts of bisulfate and were removed from downstream analysis.</w:t>
-      </w:r>
-    </w:p>
     <w:p>
       <w:pPr>
         <w:pStyle w:val="BodyText"/>
       </w:pPr>
       <w:r>
-        <w:t xml:space="preserve">Of the 219 features that remained, the majority (150) had a</w:t>
-      </w:r>
-      <w:r>
-        <w:t xml:space="preserve"> </w:t>
-      </w:r>
-      <w:r>
-        <w:rPr>
-          <w:vertAlign w:val="superscript"/>
-        </w:rPr>
-        <w:t xml:space="preserve">15</w:t>
-      </w:r>
-      <w:r>
-        <w:t xml:space="preserve">N isotope with the correct</w:t>
-      </w:r>
-      <w:r>
-        <w:t xml:space="preserve"> </w:t>
-      </w:r>
-      <w:r>
-        <w:rPr>
-          <w:i/>
-          <w:iCs/>
-        </w:rPr>
-        <w:t xml:space="preserve">m/z</w:t>
-      </w:r>
-      <w:r>
-        <w:t xml:space="preserve"> </w:t>
-      </w:r>
-      <w:r>
-        <w:t xml:space="preserve">value and a chromatographic similarity score between the unlabeled and labeled data above 0.8 (see Methods). 80 of these 150 also showed linear increases in peak area across the timepoints, denoting likely</w:t>
-      </w:r>
-      <w:r>
-        <w:t xml:space="preserve"> </w:t>
-      </w:r>
-      <w:r>
-        <w:rPr>
-          <w:vertAlign w:val="superscript"/>
-        </w:rPr>
-        <w:t xml:space="preserve">15</w:t>
-      </w:r>
-      <w:r>
-        <w:t xml:space="preserve">N-labeled metabolites. We manually inspected each of these 80 metabolites and were able to identify the majority as either compounds in our list of authentic standards (19/80), an isotope of a known compound (39/80), or an in-source fragment of a known compound (12/80, consisting of fragments from proline (70.0658), glutamic acid/glutamate (84.0449, 102.0550, and 130.0499), and the loss of ribose from nucleosides). Five compounds were putatively identified using isotope labeling patterns and literature searches: FT1362 with an</w:t>
-      </w:r>
-      <w:r>
-        <w:t xml:space="preserve"> </w:t>
-      </w:r>
-      <w:r>
-        <w:rPr>
-          <w:i/>
-          <w:iCs/>
-        </w:rPr>
-        <w:t xml:space="preserve">m/z</w:t>
-      </w:r>
-      <w:r>
-        <w:t xml:space="preserve"> </w:t>
-      </w:r>
-      <w:r>
-        <w:t xml:space="preserve">of 121.07798 and a retention time (RT) of 4.5 minutes we flagged as indoline, FT1564 with an</w:t>
-      </w:r>
-      <w:r>
-        <w:t xml:space="preserve"> </w:t>
-      </w:r>
-      <w:r>
-        <w:rPr>
-          <w:i/>
-          <w:iCs/>
-        </w:rPr>
-        <w:t xml:space="preserve">m/z</w:t>
-      </w:r>
-      <w:r>
-        <w:t xml:space="preserve"> </w:t>
-      </w:r>
-      <w:r>
-        <w:t xml:space="preserve">of 124.0524 and a 2.7 minute RT we flagged as the</w:t>
-      </w:r>
-      <w:r>
-        <w:t xml:space="preserve"> </w:t>
-      </w:r>
-      <w:r>
-        <w:rPr>
-          <w:vertAlign w:val="superscript"/>
-        </w:rPr>
-        <w:t xml:space="preserve">15</w:t>
-      </w:r>
-      <w:r>
-        <w:t xml:space="preserve">N isotope of nicotinamide, FT4529 with an</w:t>
-      </w:r>
-      <w:r>
-        <w:t xml:space="preserve"> </w:t>
-      </w:r>
-      <w:r>
-        <w:rPr>
-          <w:i/>
-          <w:iCs/>
-        </w:rPr>
-        <w:t xml:space="preserve">m/z</w:t>
-      </w:r>
-      <w:r>
-        <w:t xml:space="preserve"> </w:t>
-      </w:r>
-      <w:r>
-        <w:t xml:space="preserve">of 228.0979 and a 6.7 minute RT we flagged as deoxycytidine, FT5860 with an</w:t>
-      </w:r>
-      <w:r>
-        <w:t xml:space="preserve"> </w:t>
-      </w:r>
-      <w:r>
-        <w:rPr>
-          <w:i/>
-          <w:iCs/>
-        </w:rPr>
-        <w:t xml:space="preserve">m/z</w:t>
-      </w:r>
-      <w:r>
-        <w:t xml:space="preserve"> </w:t>
-      </w:r>
-      <w:r>
-        <w:t xml:space="preserve">of 282.1182 and an 11.1 minute RT we flagged as pangamic acid, and FT6622 with an</w:t>
-      </w:r>
-      <w:r>
-        <w:t xml:space="preserve"> </w:t>
-      </w:r>
-      <w:r>
-        <w:rPr>
-          <w:i/>
-          <w:iCs/>
-        </w:rPr>
-        <w:t xml:space="preserve">m/z</w:t>
-      </w:r>
-      <w:r>
-        <w:t xml:space="preserve"> </w:t>
-      </w:r>
-      <w:r>
-        <w:t xml:space="preserve">of 333.1292 and an 11.2 minute RT we flagged as shinorine. Four additional compounds could not be putatively identified but had plausible molecular formulae: FT3699 with an</w:t>
-      </w:r>
-      <w:r>
-        <w:t xml:space="preserve"> </w:t>
-      </w:r>
-      <w:r>
-        <w:rPr>
-          <w:i/>
-          <w:iCs/>
-        </w:rPr>
-        <w:t xml:space="preserve">m/z</w:t>
-      </w:r>
-      <w:r>
-        <w:t xml:space="preserve"> </w:t>
-      </w:r>
-      <w:r>
-        <w:t xml:space="preserve">of 192.0866 and 10.3 RT we assigned C</w:t>
-      </w:r>
-      <w:r>
-        <w:rPr>
-          <w:vertAlign w:val="subscript"/>
-        </w:rPr>
-        <w:t xml:space="preserve">7</w:t>
-      </w:r>
-      <w:r>
-        <w:t xml:space="preserve">H</w:t>
-      </w:r>
-      <w:r>
-        <w:rPr>
-          <w:vertAlign w:val="subscript"/>
-        </w:rPr>
-        <w:t xml:space="preserve">14</w:t>
-      </w:r>
-      <w:r>
-        <w:t xml:space="preserve">NO</w:t>
-      </w:r>
-      <w:r>
-        <w:rPr>
-          <w:vertAlign w:val="subscript"/>
-        </w:rPr>
-        <w:t xml:space="preserve">5</w:t>
-      </w:r>
-      <w:r>
-        <w:t xml:space="preserve">, FT4598 with an</w:t>
-      </w:r>
-      <w:r>
-        <w:t xml:space="preserve"> </w:t>
-      </w:r>
-      <w:r>
-        <w:rPr>
-          <w:i/>
-          <w:iCs/>
-        </w:rPr>
-        <w:t xml:space="preserve">m/z</w:t>
-      </w:r>
-      <w:r>
-        <w:t xml:space="preserve"> </w:t>
-      </w:r>
-      <w:r>
-        <w:t xml:space="preserve">of 231.1703 and 1.9 RT we assigned C</w:t>
-      </w:r>
-      <w:r>
-        <w:rPr>
-          <w:vertAlign w:val="subscript"/>
-        </w:rPr>
-        <w:t xml:space="preserve">11</w:t>
-      </w:r>
-      <w:r>
-        <w:t xml:space="preserve">H</w:t>
-      </w:r>
-      <w:r>
-        <w:rPr>
-          <w:vertAlign w:val="subscript"/>
-        </w:rPr>
-        <w:t xml:space="preserve">23</w:t>
-      </w:r>
-      <w:r>
-        <w:t xml:space="preserve">N</w:t>
-      </w:r>
-      <w:r>
-        <w:rPr>
-          <w:vertAlign w:val="subscript"/>
-        </w:rPr>
-        <w:t xml:space="preserve">2</w:t>
-      </w:r>
-      <w:r>
-        <w:t xml:space="preserve">O</w:t>
-      </w:r>
-      <w:r>
-        <w:rPr>
-          <w:vertAlign w:val="subscript"/>
-        </w:rPr>
-        <w:t xml:space="preserve">3</w:t>
-      </w:r>
-      <w:r>
-        <w:t xml:space="preserve">, FT4733 with an</w:t>
-      </w:r>
-      <w:r>
-        <w:t xml:space="preserve"> </w:t>
-      </w:r>
-      <w:r>
-        <w:rPr>
-          <w:i/>
-          <w:iCs/>
-        </w:rPr>
-        <w:t xml:space="preserve">m/z</w:t>
-      </w:r>
-      <w:r>
-        <w:t xml:space="preserve"> </w:t>
-      </w:r>
-      <w:r>
-        <w:t xml:space="preserve">of 236.1492 and 10.0 RT we assigned C</w:t>
-      </w:r>
-      <w:r>
-        <w:rPr>
-          <w:vertAlign w:val="subscript"/>
-        </w:rPr>
-        <w:t xml:space="preserve">10</w:t>
-      </w:r>
-      <w:r>
-        <w:t xml:space="preserve">H</w:t>
-      </w:r>
-      <w:r>
-        <w:rPr>
-          <w:vertAlign w:val="subscript"/>
-        </w:rPr>
-        <w:t xml:space="preserve">22</w:t>
-      </w:r>
-      <w:r>
-        <w:t xml:space="preserve">NO</w:t>
-      </w:r>
-      <w:r>
-        <w:rPr>
-          <w:vertAlign w:val="subscript"/>
-        </w:rPr>
-        <w:t xml:space="preserve">5</w:t>
-      </w:r>
-      <w:r>
-        <w:t xml:space="preserve">, and FT5185 with an</w:t>
-      </w:r>
-      <w:r>
-        <w:t xml:space="preserve"> </w:t>
-      </w:r>
-      <w:r>
-        <w:rPr>
-          <w:i/>
-          <w:iCs/>
-        </w:rPr>
-        <w:t xml:space="preserve">m/z</w:t>
-      </w:r>
-      <w:r>
-        <w:t xml:space="preserve"> </w:t>
-      </w:r>
-      <w:r>
-        <w:t xml:space="preserve">of 252.1441 and 10.7 RT we assigned C</w:t>
-      </w:r>
-      <w:r>
-        <w:rPr>
-          <w:vertAlign w:val="subscript"/>
-        </w:rPr>
-        <w:t xml:space="preserve">10</w:t>
-      </w:r>
-      <w:r>
-        <w:t xml:space="preserve">H</w:t>
-      </w:r>
-      <w:r>
-        <w:rPr>
-          <w:vertAlign w:val="subscript"/>
-        </w:rPr>
-        <w:t xml:space="preserve">22</w:t>
-      </w:r>
-      <w:r>
-        <w:t xml:space="preserve">NO</w:t>
-      </w:r>
-      <w:r>
-        <w:rPr>
-          <w:vertAlign w:val="subscript"/>
-        </w:rPr>
-        <w:t xml:space="preserve">6</w:t>
-      </w:r>
-      <w:r>
-        <w:t xml:space="preserve">. One feature we were unable to annotate at all (FT5076,</w:t>
-      </w:r>
-      <w:r>
-        <w:t xml:space="preserve"> </w:t>
-      </w:r>
-      <w:r>
-        <w:rPr>
-          <w:i/>
-          <w:iCs/>
-        </w:rPr>
-        <w:t xml:space="preserve">m/z</w:t>
-      </w:r>
-      <w:r>
-        <w:t xml:space="preserve"> </w:t>
-      </w:r>
-      <w:r>
-        <w:t xml:space="preserve">248.1258 and RT 12.0).</w:t>
-      </w:r>
-    </w:p>
-    <w:p>
-      <w:pPr>
-        <w:pStyle w:val="BodyText"/>
-      </w:pPr>
-      <w:r>
-        <w:t xml:space="preserve">To derive biological meaning from the untargeted analysis, we performed a k-means clustering of the features across all the treatments and timepoints and included our targeted data in the clustering. Clear patterns of isotope incorporation emerged in 6 of the 10 clusters we used (Figure 8). Cluster 1, the largest with 64 molecular features, contained many of the unlabeled compounds including those without any nitrogen and all of the betaines. Cluster 2 contained most of the amino acids and beta-alanine. Cluster 3 contained the nucleobases other than cytosine and the ribose nucleosides as well as asparagine and proline, while cluster 5 contained the deoxyribose nucleosides and cytosine which did not get labeled as rapidly in the ammonia treatment. Cluster 4 contained 27 rapidly-labeled compounds including glutamine, glutamic acid, and aspartic acid. The sole known compound in cluster 6 was guanosine, with heavy labeling in the GMP incubations and mild labeling elsewhere. Cluster 7 consisted exclusively of the MAAs for the known compounds and 9 other unknowns. Finally, cluster 8 contained arginine, citrulline, ectoine, theanine, and N-acetyllysine, all of which had significant labeling in the arginine amendment. None of the 7 compounds in clusters 9 or 10 had known metabolites and these appear to be largely noise signals with 50% or more labeled at T0.</w:t>
+        <w:t xml:space="preserve">Finally, to investigate what fraction of this labeling was due to net synthesis or metabolite turnover for the metabolome as a whole, we plotted the relative concentration change between the initial timepoint and T26 against the fraction of the metabolite labeled (Figure 8). While most metabolites increased their labeling in sync with their total increase in abundance, two metabolites stood out in particular. The amino acid methionine experienced large amounts of synthesis and jumped from below the limit of detection at T0 (a few pM) to hundreds of picomolar. This did not occur in the 175 meter ammonia or nitrate incubations, and the 25 meter nitrate incubation’s methionine concentration actually decreased between T0 and T26. Unlike methionine and most other compounds, adenosine also stood out for its high levels of turnover without much increase in abundance (Figure 8). Adenosine concentrations consistently decreased after 24 hours despite accumulating large amounts of label (40-80%), indicating high turnover and use of this metabolite even in the GMP incubation where a similar nucleoside was abundant in the environment. This pattern was especially unique because the nucleobase adenine did not follow this pattern and instead mapped onto most other metabolites with simultaneous synthesis and labeling, as did the other nucleosides guanosine and cytidine.</w:t>
       </w:r>
     </w:p>
     <w:p>
@@ -3132,20 +2865,456 @@
       <w:r>
         <w:drawing>
           <wp:inline>
-            <wp:extent cx="5334000" cy="3282461"/>
+            <wp:extent cx="5334000" cy="4103076"/>
             <wp:effectExtent b="0" l="0" r="0" t="0"/>
-            <wp:docPr descr="" title="" id="47" name="Picture"/>
+            <wp:docPr descr="" title="" id="46" name="Picture"/>
             <a:graphic>
               <a:graphicData uri="http://schemas.openxmlformats.org/drawingml/2006/picture">
                 <pic:pic>
                   <pic:nvPicPr>
-                    <pic:cNvPr descr="figures/untarg_heatmap.png" id="48" name="Picture"/>
+                    <pic:cNvPr descr="figures/zimm_mimic.png" id="47" name="Picture"/>
                     <pic:cNvPicPr>
                       <a:picLocks noChangeArrowheads="1" noChangeAspect="1"/>
                     </pic:cNvPicPr>
                   </pic:nvPicPr>
                   <pic:blipFill>
-                    <a:blip r:embed="rId46"/>
+                    <a:blip r:embed="rId45"/>
+                    <a:stretch>
+                      <a:fillRect/>
+                    </a:stretch>
+                  </pic:blipFill>
+                  <pic:spPr bwMode="auto">
+                    <a:xfrm>
+                      <a:off x="0" y="0"/>
+                      <a:ext cx="5334000" cy="4103076"/>
+                    </a:xfrm>
+                    <a:prstGeom prst="rect">
+                      <a:avLst/>
+                    </a:prstGeom>
+                    <a:noFill/>
+                    <a:ln w="9525">
+                      <a:noFill/>
+                      <a:headEnd/>
+                      <a:tailEnd/>
+                    </a:ln>
+                  </pic:spPr>
+                </pic:pic>
+              </a:graphicData>
+            </a:graphic>
+          </wp:inline>
+        </w:drawing>
+      </w:r>
+    </w:p>
+    <w:p>
+      <w:pPr>
+        <w:pStyle w:val="BodyText"/>
+      </w:pPr>
+      <w:r>
+        <w:rPr>
+          <w:i/>
+          <w:iCs/>
+        </w:rPr>
+        <w:t xml:space="preserve">Figure 8: Turnover vs new synthesis of metabolites after ~24 hours. Points correspond to individual metabolites with the x-coordinate indicating the log</w:t>
+      </w:r>
+      <w:r>
+        <w:rPr>
+          <w:i/>
+          <w:iCs/>
+        </w:rPr>
+        <w:t xml:space="preserve">2</w:t>
+      </w:r>
+      <w:r>
+        <w:rPr>
+          <w:i/>
+          <w:iCs/>
+        </w:rPr>
+        <w:t xml:space="preserve">-fold change difference between the compound’s initial concentration and its final amount and the y-coordinate indicating the fraction of the metabolite labeled at T26. Points near zero on the x-axis but with large y-axis values underwent significant turnover without much synthesis, while values sloping up to the right are the result of net growth. Colors denote each of the four amendments and the 6AM/6PM and 25m/175m incubations are in separate panels. The three outermost metabolites have been manually labeled, though zero methionine signal was detected at T0 for the 175 meter samples in the 6AM nitrate and ammonia incubations as well as the 6PM ammonia incubation, so no points can be annotated.</w:t>
+      </w:r>
+    </w:p>
+    <w:bookmarkEnd w:id="48"/>
+    <w:bookmarkStart w:id="52" w:name="X8b566f000a898a0bef4f530b2a380969e4e03f1"/>
+    <w:p>
+      <w:pPr>
+        <w:pStyle w:val="Heading2"/>
+      </w:pPr>
+      <w:r>
+        <w:t xml:space="preserve">Untargeted methods reveal widespread labeling throughout the metabolome</w:t>
+      </w:r>
+    </w:p>
+    <w:p>
+      <w:pPr>
+        <w:pStyle w:val="FirstParagraph"/>
+      </w:pPr>
+      <w:r>
+        <w:t xml:space="preserve">After a heuristic compound discovery approach revealed that the putatively identified compounds theanine, deoxyguanosine, deoxycytidine, and MAAs had interesting labeling patterns, we decided to perform a fully untargeted analysis to detect additional compounds that were labeled over the course of the incubations. Fairly lax peakpicking settings for xcms returned nearly 10,000 chromatographic peaks in each of the ~280 samples across the four LC runs used, one for each amendment sample set. At this point we noted that the nitrate amendment samples had an unusually large number of peaks detected due to the inclusion of a contaminant suite, likely plastic, which fortunately eluted before many of our compounds of interest. Correspondence requiring the presence of a peak in all three biological triplicates for a given treatment/timepoint combination reduced that number to approximately 5,000 unique features. Random inspection revealed that the majority of these features were noise so we calculated additional peak quality metrics as well as reintegrated each peak and its predicted isotope (see Methods). Of the initial 5,602 features, over half (2,956) failed quality control and an additional 1,690 either eluted within the first two minutes or were likely adducts of bisulfate (eluting between 14 and 14.5 minutes) and were removed from downstream analysis as well.</w:t>
+      </w:r>
+    </w:p>
+    <w:p>
+      <w:pPr>
+        <w:pStyle w:val="BodyText"/>
+      </w:pPr>
+      <w:r>
+        <w:t xml:space="preserve">Of the 219 features that remained, the majority (150) had a</w:t>
+      </w:r>
+      <w:r>
+        <w:t xml:space="preserve"> </w:t>
+      </w:r>
+      <w:r>
+        <w:rPr>
+          <w:vertAlign w:val="superscript"/>
+        </w:rPr>
+        <w:t xml:space="preserve">15</w:t>
+      </w:r>
+      <w:r>
+        <w:t xml:space="preserve">N isotope with the correct</w:t>
+      </w:r>
+      <w:r>
+        <w:t xml:space="preserve"> </w:t>
+      </w:r>
+      <w:r>
+        <w:rPr>
+          <w:i/>
+          <w:iCs/>
+        </w:rPr>
+        <w:t xml:space="preserve">m/z</w:t>
+      </w:r>
+      <w:r>
+        <w:t xml:space="preserve"> </w:t>
+      </w:r>
+      <w:r>
+        <w:t xml:space="preserve">value and a chromatographic similarity score between the unlabeled and labeled data above 0.8 (see Methods). 80 of these 150 also showed linear increases in peak area across the timepoints, denoting likely</w:t>
+      </w:r>
+      <w:r>
+        <w:t xml:space="preserve"> </w:t>
+      </w:r>
+      <w:r>
+        <w:rPr>
+          <w:vertAlign w:val="superscript"/>
+        </w:rPr>
+        <w:t xml:space="preserve">15</w:t>
+      </w:r>
+      <w:r>
+        <w:t xml:space="preserve">N-labeled metabolites. We manually inspected each of these 80 metabolites and were able to identify the majority as either compounds in our list of authentic standards (19/80), an isotope of a known compound (39/80), or an in-source fragment of a known compound (12/80, consisting of fragments from proline (70.0658), glutamic acid/glutamate (84.0449, 102.0550, and 130.0499), and the loss of ribose from nucleosides). Five compounds were putatively identified using isotope labeling patterns and literature searches: FT1362 with an</w:t>
+      </w:r>
+      <w:r>
+        <w:t xml:space="preserve"> </w:t>
+      </w:r>
+      <w:r>
+        <w:rPr>
+          <w:i/>
+          <w:iCs/>
+        </w:rPr>
+        <w:t xml:space="preserve">m/z</w:t>
+      </w:r>
+      <w:r>
+        <w:t xml:space="preserve"> </w:t>
+      </w:r>
+      <w:r>
+        <w:t xml:space="preserve">of 121.07798 and a retention time (RT) of 4.5 minutes we flagged as indoline, FT1564 with an</w:t>
+      </w:r>
+      <w:r>
+        <w:t xml:space="preserve"> </w:t>
+      </w:r>
+      <w:r>
+        <w:rPr>
+          <w:i/>
+          <w:iCs/>
+        </w:rPr>
+        <w:t xml:space="preserve">m/z</w:t>
+      </w:r>
+      <w:r>
+        <w:t xml:space="preserve"> </w:t>
+      </w:r>
+      <w:r>
+        <w:t xml:space="preserve">of 124.0524 and a 2.7 minute RT we flagged as the</w:t>
+      </w:r>
+      <w:r>
+        <w:t xml:space="preserve"> </w:t>
+      </w:r>
+      <w:r>
+        <w:rPr>
+          <w:vertAlign w:val="superscript"/>
+        </w:rPr>
+        <w:t xml:space="preserve">15</w:t>
+      </w:r>
+      <w:r>
+        <w:t xml:space="preserve">N isotope of nicotinamide, FT4529 with an</w:t>
+      </w:r>
+      <w:r>
+        <w:t xml:space="preserve"> </w:t>
+      </w:r>
+      <w:r>
+        <w:rPr>
+          <w:i/>
+          <w:iCs/>
+        </w:rPr>
+        <w:t xml:space="preserve">m/z</w:t>
+      </w:r>
+      <w:r>
+        <w:t xml:space="preserve"> </w:t>
+      </w:r>
+      <w:r>
+        <w:t xml:space="preserve">of 228.0979 and a 6.7 minute RT we flagged as deoxycytidine, FT5860 with an</w:t>
+      </w:r>
+      <w:r>
+        <w:t xml:space="preserve"> </w:t>
+      </w:r>
+      <w:r>
+        <w:rPr>
+          <w:i/>
+          <w:iCs/>
+        </w:rPr>
+        <w:t xml:space="preserve">m/z</w:t>
+      </w:r>
+      <w:r>
+        <w:t xml:space="preserve"> </w:t>
+      </w:r>
+      <w:r>
+        <w:t xml:space="preserve">of 282.1182 and an 11.1 minute RT we flagged as pangamic acid, and FT6622 with an</w:t>
+      </w:r>
+      <w:r>
+        <w:t xml:space="preserve"> </w:t>
+      </w:r>
+      <w:r>
+        <w:rPr>
+          <w:i/>
+          <w:iCs/>
+        </w:rPr>
+        <w:t xml:space="preserve">m/z</w:t>
+      </w:r>
+      <w:r>
+        <w:t xml:space="preserve"> </w:t>
+      </w:r>
+      <w:r>
+        <w:t xml:space="preserve">of 333.1292 and an 11.2 minute RT we flagged as shinorine. Four additional compounds could not be putatively identified but had plausible molecular formulae: FT3699 with an</w:t>
+      </w:r>
+      <w:r>
+        <w:t xml:space="preserve"> </w:t>
+      </w:r>
+      <w:r>
+        <w:rPr>
+          <w:i/>
+          <w:iCs/>
+        </w:rPr>
+        <w:t xml:space="preserve">m/z</w:t>
+      </w:r>
+      <w:r>
+        <w:t xml:space="preserve"> </w:t>
+      </w:r>
+      <w:r>
+        <w:t xml:space="preserve">of 192.0866 and 10.3 RT we assigned C</w:t>
+      </w:r>
+      <w:r>
+        <w:rPr>
+          <w:vertAlign w:val="subscript"/>
+        </w:rPr>
+        <w:t xml:space="preserve">7</w:t>
+      </w:r>
+      <w:r>
+        <w:t xml:space="preserve">H</w:t>
+      </w:r>
+      <w:r>
+        <w:rPr>
+          <w:vertAlign w:val="subscript"/>
+        </w:rPr>
+        <w:t xml:space="preserve">14</w:t>
+      </w:r>
+      <w:r>
+        <w:t xml:space="preserve">NO</w:t>
+      </w:r>
+      <w:r>
+        <w:rPr>
+          <w:vertAlign w:val="subscript"/>
+        </w:rPr>
+        <w:t xml:space="preserve">5</w:t>
+      </w:r>
+      <w:r>
+        <w:t xml:space="preserve">, FT4598 with an</w:t>
+      </w:r>
+      <w:r>
+        <w:t xml:space="preserve"> </w:t>
+      </w:r>
+      <w:r>
+        <w:rPr>
+          <w:i/>
+          <w:iCs/>
+        </w:rPr>
+        <w:t xml:space="preserve">m/z</w:t>
+      </w:r>
+      <w:r>
+        <w:t xml:space="preserve"> </w:t>
+      </w:r>
+      <w:r>
+        <w:t xml:space="preserve">of 231.1703 and 1.9 RT we assigned C</w:t>
+      </w:r>
+      <w:r>
+        <w:rPr>
+          <w:vertAlign w:val="subscript"/>
+        </w:rPr>
+        <w:t xml:space="preserve">11</w:t>
+      </w:r>
+      <w:r>
+        <w:t xml:space="preserve">H</w:t>
+      </w:r>
+      <w:r>
+        <w:rPr>
+          <w:vertAlign w:val="subscript"/>
+        </w:rPr>
+        <w:t xml:space="preserve">23</w:t>
+      </w:r>
+      <w:r>
+        <w:t xml:space="preserve">N</w:t>
+      </w:r>
+      <w:r>
+        <w:rPr>
+          <w:vertAlign w:val="subscript"/>
+        </w:rPr>
+        <w:t xml:space="preserve">2</w:t>
+      </w:r>
+      <w:r>
+        <w:t xml:space="preserve">O</w:t>
+      </w:r>
+      <w:r>
+        <w:rPr>
+          <w:vertAlign w:val="subscript"/>
+        </w:rPr>
+        <w:t xml:space="preserve">3</w:t>
+      </w:r>
+      <w:r>
+        <w:t xml:space="preserve">, FT4733 with an</w:t>
+      </w:r>
+      <w:r>
+        <w:t xml:space="preserve"> </w:t>
+      </w:r>
+      <w:r>
+        <w:rPr>
+          <w:i/>
+          <w:iCs/>
+        </w:rPr>
+        <w:t xml:space="preserve">m/z</w:t>
+      </w:r>
+      <w:r>
+        <w:t xml:space="preserve"> </w:t>
+      </w:r>
+      <w:r>
+        <w:t xml:space="preserve">of 236.1492 and 10.0 RT we assigned C</w:t>
+      </w:r>
+      <w:r>
+        <w:rPr>
+          <w:vertAlign w:val="subscript"/>
+        </w:rPr>
+        <w:t xml:space="preserve">10</w:t>
+      </w:r>
+      <w:r>
+        <w:t xml:space="preserve">H</w:t>
+      </w:r>
+      <w:r>
+        <w:rPr>
+          <w:vertAlign w:val="subscript"/>
+        </w:rPr>
+        <w:t xml:space="preserve">22</w:t>
+      </w:r>
+      <w:r>
+        <w:t xml:space="preserve">NO</w:t>
+      </w:r>
+      <w:r>
+        <w:rPr>
+          <w:vertAlign w:val="subscript"/>
+        </w:rPr>
+        <w:t xml:space="preserve">5</w:t>
+      </w:r>
+      <w:r>
+        <w:t xml:space="preserve">, and FT5185 with an</w:t>
+      </w:r>
+      <w:r>
+        <w:t xml:space="preserve"> </w:t>
+      </w:r>
+      <w:r>
+        <w:rPr>
+          <w:i/>
+          <w:iCs/>
+        </w:rPr>
+        <w:t xml:space="preserve">m/z</w:t>
+      </w:r>
+      <w:r>
+        <w:t xml:space="preserve"> </w:t>
+      </w:r>
+      <w:r>
+        <w:t xml:space="preserve">of 252.1441 and 10.7 RT we assigned C</w:t>
+      </w:r>
+      <w:r>
+        <w:rPr>
+          <w:vertAlign w:val="subscript"/>
+        </w:rPr>
+        <w:t xml:space="preserve">10</w:t>
+      </w:r>
+      <w:r>
+        <w:t xml:space="preserve">H</w:t>
+      </w:r>
+      <w:r>
+        <w:rPr>
+          <w:vertAlign w:val="subscript"/>
+        </w:rPr>
+        <w:t xml:space="preserve">22</w:t>
+      </w:r>
+      <w:r>
+        <w:t xml:space="preserve">NO</w:t>
+      </w:r>
+      <w:r>
+        <w:rPr>
+          <w:vertAlign w:val="subscript"/>
+        </w:rPr>
+        <w:t xml:space="preserve">6</w:t>
+      </w:r>
+      <w:r>
+        <w:t xml:space="preserve">. One feature we were unable to annotate at all (FT5076,</w:t>
+      </w:r>
+      <w:r>
+        <w:t xml:space="preserve"> </w:t>
+      </w:r>
+      <w:r>
+        <w:rPr>
+          <w:i/>
+          <w:iCs/>
+        </w:rPr>
+        <w:t xml:space="preserve">m/z</w:t>
+      </w:r>
+      <w:r>
+        <w:t xml:space="preserve"> </w:t>
+      </w:r>
+      <w:r>
+        <w:t xml:space="preserve">248.1258 and RT 12.0).</w:t>
+      </w:r>
+    </w:p>
+    <w:p>
+      <w:pPr>
+        <w:pStyle w:val="BodyText"/>
+      </w:pPr>
+      <w:r>
+        <w:t xml:space="preserve">To derive biological meaning from the untargeted analysis, we performed a k-means clustering of the features across all the treatments and timepoints and included our targeted data in the clustering. Clear patterns of isotope incorporation emerged in 6 of the 10 clusters we used (Figure 9). Cluster 1, the largest with 64 molecular features, contained many of the unlabeled compounds including those without any nitrogen and all of the betaines. Cluster 2 contained most of the amino acids and beta-alanine. Cluster 3 contained the nucleobases other than cytosine and the ribose nucleosides as well as asparagine and proline, while cluster 5 contained the deoxyribose nucleosides and cytosine which did not get labeled as rapidly in the ammonia treatment. Cluster 4 contained 27 rapidly-labeled compounds including glutamine, glutamic acid, and aspartic acid. The sole known compound in cluster 6 was guanosine, with heavy labeling in the GMP incubations and mild labeling elsewhere. Cluster 7 consisted exclusively of the MAAs for the known compounds and 9 other unknowns. Finally, cluster 8 contained arginine, citrulline, ectoine, theanine, and N-acetyllysine, all of which had significant labeling in the arginine amendment. None of the 7 compounds in clusters 9 or 10 had known metabolites and these appear to be largely noise signals with 50% or more labeled at T0 (Figure 9).</w:t>
+      </w:r>
+    </w:p>
+    <w:p>
+      <w:pPr>
+        <w:pStyle w:val="BodyText"/>
+      </w:pPr>
+      <w:r>
+        <w:drawing>
+          <wp:inline>
+            <wp:extent cx="5334000" cy="3282461"/>
+            <wp:effectExtent b="0" l="0" r="0" t="0"/>
+            <wp:docPr descr="" title="" id="50" name="Picture"/>
+            <a:graphic>
+              <a:graphicData uri="http://schemas.openxmlformats.org/drawingml/2006/picture">
+                <pic:pic>
+                  <pic:nvPicPr>
+                    <pic:cNvPr descr="figures/untarg_heatmap.png" id="51" name="Picture"/>
+                    <pic:cNvPicPr>
+                      <a:picLocks noChangeArrowheads="1" noChangeAspect="1"/>
+                    </pic:cNvPicPr>
+                  </pic:nvPicPr>
+                  <pic:blipFill>
+                    <a:blip r:embed="rId49"/>
                     <a:stretch>
                       <a:fillRect/>
                     </a:stretch>
@@ -3181,7 +3350,7 @@
           <w:i/>
           <w:iCs/>
         </w:rPr>
-        <w:t xml:space="preserve">Figure 8: Fraction of each cluster containing at least one</w:t>
+        <w:t xml:space="preserve">Figure 9: Fraction of each cluster containing at least one</w:t>
       </w:r>
       <w:r>
         <w:rPr>
@@ -3204,84 +3373,11 @@
           <w:iCs/>
         </w:rPr>
         <w:t xml:space="preserve">N label during the surface seawater amendments with various substrates after the number of hours shown on the x-axis. Darker colors indicate a larger percentage of the feature signal was isotopically labeled. Three biological replicates are stacked vertically at each timepoint and the labeling within each clusters has been averaged across all the composing features. The number of features in each cluster is specified by the n in the facet name. GMP = guanosine monophosphate.</w:t>
-      </w:r>
-    </w:p>
-    <w:p>
-      <w:pPr>
-        <w:pStyle w:val="BodyText"/>
-      </w:pPr>
-      <w:r>
-        <w:drawing>
-          <wp:inline>
-            <wp:extent cx="5334000" cy="4103076"/>
-            <wp:effectExtent b="0" l="0" r="0" t="0"/>
-            <wp:docPr descr="" title="" id="50" name="Picture"/>
-            <a:graphic>
-              <a:graphicData uri="http://schemas.openxmlformats.org/drawingml/2006/picture">
-                <pic:pic>
-                  <pic:nvPicPr>
-                    <pic:cNvPr descr="figures/zimm_mimic.png" id="51" name="Picture"/>
-                    <pic:cNvPicPr>
-                      <a:picLocks noChangeArrowheads="1" noChangeAspect="1"/>
-                    </pic:cNvPicPr>
-                  </pic:nvPicPr>
-                  <pic:blipFill>
-                    <a:blip r:embed="rId49"/>
-                    <a:stretch>
-                      <a:fillRect/>
-                    </a:stretch>
-                  </pic:blipFill>
-                  <pic:spPr bwMode="auto">
-                    <a:xfrm>
-                      <a:off x="0" y="0"/>
-                      <a:ext cx="5334000" cy="4103076"/>
-                    </a:xfrm>
-                    <a:prstGeom prst="rect">
-                      <a:avLst/>
-                    </a:prstGeom>
-                    <a:noFill/>
-                    <a:ln w="9525">
-                      <a:noFill/>
-                      <a:headEnd/>
-                      <a:tailEnd/>
-                    </a:ln>
-                  </pic:spPr>
-                </pic:pic>
-              </a:graphicData>
-            </a:graphic>
-          </wp:inline>
-        </w:drawing>
-      </w:r>
-    </w:p>
-    <w:p>
-      <w:pPr>
-        <w:pStyle w:val="BodyText"/>
-      </w:pPr>
-      <w:r>
-        <w:rPr>
-          <w:i/>
-          <w:iCs/>
-        </w:rPr>
-        <w:t xml:space="preserve">Figure 9: Turnover vs new synthesis of metabolites after ~24 hours. Points correspond to individual metabolites with the x-coordinate indicating the log</w:t>
-      </w:r>
-      <w:r>
-        <w:rPr>
-          <w:i/>
-          <w:iCs/>
-        </w:rPr>
-        <w:t xml:space="preserve">2</w:t>
-      </w:r>
-      <w:r>
-        <w:rPr>
-          <w:i/>
-          <w:iCs/>
-        </w:rPr>
-        <w:t xml:space="preserve">-fold change difference between the compound’s initial concentration and its final amount and the y-coordinate indicating the fraction of the metabolite labeled at T26. Points near zero on the x-axis but with large y-axis values underwent significant turnover without much synthesis, while values sloping up to the right are the result of net growth. Colors denote each of the four amendments and the 6AM/6PM and 25m/175m incubations are in separate panels. The three outermost metabolites have been manually labeled, though zero methionine signal was detected at T0 for the 175 meter samples in the 6AM nitrate and ammonia incubations as well as the 6PM ammonia incubation, so no points can be annotated.</w:t>
       </w:r>
     </w:p>
     <w:bookmarkEnd w:id="52"/>
     <w:bookmarkEnd w:id="53"/>
-    <w:bookmarkStart w:id="54" w:name="discussion"/>
+    <w:bookmarkStart w:id="56" w:name="discussion"/>
     <w:p>
       <w:pPr>
         <w:pStyle w:val="Heading1"/>
@@ -3290,6 +3386,15 @@
         <w:t xml:space="preserve">Discussion</w:t>
       </w:r>
     </w:p>
+    <w:bookmarkStart w:id="54" w:name="environmental-context-of-the-incubations"/>
+    <w:p>
+      <w:pPr>
+        <w:pStyle w:val="Heading2"/>
+      </w:pPr>
+      <w:r>
+        <w:t xml:space="preserve">Environmental context of the incubations</w:t>
+      </w:r>
+    </w:p>
     <w:p>
       <w:pPr>
         <w:pStyle w:val="FirstParagraph"/>
@@ -3309,122 +3414,139 @@
     </w:p>
     <w:p>
       <w:pPr>
-        <w:pStyle w:val="Compact"/>
-        <w:numPr>
-          <w:ilvl w:val="0"/>
-          <w:numId w:val="1001"/>
-        </w:numPr>
-      </w:pPr>
-      <w:r>
-        <w:t xml:space="preserve">We sampled from a decaying DDA bloom</w:t>
-      </w:r>
-    </w:p>
-    <w:p>
-      <w:pPr>
-        <w:pStyle w:val="Compact"/>
-        <w:numPr>
-          <w:ilvl w:val="1"/>
-          <w:numId w:val="1002"/>
-        </w:numPr>
-      </w:pPr>
-      <w:r>
-        <w:t xml:space="preserve">Biogeochemically looked super similar to ALOHA</w:t>
-      </w:r>
-    </w:p>
-    <w:p>
-      <w:pPr>
-        <w:pStyle w:val="Compact"/>
-        <w:numPr>
-          <w:ilvl w:val="1"/>
-          <w:numId w:val="1002"/>
-        </w:numPr>
-      </w:pPr>
-      <w:r>
-        <w:t xml:space="preserve">Enriched in Hemiaulus at the surface at the beginning and pretty typical ALOHA conditions at the end</w:t>
-      </w:r>
-    </w:p>
-    <w:p>
-      <w:pPr>
-        <w:pStyle w:val="Compact"/>
-        <w:numPr>
-          <w:ilvl w:val="2"/>
-          <w:numId w:val="1003"/>
-        </w:numPr>
-      </w:pPr>
-      <w:r>
-        <w:t xml:space="preserve">Elevated pro and het. bact at the end</w:t>
-      </w:r>
-    </w:p>
-    <w:p>
-      <w:pPr>
-        <w:pStyle w:val="Compact"/>
-        <w:numPr>
-          <w:ilvl w:val="2"/>
-          <w:numId w:val="1003"/>
-        </w:numPr>
-      </w:pPr>
-      <w:r>
-        <w:t xml:space="preserve">Does Hemiaulus respond to nitrate amendments? or is it another diatom that usually grows in?</w:t>
-      </w:r>
-    </w:p>
-    <w:p>
-      <w:pPr>
-        <w:pStyle w:val="Compact"/>
-        <w:numPr>
-          <w:ilvl w:val="3"/>
-          <w:numId w:val="1004"/>
-        </w:numPr>
-      </w:pPr>
-      <w:r>
-        <w:t xml:space="preserve">Hemiaulus has diazotrophs, do they get all their nitrogen from fixation or any from environment?</w:t>
-      </w:r>
-    </w:p>
-    <w:p>
-      <w:pPr>
-        <w:pStyle w:val="Compact"/>
-        <w:numPr>
-          <w:ilvl w:val="1"/>
-          <w:numId w:val="1002"/>
-        </w:numPr>
-      </w:pPr>
-      <w:r>
-        <w:t xml:space="preserve">Typical ALOHA at 175 meters throughout</w:t>
-      </w:r>
-    </w:p>
-    <w:p>
-      <w:pPr>
-        <w:pStyle w:val="Compact"/>
-        <w:numPr>
-          <w:ilvl w:val="2"/>
-          <w:numId w:val="1005"/>
-        </w:numPr>
-      </w:pPr>
-      <w:r>
-        <w:t xml:space="preserve">Big question mark on this one since we’re extrapolating from a single depth profile in both cases</w:t>
-      </w:r>
-    </w:p>
-    <w:p>
-      <w:pPr>
-        <w:pStyle w:val="Compact"/>
-        <w:numPr>
-          <w:ilvl w:val="0"/>
-          <w:numId w:val="1001"/>
-        </w:numPr>
-      </w:pPr>
-      <w:r>
-        <w:t xml:space="preserve">All N added in excess of normal ALOHA</w:t>
-      </w:r>
-    </w:p>
-    <w:p>
-      <w:pPr>
-        <w:pStyle w:val="Compact"/>
-        <w:numPr>
-          <w:ilvl w:val="1"/>
-          <w:numId w:val="1006"/>
-        </w:numPr>
-      </w:pPr>
-      <w:r>
-        <w:t xml:space="preserve">1mL 6mM nitrate/ammonia into 2L bottles = 3uM (on par with other experiments</w:t>
+        <w:pStyle w:val="BodyText"/>
+      </w:pPr>
+      <w:r>
+        <w:t xml:space="preserve">We collected water for the incubations from an anticyclonic eddy near Station ALOHA that was experiencing the decay of a surface diatom bloom, specifically</w:t>
+      </w:r>
+      <w:r>
+        <w:t xml:space="preserve"> </w:t>
+      </w:r>
+      <w:r>
+        <w:rPr>
+          <w:i/>
+          <w:iCs/>
+        </w:rPr>
+        <w:t xml:space="preserve">Hemiaulus</w:t>
+      </w:r>
+      <w:r>
+        <w:t xml:space="preserve">.</w:t>
+      </w:r>
+      <w:r>
+        <w:t xml:space="preserve"> </w:t>
+      </w:r>
+      <w:r>
+        <w:rPr>
+          <w:i/>
+          <w:iCs/>
+        </w:rPr>
+        <w:t xml:space="preserve">Hemiaulus</w:t>
+      </w:r>
+      <w:r>
+        <w:t xml:space="preserve"> </w:t>
+      </w:r>
+      <w:r>
+        <w:t xml:space="preserve">is known to be associated with the diazotroph</w:t>
+      </w:r>
+      <w:r>
+        <w:t xml:space="preserve"> </w:t>
+      </w:r>
+      <w:r>
+        <w:rPr>
+          <w:i/>
+          <w:iCs/>
+        </w:rPr>
+        <w:t xml:space="preserve">Richelia</w:t>
+      </w:r>
+      <w:r>
+        <w:t xml:space="preserve"> </w:t>
+      </w:r>
+      <w:r>
+        <w:t xml:space="preserve">and has been observed in blooms worldwide</w:t>
+      </w:r>
+      <w:r>
+        <w:t xml:space="preserve"> </w:t>
+      </w:r>
+      <w:r>
+        <w:t xml:space="preserve">(Carpenter et al. 1999; Villareal 1994; White, Watkins-Brandt, and Church 2018; Castillo Cieza et al. 2024)</w:t>
+      </w:r>
+      <w:r>
+        <w:t xml:space="preserve"> </w:t>
+      </w:r>
+      <w:r>
+        <w:t xml:space="preserve">where its production from N</w:t>
+      </w:r>
+      <w:r>
+        <w:rPr>
+          <w:vertAlign w:val="subscript"/>
+        </w:rPr>
+        <w:t xml:space="preserve">2</w:t>
+      </w:r>
+      <w:r>
+        <w:t xml:space="preserve"> </w:t>
+      </w:r>
+      <w:r>
+        <w:t xml:space="preserve">fixation can exceed that of nitrate upwelling. By the end of the bloom, we saw a return to more typical Station ALOHA conditions with a well-defined deep chlorophyll maximum (DCM) and an ingrowth of</w:t>
+      </w:r>
+      <w:r>
+        <w:t xml:space="preserve"> </w:t>
+      </w:r>
+      <w:r>
+        <w:rPr>
+          <w:i/>
+          <w:iCs/>
+        </w:rPr>
+        <w:t xml:space="preserve">Synechococcus</w:t>
+      </w:r>
+      <w:r>
+        <w:t xml:space="preserve"> </w:t>
+      </w:r>
+      <w:r>
+        <w:t xml:space="preserve">and</w:t>
+      </w:r>
+      <w:r>
+        <w:t xml:space="preserve"> </w:t>
+      </w:r>
+      <w:r>
+        <w:rPr>
+          <w:i/>
+          <w:iCs/>
+        </w:rPr>
+        <w:t xml:space="preserve">Prochlorococcus</w:t>
+      </w:r>
+      <w:r>
+        <w:t xml:space="preserve"> </w:t>
+      </w:r>
+      <w:r>
+        <w:t xml:space="preserve">while the amount of heterotrophic bacteria decreased. Data from 175 meters was significantly more sparse, with only a few CTD casts that indicated relatively stable conditions below the DCM.</w:t>
+      </w:r>
+    </w:p>
+    <w:p>
+      <w:pPr>
+        <w:pStyle w:val="BodyText"/>
+      </w:pPr>
+      <w:r>
+        <w:t xml:space="preserve">The incubations were amended with large amounts of nitrate and ammonia to ensure a detectable signal. The final 3 µM concentration is comparable to other recent incubations with nitrate and ammonia</w:t>
+      </w:r>
+      <w:r>
+        <w:t xml:space="preserve"> </w:t>
+      </w:r>
+      <w:r>
+        <w:t xml:space="preserve">(Rii, Bidigare, and Church 2018; Zimmerman et al. 2023; Shilova et al. 2017)</w:t>
+      </w:r>
+      <w:r>
+        <w:t xml:space="preserve"> </w:t>
+      </w:r>
+      <w:r>
+        <w:t xml:space="preserve">and for a comparable length of time. Fewer incubations have been done with organic nitrogen, particularly with a whole seawater community, but we estimate that the arginine and guanosine monophosphate (GMP) that we added (50 nM) was at least a hundred times the normal environmental concentration of these compounds. However, the 4-5 µM concentration of dissolved organic nitrogen (DON) was another hundred times the concentrations we used, so while we almost certainly swamped the arginine and GMP pools (and likely the labile organic pool as a whole) we did not exceed the total organic nitrogen available in the system. Additionally, our use of GMP instead of guanosine means that organisms may have taken up GMP for the phosphate, especially at the surface where environmental concentrations were &lt;0.05 uM, though this part of the molecule was unlabeled and we were unable to trace it.</w:t>
+      </w:r>
+    </w:p>
+    <w:p>
+      <w:pPr>
+        <w:pStyle w:val="BodyText"/>
+      </w:pPr>
+      <w:r>
+        <w:t xml:space="preserve">We also did not measure the final concentrations of the amended molecules remaining in the dissolved phase at the end of the experiments. However,</w:t>
       </w:r>
       <w:r>
         <w:t xml:space="preserve"> </w:t>
@@ -3436,700 +3558,106 @@
         <w:t xml:space="preserve"> </w:t>
       </w:r>
       <w:r>
+        <w:t xml:space="preserve">reports nitrate and ammonia uptake rates in the hundreds of nanomolar per day indicating the excess DIN was likely available after the 26 hour incubations. We did see a sizable fraction of the organics used, however, with up to 25 nM</w:t>
+      </w:r>
+      <w:r>
+        <w:t xml:space="preserve"> </w:t>
+      </w:r>
+      <w:r>
+        <w:rPr>
+          <w:vertAlign w:val="superscript"/>
+        </w:rPr>
+        <w:t xml:space="preserve">15</w:t>
+      </w:r>
+      <w:r>
+        <w:t xml:space="preserve">N labeling in the metabolites and nearly 100 nM concentrations of labeled THAAs at both depths. The fact that the summed quantity of label in the THAAs exceeds the initial concentration is a result of the amended molecule providing more than 1 mole of</w:t>
+      </w:r>
+      <w:r>
+        <w:t xml:space="preserve"> </w:t>
+      </w:r>
+      <w:r>
+        <w:rPr>
+          <w:vertAlign w:val="superscript"/>
+        </w:rPr>
+        <w:t xml:space="preserve">15</w:t>
+      </w:r>
+      <w:r>
+        <w:t xml:space="preserve">N per mole of substrate, with arginine containing 4 nitrogens and GMP containing 5 nitrogens for a final</w:t>
+      </w:r>
+      <w:r>
+        <w:t xml:space="preserve"> </w:t>
+      </w:r>
+      <w:r>
+        <w:rPr>
+          <w:vertAlign w:val="superscript"/>
+        </w:rPr>
+        <w:t xml:space="preserve">15</w:t>
+      </w:r>
+      <w:r>
+        <w:t xml:space="preserve">N concentration of 200 nM and 250 nM, respectively.</w:t>
+      </w:r>
+    </w:p>
+    <w:p>
+      <w:pPr>
+        <w:pStyle w:val="BodyText"/>
+      </w:pPr>
+      <w:r>
+        <w:t xml:space="preserve">An important question when assessing the applicability of this study to the broader environment is the likelihood of a community shift during the incubation. While these were relatively short (1 day for the inorganics and 3 days for the organics), prior studies have shown that a significant amount of diatoms, haptophytes, and pelagophytes are capable of growing in within a few days</w:t>
+      </w:r>
+      <w:r>
+        <w:t xml:space="preserve"> </w:t>
+      </w:r>
+      <w:r>
+        <w:t xml:space="preserve">(Rii, Bidigare, and Church 2018; Alexander et al. 2015; McAndrew et al. 2007)</w:t>
+      </w:r>
+      <w:r>
+        <w:t xml:space="preserve">. The heterotrophic bacteria appear to respond even more quickly, with</w:t>
+      </w:r>
+      <w:r>
+        <w:t xml:space="preserve"> </w:t>
+      </w:r>
+      <w:r>
+        <w:t xml:space="preserve">Shilova et al. (2017)</w:t>
+      </w:r>
+      <w:r>
+        <w:t xml:space="preserve"> </w:t>
+      </w:r>
+      <w:r>
+        <w:t xml:space="preserve">observing a growth of Alteromonadaceae and picoeukaryotes and</w:t>
+      </w:r>
+      <w:r>
+        <w:t xml:space="preserve"> </w:t>
+      </w:r>
+      <w:r>
+        <w:t xml:space="preserve">Goldberg et al. (2017)</w:t>
+      </w:r>
+      <w:r>
+        <w:t xml:space="preserve"> </w:t>
+      </w:r>
+      <w:r>
+        <w:t xml:space="preserve">detecting an extensive cascade of heterotrophic organisms during a one-week incubation. In contrast,</w:t>
+      </w:r>
+      <w:r>
+        <w:t xml:space="preserve"> </w:t>
+      </w:r>
+      <w:r>
         <w:t xml:space="preserve">Zimmerman et al. (2023)</w:t>
       </w:r>
       <w:r>
         <w:t xml:space="preserve"> </w:t>
       </w:r>
       <w:r>
-        <w:t xml:space="preserve">Shilova et al. (2017)</w:t>
-      </w:r>
-      <w:r>
-        <w:t xml:space="preserve">)</w:t>
-      </w:r>
-    </w:p>
-    <w:p>
-      <w:pPr>
-        <w:pStyle w:val="Compact"/>
-        <w:numPr>
-          <w:ilvl w:val="2"/>
-          <w:numId w:val="1007"/>
-        </w:numPr>
-      </w:pPr>
-      <w:r>
-        <w:t xml:space="preserve">Nitrate background @ surface &lt; 0.01 uM? (Typical ALOHA is 0-5nM</w:t>
-      </w:r>
-      <w:r>
-        <w:t xml:space="preserve"> </w:t>
-      </w:r>
-      <w:r>
-        <w:t xml:space="preserve">Rii, Bidigare, and Church (2018)</w:t>
-      </w:r>
-      <w:r>
-        <w:t xml:space="preserve">)</w:t>
-      </w:r>
-    </w:p>
-    <w:p>
-      <w:pPr>
-        <w:pStyle w:val="Compact"/>
-        <w:numPr>
-          <w:ilvl w:val="2"/>
-          <w:numId w:val="1007"/>
-        </w:numPr>
-      </w:pPr>
-      <w:r>
-        <w:t xml:space="preserve">Nitrate background @ 175m = 0.46-0.57 uM</w:t>
-      </w:r>
-    </w:p>
-    <w:p>
-      <w:pPr>
-        <w:pStyle w:val="Compact"/>
-        <w:numPr>
-          <w:ilvl w:val="2"/>
-          <w:numId w:val="1007"/>
-        </w:numPr>
-      </w:pPr>
-      <w:r>
-        <w:t xml:space="preserve">Ammonia background @ surface ~ 0.01 (58nM in</w:t>
-      </w:r>
-      <w:r>
-        <w:t xml:space="preserve"> </w:t>
-      </w:r>
-      <w:r>
-        <w:t xml:space="preserve">Shilova et al. (2017)</w:t>
-      </w:r>
-      <w:r>
-        <w:t xml:space="preserve">)</w:t>
-      </w:r>
-    </w:p>
-    <w:p>
-      <w:pPr>
-        <w:pStyle w:val="Compact"/>
-        <w:numPr>
-          <w:ilvl w:val="2"/>
-          <w:numId w:val="1007"/>
-        </w:numPr>
-      </w:pPr>
-      <w:r>
-        <w:t xml:space="preserve">Ammonia background @ 175m ~ 0.01</w:t>
-      </w:r>
-    </w:p>
-    <w:p>
-      <w:pPr>
-        <w:pStyle w:val="Compact"/>
-        <w:numPr>
-          <w:ilvl w:val="3"/>
-          <w:numId w:val="1008"/>
-        </w:numPr>
-      </w:pPr>
-      <w:r>
-        <w:t xml:space="preserve">Excessive ammonia add means that there was probably less competition, everyone got what they wanted</w:t>
-      </w:r>
-    </w:p>
-    <w:p>
-      <w:pPr>
-        <w:pStyle w:val="Compact"/>
-        <w:numPr>
-          <w:ilvl w:val="1"/>
-          <w:numId w:val="1006"/>
-        </w:numPr>
-      </w:pPr>
-      <w:r>
-        <w:t xml:space="preserve">1mL 0.1mM arginine/GMP into 2L bottles = 50nM</w:t>
-      </w:r>
-    </w:p>
-    <w:p>
-      <w:pPr>
-        <w:pStyle w:val="Compact"/>
-        <w:numPr>
-          <w:ilvl w:val="2"/>
-          <w:numId w:val="1009"/>
-        </w:numPr>
-      </w:pPr>
-      <w:r>
-        <w:t xml:space="preserve">DON @ surface ~ 4.7 uM, @ depth = 4.2 uM</w:t>
-      </w:r>
-    </w:p>
-    <w:p>
-      <w:pPr>
-        <w:pStyle w:val="Compact"/>
-        <w:numPr>
-          <w:ilvl w:val="2"/>
-          <w:numId w:val="1009"/>
-        </w:numPr>
-      </w:pPr>
-      <w:r>
-        <w:t xml:space="preserve">Arginine concentration @ ALOHA ~ at most nanomolar, lower @ depth</w:t>
-      </w:r>
-    </w:p>
-    <w:p>
-      <w:pPr>
-        <w:pStyle w:val="Compact"/>
-        <w:numPr>
-          <w:ilvl w:val="2"/>
-          <w:numId w:val="1009"/>
-        </w:numPr>
-      </w:pPr>
-      <w:r>
-        <w:t xml:space="preserve">GMP concentration @ ALOHA ~ unknown, lower @ depth</w:t>
-      </w:r>
-    </w:p>
-    <w:p>
-      <w:pPr>
-        <w:pStyle w:val="Compact"/>
-        <w:numPr>
-          <w:ilvl w:val="3"/>
-          <w:numId w:val="1010"/>
-        </w:numPr>
-      </w:pPr>
-      <w:r>
-        <w:t xml:space="preserve">GMP potentially used for phosphate and created guanosine (SRP = 0.16uM @ 175m, &lt;0.05uM @ surface?)</w:t>
-      </w:r>
-    </w:p>
-    <w:p>
-      <w:pPr>
-        <w:pStyle w:val="Compact"/>
-        <w:numPr>
-          <w:ilvl w:val="3"/>
-          <w:numId w:val="1010"/>
-        </w:numPr>
-      </w:pPr>
-      <w:r>
-        <w:t xml:space="preserve">E. hux can clearly grow well on purines though this requires nickel (?) and urease (</w:t>
-      </w:r>
-      <w:r>
-        <w:t xml:space="preserve">Palenik and Henson (1997)</w:t>
-      </w:r>
-      <w:r>
-        <w:t xml:space="preserve">)</w:t>
-      </w:r>
-    </w:p>
-    <w:p>
-      <w:pPr>
-        <w:pStyle w:val="Compact"/>
-        <w:numPr>
-          <w:ilvl w:val="1"/>
-          <w:numId w:val="1006"/>
-        </w:numPr>
-      </w:pPr>
-      <w:r>
-        <w:t xml:space="preserve">Unclear how much of this was USED, Rii2018 measured 100-500nM NO3/NH4 uptake per day</w:t>
-      </w:r>
-    </w:p>
-    <w:p>
-      <w:pPr>
-        <w:pStyle w:val="Compact"/>
-        <w:numPr>
-          <w:ilvl w:val="2"/>
-          <w:numId w:val="1011"/>
-        </w:numPr>
-      </w:pPr>
-      <w:r>
-        <w:t xml:space="preserve">Implies mine was probably not drawn all the way down</w:t>
-      </w:r>
-    </w:p>
-    <w:p>
-      <w:pPr>
-        <w:pStyle w:val="Compact"/>
-        <w:numPr>
-          <w:ilvl w:val="1"/>
-          <w:numId w:val="1006"/>
-        </w:numPr>
-      </w:pPr>
-      <w:r>
-        <w:t xml:space="preserve">Likelihood of inducing a community shift in 24 hours? 72 hours from organics?</w:t>
-      </w:r>
-    </w:p>
-    <w:p>
-      <w:pPr>
-        <w:pStyle w:val="Compact"/>
-        <w:numPr>
-          <w:ilvl w:val="2"/>
-          <w:numId w:val="1012"/>
-        </w:numPr>
-      </w:pPr>
-      <w:r>
-        <w:t xml:space="preserve">Shilova et al. (2017)</w:t>
-      </w:r>
-      <w:r>
-        <w:t xml:space="preserve"> </w:t>
-      </w:r>
-      <w:r>
-        <w:t xml:space="preserve">got a BIG growth in of random Alteromonadaceae after 1 day, growth in of picoeuks from ammonia,</w:t>
-      </w:r>
-      <w:r>
-        <w:t xml:space="preserve"> </w:t>
-      </w:r>
-      <w:r>
-        <w:t xml:space="preserve">Bradley et al. (2010)</w:t>
-      </w:r>
-      <w:r>
-        <w:t xml:space="preserve"> </w:t>
-      </w:r>
-      <w:r>
-        <w:t xml:space="preserve">showed that het. bact. can grow on inorganics</w:t>
-      </w:r>
-    </w:p>
-    <w:p>
-      <w:pPr>
-        <w:pStyle w:val="Compact"/>
-        <w:numPr>
-          <w:ilvl w:val="2"/>
-          <w:numId w:val="1012"/>
-        </w:numPr>
-      </w:pPr>
-      <w:r>
-        <w:t xml:space="preserve">Rii, Bidigare, and Church (2018)</w:t>
-      </w:r>
-      <w:r>
-        <w:t xml:space="preserve"> </w:t>
-      </w:r>
-      <w:r>
-        <w:t xml:space="preserve">found diatoms and pelagophytes growing in after 48 hours</w:t>
-      </w:r>
-    </w:p>
-    <w:p>
-      <w:pPr>
-        <w:pStyle w:val="Compact"/>
-        <w:numPr>
-          <w:ilvl w:val="2"/>
-          <w:numId w:val="1012"/>
-        </w:numPr>
-      </w:pPr>
-      <w:r>
-        <w:t xml:space="preserve">Alexander et al. (2015)</w:t>
-      </w:r>
-      <w:r>
-        <w:t xml:space="preserve"> </w:t>
-      </w:r>
-      <w:r>
-        <w:t xml:space="preserve">found diatoms and haptophytes</w:t>
-      </w:r>
-    </w:p>
-    <w:p>
-      <w:pPr>
-        <w:pStyle w:val="Compact"/>
-        <w:numPr>
-          <w:ilvl w:val="0"/>
-          <w:numId w:val="1001"/>
-        </w:numPr>
-      </w:pPr>
-      <w:r>
-        <w:t xml:space="preserve">Contrasting the inorganics</w:t>
-      </w:r>
-    </w:p>
-    <w:p>
-      <w:pPr>
-        <w:pStyle w:val="Compact"/>
-        <w:numPr>
-          <w:ilvl w:val="1"/>
-          <w:numId w:val="1013"/>
-        </w:numPr>
-      </w:pPr>
-      <w:r>
-        <w:t xml:space="preserve">Ammonia transporters clearly</w:t>
-      </w:r>
-      <w:r>
-        <w:t xml:space="preserve"> </w:t>
-      </w:r>
-      <w:r>
-        <w:t xml:space="preserve">“active”</w:t>
-      </w:r>
-      <w:r>
-        <w:t xml:space="preserve"> </w:t>
-      </w:r>
-      <w:r>
-        <w:t xml:space="preserve">and the entire community ready to take it up</w:t>
-      </w:r>
-    </w:p>
-    <w:p>
-      <w:pPr>
-        <w:pStyle w:val="Compact"/>
-        <w:numPr>
-          <w:ilvl w:val="2"/>
-          <w:numId w:val="1014"/>
-        </w:numPr>
-      </w:pPr>
-      <w:r>
-        <w:t xml:space="preserve">Glutamine 2x labeling maybe faster than glutamate</w:t>
-      </w:r>
-    </w:p>
-    <w:p>
-      <w:pPr>
-        <w:pStyle w:val="Compact"/>
-        <w:numPr>
-          <w:ilvl w:val="2"/>
-          <w:numId w:val="1014"/>
-        </w:numPr>
-      </w:pPr>
-      <w:r>
-        <w:t xml:space="preserve">Citrulline labeling from ammonia is a surprise and indicates a</w:t>
-      </w:r>
-      <w:r>
-        <w:t xml:space="preserve"> </w:t>
-      </w:r>
-      <w:r>
-        <w:t xml:space="preserve">“broken”</w:t>
-      </w:r>
-      <w:r>
-        <w:t xml:space="preserve"> </w:t>
-      </w:r>
-      <w:r>
-        <w:t xml:space="preserve">urea cycle</w:t>
-      </w:r>
-    </w:p>
-    <w:p>
-      <w:pPr>
-        <w:pStyle w:val="Compact"/>
-        <w:numPr>
-          <w:ilvl w:val="2"/>
-          <w:numId w:val="1014"/>
-        </w:numPr>
-      </w:pPr>
-      <w:r>
-        <w:t xml:space="preserve">Surprising how quickly the nucleobases were labeled given the length of that pathway</w:t>
-      </w:r>
-    </w:p>
-    <w:p>
-      <w:pPr>
-        <w:pStyle w:val="Compact"/>
-        <w:numPr>
-          <w:ilvl w:val="3"/>
-          <w:numId w:val="1015"/>
-        </w:numPr>
-      </w:pPr>
-      <w:r>
-        <w:t xml:space="preserve">indicates high demand / storage / replication triggered?</w:t>
-      </w:r>
-    </w:p>
-    <w:p>
-      <w:pPr>
-        <w:pStyle w:val="Compact"/>
-        <w:numPr>
-          <w:ilvl w:val="3"/>
-          <w:numId w:val="1015"/>
-        </w:numPr>
-      </w:pPr>
-      <w:r>
-        <w:t xml:space="preserve">All of them being mostly fully-labeled means new synthesis rather than recycling</w:t>
-      </w:r>
-    </w:p>
-    <w:p>
-      <w:pPr>
-        <w:pStyle w:val="Compact"/>
-        <w:numPr>
-          <w:ilvl w:val="3"/>
-          <w:numId w:val="1015"/>
-        </w:numPr>
-      </w:pPr>
-      <w:r>
-        <w:t xml:space="preserve">Implications of DNA vs RNA labeling differences?</w:t>
-      </w:r>
-    </w:p>
-    <w:p>
-      <w:pPr>
-        <w:pStyle w:val="Compact"/>
-        <w:numPr>
-          <w:ilvl w:val="1"/>
-          <w:numId w:val="1013"/>
-        </w:numPr>
-      </w:pPr>
-      <w:r>
-        <w:t xml:space="preserve">Nitrate use by only a subset of the community while ammonia appears to be universal</w:t>
-      </w:r>
-    </w:p>
-    <w:p>
-      <w:pPr>
-        <w:pStyle w:val="Compact"/>
-        <w:numPr>
-          <w:ilvl w:val="2"/>
-          <w:numId w:val="1016"/>
-        </w:numPr>
-      </w:pPr>
-      <w:r>
-        <w:t xml:space="preserve">Aligns with Zimmermann data</w:t>
-      </w:r>
-    </w:p>
-    <w:p>
-      <w:pPr>
-        <w:pStyle w:val="Compact"/>
-        <w:numPr>
-          <w:ilvl w:val="2"/>
-          <w:numId w:val="1016"/>
-        </w:numPr>
-      </w:pPr>
-      <w:r>
-        <w:t xml:space="preserve">MAAs and guanine labeling hints at euks, nitrate likely resulted in diatoms -&gt; biomarkers?</w:t>
-      </w:r>
-    </w:p>
-    <w:p>
-      <w:pPr>
-        <w:pStyle w:val="Compact"/>
-        <w:numPr>
-          <w:ilvl w:val="3"/>
-          <w:numId w:val="1017"/>
-        </w:numPr>
-      </w:pPr>
-      <w:r>
-        <w:t xml:space="preserve">The nitrogen in MAAs comes from amino acids (glycine = M-gly, gly+ser=shinorine, gly+thr = porphyra334/palythine/palythene/usujirene)</w:t>
-      </w:r>
-    </w:p>
-    <w:p>
-      <w:pPr>
-        <w:pStyle w:val="Compact"/>
-        <w:numPr>
-          <w:ilvl w:val="2"/>
-          <w:numId w:val="1016"/>
-        </w:numPr>
-      </w:pPr>
-      <w:r>
-        <w:t xml:space="preserve">Important differences in labeling between THAAs and metabolites</w:t>
-      </w:r>
-    </w:p>
-    <w:p>
-      <w:pPr>
-        <w:pStyle w:val="Compact"/>
-        <w:numPr>
-          <w:ilvl w:val="3"/>
-          <w:numId w:val="1018"/>
-        </w:numPr>
-      </w:pPr>
-      <w:r>
-        <w:t xml:space="preserve">Super rapidly turning over subset of the pool segregated from rest of the community</w:t>
-      </w:r>
-    </w:p>
-    <w:p>
-      <w:pPr>
-        <w:pStyle w:val="Compact"/>
-        <w:numPr>
-          <w:ilvl w:val="3"/>
-          <w:numId w:val="1018"/>
-        </w:numPr>
-      </w:pPr>
-      <w:r>
-        <w:t xml:space="preserve">Note that nitrate resulted in more labeling at depth than surface while opposite true for ammonia for THAAs</w:t>
-      </w:r>
-    </w:p>
-    <w:p>
-      <w:pPr>
-        <w:pStyle w:val="Compact"/>
-        <w:numPr>
-          <w:ilvl w:val="2"/>
-          <w:numId w:val="1016"/>
-        </w:numPr>
-      </w:pPr>
-      <w:r>
-        <w:t xml:space="preserve">Surface community likely not</w:t>
-      </w:r>
-      <w:r>
-        <w:t xml:space="preserve"> </w:t>
-      </w:r>
-      <w:r>
-        <w:t xml:space="preserve">“expecting”</w:t>
-      </w:r>
-      <w:r>
-        <w:t xml:space="preserve"> </w:t>
-      </w:r>
-      <w:r>
-        <w:t xml:space="preserve">nitrate</w:t>
-      </w:r>
-    </w:p>
-    <w:p>
-      <w:pPr>
-        <w:pStyle w:val="Compact"/>
-        <w:numPr>
-          <w:ilvl w:val="3"/>
-          <w:numId w:val="1019"/>
-        </w:numPr>
-      </w:pPr>
-      <w:r>
-        <w:t xml:space="preserve">How much time would it take to</w:t>
-      </w:r>
-      <w:r>
-        <w:t xml:space="preserve"> </w:t>
-      </w:r>
-      <w:r>
-        <w:t xml:space="preserve">“turn on”</w:t>
-      </w:r>
-      <w:r>
-        <w:t xml:space="preserve"> </w:t>
-      </w:r>
-      <w:r>
-        <w:t xml:space="preserve">NR and NiR genes?</w:t>
-      </w:r>
-    </w:p>
-    <w:p>
-      <w:pPr>
-        <w:pStyle w:val="Compact"/>
-        <w:numPr>
-          <w:ilvl w:val="3"/>
-          <w:numId w:val="1019"/>
-        </w:numPr>
-      </w:pPr>
-      <w:r>
-        <w:t xml:space="preserve">Clear upward propagation of nitrate -&gt; nitrite -&gt; ammonia in water column data</w:t>
-      </w:r>
-    </w:p>
-    <w:p>
-      <w:pPr>
-        <w:pStyle w:val="Compact"/>
-        <w:numPr>
-          <w:ilvl w:val="0"/>
-          <w:numId w:val="1001"/>
-        </w:numPr>
-      </w:pPr>
-      <w:r>
-        <w:t xml:space="preserve">Contrasting the organics</w:t>
-      </w:r>
-    </w:p>
-    <w:p>
-      <w:pPr>
-        <w:pStyle w:val="Compact"/>
-        <w:numPr>
-          <w:ilvl w:val="1"/>
-          <w:numId w:val="1020"/>
-        </w:numPr>
-      </w:pPr>
-      <w:r>
-        <w:t xml:space="preserve">Surface = phototrophs + heterotrophs, deep = just heterotrophs</w:t>
-      </w:r>
-    </w:p>
-    <w:p>
-      <w:pPr>
-        <w:pStyle w:val="Compact"/>
-        <w:numPr>
-          <w:ilvl w:val="2"/>
-          <w:numId w:val="1021"/>
-        </w:numPr>
-      </w:pPr>
-      <w:r>
-        <w:t xml:space="preserve">Not a lot of surf/deep differences implies mostly het. using these at surface?</w:t>
-      </w:r>
-    </w:p>
-    <w:p>
-      <w:pPr>
-        <w:pStyle w:val="Compact"/>
-        <w:numPr>
-          <w:ilvl w:val="3"/>
-          <w:numId w:val="1022"/>
-        </w:numPr>
-      </w:pPr>
-      <w:r>
-        <w:t xml:space="preserve">Kinda surprising since most phytos can eat organics</w:t>
-      </w:r>
-    </w:p>
-    <w:p>
-      <w:pPr>
-        <w:pStyle w:val="Compact"/>
-        <w:numPr>
-          <w:ilvl w:val="2"/>
-          <w:numId w:val="1021"/>
-        </w:numPr>
-      </w:pPr>
-      <w:r>
-        <w:t xml:space="preserve">Are things generally slower at 175m? Or is this only in the absolute sense because there’s less biomass?</w:t>
-      </w:r>
-    </w:p>
-    <w:p>
-      <w:pPr>
-        <w:pStyle w:val="Compact"/>
-        <w:numPr>
-          <w:ilvl w:val="3"/>
-          <w:numId w:val="1023"/>
-        </w:numPr>
-      </w:pPr>
-      <w:r>
-        <w:t xml:space="preserve">Fraction labeled nicely cancels out the biomass problem</w:t>
-      </w:r>
-    </w:p>
-    <w:p>
-      <w:pPr>
-        <w:pStyle w:val="Compact"/>
-        <w:numPr>
-          <w:ilvl w:val="1"/>
-          <w:numId w:val="1020"/>
-        </w:numPr>
-      </w:pPr>
-      <w:r>
-        <w:t xml:space="preserve">How widespread are arginine/GMP transporters? Generic AA/NB transporters?</w:t>
-      </w:r>
-    </w:p>
-    <w:p>
-      <w:pPr>
-        <w:pStyle w:val="Compact"/>
-        <w:numPr>
-          <w:ilvl w:val="1"/>
-          <w:numId w:val="1020"/>
-        </w:numPr>
-      </w:pPr>
-      <w:r>
-        <w:t xml:space="preserve">Not expecting to see 13C labeling from Arg/GMP because C pool is much larger</w:t>
-      </w:r>
-    </w:p>
-    <w:p>
-      <w:pPr>
-        <w:pStyle w:val="Compact"/>
-        <w:numPr>
-          <w:ilvl w:val="1"/>
-          <w:numId w:val="1020"/>
-        </w:numPr>
-      </w:pPr>
-      <w:r>
-        <w:t xml:space="preserve">What does the decrease in arginine labeling in +Arg at T26 and T73 indicate?</w:t>
-      </w:r>
-    </w:p>
-    <w:p>
-      <w:pPr>
-        <w:pStyle w:val="Compact"/>
-        <w:numPr>
-          <w:ilvl w:val="2"/>
-          <w:numId w:val="1024"/>
-        </w:numPr>
-      </w:pPr>
-      <w:r>
-        <w:t xml:space="preserve">Pulse-chase behavior?</w:t>
-      </w:r>
-    </w:p>
-    <w:p>
-      <w:pPr>
-        <w:pStyle w:val="Compact"/>
-        <w:numPr>
-          <w:ilvl w:val="2"/>
-          <w:numId w:val="1024"/>
-        </w:numPr>
-      </w:pPr>
-      <w:r>
-        <w:t xml:space="preserve">How is the labeled pool specifically decreasing?</w:t>
-      </w:r>
-    </w:p>
-    <w:p>
-      <w:pPr>
-        <w:pStyle w:val="Compact"/>
-        <w:numPr>
-          <w:ilvl w:val="1"/>
-          <w:numId w:val="1020"/>
-        </w:numPr>
-      </w:pPr>
-      <w:r>
-        <w:t xml:space="preserve">Clear backbone use for protein that’s not really seen in the metabolites - dedicated pathways again?</w:t>
-      </w:r>
-    </w:p>
-    <w:p>
-      <w:pPr>
-        <w:pStyle w:val="Compact"/>
-        <w:numPr>
-          <w:ilvl w:val="0"/>
-          <w:numId w:val="1001"/>
-        </w:numPr>
-      </w:pPr>
-      <w:r>
-        <w:t xml:space="preserve">Ectoine - mention that it’s mostly bacterial</w:t>
-      </w:r>
-      <w:r>
-        <w:t xml:space="preserve"> </w:t>
-      </w:r>
-      <w:r>
-        <w:t xml:space="preserve">(McParland, Alexander, and Johnson 2021)</w:t>
+        <w:t xml:space="preserve">found very few changes in community structure during their 11-hour incubations. Thus, the first few timepoints of our study likely reflected Station ALOHA conditions quite well, while the 1 day and 3 day incubations probably resulted in a community shift towards larger eukaryotes.</w:t>
+      </w:r>
+    </w:p>
+    <w:bookmarkEnd w:id="54"/>
+    <w:bookmarkStart w:id="55" w:name="Xb9a26c1076fa4e51103e51b4f63e95a0226860d"/>
+    <w:p>
+      <w:pPr>
+        <w:pStyle w:val="Heading2"/>
+      </w:pPr>
+      <w:r>
+        <w:t xml:space="preserve">Contrasting the metabolic pathways taken by four forms of nitrogen</w:t>
       </w:r>
     </w:p>
     <w:p>
@@ -4137,13 +3665,7 @@
         <w:pStyle w:val="FirstParagraph"/>
       </w:pPr>
       <w:r>
-        <w:t xml:space="preserve">Section that was too much discussion and has since been gutted for the results alone but needs to be discussed:</w:t>
-      </w:r>
-      <w:r>
-        <w:t xml:space="preserve"> </w:t>
-      </w:r>
-      <w:r>
-        <w:t xml:space="preserve">We believe the organic nitrogen amendments largely resulted in metabolite labeling via remineralization to ammonia or glutamate based on the absence of a labeled carbon backbone in most of the labeled metabolites, but in the THAAs we were able to see some transformations that used the carbon backbone as-is. Proline and glutamate both had detectable</w:t>
+        <w:t xml:space="preserve">Ammonia was taken up immediately and resulted in extensive labeling of glutamine even within the first 20 minutes of the incubation at both 25 and 175 meters. This indicates that the ammonia transporters and glutamine synthetase were expressed throughout the community and the substrate was eagerly consumed at both the surface and below the DCM, demonstrating the bioavailability of ammonia and the intense competition as well as hinting at a very high flux of the existing ammonia pool even at environmental concentrations. This</w:t>
       </w:r>
       <w:r>
         <w:t xml:space="preserve"> </w:t>
@@ -4152,6 +3674,150 @@
         <w:rPr>
           <w:vertAlign w:val="superscript"/>
         </w:rPr>
+        <w:t xml:space="preserve">15</w:t>
+      </w:r>
+      <w:r>
+        <w:t xml:space="preserve">N signal rapidly propagated to the expected amino acids via well-established pathways, though much slowly at depth. One surprise was the extensive labeling of citrulline, a central urea cycle metabolite, without the associated propagation to arginine and ornithine. This indicates that the ammonia was likely being processed into carbamoyl phosphate via the CPS enzyme instead of ornithine via the Arg* synthesis pathway, potentially as a detoxification mechanism</w:t>
+      </w:r>
+      <w:r>
+        <w:t xml:space="preserve"> </w:t>
+      </w:r>
+      <w:r>
+        <w:t xml:space="preserve">(Armbrust et al. 2004; Armbrust 2009)</w:t>
+      </w:r>
+      <w:r>
+        <w:t xml:space="preserve">. Also surprising to us was the rate at which nucleobases were labeled, most commonly with all nitrogens as</w:t>
+      </w:r>
+      <w:r>
+        <w:t xml:space="preserve"> </w:t>
+      </w:r>
+      <w:r>
+        <w:rPr>
+          <w:vertAlign w:val="superscript"/>
+        </w:rPr>
+        <w:t xml:space="preserve">15</w:t>
+      </w:r>
+      <w:r>
+        <w:t xml:space="preserve">N. This indicates that either nucleobase synthesis was already highly active or was triggered by the addition of ammonia. Notably, the deoxyribose forms of the nucleosides were then labeled more slowly than the ribose forms, hinting at a slower turnover of DNA components than RNA.</w:t>
+      </w:r>
+    </w:p>
+    <w:p>
+      <w:pPr>
+        <w:pStyle w:val="BodyText"/>
+      </w:pPr>
+      <w:r>
+        <w:t xml:space="preserve">In contrast, nitrate was available to only a subset of the community and did not result in widespread labeling either at the surface or at depth. Not all organisms are able to use nitrate, most notably absent in a majority of clades in the abundant cyanobacteria</w:t>
+      </w:r>
+      <w:r>
+        <w:t xml:space="preserve"> </w:t>
+      </w:r>
+      <w:r>
+        <w:rPr>
+          <w:i/>
+          <w:iCs/>
+        </w:rPr>
+        <w:t xml:space="preserve">Prochlorococcus</w:t>
+      </w:r>
+      <w:r>
+        <w:t xml:space="preserve"> </w:t>
+      </w:r>
+      <w:r>
+        <w:t xml:space="preserve">(Berube et al. 2015; Partensky and Garczarek 2010; Martiny, Kathuria, and Berube 2009)</w:t>
+      </w:r>
+      <w:r>
+        <w:t xml:space="preserve">. Typically, nitrate amendments result in the growth of diatoms, with smaller contributions from haptophytes or pelagophytes</w:t>
+      </w:r>
+      <w:r>
+        <w:t xml:space="preserve"> </w:t>
+      </w:r>
+      <w:r>
+        <w:t xml:space="preserve">(Alexander et al. 2015; Rii, Bidigare, and Church 2018)</w:t>
+      </w:r>
+      <w:r>
+        <w:t xml:space="preserve">. Diatoms are capable of nitrate reduction and we suspect that they are the primary source of the</w:t>
+      </w:r>
+      <w:r>
+        <w:t xml:space="preserve"> </w:t>
+      </w:r>
+      <w:r>
+        <w:rPr>
+          <w:vertAlign w:val="superscript"/>
+        </w:rPr>
+        <w:t xml:space="preserve">15</w:t>
+      </w:r>
+      <w:r>
+        <w:t xml:space="preserve">N labeling seen in the nitrate incubations. We see clear patterns of a community subset in the labeling patterns of guanine, MAAs, and the THAAs, all of which had a fraction labeled greater than the bulk glutamine/glutamate pool and is thus not possible with a homogeneously mixed pool. The extensive labeling of the THAAs in particular relative to the metabolite pool indicates that a majority of the protein synthesis was done by a subset of the community able to assimilate nitrate which requires a high-flux amino acid pool. Additionally, the MAAs are synthesized by adding amino acids to the 4-deoxygadusol core</w:t>
+      </w:r>
+      <w:r>
+        <w:t xml:space="preserve"> </w:t>
+      </w:r>
+      <w:r>
+        <w:t xml:space="preserve">(Wada, Sakamoto, and Matsugo 2015)</w:t>
+      </w:r>
+      <w:r>
+        <w:t xml:space="preserve">, requiring that the glycine, serine, and threonine pools also be at least as heavily labeled as the MAAs they compose.</w:t>
+      </w:r>
+    </w:p>
+    <w:p>
+      <w:pPr>
+        <w:pStyle w:val="BodyText"/>
+      </w:pPr>
+      <w:r>
+        <w:t xml:space="preserve">Importantly, the amount of nitrate added is massively in excess of the quantity normally available at the surface which likely resulted in a lag as nitrate-sensitive genes were turned on and processing proteins translated, so it is possible that a longer incubation time would have resulted in additional labeling if this was a major limiting factor. However, we see similar results in the amount of protein labeled between ammonia and nitrate by</w:t>
+      </w:r>
+      <w:r>
+        <w:t xml:space="preserve"> </w:t>
+      </w:r>
+      <w:r>
+        <w:t xml:space="preserve">Zimmerman et al. (2023)</w:t>
+      </w:r>
+      <w:r>
+        <w:t xml:space="preserve">, who also observed significantly more labeling from ammonia than nitrate. The clear upward vertical propagation of increasingly reduced forms of nitrogen (ammonia max &lt; nitrite max &lt; nitrate max) also hints at the role the more oxidized forms may play as electron sinks in the surface ocean where light is abundant.</w:t>
+      </w:r>
+    </w:p>
+    <w:p>
+      <w:pPr>
+        <w:pStyle w:val="BodyText"/>
+      </w:pPr>
+      <w:r>
+        <w:t xml:space="preserve">The two forms of organic nitrogen were used almost identically at both the surface and below the DCM as well as at 6AM and 6PM. In all eight circumstances, the first 10 hours showed essentially no labeling aside from the amended molecule and its direct products (e.g. citrulline &amp; guanosine), then the fraction labeled spiked up at T26. This similarity leads us to believe that the heterotrophic community was responsible for most of the labeling that occurred in these incubations, in agreement with the general philosophy that heterotrophic bacteria are the primary sinks of DON on long timescales</w:t>
+      </w:r>
+      <w:r>
+        <w:t xml:space="preserve"> </w:t>
+      </w:r>
+      <w:r>
+        <w:t xml:space="preserve">(Berthelot et al. 2021; Bradley et al. 2010)</w:t>
+      </w:r>
+      <w:r>
+        <w:t xml:space="preserve"> </w:t>
+      </w:r>
+      <w:r>
+        <w:t xml:space="preserve">despite clear evidence that autotrophs are capable of taking up and using organic substrates</w:t>
+      </w:r>
+      <w:r>
+        <w:t xml:space="preserve"> </w:t>
+      </w:r>
+      <w:r>
+        <w:t xml:space="preserve">(Muñoz-Marín et al. 2020; Antia, Harrison, and Oliveira 1991; Deborah A. Bronk et al. 2024)</w:t>
+      </w:r>
+      <w:r>
+        <w:t xml:space="preserve">. The especially heavy labeling (&gt;75% across the board) of the nucleobases and nucleosides from organic substrates indicate that their synthesis was a priority for the community. This, combined with the large amount of THAA synthesis indicates net synthesis of biomass, as seen in the majority of the metabolite concentrations also increasing over the experiment duration.</w:t>
+      </w:r>
+    </w:p>
+    <w:p>
+      <w:pPr>
+        <w:pStyle w:val="BodyText"/>
+      </w:pPr>
+      <w:r>
+        <w:t xml:space="preserve">Organic nitrogen additions may have relieved N limitation at the surface and C limitation at depth, allowing similar degrees of growth in both locations. This is supported by the reuse of the carbon backbone in the THAAs, with proline and glutamate both showing</w:t>
+      </w:r>
+      <w:r>
+        <w:t xml:space="preserve"> </w:t>
+      </w:r>
+      <w:r>
+        <w:rPr>
+          <w:vertAlign w:val="superscript"/>
+        </w:rPr>
         <w:t xml:space="preserve">13</w:t>
       </w:r>
       <w:r>
@@ -4185,7 +3851,7 @@
         <w:t xml:space="preserve"> </w:t>
       </w:r>
       <w:r>
-        <w:t xml:space="preserve">labels in the arginine treatments. We also saw histidine</w:t>
+        <w:t xml:space="preserve">labels in the arginine treatments and histidine showing</w:t>
       </w:r>
       <w:r>
         <w:t xml:space="preserve"> </w:t>
@@ -4227,7 +3893,7 @@
         <w:t xml:space="preserve"> </w:t>
       </w:r>
       <w:r>
-        <w:t xml:space="preserve">synthesized during the guanosine monophosphate treatment, confirming again that the ribose pool must have been swamped with fully</w:t>
+        <w:t xml:space="preserve">synthesized during the guanosine monophosphate treatment, confirming that the ribose pool must have been swamped with fully</w:t>
       </w:r>
       <w:r>
         <w:t xml:space="preserve"> </w:t>
@@ -4263,7 +3929,7 @@
         <w:t xml:space="preserve"> </w:t>
       </w:r>
       <w:r>
-        <w:t xml:space="preserve">pattern also indicates that for these organisms, glutamate, glutamine, and adenine were also heavily labeled. Finally, both phenylalanine and tyrosine had significant</w:t>
+        <w:t xml:space="preserve">pattern also indicates that for these communities, glutamate, glutamine, and adenine were also &gt;50% labeled. Finally, both phenylalanine and tyrosine had significant</w:t>
       </w:r>
       <w:r>
         <w:t xml:space="preserve"> </w:t>
@@ -4305,63 +3971,18 @@
         <w:t xml:space="preserve"> </w:t>
       </w:r>
       <w:r>
-        <w:t xml:space="preserve">labeling, likely from erythrose 4-phosphate via the pentose phosphate pathway indicating new synthesis through shikimate with nitrogen addition from a heavily labeled glutamate pool again.</w:t>
-      </w:r>
-    </w:p>
-    <w:p>
-      <w:pPr>
-        <w:pStyle w:val="BodyText"/>
-      </w:pPr>
-      <w:r>
-        <w:t xml:space="preserve">Need more discussion of betaines and cholines? Ask Anitra</w:t>
-      </w:r>
-    </w:p>
-    <w:p>
-      <w:pPr>
-        <w:pStyle w:val="Compact"/>
-        <w:numPr>
-          <w:ilvl w:val="0"/>
-          <w:numId w:val="1025"/>
-        </w:numPr>
-      </w:pPr>
-      <w:r>
-        <w:t xml:space="preserve">Large pool sizes</w:t>
-      </w:r>
-    </w:p>
-    <w:p>
-      <w:pPr>
-        <w:pStyle w:val="Compact"/>
-        <w:numPr>
-          <w:ilvl w:val="0"/>
-          <w:numId w:val="1025"/>
-        </w:numPr>
-      </w:pPr>
-      <w:r>
-        <w:t xml:space="preserve">What does a very slow osmolyte turnover mean for the cell?</w:t>
-      </w:r>
-    </w:p>
-    <w:p>
-      <w:pPr>
-        <w:pStyle w:val="Compact"/>
-        <w:numPr>
-          <w:ilvl w:val="0"/>
-          <w:numId w:val="1025"/>
-        </w:numPr>
-      </w:pPr>
-      <w:r>
-        <w:t xml:space="preserve">Ref Angie’s paper about GBT use and how it’s mostly just held onto</w:t>
-      </w:r>
-    </w:p>
-    <w:p>
-      <w:pPr>
-        <w:pStyle w:val="Compact"/>
-        <w:numPr>
-          <w:ilvl w:val="0"/>
-          <w:numId w:val="1025"/>
-        </w:numPr>
-      </w:pPr>
-      <w:r>
-        <w:t xml:space="preserve">Relative or absolute is really hard to tell because they’re below detection limits</w:t>
+        <w:t xml:space="preserve">labeling, likely from erythrose 4-phosphate via the pentose phosphate pathway indicating new synthesis through shikimate with nitrogen addition from a heavily labeled glutamate pool again. In contrast, the lack of corresponding osmolyte synthesis would indicate that total biomass did not increase enough to demand the synthesis of additional salinity-balancing metabolites.</w:t>
+      </w:r>
+    </w:p>
+    <w:bookmarkEnd w:id="55"/>
+    <w:bookmarkEnd w:id="56"/>
+    <w:bookmarkStart w:id="57" w:name="conclusion"/>
+    <w:p>
+      <w:pPr>
+        <w:pStyle w:val="Heading1"/>
+      </w:pPr>
+      <w:r>
+        <w:t xml:space="preserve">Conclusion</w:t>
       </w:r>
     </w:p>
     <w:p>
@@ -4369,31 +3990,26 @@
         <w:pStyle w:val="FirstParagraph"/>
       </w:pPr>
       <w:r>
-        <w:t xml:space="preserve">No diel differences agrees well with Waldbauer (Zimmermann) 15N paper except they saw a bunch in Pro</w:t>
-      </w:r>
-    </w:p>
-    <w:p>
-      <w:pPr>
-        <w:pStyle w:val="Compact"/>
-        <w:numPr>
-          <w:ilvl w:val="0"/>
-          <w:numId w:val="1026"/>
-        </w:numPr>
-      </w:pPr>
-      <w:r>
-        <w:t xml:space="preserve">How well does overall protein inclusion agree with Zimmermann?</w:t>
-      </w:r>
-    </w:p>
-    <w:p>
-      <w:pPr>
-        <w:pStyle w:val="Compact"/>
-        <w:numPr>
-          <w:ilvl w:val="0"/>
-          <w:numId w:val="1026"/>
-        </w:numPr>
-      </w:pPr>
-      <w:r>
-        <w:t xml:space="preserve">Nitrate much slower in their data implying that the extra 12 hours (they incubated for 11) was necessary?</w:t>
+        <w:t xml:space="preserve">Together, these results highlight the diverse strategies employed by marine microbial communities to obtain nitrogen under oligotrophic conditions. Ammonia was rapidly and broadly utilized, underscoring its high bioavailability and central role in nitrogen metabolism across depths. In contrast, nitrate uptake was limited to a smaller subset of the community, likely eukaryotic phytoplankton, and occurred more slowly. Organic nitrogen substrates, though used more slowly initially, were ultimately incorporated into a wide range of metabolites with striking similarity across depths and diel cycles, pointing to the central role of heterotrophic bacteria in dissolved organic nitrogen assimilation. These findings reinforce the view of the ocean’s nitrogen pool as a dynamic and structured marketplace, shaped not only by elemental availability but by the biochemical capabilities and ecological roles of distinct microbial players.</w:t>
+      </w:r>
+    </w:p>
+    <w:bookmarkEnd w:id="57"/>
+    <w:bookmarkStart w:id="71" w:name="methods"/>
+    <w:p>
+      <w:pPr>
+        <w:pStyle w:val="Heading1"/>
+      </w:pPr>
+      <w:r>
+        <w:t xml:space="preserve">Methods</w:t>
+      </w:r>
+    </w:p>
+    <w:bookmarkStart w:id="58" w:name="cruise-information"/>
+    <w:p>
+      <w:pPr>
+        <w:pStyle w:val="Heading2"/>
+      </w:pPr>
+      <w:r>
+        <w:t xml:space="preserve">Cruise information</w:t>
       </w:r>
     </w:p>
     <w:p>
@@ -4401,44 +4017,17 @@
         <w:pStyle w:val="FirstParagraph"/>
       </w:pPr>
       <w:r>
-        <w:t xml:space="preserve">How representative is Station ALOHA and the bloom of the open ocean more generally?</w:t>
-      </w:r>
-    </w:p>
-    <w:p>
-      <w:pPr>
-        <w:pStyle w:val="BodyText"/>
-      </w:pPr>
-      <w:r>
-        <w:t xml:space="preserve">What would have happened at the DCM? Or deeper?</w:t>
-      </w:r>
-    </w:p>
-    <w:bookmarkEnd w:id="54"/>
-    <w:bookmarkStart w:id="55" w:name="conclusion"/>
-    <w:p>
-      <w:pPr>
-        <w:pStyle w:val="Heading1"/>
-      </w:pPr>
-      <w:r>
-        <w:t xml:space="preserve">Conclusion</w:t>
-      </w:r>
-    </w:p>
-    <w:bookmarkEnd w:id="55"/>
-    <w:bookmarkStart w:id="69" w:name="methods"/>
-    <w:p>
-      <w:pPr>
-        <w:pStyle w:val="Heading1"/>
-      </w:pPr>
-      <w:r>
-        <w:t xml:space="preserve">Methods</w:t>
-      </w:r>
-    </w:p>
-    <w:bookmarkStart w:id="56" w:name="cruise-information"/>
+        <w:t xml:space="preserve">The PARAGON cruise (KM2112) departed Honolulu, HI on July 22nd, 2021 and returned on August 5th. Satellite chlorophyll and sea level anomaly estimates were used to target an anticyclonic eddy with a large bloom signal. Samples were collected during the CTD upcast between 21.4 °N, 155.1 °W and 25.5 °N, 156.6 °W.</w:t>
+      </w:r>
+    </w:p>
+    <w:bookmarkEnd w:id="58"/>
+    <w:bookmarkStart w:id="60" w:name="biogeochemical-data"/>
     <w:p>
       <w:pPr>
         <w:pStyle w:val="Heading2"/>
       </w:pPr>
       <w:r>
-        <w:t xml:space="preserve">Cruise information</w:t>
+        <w:t xml:space="preserve">Biogeochemical data</w:t>
       </w:r>
     </w:p>
     <w:p>
@@ -4446,27 +4035,9 @@
         <w:pStyle w:val="FirstParagraph"/>
       </w:pPr>
       <w:r>
-        <w:t xml:space="preserve">The PARAGON cruise (KM2112) departed Honolulu, HI on July 22nd, 2021 and returned on August 5th. Satellite chlorophyll and sea level anomaly estimates were used to target an anticyclonic eddy with a large bloom signal. Samples were collected during the CTD upcast between 21.4 °N, 155.1 °W and 25.5 °N, 156.6 °W.</w:t>
-      </w:r>
-    </w:p>
-    <w:bookmarkEnd w:id="56"/>
-    <w:bookmarkStart w:id="58" w:name="biogeochemical-data"/>
-    <w:p>
-      <w:pPr>
-        <w:pStyle w:val="Heading2"/>
-      </w:pPr>
-      <w:r>
-        <w:t xml:space="preserve">Biogeochemical data</w:t>
-      </w:r>
-    </w:p>
-    <w:p>
-      <w:pPr>
-        <w:pStyle w:val="FirstParagraph"/>
-      </w:pPr>
-      <w:r>
         <w:t xml:space="preserve">Biogeochemical measurements were collected following protocols used by the HOT program (</w:t>
       </w:r>
-      <w:hyperlink r:id="rId57">
+      <w:hyperlink r:id="rId59">
         <w:r>
           <w:rPr>
             <w:rStyle w:val="Hyperlink"/>
@@ -4506,8 +4077,8 @@
         <w:t xml:space="preserve">) was measured on an autoanalyzer or following the magnesium induced coprecipitation method.</w:t>
       </w:r>
     </w:p>
-    <w:bookmarkEnd w:id="58"/>
-    <w:bookmarkStart w:id="59" w:name="community-composition-data"/>
+    <w:bookmarkEnd w:id="60"/>
+    <w:bookmarkStart w:id="61" w:name="community-composition-data"/>
     <w:p>
       <w:pPr>
         <w:pStyle w:val="Heading2"/>
@@ -4533,8 +4104,8 @@
         <w:t xml:space="preserve">.</w:t>
       </w:r>
     </w:p>
-    <w:bookmarkEnd w:id="59"/>
-    <w:bookmarkStart w:id="60" w:name="n-incubations"/>
+    <w:bookmarkEnd w:id="61"/>
+    <w:bookmarkStart w:id="62" w:name="n-incubations"/>
     <w:p>
       <w:pPr>
         <w:pStyle w:val="Heading2"/>
@@ -4696,8 +4267,8 @@
         <w:t xml:space="preserve">Later timepoints followed the same process but were stored in flow-through incubators with blue shading to match mixed layer light and temperature conditions. Inorganic amendments were sampled after 1, 3, 10, and 26 hours to avoid sampling overlap with the next set. The organic amendments were sampled at 3, 10, 26, and 73 hours except for the arginine 25 meter 6AM samples, where the T3 timepoint was missed and sampled after 18 hours instead. 175 meter samples were stored in black trash bags to minimize light exposure during the incubations as well.</w:t>
       </w:r>
     </w:p>
-    <w:bookmarkEnd w:id="60"/>
-    <w:bookmarkStart w:id="64" w:name="incubation-sample-processing"/>
+    <w:bookmarkEnd w:id="62"/>
+    <w:bookmarkStart w:id="66" w:name="incubation-sample-processing"/>
     <w:p>
       <w:pPr>
         <w:pStyle w:val="Heading2"/>
@@ -4706,7 +4277,7 @@
         <w:t xml:space="preserve">Incubation sample processing</w:t>
       </w:r>
     </w:p>
-    <w:bookmarkStart w:id="61" w:name="metabolite-extractions"/>
+    <w:bookmarkStart w:id="63" w:name="metabolite-extractions"/>
     <w:p>
       <w:pPr>
         <w:pStyle w:val="Heading3"/>
@@ -4805,8 +4376,8 @@
         <w:t xml:space="preserve">. Samples were then placed directly into the autosampler for injection.</w:t>
       </w:r>
     </w:p>
-    <w:bookmarkEnd w:id="61"/>
-    <w:bookmarkStart w:id="62" w:name="X19409b37c327afd3b5165e60e12a5af23e5c7cc"/>
+    <w:bookmarkEnd w:id="63"/>
+    <w:bookmarkStart w:id="64" w:name="X19409b37c327afd3b5165e60e12a5af23e5c7cc"/>
     <w:p>
       <w:pPr>
         <w:pStyle w:val="Heading3"/>
@@ -4863,8 +4434,8 @@
         <w:t xml:space="preserve">using the AccQ Tag Ultra derivatization kit from Waters. 10 µL of each sample was transferred into a new glass LCMS vial and 70 µL of borate buffer was added to each vial. After vortexing, 20 µL of AccQ Tag Ultra derivatizing agent was added to each sample and the vials were heated at 55 °C for 10 minutes before being cooled and transferred to the autosampler for injection.</w:t>
       </w:r>
     </w:p>
-    <w:bookmarkEnd w:id="62"/>
-    <w:bookmarkStart w:id="63" w:name="hplc-ms-methods"/>
+    <w:bookmarkEnd w:id="64"/>
+    <w:bookmarkStart w:id="65" w:name="hplc-ms-methods"/>
     <w:p>
       <w:pPr>
         <w:pStyle w:val="Heading3"/>
@@ -4937,9 +4508,9 @@
         <w:t xml:space="preserve">and a resolution of 60,000 on a Thermo Scientific Q Exactive HF Orbitrap. The capillary temperature was 320 °C, the H-ESI spray voltage was 3.8 kV, and the auxiliary gas heater temperature was 90 °C. The S-lens RF level was 65. Sheath gas, auxiliary gas, and sweep gas flow rates were maintained at 50, 15, and 1, respectively.</w:t>
       </w:r>
     </w:p>
-    <w:bookmarkEnd w:id="63"/>
-    <w:bookmarkEnd w:id="64"/>
-    <w:bookmarkStart w:id="67" w:name="data-analysis"/>
+    <w:bookmarkEnd w:id="65"/>
+    <w:bookmarkEnd w:id="66"/>
+    <w:bookmarkStart w:id="69" w:name="data-analysis"/>
     <w:p>
       <w:pPr>
         <w:pStyle w:val="Heading2"/>
@@ -4965,7 +4536,7 @@
         <w:t xml:space="preserve">) with vendor centroiding and separated into positive and negative mode files.</w:t>
       </w:r>
     </w:p>
-    <w:bookmarkStart w:id="65" w:name="targeted-analysis"/>
+    <w:bookmarkStart w:id="67" w:name="targeted-analysis"/>
     <w:p>
       <w:pPr>
         <w:pStyle w:val="Heading3"/>
@@ -5047,8 +4618,8 @@
         <w:t xml:space="preserve">and quantified using the response factors estimated from the standards in the pooled sample. Samples that accidentally did not receive isotope-labeled internal standards had their peak areas interpolated as the average value of the samples immediately preceding and following.</w:t>
       </w:r>
     </w:p>
-    <w:bookmarkEnd w:id="65"/>
-    <w:bookmarkStart w:id="66" w:name="untargeted-analysis"/>
+    <w:bookmarkEnd w:id="67"/>
+    <w:bookmarkStart w:id="68" w:name="untargeted-analysis"/>
     <w:p>
       <w:pPr>
         <w:pStyle w:val="Heading3"/>
@@ -5365,114 +4936,114 @@
       </w:r>
       <w:r>
         <w:t xml:space="preserve">N peaks was above 0.8. We also removed peaks that eluted between 14 and 14.5 minutes because many of them appeared to be adducts or in-source transformations of bisulfate.</w:t>
-      </w:r>
-    </w:p>
-    <w:bookmarkEnd w:id="66"/>
-    <w:bookmarkEnd w:id="67"/>
-    <w:bookmarkStart w:id="68" w:name="statistics"/>
-    <w:p>
-      <w:pPr>
-        <w:pStyle w:val="Heading2"/>
-      </w:pPr>
-      <w:r>
-        <w:t xml:space="preserve">Statistics</w:t>
-      </w:r>
-    </w:p>
-    <w:p>
-      <w:pPr>
-        <w:pStyle w:val="FirstParagraph"/>
-      </w:pPr>
-      <w:r>
-        <w:t xml:space="preserve">Statistics were run in R version 4.5.0</w:t>
-      </w:r>
-      <w:r>
-        <w:t xml:space="preserve"> </w:t>
-      </w:r>
-      <w:r>
-        <w:t xml:space="preserve">(R Core Team 2025)</w:t>
-      </w:r>
-      <w:r>
-        <w:t xml:space="preserve">. We fit logistic regression curves to the fraction of the metabolite peak area labeled using R’s</w:t>
-      </w:r>
-      <w:r>
-        <w:t xml:space="preserve"> </w:t>
-      </w:r>
-      <w:r>
-        <w:rPr>
-          <w:rStyle w:val="VerbatimChar"/>
-        </w:rPr>
-        <w:t xml:space="preserve">glm</w:t>
-      </w:r>
-      <w:r>
-        <w:t xml:space="preserve"> </w:t>
-      </w:r>
-      <w:r>
-        <w:t xml:space="preserve">function to model labeling fractions and error distributions except where only the final timepoint had signal, in which case we used a one-sample t-test to determine whether the labeling was significantly different from zero using only the final timepoint’s data. When testing whether untargeted compounds were increased over time we used Type-I linear models (</w:t>
-      </w:r>
-      <w:r>
-        <w:rPr>
-          <w:rStyle w:val="VerbatimChar"/>
-        </w:rPr>
-        <w:t xml:space="preserve">lm</w:t>
-      </w:r>
-      <w:r>
-        <w:t xml:space="preserve"> </w:t>
-      </w:r>
-      <w:r>
-        <w:t xml:space="preserve">in R) with a false-discovery rate correction (</w:t>
-      </w:r>
-      <w:r>
-        <w:rPr>
-          <w:rStyle w:val="VerbatimChar"/>
-        </w:rPr>
-        <w:t xml:space="preserve">p.adjust</w:t>
-      </w:r>
-      <w:r>
-        <w:t xml:space="preserve">,</w:t>
-      </w:r>
-      <w:r>
-        <w:t xml:space="preserve"> </w:t>
-      </w:r>
-      <w:r>
-        <w:t xml:space="preserve">Benjamini and Hochberg (1995)</w:t>
-      </w:r>
-      <w:r>
-        <w:t xml:space="preserve">) and log-scaled time and peak area. Analyses were performed on triplicate data points across the 5 timepoints for a sample size of 15 with the exception of the 175 meter 6PM nitrate incubations for which T10 was removed due to anomalous labeling patterns and unclear sampling timing (resulting in n=12) and replicate B in the 25 meter 6AM guanosine monophosphate amendments at T26 which was lost during sample processing (n=14). k-means clustering was performed via</w:t>
-      </w:r>
-      <w:r>
-        <w:t xml:space="preserve"> </w:t>
-      </w:r>
-      <w:r>
-        <w:rPr>
-          <w:rStyle w:val="VerbatimChar"/>
-        </w:rPr>
-        <w:t xml:space="preserve">kmeans</w:t>
-      </w:r>
-      <w:r>
-        <w:t xml:space="preserve"> </w:t>
-      </w:r>
-      <w:r>
-        <w:t xml:space="preserve">from the</w:t>
-      </w:r>
-      <w:r>
-        <w:t xml:space="preserve"> </w:t>
-      </w:r>
-      <w:r>
-        <w:rPr>
-          <w:rStyle w:val="VerbatimChar"/>
-        </w:rPr>
-        <w:t xml:space="preserve">stats</w:t>
-      </w:r>
-      <w:r>
-        <w:t xml:space="preserve"> </w:t>
-      </w:r>
-      <w:r>
-        <w:t xml:space="preserve">package with 10 clusters after no clear jump in variance explained was observed with other cluster numbers, indicating the labeling patterns likely exist as a gradient instead of discrete groups.</w:t>
       </w:r>
     </w:p>
     <w:bookmarkEnd w:id="68"/>
     <w:bookmarkEnd w:id="69"/>
-    <w:bookmarkStart w:id="70" w:name="acknowledgements"/>
+    <w:bookmarkStart w:id="70" w:name="statistics"/>
+    <w:p>
+      <w:pPr>
+        <w:pStyle w:val="Heading2"/>
+      </w:pPr>
+      <w:r>
+        <w:t xml:space="preserve">Statistics</w:t>
+      </w:r>
+    </w:p>
+    <w:p>
+      <w:pPr>
+        <w:pStyle w:val="FirstParagraph"/>
+      </w:pPr>
+      <w:r>
+        <w:t xml:space="preserve">Statistics were run in R version 4.5.0</w:t>
+      </w:r>
+      <w:r>
+        <w:t xml:space="preserve"> </w:t>
+      </w:r>
+      <w:r>
+        <w:t xml:space="preserve">(R Core Team 2025)</w:t>
+      </w:r>
+      <w:r>
+        <w:t xml:space="preserve">. We fit logistic regression curves to the fraction of the metabolite peak area labeled using R’s</w:t>
+      </w:r>
+      <w:r>
+        <w:t xml:space="preserve"> </w:t>
+      </w:r>
+      <w:r>
+        <w:rPr>
+          <w:rStyle w:val="VerbatimChar"/>
+        </w:rPr>
+        <w:t xml:space="preserve">glm</w:t>
+      </w:r>
+      <w:r>
+        <w:t xml:space="preserve"> </w:t>
+      </w:r>
+      <w:r>
+        <w:t xml:space="preserve">function to model labeling fractions and error distributions except where only the final timepoint had signal, in which case we used a one-sample t-test to determine whether the labeling was significantly different from zero using only the final timepoint’s data. When testing whether untargeted compounds were increased over time we used Type-I linear models (</w:t>
+      </w:r>
+      <w:r>
+        <w:rPr>
+          <w:rStyle w:val="VerbatimChar"/>
+        </w:rPr>
+        <w:t xml:space="preserve">lm</w:t>
+      </w:r>
+      <w:r>
+        <w:t xml:space="preserve"> </w:t>
+      </w:r>
+      <w:r>
+        <w:t xml:space="preserve">in R) with a false-discovery rate correction (</w:t>
+      </w:r>
+      <w:r>
+        <w:rPr>
+          <w:rStyle w:val="VerbatimChar"/>
+        </w:rPr>
+        <w:t xml:space="preserve">p.adjust</w:t>
+      </w:r>
+      <w:r>
+        <w:t xml:space="preserve">,</w:t>
+      </w:r>
+      <w:r>
+        <w:t xml:space="preserve"> </w:t>
+      </w:r>
+      <w:r>
+        <w:t xml:space="preserve">Benjamini and Hochberg (1995)</w:t>
+      </w:r>
+      <w:r>
+        <w:t xml:space="preserve">) and log-scaled time and peak area. Analyses were performed on triplicate data points across the 5 timepoints for a sample size of 15 with the exception of the 175 meter 6PM nitrate incubations for which T10 was removed due to anomalous labeling patterns and unclear sampling timing (resulting in n=12) and replicate B in the 25 meter 6AM guanosine monophosphate amendments at T26 which was lost during sample processing (n=14). k-means clustering was performed via</w:t>
+      </w:r>
+      <w:r>
+        <w:t xml:space="preserve"> </w:t>
+      </w:r>
+      <w:r>
+        <w:rPr>
+          <w:rStyle w:val="VerbatimChar"/>
+        </w:rPr>
+        <w:t xml:space="preserve">kmeans</w:t>
+      </w:r>
+      <w:r>
+        <w:t xml:space="preserve"> </w:t>
+      </w:r>
+      <w:r>
+        <w:t xml:space="preserve">from the</w:t>
+      </w:r>
+      <w:r>
+        <w:t xml:space="preserve"> </w:t>
+      </w:r>
+      <w:r>
+        <w:rPr>
+          <w:rStyle w:val="VerbatimChar"/>
+        </w:rPr>
+        <w:t xml:space="preserve">stats</w:t>
+      </w:r>
+      <w:r>
+        <w:t xml:space="preserve"> </w:t>
+      </w:r>
+      <w:r>
+        <w:t xml:space="preserve">package with 10 clusters after no clear jump in variance explained was observed with other cluster numbers, indicating the labeling patterns likely exist as a gradient instead of discrete groups.</w:t>
+      </w:r>
+    </w:p>
+    <w:bookmarkEnd w:id="70"/>
+    <w:bookmarkEnd w:id="71"/>
+    <w:bookmarkStart w:id="72" w:name="acknowledgements"/>
     <w:p>
       <w:pPr>
         <w:pStyle w:val="Heading1"/>
@@ -5481,8 +5052,40 @@
         <w:t xml:space="preserve">Acknowledgements</w:t>
       </w:r>
     </w:p>
-    <w:bookmarkEnd w:id="70"/>
-    <w:bookmarkStart w:id="71" w:name="data-availability"/>
+    <w:p>
+      <w:pPr>
+        <w:pStyle w:val="FirstParagraph"/>
+      </w:pPr>
+      <w:r>
+        <w:t xml:space="preserve">We would like to acknowledge the captain and crew of the R/V</w:t>
+      </w:r>
+      <w:r>
+        <w:t xml:space="preserve"> </w:t>
+      </w:r>
+      <w:r>
+        <w:rPr>
+          <w:i/>
+          <w:iCs/>
+        </w:rPr>
+        <w:t xml:space="preserve">Kilo Moana</w:t>
+      </w:r>
+      <w:r>
+        <w:t xml:space="preserve"> </w:t>
+      </w:r>
+      <w:r>
+        <w:t xml:space="preserve">for making this science possible. We would also like to thank the other members of the Ingalls, White, and BEACH labs who provided assistance in sample processing, integration, and analysis. This work was supported by grants from the Simons Foundation (SCOPE Award ID 329108 to AI, SF Award ID 385428 to AI, and SCOPE Award ID 721264 to David Karl which supported BB).</w:t>
+      </w:r>
+    </w:p>
+    <w:p>
+      <w:pPr>
+        <w:pStyle w:val="BodyText"/>
+      </w:pPr>
+      <w:r>
+        <w:t xml:space="preserve">The authors have no conflicts of interest to declare.</w:t>
+      </w:r>
+    </w:p>
+    <w:bookmarkEnd w:id="72"/>
+    <w:bookmarkStart w:id="73" w:name="data-availability"/>
     <w:p>
       <w:pPr>
         <w:pStyle w:val="Heading1"/>
@@ -5491,8 +5094,8 @@
         <w:t xml:space="preserve">Data availability</w:t>
       </w:r>
     </w:p>
-    <w:bookmarkEnd w:id="71"/>
-    <w:bookmarkStart w:id="140" w:name="references"/>
+    <w:bookmarkEnd w:id="73"/>
+    <w:bookmarkStart w:id="167" w:name="references"/>
     <w:p>
       <w:pPr>
         <w:pStyle w:val="Heading1"/>
@@ -5501,8 +5104,8 @@
         <w:t xml:space="preserve">References</w:t>
       </w:r>
     </w:p>
-    <w:bookmarkStart w:id="139" w:name="refs"/>
-    <w:bookmarkStart w:id="73" w:name="ref-Alexander2015"/>
+    <w:bookmarkStart w:id="166" w:name="refs"/>
+    <w:bookmarkStart w:id="75" w:name="ref-Alexander2015"/>
     <w:p>
       <w:pPr>
         <w:pStyle w:val="Bibliography"/>
@@ -5535,7 +5138,7 @@
       <w:r>
         <w:t xml:space="preserve"> </w:t>
       </w:r>
-      <w:hyperlink r:id="rId72">
+      <w:hyperlink r:id="rId74">
         <w:r>
           <w:rPr>
             <w:rStyle w:val="Hyperlink"/>
@@ -5547,8 +5150,8 @@
         <w:t xml:space="preserve">.</w:t>
       </w:r>
     </w:p>
-    <w:bookmarkEnd w:id="73"/>
-    <w:bookmarkStart w:id="74" w:name="ref-Aluwihare2008"/>
+    <w:bookmarkEnd w:id="75"/>
+    <w:bookmarkStart w:id="76" w:name="ref-Aluwihare2008"/>
     <w:p>
       <w:pPr>
         <w:pStyle w:val="Bibliography"/>
@@ -5594,85 +5197,6 @@
       </w:r>
       <w:r>
         <w:t xml:space="preserve">, 2nd ed., 95–140. Academic Press Burlington, MA.</w:t>
-      </w:r>
-    </w:p>
-    <w:bookmarkEnd w:id="74"/>
-    <w:bookmarkStart w:id="76" w:name="ref-Aluwihare2005"/>
-    <w:p>
-      <w:pPr>
-        <w:pStyle w:val="Bibliography"/>
-      </w:pPr>
-      <w:r>
-        <w:t xml:space="preserve">Aluwihare, Lihini I., Daniel J. Repeta, Silvio Pantoja, and Carl G. Johnson. 2005.</w:t>
-      </w:r>
-      <w:r>
-        <w:t xml:space="preserve"> </w:t>
-      </w:r>
-      <w:r>
-        <w:t xml:space="preserve">“Two</w:t>
-      </w:r>
-      <w:r>
-        <w:t xml:space="preserve"> </w:t>
-      </w:r>
-      <w:r>
-        <w:t xml:space="preserve">Chemically Distinct Pools</w:t>
-      </w:r>
-      <w:r>
-        <w:t xml:space="preserve"> </w:t>
-      </w:r>
-      <w:r>
-        <w:t xml:space="preserve">of</w:t>
-      </w:r>
-      <w:r>
-        <w:t xml:space="preserve"> </w:t>
-      </w:r>
-      <w:r>
-        <w:t xml:space="preserve">Organic Nitrogen Accumulate</w:t>
-      </w:r>
-      <w:r>
-        <w:t xml:space="preserve"> </w:t>
-      </w:r>
-      <w:r>
-        <w:t xml:space="preserve">in the</w:t>
-      </w:r>
-      <w:r>
-        <w:t xml:space="preserve"> </w:t>
-      </w:r>
-      <w:r>
-        <w:t xml:space="preserve">Ocean</w:t>
-      </w:r>
-      <w:r>
-        <w:t xml:space="preserve">.”</w:t>
-      </w:r>
-      <w:r>
-        <w:t xml:space="preserve"> </w:t>
-      </w:r>
-      <w:r>
-        <w:rPr>
-          <w:i/>
-          <w:iCs/>
-        </w:rPr>
-        <w:t xml:space="preserve">Science</w:t>
-      </w:r>
-      <w:r>
-        <w:t xml:space="preserve"> </w:t>
-      </w:r>
-      <w:r>
-        <w:t xml:space="preserve">308 (5724): 1007–10.</w:t>
-      </w:r>
-      <w:r>
-        <w:t xml:space="preserve"> </w:t>
-      </w:r>
-      <w:hyperlink r:id="rId75">
-        <w:r>
-          <w:rPr>
-            <w:rStyle w:val="Hyperlink"/>
-          </w:rPr>
-          <w:t xml:space="preserve">https://doi.org/10.1126/science.1108925</w:t>
-        </w:r>
-      </w:hyperlink>
-      <w:r>
-        <w:t xml:space="preserve">.</w:t>
       </w:r>
     </w:p>
     <w:bookmarkEnd w:id="76"/>
@@ -5722,12 +5246,165 @@
       </w:r>
     </w:p>
     <w:bookmarkEnd w:id="78"/>
-    <w:bookmarkStart w:id="80" w:name="ref-Bender2012"/>
+    <w:bookmarkStart w:id="80" w:name="ref-Armbrust2009"/>
     <w:p>
       <w:pPr>
         <w:pStyle w:val="Bibliography"/>
       </w:pPr>
       <w:r>
+        <w:t xml:space="preserve">Armbrust, E. Virginia. 2009.</w:t>
+      </w:r>
+      <w:r>
+        <w:t xml:space="preserve"> </w:t>
+      </w:r>
+      <w:r>
+        <w:t xml:space="preserve">“The Life of Diatoms in the World’s Oceans.”</w:t>
+      </w:r>
+      <w:r>
+        <w:t xml:space="preserve"> </w:t>
+      </w:r>
+      <w:r>
+        <w:rPr>
+          <w:i/>
+          <w:iCs/>
+        </w:rPr>
+        <w:t xml:space="preserve">Nature</w:t>
+      </w:r>
+      <w:r>
+        <w:t xml:space="preserve"> </w:t>
+      </w:r>
+      <w:r>
+        <w:t xml:space="preserve">459 (7244): 185–92.</w:t>
+      </w:r>
+      <w:r>
+        <w:t xml:space="preserve"> </w:t>
+      </w:r>
+      <w:hyperlink r:id="rId79">
+        <w:r>
+          <w:rPr>
+            <w:rStyle w:val="Hyperlink"/>
+          </w:rPr>
+          <w:t xml:space="preserve">https://doi.org/10.1038/nature08057</w:t>
+        </w:r>
+      </w:hyperlink>
+      <w:r>
+        <w:t xml:space="preserve">.</w:t>
+      </w:r>
+    </w:p>
+    <w:bookmarkEnd w:id="80"/>
+    <w:bookmarkStart w:id="82" w:name="ref-Armbrust2004"/>
+    <w:p>
+      <w:pPr>
+        <w:pStyle w:val="Bibliography"/>
+      </w:pPr>
+      <w:r>
+        <w:t xml:space="preserve">Armbrust, E. Virginia, John A. Berges, Chris Bowler, Beverley R. Green, Diego Martinez, Nicholas H. Putnam, Shiguo Zhou, et al. 2004.</w:t>
+      </w:r>
+      <w:r>
+        <w:t xml:space="preserve"> </w:t>
+      </w:r>
+      <w:r>
+        <w:t xml:space="preserve">“The</w:t>
+      </w:r>
+      <w:r>
+        <w:t xml:space="preserve"> </w:t>
+      </w:r>
+      <w:r>
+        <w:t xml:space="preserve">Genome</w:t>
+      </w:r>
+      <w:r>
+        <w:t xml:space="preserve"> </w:t>
+      </w:r>
+      <w:r>
+        <w:t xml:space="preserve">of the</w:t>
+      </w:r>
+      <w:r>
+        <w:t xml:space="preserve"> </w:t>
+      </w:r>
+      <w:r>
+        <w:t xml:space="preserve">Diatom</w:t>
+      </w:r>
+      <w:r>
+        <w:t xml:space="preserve"> </w:t>
+      </w:r>
+      <w:r>
+        <w:rPr>
+          <w:i/>
+          <w:iCs/>
+        </w:rPr>
+        <w:t xml:space="preserve">Thalassiosira Pseudonana</w:t>
+      </w:r>
+      <w:r>
+        <w:t xml:space="preserve"> </w:t>
+      </w:r>
+      <w:r>
+        <w:t xml:space="preserve">:</w:t>
+      </w:r>
+      <w:r>
+        <w:t xml:space="preserve"> </w:t>
+      </w:r>
+      <w:r>
+        <w:t xml:space="preserve">Ecology</w:t>
+      </w:r>
+      <w:r>
+        <w:t xml:space="preserve">,</w:t>
+      </w:r>
+      <w:r>
+        <w:t xml:space="preserve"> </w:t>
+      </w:r>
+      <w:r>
+        <w:t xml:space="preserve">Evolution</w:t>
+      </w:r>
+      <w:r>
+        <w:t xml:space="preserve">, and</w:t>
+      </w:r>
+      <w:r>
+        <w:t xml:space="preserve"> </w:t>
+      </w:r>
+      <w:r>
+        <w:t xml:space="preserve">Metabolism</w:t>
+      </w:r>
+      <w:r>
+        <w:t xml:space="preserve">.”</w:t>
+      </w:r>
+      <w:r>
+        <w:t xml:space="preserve"> </w:t>
+      </w:r>
+      <w:r>
+        <w:rPr>
+          <w:i/>
+          <w:iCs/>
+        </w:rPr>
+        <w:t xml:space="preserve">Science</w:t>
+      </w:r>
+      <w:r>
+        <w:t xml:space="preserve"> </w:t>
+      </w:r>
+      <w:r>
+        <w:t xml:space="preserve">306 (5693): 79–86.</w:t>
+      </w:r>
+      <w:r>
+        <w:t xml:space="preserve"> </w:t>
+      </w:r>
+      <w:hyperlink r:id="rId81">
+        <w:r>
+          <w:rPr>
+            <w:rStyle w:val="Hyperlink"/>
+          </w:rPr>
+          <w:t xml:space="preserve">https://doi.org/10.1126/science.1101156</w:t>
+        </w:r>
+      </w:hyperlink>
+      <w:r>
+        <w:t xml:space="preserve">.</w:t>
+      </w:r>
+    </w:p>
+    <w:bookmarkEnd w:id="82"/>
+    <w:bookmarkStart w:id="84" w:name="ref-Bender2012"/>
+    <w:p>
+      <w:pPr>
+        <w:pStyle w:val="Bibliography"/>
+      </w:pPr>
+      <w:r>
         <w:t xml:space="preserve">Bender, Sara J., Micaela S. Parker, and E. Virginia Armbrust. 2012.</w:t>
       </w:r>
       <w:r>
@@ -5839,7 +5516,7 @@
       <w:r>
         <w:t xml:space="preserve"> </w:t>
       </w:r>
-      <w:hyperlink r:id="rId79">
+      <w:hyperlink r:id="rId83">
         <w:r>
           <w:rPr>
             <w:rStyle w:val="Hyperlink"/>
@@ -5851,8 +5528,8 @@
         <w:t xml:space="preserve">.</w:t>
       </w:r>
     </w:p>
-    <w:bookmarkEnd w:id="80"/>
-    <w:bookmarkStart w:id="82" w:name="ref-Benjamini1995"/>
+    <w:bookmarkEnd w:id="84"/>
+    <w:bookmarkStart w:id="86" w:name="ref-Benjamini1995"/>
     <w:p>
       <w:pPr>
         <w:pStyle w:val="Bibliography"/>
@@ -5927,7 +5604,7 @@
       <w:r>
         <w:t xml:space="preserve"> </w:t>
       </w:r>
-      <w:hyperlink r:id="rId81">
+      <w:hyperlink r:id="rId85">
         <w:r>
           <w:rPr>
             <w:rStyle w:val="Hyperlink"/>
@@ -5939,13 +5616,206 @@
         <w:t xml:space="preserve">.</w:t>
       </w:r>
     </w:p>
-    <w:bookmarkEnd w:id="82"/>
-    <w:bookmarkStart w:id="84" w:name="ref-Boysen2018"/>
+    <w:bookmarkEnd w:id="86"/>
+    <w:bookmarkStart w:id="88" w:name="ref-Benner2015"/>
     <w:p>
       <w:pPr>
         <w:pStyle w:val="Bibliography"/>
       </w:pPr>
       <w:r>
+        <w:t xml:space="preserve">Benner, Ronald, and Rainer M. W. Amon. 2015.</w:t>
+      </w:r>
+      <w:r>
+        <w:t xml:space="preserve"> </w:t>
+      </w:r>
+      <w:r>
+        <w:t xml:space="preserve">“The</w:t>
+      </w:r>
+      <w:r>
+        <w:t xml:space="preserve"> </w:t>
+      </w:r>
+      <w:r>
+        <w:t xml:space="preserve">Size-Reactivity Continuum</w:t>
+      </w:r>
+      <w:r>
+        <w:t xml:space="preserve"> </w:t>
+      </w:r>
+      <w:r>
+        <w:t xml:space="preserve">of</w:t>
+      </w:r>
+      <w:r>
+        <w:t xml:space="preserve"> </w:t>
+      </w:r>
+      <w:r>
+        <w:t xml:space="preserve">Major Bioelements</w:t>
+      </w:r>
+      <w:r>
+        <w:t xml:space="preserve"> </w:t>
+      </w:r>
+      <w:r>
+        <w:t xml:space="preserve">in the</w:t>
+      </w:r>
+      <w:r>
+        <w:t xml:space="preserve"> </w:t>
+      </w:r>
+      <w:r>
+        <w:t xml:space="preserve">Ocean</w:t>
+      </w:r>
+      <w:r>
+        <w:t xml:space="preserve">.”</w:t>
+      </w:r>
+      <w:r>
+        <w:t xml:space="preserve"> </w:t>
+      </w:r>
+      <w:r>
+        <w:rPr>
+          <w:i/>
+          <w:iCs/>
+        </w:rPr>
+        <w:t xml:space="preserve">Annual Review of Marine Science</w:t>
+      </w:r>
+      <w:r>
+        <w:t xml:space="preserve"> </w:t>
+      </w:r>
+      <w:r>
+        <w:t xml:space="preserve">7 (1): 185–205.</w:t>
+      </w:r>
+      <w:r>
+        <w:t xml:space="preserve"> </w:t>
+      </w:r>
+      <w:hyperlink r:id="rId87">
+        <w:r>
+          <w:rPr>
+            <w:rStyle w:val="Hyperlink"/>
+          </w:rPr>
+          <w:t xml:space="preserve">https://doi.org/10.1146/annurev-marine-010213-135126</w:t>
+        </w:r>
+      </w:hyperlink>
+      <w:r>
+        <w:t xml:space="preserve">.</w:t>
+      </w:r>
+    </w:p>
+    <w:bookmarkEnd w:id="88"/>
+    <w:bookmarkStart w:id="90" w:name="ref-Berthelot2021"/>
+    <w:p>
+      <w:pPr>
+        <w:pStyle w:val="Bibliography"/>
+      </w:pPr>
+      <w:r>
+        <w:t xml:space="preserve">Berthelot, Hugo, Solange Duhamel, Stéphane L’Helguen, Jean-François Maguer, and Nicolas Cassar. 2021.</w:t>
+      </w:r>
+      <w:r>
+        <w:t xml:space="preserve"> </w:t>
+      </w:r>
+      <w:r>
+        <w:t xml:space="preserve">“Inorganic and Organic Carbon and Nitrogen Uptake Strategies of Picoplankton Groups in the Northwestern</w:t>
+      </w:r>
+      <w:r>
+        <w:t xml:space="preserve"> </w:t>
+      </w:r>
+      <w:r>
+        <w:t xml:space="preserve">Atlantic Ocean</w:t>
+      </w:r>
+      <w:r>
+        <w:t xml:space="preserve">.”</w:t>
+      </w:r>
+      <w:r>
+        <w:t xml:space="preserve"> </w:t>
+      </w:r>
+      <w:r>
+        <w:rPr>
+          <w:i/>
+          <w:iCs/>
+        </w:rPr>
+        <w:t xml:space="preserve">Limnology and Oceanography</w:t>
+      </w:r>
+      <w:r>
+        <w:t xml:space="preserve"> </w:t>
+      </w:r>
+      <w:r>
+        <w:t xml:space="preserve">66 (10): 3682–96.</w:t>
+      </w:r>
+      <w:r>
+        <w:t xml:space="preserve"> </w:t>
+      </w:r>
+      <w:hyperlink r:id="rId89">
+        <w:r>
+          <w:rPr>
+            <w:rStyle w:val="Hyperlink"/>
+          </w:rPr>
+          <w:t xml:space="preserve">https://doi.org/10.1002/lno.11909</w:t>
+        </w:r>
+      </w:hyperlink>
+      <w:r>
+        <w:t xml:space="preserve">.</w:t>
+      </w:r>
+    </w:p>
+    <w:bookmarkEnd w:id="90"/>
+    <w:bookmarkStart w:id="92" w:name="ref-Berube2015"/>
+    <w:p>
+      <w:pPr>
+        <w:pStyle w:val="Bibliography"/>
+      </w:pPr>
+      <w:r>
+        <w:t xml:space="preserve">Berube, Paul M, Steven J Biller, Alyssa G Kent, Jessie W Berta-Thompson, Sara E Roggensack, Kathryn H Roache-Johnson, Marcia Ackerman, et al. 2015.</w:t>
+      </w:r>
+      <w:r>
+        <w:t xml:space="preserve"> </w:t>
+      </w:r>
+      <w:r>
+        <w:t xml:space="preserve">“Physiology and Evolution of Nitrate Acquisition in</w:t>
+      </w:r>
+      <w:r>
+        <w:t xml:space="preserve"> </w:t>
+      </w:r>
+      <w:r>
+        <w:rPr>
+          <w:i/>
+          <w:iCs/>
+        </w:rPr>
+        <w:t xml:space="preserve">Prochlorococcus</w:t>
+      </w:r>
+      <w:r>
+        <w:t xml:space="preserve">.”</w:t>
+      </w:r>
+      <w:r>
+        <w:t xml:space="preserve"> </w:t>
+      </w:r>
+      <w:r>
+        <w:rPr>
+          <w:i/>
+          <w:iCs/>
+        </w:rPr>
+        <w:t xml:space="preserve">The ISME Journal</w:t>
+      </w:r>
+      <w:r>
+        <w:t xml:space="preserve"> </w:t>
+      </w:r>
+      <w:r>
+        <w:t xml:space="preserve">9 (5): 1195–1207.</w:t>
+      </w:r>
+      <w:r>
+        <w:t xml:space="preserve"> </w:t>
+      </w:r>
+      <w:hyperlink r:id="rId91">
+        <w:r>
+          <w:rPr>
+            <w:rStyle w:val="Hyperlink"/>
+          </w:rPr>
+          <w:t xml:space="preserve">https://doi.org/10.1038/ismej.2014.211</w:t>
+        </w:r>
+      </w:hyperlink>
+      <w:r>
+        <w:t xml:space="preserve">.</w:t>
+      </w:r>
+    </w:p>
+    <w:bookmarkEnd w:id="92"/>
+    <w:bookmarkStart w:id="94" w:name="ref-Boysen2018"/>
+    <w:p>
+      <w:pPr>
+        <w:pStyle w:val="Bibliography"/>
+      </w:pPr>
+      <w:r>
         <w:t xml:space="preserve">Boysen, Angela K., Katherine R. Heal, Laura T. Carlson, and Anitra E. Ingalls. 2018.</w:t>
       </w:r>
       <w:r>
@@ -5973,7 +5843,7 @@
       <w:r>
         <w:t xml:space="preserve"> </w:t>
       </w:r>
-      <w:hyperlink r:id="rId83">
+      <w:hyperlink r:id="rId93">
         <w:r>
           <w:rPr>
             <w:rStyle w:val="Hyperlink"/>
@@ -5985,8 +5855,8 @@
         <w:t xml:space="preserve">.</w:t>
       </w:r>
     </w:p>
-    <w:bookmarkEnd w:id="84"/>
-    <w:bookmarkStart w:id="86" w:name="ref-Bradley2010"/>
+    <w:bookmarkEnd w:id="94"/>
+    <w:bookmarkStart w:id="96" w:name="ref-Bradley2010"/>
     <w:p>
       <w:pPr>
         <w:pStyle w:val="Bibliography"/>
@@ -6028,7 +5898,7 @@
       <w:r>
         <w:t xml:space="preserve"> </w:t>
       </w:r>
-      <w:hyperlink r:id="rId85">
+      <w:hyperlink r:id="rId95">
         <w:r>
           <w:rPr>
             <w:rStyle w:val="Hyperlink"/>
@@ -6040,8 +5910,8 @@
         <w:t xml:space="preserve">.</w:t>
       </w:r>
     </w:p>
-    <w:bookmarkEnd w:id="86"/>
-    <w:bookmarkStart w:id="88" w:name="ref-Bronk2007"/>
+    <w:bookmarkEnd w:id="96"/>
+    <w:bookmarkStart w:id="98" w:name="ref-Bronk2007"/>
     <w:p>
       <w:pPr>
         <w:pStyle w:val="Bibliography"/>
@@ -6083,7 +5953,7 @@
       <w:r>
         <w:t xml:space="preserve"> </w:t>
       </w:r>
-      <w:hyperlink r:id="rId87">
+      <w:hyperlink r:id="rId97">
         <w:r>
           <w:rPr>
             <w:rStyle w:val="Hyperlink"/>
@@ -6095,8 +5965,8 @@
         <w:t xml:space="preserve">.</w:t>
       </w:r>
     </w:p>
-    <w:bookmarkEnd w:id="88"/>
-    <w:bookmarkStart w:id="90" w:name="ref-Bronk2024"/>
+    <w:bookmarkEnd w:id="98"/>
+    <w:bookmarkStart w:id="100" w:name="ref-Bronk2024"/>
     <w:p>
       <w:pPr>
         <w:pStyle w:val="Bibliography"/>
@@ -6146,7 +6016,7 @@
       <w:r>
         <w:t xml:space="preserve"> </w:t>
       </w:r>
-      <w:hyperlink r:id="rId89">
+      <w:hyperlink r:id="rId99">
         <w:r>
           <w:rPr>
             <w:rStyle w:val="Hyperlink"/>
@@ -6158,8 +6028,8 @@
         <w:t xml:space="preserve">.</w:t>
       </w:r>
     </w:p>
-    <w:bookmarkEnd w:id="90"/>
-    <w:bookmarkStart w:id="91" w:name="ref-Bronk2008"/>
+    <w:bookmarkEnd w:id="100"/>
+    <w:bookmarkStart w:id="101" w:name="ref-Bronk2008"/>
     <w:p>
       <w:pPr>
         <w:pStyle w:val="Bibliography"/>
@@ -6216,13 +6086,154 @@
         <w:t xml:space="preserve">, 2nd ed., 385–450. Academic Press Burlington, MA.</w:t>
       </w:r>
     </w:p>
-    <w:bookmarkEnd w:id="91"/>
-    <w:bookmarkStart w:id="93" w:name="ref-Chambers2012"/>
+    <w:bookmarkEnd w:id="101"/>
+    <w:bookmarkStart w:id="103" w:name="ref-Carpenter1999"/>
     <w:p>
       <w:pPr>
         <w:pStyle w:val="Bibliography"/>
       </w:pPr>
       <w:r>
+        <w:t xml:space="preserve">Carpenter, Ej, Jp Montoya, J Burns, Mr Mulholland, A Subramaniam, and Dg Capone. 1999.</w:t>
+      </w:r>
+      <w:r>
+        <w:t xml:space="preserve"> </w:t>
+      </w:r>
+      <w:r>
+        <w:t xml:space="preserve">“Extensive Bloom of a</w:t>
+      </w:r>
+      <w:r>
+        <w:t xml:space="preserve"> </w:t>
+      </w:r>
+      <w:r>
+        <w:t xml:space="preserve">N2-fixing</w:t>
+      </w:r>
+      <w:r>
+        <w:t xml:space="preserve"> </w:t>
+      </w:r>
+      <w:r>
+        <w:t xml:space="preserve">Diatom/Cyanobacterial Association in the Tropical</w:t>
+      </w:r>
+      <w:r>
+        <w:t xml:space="preserve"> </w:t>
+      </w:r>
+      <w:r>
+        <w:t xml:space="preserve">Atlantic Ocean</w:t>
+      </w:r>
+      <w:r>
+        <w:t xml:space="preserve">.”</w:t>
+      </w:r>
+      <w:r>
+        <w:t xml:space="preserve"> </w:t>
+      </w:r>
+      <w:r>
+        <w:rPr>
+          <w:i/>
+          <w:iCs/>
+        </w:rPr>
+        <w:t xml:space="preserve">Marine Ecology Progress Series</w:t>
+      </w:r>
+      <w:r>
+        <w:t xml:space="preserve"> </w:t>
+      </w:r>
+      <w:r>
+        <w:t xml:space="preserve">185: 273–83.</w:t>
+      </w:r>
+      <w:r>
+        <w:t xml:space="preserve"> </w:t>
+      </w:r>
+      <w:hyperlink r:id="rId102">
+        <w:r>
+          <w:rPr>
+            <w:rStyle w:val="Hyperlink"/>
+          </w:rPr>
+          <w:t xml:space="preserve">https://doi.org/10.3354/meps185273</w:t>
+        </w:r>
+      </w:hyperlink>
+      <w:r>
+        <w:t xml:space="preserve">.</w:t>
+      </w:r>
+    </w:p>
+    <w:bookmarkEnd w:id="103"/>
+    <w:bookmarkStart w:id="105" w:name="ref-CastilloCieza2024"/>
+    <w:p>
+      <w:pPr>
+        <w:pStyle w:val="Bibliography"/>
+      </w:pPr>
+      <w:r>
+        <w:t xml:space="preserve">Castillo Cieza, S. Alejandra, Rachel H. R. Stanley, Pierre Marrec, Diana N. Fontaine, E. Taylor Crockford, Dennis J. McGillicuddy Jr., Arshia Mehta, et al. 2024.</w:t>
+      </w:r>
+      <w:r>
+        <w:t xml:space="preserve"> </w:t>
+      </w:r>
+      <w:r>
+        <w:t xml:space="preserve">“Unusual</w:t>
+      </w:r>
+      <w:r>
+        <w:t xml:space="preserve"> </w:t>
+      </w:r>
+      <w:r>
+        <w:rPr>
+          <w:i/>
+          <w:iCs/>
+        </w:rPr>
+        <w:t xml:space="preserve">Hemiaulus</w:t>
+      </w:r>
+      <w:r>
+        <w:t xml:space="preserve"> </w:t>
+      </w:r>
+      <w:r>
+        <w:t xml:space="preserve">Bloom Influences Ocean Productivity in</w:t>
+      </w:r>
+      <w:r>
+        <w:t xml:space="preserve"> </w:t>
+      </w:r>
+      <w:r>
+        <w:t xml:space="preserve">Northeastern US Shelf</w:t>
+      </w:r>
+      <w:r>
+        <w:t xml:space="preserve"> </w:t>
+      </w:r>
+      <w:r>
+        <w:t xml:space="preserve">Waters.”</w:t>
+      </w:r>
+      <w:r>
+        <w:t xml:space="preserve"> </w:t>
+      </w:r>
+      <w:r>
+        <w:rPr>
+          <w:i/>
+          <w:iCs/>
+        </w:rPr>
+        <w:t xml:space="preserve">Biogeosciences</w:t>
+      </w:r>
+      <w:r>
+        <w:t xml:space="preserve"> </w:t>
+      </w:r>
+      <w:r>
+        <w:t xml:space="preserve">21 (5): 1235–57.</w:t>
+      </w:r>
+      <w:r>
+        <w:t xml:space="preserve"> </w:t>
+      </w:r>
+      <w:hyperlink r:id="rId104">
+        <w:r>
+          <w:rPr>
+            <w:rStyle w:val="Hyperlink"/>
+          </w:rPr>
+          <w:t xml:space="preserve">https://doi.org/10.5194/bg-21-1235-2024</w:t>
+        </w:r>
+      </w:hyperlink>
+      <w:r>
+        <w:t xml:space="preserve">.</w:t>
+      </w:r>
+    </w:p>
+    <w:bookmarkEnd w:id="105"/>
+    <w:bookmarkStart w:id="107" w:name="ref-Chambers2012"/>
+    <w:p>
+      <w:pPr>
+        <w:pStyle w:val="Bibliography"/>
+      </w:pPr>
+      <w:r>
         <w:t xml:space="preserve">Chambers, Matthew C, Brendan Maclean, Robert Burke, Dario Amodei, Daniel L Ruderman, Steffen Neumann, Laurent Gatto, et al. 2012.</w:t>
       </w:r>
       <w:r>
@@ -6250,7 +6261,7 @@
       <w:r>
         <w:t xml:space="preserve"> </w:t>
       </w:r>
-      <w:hyperlink r:id="rId92">
+      <w:hyperlink r:id="rId106">
         <w:r>
           <w:rPr>
             <w:rStyle w:val="Hyperlink"/>
@@ -6262,8 +6273,8 @@
         <w:t xml:space="preserve">.</w:t>
       </w:r>
     </w:p>
-    <w:bookmarkEnd w:id="93"/>
-    <w:bookmarkStart w:id="95" w:name="ref-Fountoulakis1998"/>
+    <w:bookmarkEnd w:id="107"/>
+    <w:bookmarkStart w:id="109" w:name="ref-Fountoulakis1998"/>
     <w:p>
       <w:pPr>
         <w:pStyle w:val="Bibliography"/>
@@ -6296,7 +6307,7 @@
       <w:r>
         <w:t xml:space="preserve"> </w:t>
       </w:r>
-      <w:hyperlink r:id="rId94">
+      <w:hyperlink r:id="rId108">
         <w:r>
           <w:rPr>
             <w:rStyle w:val="Hyperlink"/>
@@ -6308,13 +6319,144 @@
         <w:t xml:space="preserve">.</w:t>
       </w:r>
     </w:p>
-    <w:bookmarkEnd w:id="95"/>
-    <w:bookmarkStart w:id="97" w:name="ref-Gray2017"/>
+    <w:bookmarkEnd w:id="109"/>
+    <w:bookmarkStart w:id="111" w:name="ref-Goldberg2017"/>
     <w:p>
       <w:pPr>
         <w:pStyle w:val="Bibliography"/>
       </w:pPr>
       <w:r>
+        <w:t xml:space="preserve">Goldberg, S. J., C. E. Nelson, D. A. Viviani, C. N. Shulse, and M. J. Church. 2017.</w:t>
+      </w:r>
+      <w:r>
+        <w:t xml:space="preserve"> </w:t>
+      </w:r>
+      <w:r>
+        <w:t xml:space="preserve">“Cascading Influence of Inorganic Nitrogen Sources on</w:t>
+      </w:r>
+      <w:r>
+        <w:t xml:space="preserve"> </w:t>
+      </w:r>
+      <w:r>
+        <w:t xml:space="preserve">DOM</w:t>
+      </w:r>
+      <w:r>
+        <w:t xml:space="preserve"> </w:t>
+      </w:r>
+      <w:r>
+        <w:t xml:space="preserve">Production, Composition, Lability and Microbial Community Structure in the Open Ocean.”</w:t>
+      </w:r>
+      <w:r>
+        <w:t xml:space="preserve"> </w:t>
+      </w:r>
+      <w:r>
+        <w:rPr>
+          <w:i/>
+          <w:iCs/>
+        </w:rPr>
+        <w:t xml:space="preserve">Environmental Microbiology</w:t>
+      </w:r>
+      <w:r>
+        <w:t xml:space="preserve"> </w:t>
+      </w:r>
+      <w:r>
+        <w:t xml:space="preserve">19 (9): 3450–64.</w:t>
+      </w:r>
+      <w:r>
+        <w:t xml:space="preserve"> </w:t>
+      </w:r>
+      <w:hyperlink r:id="rId110">
+        <w:r>
+          <w:rPr>
+            <w:rStyle w:val="Hyperlink"/>
+          </w:rPr>
+          <w:t xml:space="preserve">https://doi.org/10.1111/1462-2920.13825</w:t>
+        </w:r>
+      </w:hyperlink>
+      <w:r>
+        <w:t xml:space="preserve">.</w:t>
+      </w:r>
+    </w:p>
+    <w:bookmarkEnd w:id="111"/>
+    <w:bookmarkStart w:id="113" w:name="ref-Gonsior2022"/>
+    <w:p>
+      <w:pPr>
+        <w:pStyle w:val="Bibliography"/>
+      </w:pPr>
+      <w:r>
+        <w:t xml:space="preserve">Gonsior, Michael, Leanne Powers, Madeline Lahm, and Shannon Leigh McCallister. 2022.</w:t>
+      </w:r>
+      <w:r>
+        <w:t xml:space="preserve"> </w:t>
+      </w:r>
+      <w:r>
+        <w:t xml:space="preserve">“New</w:t>
+      </w:r>
+      <w:r>
+        <w:t xml:space="preserve"> </w:t>
+      </w:r>
+      <w:r>
+        <w:t xml:space="preserve">Perspectives</w:t>
+      </w:r>
+      <w:r>
+        <w:t xml:space="preserve"> </w:t>
+      </w:r>
+      <w:r>
+        <w:t xml:space="preserve">on the</w:t>
+      </w:r>
+      <w:r>
+        <w:t xml:space="preserve"> </w:t>
+      </w:r>
+      <w:r>
+        <w:t xml:space="preserve">Marine Carbon Cycle</w:t>
+      </w:r>
+      <w:r>
+        <w:t xml:space="preserve">–</w:t>
+      </w:r>
+      <w:r>
+        <w:t xml:space="preserve">The Marine Dissolved Organic Matter Reactivity Continuum</w:t>
+      </w:r>
+      <w:r>
+        <w:t xml:space="preserve">.”</w:t>
+      </w:r>
+      <w:r>
+        <w:t xml:space="preserve"> </w:t>
+      </w:r>
+      <w:r>
+        <w:rPr>
+          <w:i/>
+          <w:iCs/>
+        </w:rPr>
+        <w:t xml:space="preserve">Environmental Science &amp; Technology</w:t>
+      </w:r>
+      <w:r>
+        <w:t xml:space="preserve"> </w:t>
+      </w:r>
+      <w:r>
+        <w:t xml:space="preserve">56 (9): 5371–80.</w:t>
+      </w:r>
+      <w:r>
+        <w:t xml:space="preserve"> </w:t>
+      </w:r>
+      <w:hyperlink r:id="rId112">
+        <w:r>
+          <w:rPr>
+            <w:rStyle w:val="Hyperlink"/>
+          </w:rPr>
+          <w:t xml:space="preserve">https://doi.org/10.1021/acs.est.1c08871</w:t>
+        </w:r>
+      </w:hyperlink>
+      <w:r>
+        <w:t xml:space="preserve">.</w:t>
+      </w:r>
+    </w:p>
+    <w:bookmarkEnd w:id="113"/>
+    <w:bookmarkStart w:id="115" w:name="ref-Gray2017"/>
+    <w:p>
+      <w:pPr>
+        <w:pStyle w:val="Bibliography"/>
+      </w:pPr>
+      <w:r>
         <w:t xml:space="preserve">Gray, Nicola, Rabiya Zia, Adam King, Vishal C. Patel, Julia Wendon, Mark J. W. McPhail, Muireann Coen, Robert S. Plumb, Ian D. Wilson, and Jeremy K. Nicholson. 2017.</w:t>
       </w:r>
       <w:r>
@@ -6448,7 +6590,7 @@
       <w:r>
         <w:t xml:space="preserve"> </w:t>
       </w:r>
-      <w:hyperlink r:id="rId96">
+      <w:hyperlink r:id="rId114">
         <w:r>
           <w:rPr>
             <w:rStyle w:val="Hyperlink"/>
@@ -6460,8 +6602,8 @@
         <w:t xml:space="preserve">.</w:t>
       </w:r>
     </w:p>
-    <w:bookmarkEnd w:id="97"/>
-    <w:bookmarkStart w:id="99" w:name="ref-Heal2021"/>
+    <w:bookmarkEnd w:id="115"/>
+    <w:bookmarkStart w:id="117" w:name="ref-Heal2021"/>
     <w:p>
       <w:pPr>
         <w:pStyle w:val="Bibliography"/>
@@ -6500,7 +6642,7 @@
       <w:r>
         <w:t xml:space="preserve"> </w:t>
       </w:r>
-      <w:hyperlink r:id="rId98">
+      <w:hyperlink r:id="rId116">
         <w:r>
           <w:rPr>
             <w:rStyle w:val="Hyperlink"/>
@@ -6512,8 +6654,8 @@
         <w:t xml:space="preserve">.</w:t>
       </w:r>
     </w:p>
-    <w:bookmarkEnd w:id="99"/>
-    <w:bookmarkStart w:id="101" w:name="ref-Hutchins2022"/>
+    <w:bookmarkEnd w:id="117"/>
+    <w:bookmarkStart w:id="119" w:name="ref-Hutchins2022"/>
     <w:p>
       <w:pPr>
         <w:pStyle w:val="Bibliography"/>
@@ -6546,7 +6688,7 @@
       <w:r>
         <w:t xml:space="preserve"> </w:t>
       </w:r>
-      <w:hyperlink r:id="rId100">
+      <w:hyperlink r:id="rId118">
         <w:r>
           <w:rPr>
             <w:rStyle w:val="Hyperlink"/>
@@ -6558,8 +6700,8 @@
         <w:t xml:space="preserve">.</w:t>
       </w:r>
     </w:p>
-    <w:bookmarkEnd w:id="101"/>
-    <w:bookmarkStart w:id="103" w:name="ref-Jones2024"/>
+    <w:bookmarkEnd w:id="119"/>
+    <w:bookmarkStart w:id="121" w:name="ref-Jones2024"/>
     <w:p>
       <w:pPr>
         <w:pStyle w:val="Bibliography"/>
@@ -6592,7 +6734,7 @@
       <w:r>
         <w:t xml:space="preserve"> </w:t>
       </w:r>
-      <w:hyperlink r:id="rId102">
+      <w:hyperlink r:id="rId120">
         <w:r>
           <w:rPr>
             <w:rStyle w:val="Hyperlink"/>
@@ -6604,8 +6746,8 @@
         <w:t xml:space="preserve">.</w:t>
       </w:r>
     </w:p>
-    <w:bookmarkEnd w:id="103"/>
-    <w:bookmarkStart w:id="105" w:name="ref-Kumler2022"/>
+    <w:bookmarkEnd w:id="121"/>
+    <w:bookmarkStart w:id="123" w:name="ref-Kumler2022"/>
     <w:p>
       <w:pPr>
         <w:pStyle w:val="Bibliography"/>
@@ -6656,7 +6798,7 @@
       <w:r>
         <w:t xml:space="preserve"> </w:t>
       </w:r>
-      <w:hyperlink r:id="rId104">
+      <w:hyperlink r:id="rId122">
         <w:r>
           <w:rPr>
             <w:rStyle w:val="Hyperlink"/>
@@ -6668,8 +6810,8 @@
         <w:t xml:space="preserve">.</w:t>
       </w:r>
     </w:p>
-    <w:bookmarkEnd w:id="105"/>
-    <w:bookmarkStart w:id="107" w:name="ref-Kumler2023"/>
+    <w:bookmarkEnd w:id="123"/>
+    <w:bookmarkStart w:id="125" w:name="ref-Kumler2023"/>
     <w:p>
       <w:pPr>
         <w:pStyle w:val="Bibliography"/>
@@ -6702,7 +6844,7 @@
       <w:r>
         <w:t xml:space="preserve"> </w:t>
       </w:r>
-      <w:hyperlink r:id="rId106">
+      <w:hyperlink r:id="rId124">
         <w:r>
           <w:rPr>
             <w:rStyle w:val="Hyperlink"/>
@@ -6714,8 +6856,8 @@
         <w:t xml:space="preserve">.</w:t>
       </w:r>
     </w:p>
-    <w:bookmarkEnd w:id="107"/>
-    <w:bookmarkStart w:id="109" w:name="ref-Li2023"/>
+    <w:bookmarkEnd w:id="125"/>
+    <w:bookmarkStart w:id="127" w:name="ref-Li2023"/>
     <w:p>
       <w:pPr>
         <w:pStyle w:val="Bibliography"/>
@@ -6748,7 +6890,7 @@
       <w:r>
         <w:t xml:space="preserve"> </w:t>
       </w:r>
-      <w:hyperlink r:id="rId108">
+      <w:hyperlink r:id="rId126">
         <w:r>
           <w:rPr>
             <w:rStyle w:val="Hyperlink"/>
@@ -6760,13 +6902,121 @@
         <w:t xml:space="preserve">.</w:t>
       </w:r>
     </w:p>
-    <w:bookmarkEnd w:id="109"/>
-    <w:bookmarkStart w:id="111" w:name="ref-McParland2021"/>
+    <w:bookmarkEnd w:id="127"/>
+    <w:bookmarkStart w:id="129" w:name="ref-Martiny2009"/>
     <w:p>
       <w:pPr>
         <w:pStyle w:val="Bibliography"/>
       </w:pPr>
       <w:r>
+        <w:t xml:space="preserve">Martiny, Adam C., Satish Kathuria, and Paul M. Berube. 2009.</w:t>
+      </w:r>
+      <w:r>
+        <w:t xml:space="preserve"> </w:t>
+      </w:r>
+      <w:r>
+        <w:t xml:space="preserve">“Widespread Metabolic Potential for Nitrite and Nitrate Assimilation Among</w:t>
+      </w:r>
+      <w:r>
+        <w:t xml:space="preserve"> </w:t>
+      </w:r>
+      <w:r>
+        <w:rPr>
+          <w:i/>
+          <w:iCs/>
+        </w:rPr>
+        <w:t xml:space="preserve">Prochlorococcus</w:t>
+      </w:r>
+      <w:r>
+        <w:t xml:space="preserve"> </w:t>
+      </w:r>
+      <w:r>
+        <w:t xml:space="preserve">Ecotypes.”</w:t>
+      </w:r>
+      <w:r>
+        <w:t xml:space="preserve"> </w:t>
+      </w:r>
+      <w:r>
+        <w:rPr>
+          <w:i/>
+          <w:iCs/>
+        </w:rPr>
+        <w:t xml:space="preserve">Proceedings of the National Academy of Sciences</w:t>
+      </w:r>
+      <w:r>
+        <w:t xml:space="preserve"> </w:t>
+      </w:r>
+      <w:r>
+        <w:t xml:space="preserve">106 (26): 10787–92.</w:t>
+      </w:r>
+      <w:r>
+        <w:t xml:space="preserve"> </w:t>
+      </w:r>
+      <w:hyperlink r:id="rId128">
+        <w:r>
+          <w:rPr>
+            <w:rStyle w:val="Hyperlink"/>
+          </w:rPr>
+          <w:t xml:space="preserve">https://doi.org/10.1073/pnas.0902532106</w:t>
+        </w:r>
+      </w:hyperlink>
+      <w:r>
+        <w:t xml:space="preserve">.</w:t>
+      </w:r>
+    </w:p>
+    <w:bookmarkEnd w:id="129"/>
+    <w:bookmarkStart w:id="131" w:name="ref-McAndrew2007"/>
+    <w:p>
+      <w:pPr>
+        <w:pStyle w:val="Bibliography"/>
+      </w:pPr>
+      <w:r>
+        <w:t xml:space="preserve">McAndrew, Pm, Km Björkman, Mj Church, Pj Morris, N Jachowski, leB Williams Pj, and Dm Karl. 2007.</w:t>
+      </w:r>
+      <w:r>
+        <w:t xml:space="preserve"> </w:t>
+      </w:r>
+      <w:r>
+        <w:t xml:space="preserve">“Metabolic Response of Oligotrophic Plankton Communities to Deep Water Nutrient Enrichment.”</w:t>
+      </w:r>
+      <w:r>
+        <w:t xml:space="preserve"> </w:t>
+      </w:r>
+      <w:r>
+        <w:rPr>
+          <w:i/>
+          <w:iCs/>
+        </w:rPr>
+        <w:t xml:space="preserve">Marine Ecology Progress Series</w:t>
+      </w:r>
+      <w:r>
+        <w:t xml:space="preserve"> </w:t>
+      </w:r>
+      <w:r>
+        <w:t xml:space="preserve">332 (March): 63–75.</w:t>
+      </w:r>
+      <w:r>
+        <w:t xml:space="preserve"> </w:t>
+      </w:r>
+      <w:hyperlink r:id="rId130">
+        <w:r>
+          <w:rPr>
+            <w:rStyle w:val="Hyperlink"/>
+          </w:rPr>
+          <w:t xml:space="preserve">https://doi.org/10.3354/meps332063</w:t>
+        </w:r>
+      </w:hyperlink>
+      <w:r>
+        <w:t xml:space="preserve">.</w:t>
+      </w:r>
+    </w:p>
+    <w:bookmarkEnd w:id="131"/>
+    <w:bookmarkStart w:id="133" w:name="ref-McParland2021"/>
+    <w:p>
+      <w:pPr>
+        <w:pStyle w:val="Bibliography"/>
+      </w:pPr>
+      <w:r>
         <w:t xml:space="preserve">McParland, Erin L., Harriet Alexander, and Winifred M. Johnson. 2021.</w:t>
       </w:r>
       <w:r>
@@ -6848,7 +7098,7 @@
       <w:r>
         <w:t xml:space="preserve"> </w:t>
       </w:r>
-      <w:hyperlink r:id="rId110">
+      <w:hyperlink r:id="rId132">
         <w:r>
           <w:rPr>
             <w:rStyle w:val="Hyperlink"/>
@@ -6860,8 +7110,8 @@
         <w:t xml:space="preserve">.</w:t>
       </w:r>
     </w:p>
-    <w:bookmarkEnd w:id="111"/>
-    <w:bookmarkStart w:id="113" w:name="ref-Moore2013"/>
+    <w:bookmarkEnd w:id="133"/>
+    <w:bookmarkStart w:id="135" w:name="ref-Moore2013"/>
     <w:p>
       <w:pPr>
         <w:pStyle w:val="Bibliography"/>
@@ -6894,7 +7144,7 @@
       <w:r>
         <w:t xml:space="preserve"> </w:t>
       </w:r>
-      <w:hyperlink r:id="rId112">
+      <w:hyperlink r:id="rId134">
         <w:r>
           <w:rPr>
             <w:rStyle w:val="Hyperlink"/>
@@ -6906,8 +7156,8 @@
         <w:t xml:space="preserve">.</w:t>
       </w:r>
     </w:p>
-    <w:bookmarkEnd w:id="113"/>
-    <w:bookmarkStart w:id="115" w:name="ref-Moran2022"/>
+    <w:bookmarkEnd w:id="135"/>
+    <w:bookmarkStart w:id="137" w:name="ref-Moran2022"/>
     <w:p>
       <w:pPr>
         <w:pStyle w:val="Bibliography"/>
@@ -6940,7 +7190,7 @@
       <w:r>
         <w:t xml:space="preserve"> </w:t>
       </w:r>
-      <w:hyperlink r:id="rId114">
+      <w:hyperlink r:id="rId136">
         <w:r>
           <w:rPr>
             <w:rStyle w:val="Hyperlink"/>
@@ -6952,8 +7202,8 @@
         <w:t xml:space="preserve">.</w:t>
       </w:r>
     </w:p>
-    <w:bookmarkEnd w:id="115"/>
-    <w:bookmarkStart w:id="117" w:name="ref-Moran2016"/>
+    <w:bookmarkEnd w:id="137"/>
+    <w:bookmarkStart w:id="139" w:name="ref-Moran2016"/>
     <w:p>
       <w:pPr>
         <w:pStyle w:val="Bibliography"/>
@@ -6986,7 +7236,7 @@
       <w:r>
         <w:t xml:space="preserve"> </w:t>
       </w:r>
-      <w:hyperlink r:id="rId116">
+      <w:hyperlink r:id="rId138">
         <w:r>
           <w:rPr>
             <w:rStyle w:val="Hyperlink"/>
@@ -6998,8 +7248,8 @@
         <w:t xml:space="preserve">.</w:t>
       </w:r>
     </w:p>
-    <w:bookmarkEnd w:id="117"/>
-    <w:bookmarkStart w:id="119" w:name="ref-Mulholland2008"/>
+    <w:bookmarkEnd w:id="139"/>
+    <w:bookmarkStart w:id="141" w:name="ref-Mulholland2008"/>
     <w:p>
       <w:pPr>
         <w:pStyle w:val="Bibliography"/>
@@ -7070,7 +7320,7 @@
       <w:r>
         <w:t xml:space="preserve"> </w:t>
       </w:r>
-      <w:hyperlink r:id="rId118">
+      <w:hyperlink r:id="rId140">
         <w:r>
           <w:rPr>
             <w:rStyle w:val="Hyperlink"/>
@@ -7082,40 +7332,46 @@
         <w:t xml:space="preserve">.</w:t>
       </w:r>
     </w:p>
-    <w:bookmarkEnd w:id="119"/>
-    <w:bookmarkStart w:id="121" w:name="ref-Palenik1997"/>
+    <w:bookmarkEnd w:id="141"/>
+    <w:bookmarkStart w:id="143" w:name="ref-Munoz-Marin2020"/>
     <w:p>
       <w:pPr>
         <w:pStyle w:val="Bibliography"/>
       </w:pPr>
       <w:r>
-        <w:t xml:space="preserve">Palenik, Brian, and Sarah E. Henson. 1997.</w:t>
-      </w:r>
-      <w:r>
-        <w:t xml:space="preserve"> </w:t>
-      </w:r>
-      <w:r>
-        <w:t xml:space="preserve">“The Use of Amides and Other Organic Nitrogen Sources by the Phytoplankton</w:t>
-      </w:r>
-      <w:r>
-        <w:t xml:space="preserve"> </w:t>
-      </w:r>
-      <w:r>
-        <w:rPr>
-          <w:i/>
-          <w:iCs/>
-        </w:rPr>
-        <w:t xml:space="preserve">Emiliania</w:t>
-      </w:r>
-      <w:r>
-        <w:t xml:space="preserve"> </w:t>
-      </w:r>
-      <w:r>
-        <w:rPr>
-          <w:i/>
-          <w:iCs/>
-        </w:rPr>
-        <w:t xml:space="preserve">Huxleyi</w:t>
+        <w:t xml:space="preserve">Muñoz-Marín, M C, G Gómez-Baena, A López-Lozano, J A Moreno-Cabezuelo, J Díez, and J M García-Fernández. 2020.</w:t>
+      </w:r>
+      <w:r>
+        <w:t xml:space="preserve"> </w:t>
+      </w:r>
+      <w:r>
+        <w:t xml:space="preserve">“Mixotrophy in Marine Picocyanobacteria: Use of Organic Compounds by</w:t>
+      </w:r>
+      <w:r>
+        <w:t xml:space="preserve"> </w:t>
+      </w:r>
+      <w:r>
+        <w:rPr>
+          <w:i/>
+          <w:iCs/>
+        </w:rPr>
+        <w:t xml:space="preserve">Prochlorococcus</w:t>
+      </w:r>
+      <w:r>
+        <w:t xml:space="preserve"> </w:t>
+      </w:r>
+      <w:r>
+        <w:t xml:space="preserve">and</w:t>
+      </w:r>
+      <w:r>
+        <w:t xml:space="preserve"> </w:t>
+      </w:r>
+      <w:r>
+        <w:rPr>
+          <w:i/>
+          <w:iCs/>
+        </w:rPr>
+        <w:t xml:space="preserve">Synechococcus</w:t>
       </w:r>
       <w:r>
         <w:t xml:space="preserve">.”</w:t>
@@ -7128,31 +7384,31 @@
           <w:i/>
           <w:iCs/>
         </w:rPr>
-        <w:t xml:space="preserve">Limnology and Oceanography</w:t>
-      </w:r>
-      <w:r>
-        <w:t xml:space="preserve"> </w:t>
-      </w:r>
-      <w:r>
-        <w:t xml:space="preserve">42 (7): 1544–51.</w:t>
-      </w:r>
-      <w:r>
-        <w:t xml:space="preserve"> </w:t>
-      </w:r>
-      <w:hyperlink r:id="rId120">
+        <w:t xml:space="preserve">The ISME Journal</w:t>
+      </w:r>
+      <w:r>
+        <w:t xml:space="preserve"> </w:t>
+      </w:r>
+      <w:r>
+        <w:t xml:space="preserve">14 (5): 1065–73.</w:t>
+      </w:r>
+      <w:r>
+        <w:t xml:space="preserve"> </w:t>
+      </w:r>
+      <w:hyperlink r:id="rId142">
         <w:r>
           <w:rPr>
             <w:rStyle w:val="Hyperlink"/>
           </w:rPr>
-          <w:t xml:space="preserve">https://doi.org/10.4319/lo.1997.42.7.1544</w:t>
+          <w:t xml:space="preserve">https://doi.org/10.1038/s41396-020-0603-9</w:t>
         </w:r>
       </w:hyperlink>
       <w:r>
         <w:t xml:space="preserve">.</w:t>
       </w:r>
     </w:p>
-    <w:bookmarkEnd w:id="121"/>
-    <w:bookmarkStart w:id="123" w:name="ref-Partensky2010"/>
+    <w:bookmarkEnd w:id="143"/>
+    <w:bookmarkStart w:id="145" w:name="ref-Partensky2010"/>
     <w:p>
       <w:pPr>
         <w:pStyle w:val="Bibliography"/>
@@ -7228,7 +7484,7 @@
       <w:r>
         <w:t xml:space="preserve"> </w:t>
       </w:r>
-      <w:hyperlink r:id="rId122">
+      <w:hyperlink r:id="rId144">
         <w:r>
           <w:rPr>
             <w:rStyle w:val="Hyperlink"/>
@@ -7240,8 +7496,8 @@
         <w:t xml:space="preserve">.</w:t>
       </w:r>
     </w:p>
-    <w:bookmarkEnd w:id="123"/>
-    <w:bookmarkStart w:id="124" w:name="ref-RCoreTeam2025"/>
+    <w:bookmarkEnd w:id="145"/>
+    <w:bookmarkStart w:id="146" w:name="ref-RCoreTeam2025"/>
     <w:p>
       <w:pPr>
         <w:pStyle w:val="Bibliography"/>
@@ -7295,8 +7551,8 @@
         <w:t xml:space="preserve">Vienna, Austria: R Foundation for Statistical Computing.</w:t>
       </w:r>
     </w:p>
-    <w:bookmarkEnd w:id="124"/>
-    <w:bookmarkStart w:id="126" w:name="ref-Rii2018"/>
+    <w:bookmarkEnd w:id="146"/>
+    <w:bookmarkStart w:id="148" w:name="ref-Rii2018"/>
     <w:p>
       <w:pPr>
         <w:pStyle w:val="Bibliography"/>
@@ -7374,7 +7630,7 @@
       <w:r>
         <w:t xml:space="preserve"> </w:t>
       </w:r>
-      <w:hyperlink r:id="rId125">
+      <w:hyperlink r:id="rId147">
         <w:r>
           <w:rPr>
             <w:rStyle w:val="Hyperlink"/>
@@ -7386,8 +7642,8 @@
         <w:t xml:space="preserve">.</w:t>
       </w:r>
     </w:p>
-    <w:bookmarkEnd w:id="126"/>
-    <w:bookmarkStart w:id="128" w:name="ref-Shilova2017"/>
+    <w:bookmarkEnd w:id="148"/>
+    <w:bookmarkStart w:id="150" w:name="ref-Shilova2017"/>
     <w:p>
       <w:pPr>
         <w:pStyle w:val="Bibliography"/>
@@ -7441,7 +7697,7 @@
       <w:r>
         <w:t xml:space="preserve"> </w:t>
       </w:r>
-      <w:hyperlink r:id="rId127">
+      <w:hyperlink r:id="rId149">
         <w:r>
           <w:rPr>
             <w:rStyle w:val="Hyperlink"/>
@@ -7453,8 +7709,8 @@
         <w:t xml:space="preserve">.</w:t>
       </w:r>
     </w:p>
-    <w:bookmarkEnd w:id="128"/>
-    <w:bookmarkStart w:id="130" w:name="ref-Smith2006"/>
+    <w:bookmarkEnd w:id="150"/>
+    <w:bookmarkStart w:id="152" w:name="ref-Smith2006"/>
     <w:p>
       <w:pPr>
         <w:pStyle w:val="Bibliography"/>
@@ -7532,7 +7788,7 @@
       <w:r>
         <w:t xml:space="preserve"> </w:t>
       </w:r>
-      <w:hyperlink r:id="rId129">
+      <w:hyperlink r:id="rId151">
         <w:r>
           <w:rPr>
             <w:rStyle w:val="Hyperlink"/>
@@ -7544,8 +7800,8 @@
         <w:t xml:space="preserve">.</w:t>
       </w:r>
     </w:p>
-    <w:bookmarkEnd w:id="130"/>
-    <w:bookmarkStart w:id="132" w:name="ref-Tautenhahn2008"/>
+    <w:bookmarkEnd w:id="152"/>
+    <w:bookmarkStart w:id="154" w:name="ref-Tautenhahn2008"/>
     <w:p>
       <w:pPr>
         <w:pStyle w:val="Bibliography"/>
@@ -7593,7 +7849,7 @@
       <w:r>
         <w:t xml:space="preserve"> </w:t>
       </w:r>
-      <w:hyperlink r:id="rId131">
+      <w:hyperlink r:id="rId153">
         <w:r>
           <w:rPr>
             <w:rStyle w:val="Hyperlink"/>
@@ -7605,13 +7861,130 @@
         <w:t xml:space="preserve">.</w:t>
       </w:r>
     </w:p>
-    <w:bookmarkEnd w:id="132"/>
-    <w:bookmarkStart w:id="134" w:name="ref-Walker2016"/>
+    <w:bookmarkEnd w:id="154"/>
+    <w:bookmarkStart w:id="155" w:name="ref-Villareal1994"/>
     <w:p>
       <w:pPr>
         <w:pStyle w:val="Bibliography"/>
       </w:pPr>
       <w:r>
+        <w:t xml:space="preserve">Villareal, TA. 1994.</w:t>
+      </w:r>
+      <w:r>
+        <w:t xml:space="preserve"> </w:t>
+      </w:r>
+      <w:r>
+        <w:t xml:space="preserve">“Widespread</w:t>
+      </w:r>
+      <w:r>
+        <w:t xml:space="preserve"> </w:t>
+      </w:r>
+      <w:r>
+        <w:t xml:space="preserve">Occurrence Of The Hemiaulus-Cyanobacterial Symbiosis In The Southwest North-Atlantic Ocean Widespread Occurrence Of The Hemiaulus-Cyanobacterial Symbiosis In The Southwest North-Atlantic Ocean Check Uw Holdings Widespread Occurrence Of The Hemiaulus-Cyanobacterial Symbiosis In The Southwest North-Atlantic Ocean</w:t>
+      </w:r>
+      <w:r>
+        <w:t xml:space="preserve">.”</w:t>
+      </w:r>
+      <w:r>
+        <w:t xml:space="preserve"> </w:t>
+      </w:r>
+      <w:r>
+        <w:rPr>
+          <w:i/>
+          <w:iCs/>
+        </w:rPr>
+        <w:t xml:space="preserve">Bulletin of Marine Science</w:t>
+      </w:r>
+      <w:r>
+        <w:t xml:space="preserve"> </w:t>
+      </w:r>
+      <w:r>
+        <w:t xml:space="preserve">54 (1): 1–7.</w:t>
+      </w:r>
+    </w:p>
+    <w:bookmarkEnd w:id="155"/>
+    <w:bookmarkStart w:id="157" w:name="ref-Wada2015"/>
+    <w:p>
+      <w:pPr>
+        <w:pStyle w:val="Bibliography"/>
+      </w:pPr>
+      <w:r>
+        <w:t xml:space="preserve">Wada, Naoki, Toshio Sakamoto, and Seiichi Matsugo. 2015.</w:t>
+      </w:r>
+      <w:r>
+        <w:t xml:space="preserve"> </w:t>
+      </w:r>
+      <w:r>
+        <w:t xml:space="preserve">“Mycosporine-</w:t>
+      </w:r>
+      <w:r>
+        <w:t xml:space="preserve">Like Amino Acids</w:t>
+      </w:r>
+      <w:r>
+        <w:t xml:space="preserve"> </w:t>
+      </w:r>
+      <w:r>
+        <w:t xml:space="preserve">and</w:t>
+      </w:r>
+      <w:r>
+        <w:t xml:space="preserve"> </w:t>
+      </w:r>
+      <w:r>
+        <w:t xml:space="preserve">Their Derivatives</w:t>
+      </w:r>
+      <w:r>
+        <w:t xml:space="preserve"> </w:t>
+      </w:r>
+      <w:r>
+        <w:t xml:space="preserve">as</w:t>
+      </w:r>
+      <w:r>
+        <w:t xml:space="preserve"> </w:t>
+      </w:r>
+      <w:r>
+        <w:t xml:space="preserve">Natural Antioxidants</w:t>
+      </w:r>
+      <w:r>
+        <w:t xml:space="preserve">.”</w:t>
+      </w:r>
+      <w:r>
+        <w:t xml:space="preserve"> </w:t>
+      </w:r>
+      <w:r>
+        <w:rPr>
+          <w:i/>
+          <w:iCs/>
+        </w:rPr>
+        <w:t xml:space="preserve">Antioxidants</w:t>
+      </w:r>
+      <w:r>
+        <w:t xml:space="preserve"> </w:t>
+      </w:r>
+      <w:r>
+        <w:t xml:space="preserve">4 (3): 603–46.</w:t>
+      </w:r>
+      <w:r>
+        <w:t xml:space="preserve"> </w:t>
+      </w:r>
+      <w:hyperlink r:id="rId156">
+        <w:r>
+          <w:rPr>
+            <w:rStyle w:val="Hyperlink"/>
+          </w:rPr>
+          <w:t xml:space="preserve">https://doi.org/10.3390/antiox4030603</w:t>
+        </w:r>
+      </w:hyperlink>
+      <w:r>
+        <w:t xml:space="preserve">.</w:t>
+      </w:r>
+    </w:p>
+    <w:bookmarkEnd w:id="157"/>
+    <w:bookmarkStart w:id="159" w:name="ref-Walker2016"/>
+    <w:p>
+      <w:pPr>
+        <w:pStyle w:val="Bibliography"/>
+      </w:pPr>
+      <w:r>
         <w:t xml:space="preserve">Walker, Mark C, and Wilfred A Van Der Donk. 2016.</w:t>
       </w:r>
       <w:r>
@@ -7639,7 +8012,7 @@
       <w:r>
         <w:t xml:space="preserve"> </w:t>
       </w:r>
-      <w:hyperlink r:id="rId133">
+      <w:hyperlink r:id="rId158">
         <w:r>
           <w:rPr>
             <w:rStyle w:val="Hyperlink"/>
@@ -7651,13 +8024,104 @@
         <w:t xml:space="preserve">.</w:t>
       </w:r>
     </w:p>
-    <w:bookmarkEnd w:id="134"/>
-    <w:bookmarkStart w:id="136" w:name="ref-Zehr2011"/>
+    <w:bookmarkEnd w:id="159"/>
+    <w:bookmarkStart w:id="161" w:name="ref-White2018"/>
     <w:p>
       <w:pPr>
         <w:pStyle w:val="Bibliography"/>
       </w:pPr>
       <w:r>
+        <w:t xml:space="preserve">White, Angelicque E., Katie S. Watkins-Brandt, and Matthew J. Church. 2018.</w:t>
+      </w:r>
+      <w:r>
+        <w:t xml:space="preserve"> </w:t>
+      </w:r>
+      <w:r>
+        <w:t xml:space="preserve">“Temporal</w:t>
+      </w:r>
+      <w:r>
+        <w:t xml:space="preserve"> </w:t>
+      </w:r>
+      <w:r>
+        <w:t xml:space="preserve">Variability</w:t>
+      </w:r>
+      <w:r>
+        <w:t xml:space="preserve"> </w:t>
+      </w:r>
+      <w:r>
+        <w:t xml:space="preserve">of</w:t>
+      </w:r>
+      <w:r>
+        <w:t xml:space="preserve"> </w:t>
+      </w:r>
+      <w:r>
+        <w:t xml:space="preserve">Trichodesmium</w:t>
+      </w:r>
+      <w:r>
+        <w:t xml:space="preserve"> </w:t>
+      </w:r>
+      <w:r>
+        <w:t xml:space="preserve">Spp. And</w:t>
+      </w:r>
+      <w:r>
+        <w:t xml:space="preserve"> </w:t>
+      </w:r>
+      <w:r>
+        <w:t xml:space="preserve">Diatom-Diazotroph Assemblages</w:t>
+      </w:r>
+      <w:r>
+        <w:t xml:space="preserve"> </w:t>
+      </w:r>
+      <w:r>
+        <w:t xml:space="preserve">in the</w:t>
+      </w:r>
+      <w:r>
+        <w:t xml:space="preserve"> </w:t>
+      </w:r>
+      <w:r>
+        <w:t xml:space="preserve">North Pacific Subtropical Gyre</w:t>
+      </w:r>
+      <w:r>
+        <w:t xml:space="preserve">.”</w:t>
+      </w:r>
+      <w:r>
+        <w:t xml:space="preserve"> </w:t>
+      </w:r>
+      <w:r>
+        <w:rPr>
+          <w:i/>
+          <w:iCs/>
+        </w:rPr>
+        <w:t xml:space="preserve">Frontiers in Marine Science</w:t>
+      </w:r>
+      <w:r>
+        <w:t xml:space="preserve"> </w:t>
+      </w:r>
+      <w:r>
+        <w:t xml:space="preserve">5 (February): 27.</w:t>
+      </w:r>
+      <w:r>
+        <w:t xml:space="preserve"> </w:t>
+      </w:r>
+      <w:hyperlink r:id="rId160">
+        <w:r>
+          <w:rPr>
+            <w:rStyle w:val="Hyperlink"/>
+          </w:rPr>
+          <w:t xml:space="preserve">https://doi.org/10.3389/fmars.2018.00027</w:t>
+        </w:r>
+      </w:hyperlink>
+      <w:r>
+        <w:t xml:space="preserve">.</w:t>
+      </w:r>
+    </w:p>
+    <w:bookmarkEnd w:id="161"/>
+    <w:bookmarkStart w:id="163" w:name="ref-Zehr2011"/>
+    <w:p>
+      <w:pPr>
+        <w:pStyle w:val="Bibliography"/>
+      </w:pPr>
+      <w:r>
         <w:t xml:space="preserve">Zehr, Jonathan P., and Raphael M. Kudela. 2011.</w:t>
       </w:r>
       <w:r>
@@ -7727,7 +8191,7 @@
       <w:r>
         <w:t xml:space="preserve"> </w:t>
       </w:r>
-      <w:hyperlink r:id="rId135">
+      <w:hyperlink r:id="rId162">
         <w:r>
           <w:rPr>
             <w:rStyle w:val="Hyperlink"/>
@@ -7739,8 +8203,8 @@
         <w:t xml:space="preserve">.</w:t>
       </w:r>
     </w:p>
-    <w:bookmarkEnd w:id="136"/>
-    <w:bookmarkStart w:id="138" w:name="ref-Zimmerman2023"/>
+    <w:bookmarkEnd w:id="163"/>
+    <w:bookmarkStart w:id="165" w:name="ref-Zimmerman2023"/>
     <w:p>
       <w:pPr>
         <w:pStyle w:val="Bibliography"/>
@@ -7773,7 +8237,7 @@
       <w:r>
         <w:t xml:space="preserve"> </w:t>
       </w:r>
-      <w:hyperlink r:id="rId137">
+      <w:hyperlink r:id="rId164">
         <w:r>
           <w:rPr>
             <w:rStyle w:val="Hyperlink"/>
@@ -7785,10 +8249,10 @@
         <w:t xml:space="preserve">.</w:t>
       </w:r>
     </w:p>
-    <w:bookmarkEnd w:id="138"/>
-    <w:bookmarkEnd w:id="139"/>
-    <w:bookmarkEnd w:id="140"/>
-    <w:bookmarkStart w:id="146" w:name="supplement"/>
+    <w:bookmarkEnd w:id="165"/>
+    <w:bookmarkEnd w:id="166"/>
+    <w:bookmarkEnd w:id="167"/>
+    <w:bookmarkStart w:id="174" w:name="supplement"/>
     <w:p>
       <w:pPr>
         <w:pStyle w:val="Heading1"/>
@@ -7797,7 +8261,7 @@
         <w:t xml:space="preserve">Supplement</w:t>
       </w:r>
     </w:p>
-    <w:bookmarkStart w:id="141" w:name="X031c7b21c251fbda3e788800498d52242f55fbd"/>
+    <w:bookmarkStart w:id="168" w:name="X031c7b21c251fbda3e788800498d52242f55fbd"/>
     <w:p>
       <w:pPr>
         <w:pStyle w:val="Heading2"/>
@@ -7806,8 +8270,8 @@
         <w:t xml:space="preserve">Supp fig: full heatmap of all compounds and timepoints</w:t>
       </w:r>
     </w:p>
-    <w:bookmarkEnd w:id="141"/>
-    <w:bookmarkStart w:id="142" w:name="X8af38d15bed8b30cb36c0256c59cd2dc670d021"/>
+    <w:bookmarkEnd w:id="168"/>
+    <w:bookmarkStart w:id="169" w:name="X8af38d15bed8b30cb36c0256c59cd2dc670d021"/>
     <w:p>
       <w:pPr>
         <w:pStyle w:val="Heading2"/>
@@ -7816,8 +8280,8 @@
         <w:t xml:space="preserve">Supp fig: THAA labeling broken down by triplicate</w:t>
       </w:r>
     </w:p>
-    <w:bookmarkEnd w:id="142"/>
-    <w:bookmarkStart w:id="143" w:name="supp-fig-all-maa-labeling"/>
+    <w:bookmarkEnd w:id="169"/>
+    <w:bookmarkStart w:id="170" w:name="supp-fig-all-maa-labeling"/>
     <w:p>
       <w:pPr>
         <w:pStyle w:val="Heading2"/>
@@ -7826,8 +8290,8 @@
         <w:t xml:space="preserve">Supp fig: All MAA labeling</w:t>
       </w:r>
     </w:p>
-    <w:bookmarkEnd w:id="143"/>
-    <w:bookmarkStart w:id="144" w:name="Xb2c4ae64b8f54f0be0de1671dcce187135667a2"/>
+    <w:bookmarkEnd w:id="170"/>
+    <w:bookmarkStart w:id="171" w:name="Xb2c4ae64b8f54f0be0de1671dcce187135667a2"/>
     <w:p>
       <w:pPr>
         <w:pStyle w:val="Heading2"/>
@@ -7836,8 +8300,8 @@
         <w:t xml:space="preserve">Supp fig: All quant concentrations for top 15 across all treatments and timepoints</w:t>
       </w:r>
     </w:p>
-    <w:bookmarkEnd w:id="144"/>
-    <w:bookmarkStart w:id="145" w:name="supp-fig-untargeted-heatmap"/>
+    <w:bookmarkEnd w:id="171"/>
+    <w:bookmarkStart w:id="172" w:name="supp-fig-untargeted-heatmap"/>
     <w:p>
       <w:pPr>
         <w:pStyle w:val="Heading2"/>
@@ -7846,8 +8310,18 @@
         <w:t xml:space="preserve">Supp fig: untargeted heatmap</w:t>
       </w:r>
     </w:p>
-    <w:bookmarkEnd w:id="145"/>
-    <w:bookmarkEnd w:id="146"/>
+    <w:bookmarkEnd w:id="172"/>
+    <w:bookmarkStart w:id="173" w:name="supp-fig-untargeted-zimmerman"/>
+    <w:p>
+      <w:pPr>
+        <w:pStyle w:val="Heading2"/>
+      </w:pPr>
+      <w:r>
+        <w:t xml:space="preserve">Supp fig? Untargeted zimmerman</w:t>
+      </w:r>
+    </w:p>
+    <w:bookmarkEnd w:id="173"/>
+    <w:bookmarkEnd w:id="174"/>
     <w:sectPr/>
   </w:body>
 </w:document>
@@ -7954,189 +8428,8 @@
       </w:pPr>
     </w:lvl>
   </w:abstractNum>
-  <w:abstractNum w:abstractNumId="991">
-    <w:nsid w:val="0000A991"/>
-    <w:multiLevelType w:val="multilevel"/>
-    <w:lvl w:ilvl="0">
-      <w:numFmt w:val="bullet"/>
-      <w:lvlText w:val=""/>
-      <w:lvlJc w:val="left"/>
-      <w:pPr>
-        <w:ind w:left="720" w:hanging="360"/>
-      </w:pPr>
-      <w:rPr>
-        <w:rFonts w:ascii="Symbol" w:hAnsi="Symbol" w:cs="Symbol" w:hint="default"/>
-      </w:rPr>
-    </w:lvl>
-    <w:lvl w:ilvl="1">
-      <w:numFmt w:val="bullet"/>
-      <w:lvlText w:val="o"/>
-      <w:lvlJc w:val="left"/>
-      <w:pPr>
-        <w:ind w:left="1440" w:hanging="360"/>
-      </w:pPr>
-      <w:rPr>
-        <w:rFonts w:ascii="Courier New" w:hAnsi="Courier New" w:cs="Courier New" w:hint="default"/>
-      </w:rPr>
-    </w:lvl>
-    <w:lvl w:ilvl="2">
-      <w:numFmt w:val="bullet"/>
-      <w:lvlText w:val=""/>
-      <w:lvlJc w:val="left"/>
-      <w:pPr>
-        <w:ind w:left="2160" w:hanging="360"/>
-      </w:pPr>
-      <w:rPr>
-        <w:rFonts w:ascii="Wingdings" w:hAnsi="Wingdings" w:cs="Wingdings" w:hint="default"/>
-      </w:rPr>
-    </w:lvl>
-    <w:lvl w:ilvl="3">
-      <w:numFmt w:val="bullet"/>
-      <w:lvlText w:val=""/>
-      <w:lvlJc w:val="left"/>
-      <w:pPr>
-        <w:ind w:left="2880" w:hanging="360"/>
-      </w:pPr>
-      <w:rPr>
-        <w:rFonts w:ascii="Symbol" w:hAnsi="Symbol" w:cs="Symbol" w:hint="default"/>
-      </w:rPr>
-    </w:lvl>
-    <w:lvl w:ilvl="4">
-      <w:numFmt w:val="bullet"/>
-      <w:lvlText w:val="o"/>
-      <w:lvlJc w:val="left"/>
-      <w:pPr>
-        <w:ind w:left="3600" w:hanging="360"/>
-      </w:pPr>
-      <w:rPr>
-        <w:rFonts w:ascii="Courier New" w:hAnsi="Courier New" w:cs="Courier New" w:hint="default"/>
-      </w:rPr>
-    </w:lvl>
-    <w:lvl w:ilvl="5">
-      <w:numFmt w:val="bullet"/>
-      <w:lvlText w:val=""/>
-      <w:lvlJc w:val="left"/>
-      <w:pPr>
-        <w:ind w:left="4320" w:hanging="360"/>
-      </w:pPr>
-      <w:rPr>
-        <w:rFonts w:ascii="Wingdings" w:hAnsi="Wingdings" w:cs="Wingdings" w:hint="default"/>
-      </w:rPr>
-    </w:lvl>
-    <w:lvl w:ilvl="6">
-      <w:numFmt w:val="bullet"/>
-      <w:lvlText w:val=""/>
-      <w:lvlJc w:val="left"/>
-      <w:pPr>
-        <w:ind w:left="5040" w:hanging="360"/>
-      </w:pPr>
-      <w:rPr>
-        <w:rFonts w:ascii="Symbol" w:hAnsi="Symbol" w:cs="Symbol" w:hint="default"/>
-      </w:rPr>
-    </w:lvl>
-    <w:lvl w:ilvl="7">
-      <w:numFmt w:val="bullet"/>
-      <w:lvlText w:val="o"/>
-      <w:lvlJc w:val="left"/>
-      <w:pPr>
-        <w:ind w:left="5760" w:hanging="360"/>
-      </w:pPr>
-      <w:rPr>
-        <w:rFonts w:ascii="Courier New" w:hAnsi="Courier New" w:cs="Courier New" w:hint="default"/>
-      </w:rPr>
-    </w:lvl>
-    <w:lvl w:ilvl="8">
-      <w:numFmt w:val="bullet"/>
-      <w:lvlText w:val=""/>
-      <w:lvlJc w:val="left"/>
-      <w:pPr>
-        <w:ind w:left="6480" w:hanging="360"/>
-      </w:pPr>
-      <w:rPr>
-        <w:rFonts w:ascii="Wingdings" w:hAnsi="Wingdings" w:cs="Wingdings" w:hint="default"/>
-      </w:rPr>
-    </w:lvl>
-  </w:abstractNum>
   <w:num w:numId="1000">
     <w:abstractNumId w:val="990"/>
-  </w:num>
-  <w:num w:numId="1001">
-    <w:abstractNumId w:val="991"/>
-  </w:num>
-  <w:num w:numId="1002">
-    <w:abstractNumId w:val="991"/>
-  </w:num>
-  <w:num w:numId="1003">
-    <w:abstractNumId w:val="991"/>
-  </w:num>
-  <w:num w:numId="1004">
-    <w:abstractNumId w:val="991"/>
-  </w:num>
-  <w:num w:numId="1005">
-    <w:abstractNumId w:val="991"/>
-  </w:num>
-  <w:num w:numId="1006">
-    <w:abstractNumId w:val="991"/>
-  </w:num>
-  <w:num w:numId="1007">
-    <w:abstractNumId w:val="991"/>
-  </w:num>
-  <w:num w:numId="1008">
-    <w:abstractNumId w:val="991"/>
-  </w:num>
-  <w:num w:numId="1009">
-    <w:abstractNumId w:val="991"/>
-  </w:num>
-  <w:num w:numId="1010">
-    <w:abstractNumId w:val="991"/>
-  </w:num>
-  <w:num w:numId="1011">
-    <w:abstractNumId w:val="991"/>
-  </w:num>
-  <w:num w:numId="1012">
-    <w:abstractNumId w:val="991"/>
-  </w:num>
-  <w:num w:numId="1013">
-    <w:abstractNumId w:val="991"/>
-  </w:num>
-  <w:num w:numId="1014">
-    <w:abstractNumId w:val="991"/>
-  </w:num>
-  <w:num w:numId="1015">
-    <w:abstractNumId w:val="991"/>
-  </w:num>
-  <w:num w:numId="1016">
-    <w:abstractNumId w:val="991"/>
-  </w:num>
-  <w:num w:numId="1017">
-    <w:abstractNumId w:val="991"/>
-  </w:num>
-  <w:num w:numId="1018">
-    <w:abstractNumId w:val="991"/>
-  </w:num>
-  <w:num w:numId="1019">
-    <w:abstractNumId w:val="991"/>
-  </w:num>
-  <w:num w:numId="1020">
-    <w:abstractNumId w:val="991"/>
-  </w:num>
-  <w:num w:numId="1021">
-    <w:abstractNumId w:val="991"/>
-  </w:num>
-  <w:num w:numId="1022">
-    <w:abstractNumId w:val="991"/>
-  </w:num>
-  <w:num w:numId="1023">
-    <w:abstractNumId w:val="991"/>
-  </w:num>
-  <w:num w:numId="1024">
-    <w:abstractNumId w:val="991"/>
-  </w:num>
-  <w:num w:numId="1025">
-    <w:abstractNumId w:val="991"/>
-  </w:num>
-  <w:num w:numId="1026">
-    <w:abstractNumId w:val="991"/>
   </w:num>
 </w:numbering>
 </file>
